--- a/docs/Artigo_PedroConrado_RichardyRodrigues_ATUALIZADO.docx
+++ b/docs/Artigo_PedroConrado_RichardyRodrigues_ATUALIZADO.docx
@@ -252,7 +252,7 @@
           <w:rFonts w:ascii="Times New Roman" w:hAnsi="Times New Roman" w:cs="Times New Roman" w:eastAsia="Times New Roman"/>
           <w:sz w:val="24"/>
         </w:rPr>
-        <w:t xml:space="preserve"> atende ao critério de desempenho, com latência p95 de 253 ms e 0% de erro sob carga, ao passo que o carregamento inicial do </w:t>
+        <w:t xml:space="preserve"> atende ao critério de desempenho, com latência de cauda (p97,5) de 253 ms e 0% de erro sob carga, ao passo que o carregamento inicial do </w:t>
       </w:r>
       <w:r>
         <w:rPr>
@@ -374,7 +374,7 @@
           <w:rFonts w:ascii="Times New Roman" w:hAnsi="Times New Roman" w:cs="Times New Roman" w:eastAsia="Times New Roman"/>
           <w:sz w:val="24"/>
         </w:rPr>
-        <w:t>), and a set of tools for automated testing, static analysis, performance, and security. The procedure was executed on a reproducible environment and issued verdicts per attribute and per layer: three real authorization and integrity defects were detected, fixed, and re-measured; reliability meets the defined criteria; the backend meets the performance criterion, with a p95 latency of 253 ms and a 0% error rate under load, whereas the initial frontend load does not, with an LCP of 3.17 s after optimization against a 2.5 s target; and maintainability shows a sound structure, free of circular dependencies, with below-ideal code hygiene. The ability to pinpoint specific deficiencies — rather than to certify uniform quality — demonstrates the value of the proposed procedure.</w:t>
+        <w:t>), and a set of tools for automated testing, static analysis, performance, and security. The procedure was executed on a reproducible environment and issued verdicts per attribute and per layer: three real authorization and integrity defects were detected, fixed, and re-measured; reliability meets the defined criteria; the backend meets the performance criterion, with a tail latency (p97.5) of 253 ms and a 0% error rate under load, whereas the initial frontend load does not, with an LCP of 3.17 s after optimization against a 2.5 s target; and maintainability shows a sound structure, free of circular dependencies, with below-ideal code hygiene. The ability to pinpoint specific deficiencies — rather than to certify uniform quality — demonstrates the value of the proposed procedure.</w:t>
       </w:r>
     </w:p>
     <w:p>
@@ -1305,7 +1305,91 @@
           <w:rFonts w:ascii="Times New Roman" w:hAnsi="Times New Roman" w:cs="Times New Roman" w:eastAsia="Times New Roman"/>
           <w:sz w:val="24"/>
         </w:rPr>
-        <w:t>O restante do artigo está organizado da seguinte forma. A Seção 2 apresenta o referencial teórico sobre arquitetura de software, avaliação arquitetural, qualidade de software e arquiteturas BaaS/Serverless. A Seção 3 descreve a metodologia adotada. A Seção 4 documenta a arquitetura da plataforma Hubservi. A Seção 5 detalha o planejamento experimental e o plano de métricas. A Seção 6 apresenta a avaliação arquitetural com base no ATAM. A Seção 7 consolida os resultados das medições executadas. A Seção 8 expõe o cronograma. A Seção 9 apresenta a conclusão e, por fim, são listadas as referências. O Apêndice A reúne os diagramas de modelagem.</w:t>
+        <w:t>O restante do artigo está organizado da seguinte forma. A Seção 2 apresenta o referencial teórico sobre arquitetura de software, avaliação arquitetural, qualidade de software e arquiteturas BaaS/Serverless. A Seção 3 descreve a metodologia adotada. A Seção 4 documenta a arquitetura da plataforma Hubservi. A Seção 5 detalha o planejamento experimental e o plano de métricas. A Seção 6 apresenta a avaliação arquitetural com base no ATAM. A Seção 7 consolida os resultados das medições executadas. A Seção 8 expõe o cronograma. A Seção 9 apresenta a conclusão e, por fim, são listadas as referências.</w:t>
+      </w:r>
+    </w:p>
+    <w:p>
+      <w:pPr>
+        <w:jc w:val="left"/>
+      </w:pPr>
+      <w:r>
+        <w:rPr>
+          <w:rFonts w:ascii="Times New Roman" w:hAnsi="Times New Roman" w:cs="Times New Roman" w:eastAsia="Times New Roman"/>
+          <w:b/>
+          <w:sz w:val="24"/>
+        </w:rPr>
+        <w:t>1.8 Disponibilidade dos artefatos</w:t>
+      </w:r>
+    </w:p>
+    <w:p>
+      <w:pPr>
+        <w:ind w:firstLine="700"/>
+        <w:jc w:val="both"/>
+      </w:pPr>
+      <w:r>
+        <w:rPr>
+          <w:rFonts w:ascii="Times New Roman" w:hAnsi="Times New Roman" w:cs="Times New Roman" w:eastAsia="Times New Roman"/>
+          <w:sz w:val="24"/>
+        </w:rPr>
+        <w:t xml:space="preserve">Todo o material que sustenta este trabalho é público e versionado, em coerência com a própria tese do artigo: uma avaliação técnica só é verificável se o instrumento, o procedimento e as evidências puderem ser inspecionados por terceiros. O repositório (https://github.com/Richardy-Rodrigues/hubservi) reúne o código-fonte da plataforma, as </w:t>
+      </w:r>
+      <w:r>
+        <w:rPr>
+          <w:rFonts w:ascii="Times New Roman" w:hAnsi="Times New Roman" w:cs="Times New Roman" w:eastAsia="Times New Roman"/>
+          <w:i/>
+          <w:sz w:val="24"/>
+        </w:rPr>
+        <w:t>migrations</w:t>
+      </w:r>
+      <w:r>
+        <w:rPr>
+          <w:rFonts w:ascii="Times New Roman" w:hAnsi="Times New Roman" w:cs="Times New Roman" w:eastAsia="Times New Roman"/>
+          <w:sz w:val="24"/>
+        </w:rPr>
+        <w:t xml:space="preserve"> que definem o esquema e as políticas de autorização, as suítes de teste, o registro completo das medições — com ferramenta, versão, data, valor, critério e veredito — e as saídas brutas de cada execução.</w:t>
+      </w:r>
+    </w:p>
+    <w:p>
+      <w:pPr>
+        <w:ind w:firstLine="700"/>
+        <w:jc w:val="both"/>
+      </w:pPr>
+      <w:r>
+        <w:rPr>
+          <w:rFonts w:ascii="Times New Roman" w:hAnsi="Times New Roman" w:cs="Times New Roman" w:eastAsia="Times New Roman"/>
+          <w:sz w:val="24"/>
+        </w:rPr>
+        <w:t xml:space="preserve">Dois documentos são publicados como </w:t>
+      </w:r>
+      <w:r>
+        <w:rPr>
+          <w:rFonts w:ascii="Times New Roman" w:hAnsi="Times New Roman" w:cs="Times New Roman" w:eastAsia="Times New Roman"/>
+          <w:b/>
+          <w:sz w:val="24"/>
+        </w:rPr>
+        <w:t>material suplementar</w:t>
+      </w:r>
+      <w:r>
+        <w:rPr>
+          <w:rFonts w:ascii="Times New Roman" w:hAnsi="Times New Roman" w:cs="Times New Roman" w:eastAsia="Times New Roman"/>
+          <w:sz w:val="24"/>
+        </w:rPr>
+        <w:t xml:space="preserve">, referenciados ao longo do texto. O primeiro (VIEIRA; COSTA, 2026a) reúne os diagramas de modelagem — UML, BPMN e DER — e o dicionário de dados, numerados de forma autocontida (Figuras A.1 a A.10 e Tabelas A.1 a A.7). O segundo (VIEIRA; COSTA, 2026b) descreve como reproduzir cada medição reportada na Seção 7, classificando-as pelo que exigem do ambiente e explicitando quais </w:t>
+      </w:r>
+      <w:r>
+        <w:rPr>
+          <w:rFonts w:ascii="Times New Roman" w:hAnsi="Times New Roman" w:cs="Times New Roman" w:eastAsia="Times New Roman"/>
+          <w:b/>
+          <w:sz w:val="24"/>
+        </w:rPr>
+        <w:t>não</w:t>
+      </w:r>
+      <w:r>
+        <w:rPr>
+          <w:rFonts w:ascii="Times New Roman" w:hAnsi="Times New Roman" w:cs="Times New Roman" w:eastAsia="Times New Roman"/>
+          <w:sz w:val="24"/>
+        </w:rPr>
+        <w:t xml:space="preserve"> são reproduzíveis e por quê — informação que a Seção 5.4 trata como parte das ameaças à validade, e não como omissão.</w:t>
       </w:r>
     </w:p>
     <w:p>
@@ -3246,7 +3330,7 @@
           <w:rFonts w:ascii="Times New Roman" w:hAnsi="Times New Roman" w:cs="Times New Roman" w:eastAsia="Times New Roman"/>
           <w:sz w:val="24"/>
         </w:rPr>
-        <w:t xml:space="preserve"> e constituem a base a partir da qual se derivam a árvore de utilidade do ATAM (Seção 6) e os cenários de avaliação (Seção 5) — ou seja, ligam a construção do instrumento à avaliação propriamente dita. Encontram-se reproduzidos no Apêndice A.</w:t>
+        <w:t xml:space="preserve"> e constituem a base a partir da qual se derivam a árvore de utilidade do ATAM (Seção 6) e os cenários de avaliação (Seção 5) — ou seja, ligam a construção do instrumento à avaliação propriamente dita. Encontram-se reproduzidos no material suplementar (VIEIRA; COSTA, 2026a).</w:t>
       </w:r>
     </w:p>
     <w:p>
@@ -3358,7 +3442,7 @@
           <w:rFonts w:ascii="Times New Roman" w:hAnsi="Times New Roman" w:cs="Times New Roman" w:eastAsia="Times New Roman"/>
           <w:sz w:val="24"/>
         </w:rPr>
-        <w:t>, produzindo modelos UML (casos de uso, classes, sequência, componentes e implantação), modelo de processos de negócio (BPMN) e o modelo de dados (DER e dicionário de dados). Os artefatos constam do Apêndice A.</w:t>
+        <w:t>, produzindo modelos UML (casos de uso, classes, sequência, componentes e implantação), modelo de processos de negócio (BPMN) e o modelo de dados (DER e dicionário de dados). Os artefatos constam do material suplementar (VIEIRA; COSTA, 2026a).</w:t>
       </w:r>
     </w:p>
     <w:p>
@@ -4557,7 +4641,7 @@
           <w:rFonts w:ascii="Times New Roman" w:hAnsi="Times New Roman" w:cs="Times New Roman" w:eastAsia="Times New Roman"/>
           <w:sz w:val="24"/>
         </w:rPr>
-        <w:t>Os diagramas detalhados de componentes e de implantação constam do Apêndice A (Figuras 10 e 11).</w:t>
+        <w:t>Os diagramas detalhados de componentes e de implantação constam do material suplementar (VIEIRA; COSTA, 2026a, Figuras A.7 e A.8).</w:t>
       </w:r>
     </w:p>
     <w:p>
@@ -5852,7 +5936,7 @@
           <w:rFonts w:ascii="Times New Roman" w:hAnsi="Times New Roman" w:cs="Times New Roman" w:eastAsia="Times New Roman"/>
           <w:sz w:val="24"/>
         </w:rPr>
-        <w:t xml:space="preserve"> de interface. Os diagramas de casos de uso e de classes constam do Apêndice A (Figuras 5 e 6).</w:t>
+        <w:t xml:space="preserve"> de interface. Os diagramas de casos de uso e de classes constam do material suplementar (VIEIRA; COSTA, 2026a, Figuras A.2 e A.3).</w:t>
       </w:r>
     </w:p>
     <w:p>
@@ -6680,7 +6764,7 @@
           <w:rFonts w:ascii="Times New Roman" w:hAnsi="Times New Roman" w:cs="Times New Roman" w:eastAsia="Times New Roman"/>
           <w:sz w:val="24"/>
         </w:rPr>
-        <w:t>), garantindo no máximo uma avaliação por cliente por serviço. O DER e o dicionário de dados constam do Apêndice A.</w:t>
+        <w:t>), garantindo no máximo uma avaliação por cliente por serviço. O DER e o dicionário de dados constam do material suplementar (VIEIRA; COSTA, 2026a, Figura A.1 e Tabelas A.1 a A.7).</w:t>
       </w:r>
     </w:p>
     <w:p>
@@ -6854,7 +6938,7 @@
           <w:rFonts w:ascii="Times New Roman" w:hAnsi="Times New Roman" w:cs="Times New Roman" w:eastAsia="Times New Roman"/>
           <w:sz w:val="24"/>
         </w:rPr>
-        <w:t xml:space="preserve"> e carrega o perfil do usuário autenticado (Apêndice A, Figura 7).</w:t>
+        <w:t xml:space="preserve"> e carrega o perfil do usuário autenticado (VIEIRA; COSTA, 2026a, Figura A.4).</w:t>
       </w:r>
     </w:p>
     <w:p>
@@ -7086,7 +7170,7 @@
           <w:rFonts w:ascii="Times New Roman" w:hAnsi="Times New Roman" w:cs="Times New Roman" w:eastAsia="Times New Roman"/>
           <w:sz w:val="24"/>
         </w:rPr>
-        <w:t>. O cliente acompanha e pode cancelar solicitações pendentes; o prestador aceita, rejeita, conclui ou cancela (Apêndice A, Figuras 8 e 12).</w:t>
+        <w:t>. O cliente acompanha e pode cancelar solicitações pendentes; o prestador aceita, rejeita, conclui ou cancela (VIEIRA; COSTA, 2026a, Figuras A.5 e A.9).</w:t>
       </w:r>
     </w:p>
     <w:p>
@@ -7142,7 +7226,7 @@
           <w:rFonts w:ascii="Times New Roman" w:hAnsi="Times New Roman" w:cs="Times New Roman" w:eastAsia="Times New Roman"/>
           <w:sz w:val="24"/>
         </w:rPr>
-        <w:t xml:space="preserve"> (Apêndice A, Figura 9).</w:t>
+        <w:t xml:space="preserve"> (VIEIRA; COSTA, 2026a, Figura A.6).</w:t>
       </w:r>
     </w:p>
     <w:p>
@@ -8248,7 +8332,7 @@
           <w:rFonts w:ascii="Times New Roman" w:hAnsi="Times New Roman" w:cs="Times New Roman" w:eastAsia="Times New Roman"/>
           <w:sz w:val="24"/>
         </w:rPr>
-        <w:t>; transições inválidas resultam em exceção (Apêndice A, Figura 13).</w:t>
+        <w:t>; transições inválidas resultam em exceção (VIEIRA; COSTA, 2026a, Figura A.10).</w:t>
       </w:r>
     </w:p>
     <w:p>
@@ -10761,7 +10845,43 @@
           <w:rFonts w:ascii="Times New Roman" w:hAnsi="Times New Roman" w:cs="Times New Roman" w:eastAsia="Times New Roman"/>
           <w:sz w:val="24"/>
         </w:rPr>
-        <w:t>O limiar de 800 ms para a latência p95, em aberto no planejamento inicial, foi calibrado antes da coleta definitiva a partir de uma execução exploratória de baixa intensidade (5 conexões por 5 s, p95 aproximado de 57 ms) e da heurística de 1 s para a percepção de fluidez pelo usuário, adotando-se margem conservadora.</w:t>
+        <w:t>O limiar de 800 ms para a latência p95, em aberto no planejamento inicial, foi calibrado antes da coleta definitiva a partir de uma execução exploratória de baixa intensidade (5 conexões por 5 s, latência de cauda aproximada de 57 ms) e da heurística de 1 s para a percepção de fluidez pelo usuário, adotando-se margem conservadora.</w:t>
+      </w:r>
+    </w:p>
+    <w:p>
+      <w:pPr>
+        <w:ind w:firstLine="700"/>
+        <w:jc w:val="both"/>
+      </w:pPr>
+      <w:r>
+        <w:rPr>
+          <w:rFonts w:ascii="Times New Roman" w:hAnsi="Times New Roman" w:cs="Times New Roman" w:eastAsia="Times New Roman"/>
+          <w:b/>
+          <w:sz w:val="24"/>
+        </w:rPr>
+        <w:t>Percentil efetivamente reportado.</w:t>
+      </w:r>
+      <w:r>
+        <w:rPr>
+          <w:rFonts w:ascii="Times New Roman" w:hAnsi="Times New Roman" w:cs="Times New Roman" w:eastAsia="Times New Roman"/>
+          <w:sz w:val="24"/>
+        </w:rPr>
+        <w:t xml:space="preserve"> A ferramenta empregada (autocannon) não expõe o p95 no conjunto padrão de percentis de seu histograma — os valores vizinhos são o p90 e o p97,5. Os resultados de latência sob carga apresentados na Seção 7 são, portanto, de </w:t>
+      </w:r>
+      <w:r>
+        <w:rPr>
+          <w:rFonts w:ascii="Times New Roman" w:hAnsi="Times New Roman" w:cs="Times New Roman" w:eastAsia="Times New Roman"/>
+          <w:b/>
+          <w:sz w:val="24"/>
+        </w:rPr>
+        <w:t>p97,5</w:t>
+      </w:r>
+      <w:r>
+        <w:rPr>
+          <w:rFonts w:ascii="Times New Roman" w:hAnsi="Times New Roman" w:cs="Times New Roman" w:eastAsia="Times New Roman"/>
+          <w:sz w:val="24"/>
+        </w:rPr>
+        <w:t>, percentil mais exigente que o p95 fixado como critério: satisfeito o limiar em p97,5, ele está necessariamente satisfeito em p95. Registra-se a diferença para que o número publicado não prometa precisão superior à que o instrumento entrega.</w:t>
       </w:r>
     </w:p>
     <w:p>
@@ -15457,7 +15577,7 @@
           <w:rFonts w:ascii="Times New Roman" w:hAnsi="Times New Roman" w:cs="Times New Roman" w:eastAsia="Times New Roman"/>
           <w:sz w:val="24"/>
         </w:rPr>
-        <w:t xml:space="preserve">Foram produzidos e estão disponíveis em </w:t>
+        <w:t xml:space="preserve">Foram produzidos e estão disponíveis no repositório do trabalho, em </w:t>
       </w:r>
       <w:r>
         <w:rPr>
@@ -15472,7 +15592,7 @@
           <w:rFonts w:ascii="Times New Roman" w:hAnsi="Times New Roman" w:cs="Times New Roman" w:eastAsia="Times New Roman"/>
           <w:sz w:val="24"/>
         </w:rPr>
-        <w:t xml:space="preserve"> e no Apêndice A deste artigo:</w:t>
+        <w:t>, e reunidos no material suplementar (VIEIRA; COSTA, 2026a):</w:t>
       </w:r>
     </w:p>
     <w:p>
@@ -16580,14 +16700,14 @@
           <w:b/>
           <w:sz w:val="24"/>
         </w:rPr>
-        <w:t>latência p95 de 253 ms</w:t>
-      </w:r>
-      <w:r>
-        <w:rPr>
-          <w:rFonts w:ascii="Times New Roman" w:hAnsi="Times New Roman" w:cs="Times New Roman" w:eastAsia="Times New Roman"/>
-          <w:sz w:val="24"/>
-        </w:rPr>
-        <w:t xml:space="preserve"> (critério de 800 ms) e </w:t>
+        <w:t>latência de cauda (p97,5) de 253 ms</w:t>
+      </w:r>
+      <w:r>
+        <w:rPr>
+          <w:rFonts w:ascii="Times New Roman" w:hAnsi="Times New Roman" w:cs="Times New Roman" w:eastAsia="Times New Roman"/>
+          <w:sz w:val="24"/>
+        </w:rPr>
+        <w:t xml:space="preserve"> (critério de 800 ms em p95, portanto atendido com folga) e </w:t>
       </w:r>
       <w:r>
         <w:rPr>
@@ -18389,5713 +18509,55 @@
         </w:rPr>
         <w:t>. 9. ed. São Paulo: Pearson Prentice Hall, 2011.</w:t>
       </w:r>
-    </w:p>
-    <w:p>
-      <w:pPr>
-        <w:jc w:val="left"/>
-      </w:pPr>
-      <w:r>
-        <w:rPr>
-          <w:rFonts w:ascii="Times New Roman" w:hAnsi="Times New Roman" w:cs="Times New Roman" w:eastAsia="Times New Roman"/>
-          <w:b/>
-          <w:sz w:val="24"/>
-        </w:rPr>
-        <w:t>APÊNDICE A — DIAGRAMAS (UML, BPMN E DER) E DICIONÁRIO DE DADOS</w:t>
-      </w:r>
-    </w:p>
-    <w:p>
-      <w:pPr>
-        <w:ind w:firstLine="700"/>
-        <w:jc w:val="both"/>
-      </w:pPr>
-      <w:r>
-        <w:rPr>
-          <w:rFonts w:ascii="Times New Roman" w:hAnsi="Times New Roman" w:cs="Times New Roman" w:eastAsia="Times New Roman"/>
-          <w:sz w:val="24"/>
-        </w:rPr>
-        <w:t xml:space="preserve">Os diagramas a seguir foram recuperados do código-fonte e das </w:t>
-      </w:r>
-      <w:r>
-        <w:rPr>
-          <w:rFonts w:ascii="Times New Roman" w:hAnsi="Times New Roman" w:cs="Times New Roman" w:eastAsia="Times New Roman"/>
-          <w:i/>
-          <w:sz w:val="24"/>
-        </w:rPr>
-        <w:t>migrations</w:t>
-      </w:r>
-      <w:r>
-        <w:rPr>
-          <w:rFonts w:ascii="Times New Roman" w:hAnsi="Times New Roman" w:cs="Times New Roman" w:eastAsia="Times New Roman"/>
-          <w:sz w:val="24"/>
-        </w:rPr>
-        <w:t xml:space="preserve">; o código de diagramação que os origina está versionado em </w:t>
-      </w:r>
-      <w:r>
-        <w:rPr>
-          <w:rFonts w:ascii="Times New Roman" w:hAnsi="Times New Roman" w:cs="Times New Roman" w:eastAsia="Times New Roman"/>
-          <w:i/>
-          <w:sz w:val="24"/>
-        </w:rPr>
-        <w:t>docs/tcc/diagramas/</w:t>
-      </w:r>
-      <w:r>
-        <w:rPr>
-          <w:rFonts w:ascii="Times New Roman" w:hAnsi="Times New Roman" w:cs="Times New Roman" w:eastAsia="Times New Roman"/>
-          <w:sz w:val="24"/>
-        </w:rPr>
-        <w:t>.</w:t>
-      </w:r>
-    </w:p>
-    <w:p>
-      <w:pPr>
-        <w:jc w:val="center"/>
-      </w:pPr>
-      <w:r>
-        <w:rPr>
-          <w:rFonts w:ascii="Times New Roman" w:hAnsi="Times New Roman" w:cs="Times New Roman" w:eastAsia="Times New Roman"/>
-          <w:b/>
-          <w:sz w:val="24"/>
-        </w:rPr>
-        <w:t>Figura 4 — Diagrama Entidade-Relacionamento (DER)</w:t>
-      </w:r>
-    </w:p>
-    <w:p>
-      <w:pPr>
-        <w:jc w:val="center"/>
-      </w:pPr>
-      <w:r>
-        <w:drawing>
-          <wp:inline xmlns:a="http://schemas.openxmlformats.org/drawingml/2006/main" xmlns:pic="http://schemas.openxmlformats.org/drawingml/2006/picture">
-            <wp:extent cx="5577840" cy="5092810"/>
-            <wp:docPr id="4" name="Picture 4"/>
-            <wp:cNvGraphicFramePr>
-              <a:graphicFrameLocks noChangeAspect="1"/>
-            </wp:cNvGraphicFramePr>
-            <a:graphic>
-              <a:graphicData uri="http://schemas.openxmlformats.org/drawingml/2006/picture">
-                <pic:pic>
-                  <pic:nvPicPr>
-                    <pic:cNvPr id="0" name="image.png"/>
-                    <pic:cNvPicPr/>
-                  </pic:nvPicPr>
-                  <pic:blipFill>
-                    <a:blip r:embed="rId11"/>
-                    <a:stretch>
-                      <a:fillRect/>
-                    </a:stretch>
-                  </pic:blipFill>
-                  <pic:spPr>
-                    <a:xfrm>
-                      <a:off x="0" y="0"/>
-                      <a:ext cx="5577840" cy="5092810"/>
-                    </a:xfrm>
-                    <a:prstGeom prst="rect"/>
-                  </pic:spPr>
-                </pic:pic>
-              </a:graphicData>
-            </a:graphic>
-          </wp:inline>
-        </w:drawing>
-      </w:r>
-    </w:p>
-    <w:p>
-      <w:pPr>
-        <w:jc w:val="center"/>
-      </w:pPr>
-      <w:r>
-        <w:rPr>
-          <w:rFonts w:ascii="Times New Roman" w:hAnsi="Times New Roman" w:cs="Times New Roman" w:eastAsia="Times New Roman"/>
-          <w:sz w:val="20"/>
-        </w:rPr>
-        <w:t>Fonte: elaborado pelos autores (2026).</w:t>
-      </w:r>
-    </w:p>
-    <w:p>
-      <w:pPr>
-        <w:jc w:val="center"/>
-      </w:pPr>
-      <w:r>
-        <w:rPr>
-          <w:rFonts w:ascii="Times New Roman" w:hAnsi="Times New Roman" w:cs="Times New Roman" w:eastAsia="Times New Roman"/>
-          <w:b/>
-          <w:sz w:val="24"/>
-        </w:rPr>
-        <w:t>Figura 5 — Diagrama de Casos de Uso</w:t>
-      </w:r>
-    </w:p>
-    <w:p>
-      <w:pPr>
-        <w:jc w:val="center"/>
-      </w:pPr>
-      <w:r>
-        <w:drawing>
-          <wp:inline xmlns:a="http://schemas.openxmlformats.org/drawingml/2006/main" xmlns:pic="http://schemas.openxmlformats.org/drawingml/2006/picture">
-            <wp:extent cx="3086921" cy="5303520"/>
-            <wp:docPr id="5" name="Picture 5"/>
-            <wp:cNvGraphicFramePr>
-              <a:graphicFrameLocks noChangeAspect="1"/>
-            </wp:cNvGraphicFramePr>
-            <a:graphic>
-              <a:graphicData uri="http://schemas.openxmlformats.org/drawingml/2006/picture">
-                <pic:pic>
-                  <pic:nvPicPr>
-                    <pic:cNvPr id="0" name="image.png"/>
-                    <pic:cNvPicPr/>
-                  </pic:nvPicPr>
-                  <pic:blipFill>
-                    <a:blip r:embed="rId12"/>
-                    <a:stretch>
-                      <a:fillRect/>
-                    </a:stretch>
-                  </pic:blipFill>
-                  <pic:spPr>
-                    <a:xfrm>
-                      <a:off x="0" y="0"/>
-                      <a:ext cx="3086921" cy="5303520"/>
-                    </a:xfrm>
-                    <a:prstGeom prst="rect"/>
-                  </pic:spPr>
-                </pic:pic>
-              </a:graphicData>
-            </a:graphic>
-          </wp:inline>
-        </w:drawing>
-      </w:r>
-    </w:p>
-    <w:p>
-      <w:pPr>
-        <w:jc w:val="center"/>
-      </w:pPr>
-      <w:r>
-        <w:rPr>
-          <w:rFonts w:ascii="Times New Roman" w:hAnsi="Times New Roman" w:cs="Times New Roman" w:eastAsia="Times New Roman"/>
-          <w:sz w:val="20"/>
-        </w:rPr>
-        <w:t>Fonte: elaborado pelos autores (2026).</w:t>
-      </w:r>
-    </w:p>
-    <w:p>
-      <w:pPr>
-        <w:jc w:val="center"/>
-      </w:pPr>
-      <w:r>
-        <w:rPr>
-          <w:rFonts w:ascii="Times New Roman" w:hAnsi="Times New Roman" w:cs="Times New Roman" w:eastAsia="Times New Roman"/>
-          <w:b/>
-          <w:sz w:val="24"/>
-        </w:rPr>
-        <w:t>Figura 6 — Diagrama de Classes</w:t>
-      </w:r>
-    </w:p>
-    <w:p>
-      <w:pPr>
-        <w:jc w:val="center"/>
-      </w:pPr>
-      <w:r>
-        <w:drawing>
-          <wp:inline xmlns:a="http://schemas.openxmlformats.org/drawingml/2006/main" xmlns:pic="http://schemas.openxmlformats.org/drawingml/2006/picture">
-            <wp:extent cx="5577840" cy="5231480"/>
-            <wp:docPr id="6" name="Picture 6"/>
-            <wp:cNvGraphicFramePr>
-              <a:graphicFrameLocks noChangeAspect="1"/>
-            </wp:cNvGraphicFramePr>
-            <a:graphic>
-              <a:graphicData uri="http://schemas.openxmlformats.org/drawingml/2006/picture">
-                <pic:pic>
-                  <pic:nvPicPr>
-                    <pic:cNvPr id="0" name="image.png"/>
-                    <pic:cNvPicPr/>
-                  </pic:nvPicPr>
-                  <pic:blipFill>
-                    <a:blip r:embed="rId13"/>
-                    <a:stretch>
-                      <a:fillRect/>
-                    </a:stretch>
-                  </pic:blipFill>
-                  <pic:spPr>
-                    <a:xfrm>
-                      <a:off x="0" y="0"/>
-                      <a:ext cx="5577840" cy="5231480"/>
-                    </a:xfrm>
-                    <a:prstGeom prst="rect"/>
-                  </pic:spPr>
-                </pic:pic>
-              </a:graphicData>
-            </a:graphic>
-          </wp:inline>
-        </w:drawing>
-      </w:r>
-    </w:p>
-    <w:p>
-      <w:pPr>
-        <w:jc w:val="center"/>
-      </w:pPr>
-      <w:r>
-        <w:rPr>
-          <w:rFonts w:ascii="Times New Roman" w:hAnsi="Times New Roman" w:cs="Times New Roman" w:eastAsia="Times New Roman"/>
-          <w:sz w:val="20"/>
-        </w:rPr>
-        <w:t>Fonte: elaborado pelos autores (2026).</w:t>
-      </w:r>
-    </w:p>
-    <w:p>
-      <w:pPr>
-        <w:jc w:val="center"/>
-      </w:pPr>
-      <w:r>
-        <w:rPr>
-          <w:rFonts w:ascii="Times New Roman" w:hAnsi="Times New Roman" w:cs="Times New Roman" w:eastAsia="Times New Roman"/>
-          <w:b/>
-          <w:sz w:val="24"/>
-        </w:rPr>
-        <w:t>Figura 7 — Diagrama de Sequência — Autenticação</w:t>
-      </w:r>
-    </w:p>
-    <w:p>
-      <w:pPr>
-        <w:jc w:val="center"/>
-      </w:pPr>
-      <w:r>
-        <w:drawing>
-          <wp:inline xmlns:a="http://schemas.openxmlformats.org/drawingml/2006/main" xmlns:pic="http://schemas.openxmlformats.org/drawingml/2006/picture">
-            <wp:extent cx="4109184" cy="5303520"/>
-            <wp:docPr id="7" name="Picture 7"/>
-            <wp:cNvGraphicFramePr>
-              <a:graphicFrameLocks noChangeAspect="1"/>
-            </wp:cNvGraphicFramePr>
-            <a:graphic>
-              <a:graphicData uri="http://schemas.openxmlformats.org/drawingml/2006/picture">
-                <pic:pic>
-                  <pic:nvPicPr>
-                    <pic:cNvPr id="0" name="image.png"/>
-                    <pic:cNvPicPr/>
-                  </pic:nvPicPr>
-                  <pic:blipFill>
-                    <a:blip r:embed="rId14"/>
-                    <a:stretch>
-                      <a:fillRect/>
-                    </a:stretch>
-                  </pic:blipFill>
-                  <pic:spPr>
-                    <a:xfrm>
-                      <a:off x="0" y="0"/>
-                      <a:ext cx="4109184" cy="5303520"/>
-                    </a:xfrm>
-                    <a:prstGeom prst="rect"/>
-                  </pic:spPr>
-                </pic:pic>
-              </a:graphicData>
-            </a:graphic>
-          </wp:inline>
-        </w:drawing>
-      </w:r>
-    </w:p>
-    <w:p>
-      <w:pPr>
-        <w:jc w:val="center"/>
-      </w:pPr>
-      <w:r>
-        <w:rPr>
-          <w:rFonts w:ascii="Times New Roman" w:hAnsi="Times New Roman" w:cs="Times New Roman" w:eastAsia="Times New Roman"/>
-          <w:sz w:val="20"/>
-        </w:rPr>
-        <w:t>Fonte: elaborado pelos autores (2026).</w:t>
-      </w:r>
-    </w:p>
-    <w:p>
-      <w:pPr>
-        <w:jc w:val="center"/>
-      </w:pPr>
-      <w:r>
-        <w:rPr>
-          <w:rFonts w:ascii="Times New Roman" w:hAnsi="Times New Roman" w:cs="Times New Roman" w:eastAsia="Times New Roman"/>
-          <w:b/>
-          <w:sz w:val="24"/>
-        </w:rPr>
-        <w:t>Figura 8 — Diagrama de Sequência — Contratação (booking)</w:t>
-      </w:r>
-    </w:p>
-    <w:p>
-      <w:pPr>
-        <w:jc w:val="center"/>
-      </w:pPr>
-      <w:r>
-        <w:drawing>
-          <wp:inline xmlns:a="http://schemas.openxmlformats.org/drawingml/2006/main" xmlns:pic="http://schemas.openxmlformats.org/drawingml/2006/picture">
-            <wp:extent cx="5445504" cy="5303520"/>
-            <wp:docPr id="8" name="Picture 8"/>
-            <wp:cNvGraphicFramePr>
-              <a:graphicFrameLocks noChangeAspect="1"/>
-            </wp:cNvGraphicFramePr>
-            <a:graphic>
-              <a:graphicData uri="http://schemas.openxmlformats.org/drawingml/2006/picture">
-                <pic:pic>
-                  <pic:nvPicPr>
-                    <pic:cNvPr id="0" name="image.png"/>
-                    <pic:cNvPicPr/>
-                  </pic:nvPicPr>
-                  <pic:blipFill>
-                    <a:blip r:embed="rId15"/>
-                    <a:stretch>
-                      <a:fillRect/>
-                    </a:stretch>
-                  </pic:blipFill>
-                  <pic:spPr>
-                    <a:xfrm>
-                      <a:off x="0" y="0"/>
-                      <a:ext cx="5445504" cy="5303520"/>
-                    </a:xfrm>
-                    <a:prstGeom prst="rect"/>
-                  </pic:spPr>
-                </pic:pic>
-              </a:graphicData>
-            </a:graphic>
-          </wp:inline>
-        </w:drawing>
-      </w:r>
-    </w:p>
-    <w:p>
-      <w:pPr>
-        <w:jc w:val="center"/>
-      </w:pPr>
-      <w:r>
-        <w:rPr>
-          <w:rFonts w:ascii="Times New Roman" w:hAnsi="Times New Roman" w:cs="Times New Roman" w:eastAsia="Times New Roman"/>
-          <w:sz w:val="20"/>
-        </w:rPr>
-        <w:t>Fonte: elaborado pelos autores (2026).</w:t>
-      </w:r>
-    </w:p>
-    <w:p>
-      <w:pPr>
-        <w:jc w:val="center"/>
-      </w:pPr>
-      <w:r>
-        <w:rPr>
-          <w:rFonts w:ascii="Times New Roman" w:hAnsi="Times New Roman" w:cs="Times New Roman" w:eastAsia="Times New Roman"/>
-          <w:b/>
-          <w:sz w:val="24"/>
-        </w:rPr>
-        <w:t>Figura 9 — Diagrama de Sequência — Avaliação (review)</w:t>
-      </w:r>
-    </w:p>
-    <w:p>
-      <w:pPr>
-        <w:jc w:val="center"/>
-      </w:pPr>
-      <w:r>
-        <w:drawing>
-          <wp:inline xmlns:a="http://schemas.openxmlformats.org/drawingml/2006/main" xmlns:pic="http://schemas.openxmlformats.org/drawingml/2006/picture">
-            <wp:extent cx="4167648" cy="5303520"/>
-            <wp:docPr id="9" name="Picture 9"/>
-            <wp:cNvGraphicFramePr>
-              <a:graphicFrameLocks noChangeAspect="1"/>
-            </wp:cNvGraphicFramePr>
-            <a:graphic>
-              <a:graphicData uri="http://schemas.openxmlformats.org/drawingml/2006/picture">
-                <pic:pic>
-                  <pic:nvPicPr>
-                    <pic:cNvPr id="0" name="image.png"/>
-                    <pic:cNvPicPr/>
-                  </pic:nvPicPr>
-                  <pic:blipFill>
-                    <a:blip r:embed="rId16"/>
-                    <a:stretch>
-                      <a:fillRect/>
-                    </a:stretch>
-                  </pic:blipFill>
-                  <pic:spPr>
-                    <a:xfrm>
-                      <a:off x="0" y="0"/>
-                      <a:ext cx="4167648" cy="5303520"/>
-                    </a:xfrm>
-                    <a:prstGeom prst="rect"/>
-                  </pic:spPr>
-                </pic:pic>
-              </a:graphicData>
-            </a:graphic>
-          </wp:inline>
-        </w:drawing>
-      </w:r>
-    </w:p>
-    <w:p>
-      <w:pPr>
-        <w:jc w:val="center"/>
-      </w:pPr>
-      <w:r>
-        <w:rPr>
-          <w:rFonts w:ascii="Times New Roman" w:hAnsi="Times New Roman" w:cs="Times New Roman" w:eastAsia="Times New Roman"/>
-          <w:sz w:val="20"/>
-        </w:rPr>
-        <w:t>Fonte: elaborado pelos autores (2026).</w:t>
-      </w:r>
-    </w:p>
-    <w:p>
-      <w:pPr>
-        <w:jc w:val="center"/>
-      </w:pPr>
-      <w:r>
-        <w:rPr>
-          <w:rFonts w:ascii="Times New Roman" w:hAnsi="Times New Roman" w:cs="Times New Roman" w:eastAsia="Times New Roman"/>
-          <w:b/>
-          <w:sz w:val="24"/>
-        </w:rPr>
-        <w:t>Figura 10 — Diagrama de Componentes</w:t>
-      </w:r>
-    </w:p>
-    <w:p>
-      <w:pPr>
-        <w:jc w:val="center"/>
-      </w:pPr>
-      <w:r>
-        <w:drawing>
-          <wp:inline xmlns:a="http://schemas.openxmlformats.org/drawingml/2006/main" xmlns:pic="http://schemas.openxmlformats.org/drawingml/2006/picture">
-            <wp:extent cx="5577840" cy="1220727"/>
-            <wp:docPr id="10" name="Picture 10"/>
-            <wp:cNvGraphicFramePr>
-              <a:graphicFrameLocks noChangeAspect="1"/>
-            </wp:cNvGraphicFramePr>
-            <a:graphic>
-              <a:graphicData uri="http://schemas.openxmlformats.org/drawingml/2006/picture">
-                <pic:pic>
-                  <pic:nvPicPr>
-                    <pic:cNvPr id="0" name="image.png"/>
-                    <pic:cNvPicPr/>
-                  </pic:nvPicPr>
-                  <pic:blipFill>
-                    <a:blip r:embed="rId17"/>
-                    <a:stretch>
-                      <a:fillRect/>
-                    </a:stretch>
-                  </pic:blipFill>
-                  <pic:spPr>
-                    <a:xfrm>
-                      <a:off x="0" y="0"/>
-                      <a:ext cx="5577840" cy="1220727"/>
-                    </a:xfrm>
-                    <a:prstGeom prst="rect"/>
-                  </pic:spPr>
-                </pic:pic>
-              </a:graphicData>
-            </a:graphic>
-          </wp:inline>
-        </w:drawing>
-      </w:r>
-    </w:p>
-    <w:p>
-      <w:pPr>
-        <w:jc w:val="center"/>
-      </w:pPr>
-      <w:r>
-        <w:rPr>
-          <w:rFonts w:ascii="Times New Roman" w:hAnsi="Times New Roman" w:cs="Times New Roman" w:eastAsia="Times New Roman"/>
-          <w:sz w:val="20"/>
-        </w:rPr>
-        <w:t>Fonte: elaborado pelos autores (2026).</w:t>
-      </w:r>
-    </w:p>
-    <w:p>
-      <w:pPr>
-        <w:jc w:val="center"/>
-      </w:pPr>
-      <w:r>
-        <w:rPr>
-          <w:rFonts w:ascii="Times New Roman" w:hAnsi="Times New Roman" w:cs="Times New Roman" w:eastAsia="Times New Roman"/>
-          <w:b/>
-          <w:sz w:val="24"/>
-        </w:rPr>
-        <w:t>Figura 11 — Diagrama de Implantação</w:t>
-      </w:r>
-    </w:p>
-    <w:p>
-      <w:pPr>
-        <w:jc w:val="center"/>
-      </w:pPr>
-      <w:r>
-        <w:drawing>
-          <wp:inline xmlns:a="http://schemas.openxmlformats.org/drawingml/2006/main" xmlns:pic="http://schemas.openxmlformats.org/drawingml/2006/picture">
-            <wp:extent cx="5577840" cy="2151549"/>
-            <wp:docPr id="11" name="Picture 11"/>
-            <wp:cNvGraphicFramePr>
-              <a:graphicFrameLocks noChangeAspect="1"/>
-            </wp:cNvGraphicFramePr>
-            <a:graphic>
-              <a:graphicData uri="http://schemas.openxmlformats.org/drawingml/2006/picture">
-                <pic:pic>
-                  <pic:nvPicPr>
-                    <pic:cNvPr id="0" name="image.png"/>
-                    <pic:cNvPicPr/>
-                  </pic:nvPicPr>
-                  <pic:blipFill>
-                    <a:blip r:embed="rId18"/>
-                    <a:stretch>
-                      <a:fillRect/>
-                    </a:stretch>
-                  </pic:blipFill>
-                  <pic:spPr>
-                    <a:xfrm>
-                      <a:off x="0" y="0"/>
-                      <a:ext cx="5577840" cy="2151549"/>
-                    </a:xfrm>
-                    <a:prstGeom prst="rect"/>
-                  </pic:spPr>
-                </pic:pic>
-              </a:graphicData>
-            </a:graphic>
-          </wp:inline>
-        </w:drawing>
-      </w:r>
-    </w:p>
-    <w:p>
-      <w:pPr>
-        <w:jc w:val="center"/>
-      </w:pPr>
-      <w:r>
-        <w:rPr>
-          <w:rFonts w:ascii="Times New Roman" w:hAnsi="Times New Roman" w:cs="Times New Roman" w:eastAsia="Times New Roman"/>
-          <w:sz w:val="20"/>
-        </w:rPr>
-        <w:t>Fonte: elaborado pelos autores (2026).</w:t>
-      </w:r>
-    </w:p>
-    <w:p>
-      <w:pPr>
-        <w:jc w:val="center"/>
-      </w:pPr>
-      <w:r>
-        <w:rPr>
-          <w:rFonts w:ascii="Times New Roman" w:hAnsi="Times New Roman" w:cs="Times New Roman" w:eastAsia="Times New Roman"/>
-          <w:b/>
-          <w:sz w:val="24"/>
-        </w:rPr>
-        <w:t>Figura 12 — BPMN — Contratação de serviço</w:t>
-      </w:r>
-    </w:p>
-    <w:p>
-      <w:pPr>
-        <w:jc w:val="center"/>
-      </w:pPr>
-      <w:r>
-        <w:drawing>
-          <wp:inline xmlns:a="http://schemas.openxmlformats.org/drawingml/2006/main" xmlns:pic="http://schemas.openxmlformats.org/drawingml/2006/picture">
-            <wp:extent cx="2912793" cy="5303520"/>
-            <wp:docPr id="12" name="Picture 12"/>
-            <wp:cNvGraphicFramePr>
-              <a:graphicFrameLocks noChangeAspect="1"/>
-            </wp:cNvGraphicFramePr>
-            <a:graphic>
-              <a:graphicData uri="http://schemas.openxmlformats.org/drawingml/2006/picture">
-                <pic:pic>
-                  <pic:nvPicPr>
-                    <pic:cNvPr id="0" name="image.png"/>
-                    <pic:cNvPicPr/>
-                  </pic:nvPicPr>
-                  <pic:blipFill>
-                    <a:blip r:embed="rId19"/>
-                    <a:stretch>
-                      <a:fillRect/>
-                    </a:stretch>
-                  </pic:blipFill>
-                  <pic:spPr>
-                    <a:xfrm>
-                      <a:off x="0" y="0"/>
-                      <a:ext cx="2912793" cy="5303520"/>
-                    </a:xfrm>
-                    <a:prstGeom prst="rect"/>
-                  </pic:spPr>
-                </pic:pic>
-              </a:graphicData>
-            </a:graphic>
-          </wp:inline>
-        </w:drawing>
-      </w:r>
-    </w:p>
-    <w:p>
-      <w:pPr>
-        <w:jc w:val="center"/>
-      </w:pPr>
-      <w:r>
-        <w:rPr>
-          <w:rFonts w:ascii="Times New Roman" w:hAnsi="Times New Roman" w:cs="Times New Roman" w:eastAsia="Times New Roman"/>
-          <w:sz w:val="20"/>
-        </w:rPr>
-        <w:t>Fonte: elaborado pelos autores (2026).</w:t>
-      </w:r>
-    </w:p>
-    <w:p>
-      <w:pPr>
-        <w:jc w:val="center"/>
-      </w:pPr>
-      <w:r>
-        <w:rPr>
-          <w:rFonts w:ascii="Times New Roman" w:hAnsi="Times New Roman" w:cs="Times New Roman" w:eastAsia="Times New Roman"/>
-          <w:b/>
-          <w:sz w:val="24"/>
-        </w:rPr>
-        <w:t>Figura 13 — BPMN e máquina de estados — Gerenciamento de booking</w:t>
-      </w:r>
-    </w:p>
-    <w:p>
-      <w:pPr>
-        <w:jc w:val="center"/>
-      </w:pPr>
-      <w:r>
-        <w:drawing>
-          <wp:inline xmlns:a="http://schemas.openxmlformats.org/drawingml/2006/main" xmlns:pic="http://schemas.openxmlformats.org/drawingml/2006/picture">
-            <wp:extent cx="5577840" cy="1195251"/>
-            <wp:docPr id="13" name="Picture 13"/>
-            <wp:cNvGraphicFramePr>
-              <a:graphicFrameLocks noChangeAspect="1"/>
-            </wp:cNvGraphicFramePr>
-            <a:graphic>
-              <a:graphicData uri="http://schemas.openxmlformats.org/drawingml/2006/picture">
-                <pic:pic>
-                  <pic:nvPicPr>
-                    <pic:cNvPr id="0" name="image.png"/>
-                    <pic:cNvPicPr/>
-                  </pic:nvPicPr>
-                  <pic:blipFill>
-                    <a:blip r:embed="rId20"/>
-                    <a:stretch>
-                      <a:fillRect/>
-                    </a:stretch>
-                  </pic:blipFill>
-                  <pic:spPr>
-                    <a:xfrm>
-                      <a:off x="0" y="0"/>
-                      <a:ext cx="5577840" cy="1195251"/>
-                    </a:xfrm>
-                    <a:prstGeom prst="rect"/>
-                  </pic:spPr>
-                </pic:pic>
-              </a:graphicData>
-            </a:graphic>
-          </wp:inline>
-        </w:drawing>
-      </w:r>
-    </w:p>
-    <w:p>
-      <w:pPr>
-        <w:jc w:val="center"/>
-      </w:pPr>
-      <w:r>
-        <w:rPr>
-          <w:rFonts w:ascii="Times New Roman" w:hAnsi="Times New Roman" w:cs="Times New Roman" w:eastAsia="Times New Roman"/>
-          <w:sz w:val="20"/>
-        </w:rPr>
-        <w:t>Fonte: elaborado pelos autores (2026).</w:t>
-      </w:r>
-    </w:p>
-    <w:p>
-      <w:pPr>
-        <w:jc w:val="left"/>
-      </w:pPr>
-      <w:r>
-        <w:rPr>
-          <w:rFonts w:ascii="Times New Roman" w:hAnsi="Times New Roman" w:cs="Times New Roman" w:eastAsia="Times New Roman"/>
-          <w:b/>
-          <w:sz w:val="24"/>
-        </w:rPr>
-        <w:t>A.1 Dicionário de dados</w:t>
-      </w:r>
-    </w:p>
-    <w:p>
-      <w:pPr>
-        <w:ind w:firstLine="700"/>
-        <w:jc w:val="both"/>
-      </w:pPr>
-      <w:r>
-        <w:rPr>
-          <w:rFonts w:ascii="Times New Roman" w:hAnsi="Times New Roman" w:cs="Times New Roman" w:eastAsia="Times New Roman"/>
-          <w:sz w:val="24"/>
-        </w:rPr>
-        <w:t xml:space="preserve">Derivado das </w:t>
-      </w:r>
-      <w:r>
-        <w:rPr>
-          <w:rFonts w:ascii="Times New Roman" w:hAnsi="Times New Roman" w:cs="Times New Roman" w:eastAsia="Times New Roman"/>
-          <w:i/>
-          <w:sz w:val="24"/>
-        </w:rPr>
-        <w:t>migrations</w:t>
-      </w:r>
-      <w:r>
-        <w:rPr>
-          <w:rFonts w:ascii="Times New Roman" w:hAnsi="Times New Roman" w:cs="Times New Roman" w:eastAsia="Times New Roman"/>
-          <w:sz w:val="24"/>
-        </w:rPr>
-        <w:t xml:space="preserve"> em </w:t>
-      </w:r>
-      <w:r>
-        <w:rPr>
-          <w:rFonts w:ascii="Times New Roman" w:hAnsi="Times New Roman" w:cs="Times New Roman" w:eastAsia="Times New Roman"/>
-          <w:i/>
-          <w:sz w:val="24"/>
-        </w:rPr>
-        <w:t>supabase/migrations/</w:t>
-      </w:r>
-      <w:r>
-        <w:rPr>
-          <w:rFonts w:ascii="Times New Roman" w:hAnsi="Times New Roman" w:cs="Times New Roman" w:eastAsia="Times New Roman"/>
-          <w:sz w:val="24"/>
-        </w:rPr>
-        <w:t xml:space="preserve"> (</w:t>
-      </w:r>
-      <w:r>
-        <w:rPr>
-          <w:rFonts w:ascii="Times New Roman" w:hAnsi="Times New Roman" w:cs="Times New Roman" w:eastAsia="Times New Roman"/>
-          <w:i/>
-          <w:sz w:val="24"/>
-        </w:rPr>
-        <w:t>migration</w:t>
-      </w:r>
-      <w:r>
-        <w:rPr>
-          <w:rFonts w:ascii="Times New Roman" w:hAnsi="Times New Roman" w:cs="Times New Roman" w:eastAsia="Times New Roman"/>
-          <w:sz w:val="24"/>
-        </w:rPr>
-        <w:t xml:space="preserve"> inicial </w:t>
-      </w:r>
-      <w:r>
-        <w:rPr>
-          <w:rFonts w:ascii="Times New Roman" w:hAnsi="Times New Roman" w:cs="Times New Roman" w:eastAsia="Times New Roman"/>
-          <w:i/>
-          <w:sz w:val="24"/>
-        </w:rPr>
-        <w:t>20260303232457</w:t>
-      </w:r>
-      <w:r>
-        <w:rPr>
-          <w:rFonts w:ascii="Times New Roman" w:hAnsi="Times New Roman" w:cs="Times New Roman" w:eastAsia="Times New Roman"/>
-          <w:sz w:val="24"/>
-        </w:rPr>
-        <w:t xml:space="preserve"> e posteriores). Tipos conforme PostgreSQL.</w:t>
-      </w:r>
-    </w:p>
-    <w:p>
-      <w:pPr>
-        <w:jc w:val="left"/>
-      </w:pPr>
-      <w:r>
-        <w:rPr>
-          <w:rFonts w:ascii="Times New Roman" w:hAnsi="Times New Roman" w:cs="Times New Roman" w:eastAsia="Times New Roman"/>
-          <w:b/>
-          <w:sz w:val="24"/>
-        </w:rPr>
-        <w:t>Tabela 16 — Tipos enumerados do esquema</w:t>
-      </w:r>
-    </w:p>
-    <w:tbl>
-      <w:tblPr>
-        <w:tblW w:type="auto" w:w="0"/>
-        <w:jc w:val="center"/>
-        <w:tblLayout w:type="autofit"/>
-        <w:tblLook w:firstColumn="1" w:firstRow="1" w:lastColumn="0" w:lastRow="0" w:noHBand="0" w:noVBand="1" w:val="04A0"/>
-        <w:tblBorders>
-          <w:top w:val="single" w:sz="8" w:space="0" w:color="auto"/>
-          <w:bottom w:val="single" w:sz="8" w:space="0" w:color="auto"/>
-          <w:left w:val="none" w:sz="8" w:space="0" w:color="auto"/>
-          <w:right w:val="none" w:sz="8" w:space="0" w:color="auto"/>
-          <w:insideH w:val="none" w:sz="8" w:space="0" w:color="auto"/>
-          <w:insideV w:val="none" w:sz="8" w:space="0" w:color="auto"/>
-        </w:tblBorders>
-      </w:tblPr>
-      <w:tblGrid>
-        <w:gridCol w:w="4535"/>
-        <w:gridCol w:w="4535"/>
-      </w:tblGrid>
-      <w:tr>
-        <w:trPr>
-          <w:tblHeader w:val="true"/>
-        </w:trPr>
-        <w:tc>
-          <w:tcPr>
-            <w:tcW w:type="dxa" w:w="4535"/>
-            <w:tcBorders>
-              <w:bottom w:val="single" w:sz="8" w:space="0" w:color="auto"/>
-            </w:tcBorders>
-          </w:tcPr>
-          <w:p>
-            <w:pPr>
-              <w:jc w:val="left"/>
-            </w:pPr>
-            <w:r>
-              <w:rPr>
-                <w:rFonts w:ascii="Times New Roman" w:hAnsi="Times New Roman" w:cs="Times New Roman" w:eastAsia="Times New Roman"/>
-                <w:b/>
-                <w:sz w:val="20"/>
-              </w:rPr>
-              <w:t>Tipo</w:t>
-            </w:r>
-          </w:p>
-        </w:tc>
-        <w:tc>
-          <w:tcPr>
-            <w:tcW w:type="dxa" w:w="4535"/>
-            <w:tcBorders>
-              <w:bottom w:val="single" w:sz="8" w:space="0" w:color="auto"/>
-            </w:tcBorders>
-          </w:tcPr>
-          <w:p>
-            <w:pPr>
-              <w:jc w:val="left"/>
-            </w:pPr>
-            <w:r>
-              <w:rPr>
-                <w:rFonts w:ascii="Times New Roman" w:hAnsi="Times New Roman" w:cs="Times New Roman" w:eastAsia="Times New Roman"/>
-                <w:b/>
-                <w:sz w:val="20"/>
-              </w:rPr>
-              <w:t>Valores</w:t>
-            </w:r>
-          </w:p>
-        </w:tc>
-      </w:tr>
-      <w:tr>
-        <w:tc>
-          <w:tcPr>
-            <w:tcW w:type="dxa" w:w="4535"/>
-          </w:tcPr>
-          <w:p>
-            <w:pPr>
-              <w:jc w:val="left"/>
-            </w:pPr>
-            <w:r>
-              <w:rPr>
-                <w:rFonts w:ascii="Times New Roman" w:hAnsi="Times New Roman" w:cs="Times New Roman" w:eastAsia="Times New Roman"/>
-                <w:i/>
-                <w:sz w:val="20"/>
-              </w:rPr>
-              <w:t>user_type</w:t>
-            </w:r>
-          </w:p>
-        </w:tc>
-        <w:tc>
-          <w:tcPr>
-            <w:tcW w:type="dxa" w:w="4535"/>
-          </w:tcPr>
-          <w:p>
-            <w:pPr>
-              <w:jc w:val="left"/>
-            </w:pPr>
-            <w:r>
-              <w:rPr>
-                <w:rFonts w:ascii="Times New Roman" w:hAnsi="Times New Roman" w:cs="Times New Roman" w:eastAsia="Times New Roman"/>
-                <w:i/>
-                <w:sz w:val="20"/>
-              </w:rPr>
-              <w:t>client</w:t>
-            </w:r>
-            <w:r>
-              <w:rPr>
-                <w:rFonts w:ascii="Times New Roman" w:hAnsi="Times New Roman" w:cs="Times New Roman" w:eastAsia="Times New Roman"/>
-                <w:sz w:val="20"/>
-              </w:rPr>
-              <w:t xml:space="preserve">, </w:t>
-            </w:r>
-            <w:r>
-              <w:rPr>
-                <w:rFonts w:ascii="Times New Roman" w:hAnsi="Times New Roman" w:cs="Times New Roman" w:eastAsia="Times New Roman"/>
-                <w:i/>
-                <w:sz w:val="20"/>
-              </w:rPr>
-              <w:t>provider</w:t>
-            </w:r>
-          </w:p>
-        </w:tc>
-      </w:tr>
-      <w:tr>
-        <w:tc>
-          <w:tcPr>
-            <w:tcW w:type="dxa" w:w="4535"/>
-          </w:tcPr>
-          <w:p>
-            <w:pPr>
-              <w:jc w:val="left"/>
-            </w:pPr>
-            <w:r>
-              <w:rPr>
-                <w:rFonts w:ascii="Times New Roman" w:hAnsi="Times New Roman" w:cs="Times New Roman" w:eastAsia="Times New Roman"/>
-                <w:i/>
-                <w:sz w:val="20"/>
-              </w:rPr>
-              <w:t>price_type</w:t>
-            </w:r>
-          </w:p>
-        </w:tc>
-        <w:tc>
-          <w:tcPr>
-            <w:tcW w:type="dxa" w:w="4535"/>
-          </w:tcPr>
-          <w:p>
-            <w:pPr>
-              <w:jc w:val="left"/>
-            </w:pPr>
-            <w:r>
-              <w:rPr>
-                <w:rFonts w:ascii="Times New Roman" w:hAnsi="Times New Roman" w:cs="Times New Roman" w:eastAsia="Times New Roman"/>
-                <w:i/>
-                <w:sz w:val="20"/>
-              </w:rPr>
-              <w:t>fixed</w:t>
-            </w:r>
-            <w:r>
-              <w:rPr>
-                <w:rFonts w:ascii="Times New Roman" w:hAnsi="Times New Roman" w:cs="Times New Roman" w:eastAsia="Times New Roman"/>
-                <w:sz w:val="20"/>
-              </w:rPr>
-              <w:t xml:space="preserve">, </w:t>
-            </w:r>
-            <w:r>
-              <w:rPr>
-                <w:rFonts w:ascii="Times New Roman" w:hAnsi="Times New Roman" w:cs="Times New Roman" w:eastAsia="Times New Roman"/>
-                <w:i/>
-                <w:sz w:val="20"/>
-              </w:rPr>
-              <w:t>hourly</w:t>
-            </w:r>
-            <w:r>
-              <w:rPr>
-                <w:rFonts w:ascii="Times New Roman" w:hAnsi="Times New Roman" w:cs="Times New Roman" w:eastAsia="Times New Roman"/>
-                <w:sz w:val="20"/>
-              </w:rPr>
-              <w:t xml:space="preserve">, </w:t>
-            </w:r>
-            <w:r>
-              <w:rPr>
-                <w:rFonts w:ascii="Times New Roman" w:hAnsi="Times New Roman" w:cs="Times New Roman" w:eastAsia="Times New Roman"/>
-                <w:i/>
-                <w:sz w:val="20"/>
-              </w:rPr>
-              <w:t>negotiable</w:t>
-            </w:r>
-          </w:p>
-        </w:tc>
-      </w:tr>
-      <w:tr>
-        <w:tc>
-          <w:tcPr>
-            <w:tcW w:type="dxa" w:w="4535"/>
-          </w:tcPr>
-          <w:p>
-            <w:pPr>
-              <w:jc w:val="left"/>
-            </w:pPr>
-            <w:r>
-              <w:rPr>
-                <w:rFonts w:ascii="Times New Roman" w:hAnsi="Times New Roman" w:cs="Times New Roman" w:eastAsia="Times New Roman"/>
-                <w:i/>
-                <w:sz w:val="20"/>
-              </w:rPr>
-              <w:t>booking_status</w:t>
-            </w:r>
-          </w:p>
-        </w:tc>
-        <w:tc>
-          <w:tcPr>
-            <w:tcW w:type="dxa" w:w="4535"/>
-          </w:tcPr>
-          <w:p>
-            <w:pPr>
-              <w:jc w:val="left"/>
-            </w:pPr>
-            <w:r>
-              <w:rPr>
-                <w:rFonts w:ascii="Times New Roman" w:hAnsi="Times New Roman" w:cs="Times New Roman" w:eastAsia="Times New Roman"/>
-                <w:i/>
-                <w:sz w:val="20"/>
-              </w:rPr>
-              <w:t>pending</w:t>
-            </w:r>
-            <w:r>
-              <w:rPr>
-                <w:rFonts w:ascii="Times New Roman" w:hAnsi="Times New Roman" w:cs="Times New Roman" w:eastAsia="Times New Roman"/>
-                <w:sz w:val="20"/>
-              </w:rPr>
-              <w:t xml:space="preserve">, </w:t>
-            </w:r>
-            <w:r>
-              <w:rPr>
-                <w:rFonts w:ascii="Times New Roman" w:hAnsi="Times New Roman" w:cs="Times New Roman" w:eastAsia="Times New Roman"/>
-                <w:i/>
-                <w:sz w:val="20"/>
-              </w:rPr>
-              <w:t>accepted</w:t>
-            </w:r>
-            <w:r>
-              <w:rPr>
-                <w:rFonts w:ascii="Times New Roman" w:hAnsi="Times New Roman" w:cs="Times New Roman" w:eastAsia="Times New Roman"/>
-                <w:sz w:val="20"/>
-              </w:rPr>
-              <w:t xml:space="preserve">, </w:t>
-            </w:r>
-            <w:r>
-              <w:rPr>
-                <w:rFonts w:ascii="Times New Roman" w:hAnsi="Times New Roman" w:cs="Times New Roman" w:eastAsia="Times New Roman"/>
-                <w:i/>
-                <w:sz w:val="20"/>
-              </w:rPr>
-              <w:t>completed</w:t>
-            </w:r>
-            <w:r>
-              <w:rPr>
-                <w:rFonts w:ascii="Times New Roman" w:hAnsi="Times New Roman" w:cs="Times New Roman" w:eastAsia="Times New Roman"/>
-                <w:sz w:val="20"/>
-              </w:rPr>
-              <w:t xml:space="preserve">, </w:t>
-            </w:r>
-            <w:r>
-              <w:rPr>
-                <w:rFonts w:ascii="Times New Roman" w:hAnsi="Times New Roman" w:cs="Times New Roman" w:eastAsia="Times New Roman"/>
-                <w:i/>
-                <w:sz w:val="20"/>
-              </w:rPr>
-              <w:t>rejected</w:t>
-            </w:r>
-            <w:r>
-              <w:rPr>
-                <w:rFonts w:ascii="Times New Roman" w:hAnsi="Times New Roman" w:cs="Times New Roman" w:eastAsia="Times New Roman"/>
-                <w:sz w:val="20"/>
-              </w:rPr>
-              <w:t xml:space="preserve">, </w:t>
-            </w:r>
-            <w:r>
-              <w:rPr>
-                <w:rFonts w:ascii="Times New Roman" w:hAnsi="Times New Roman" w:cs="Times New Roman" w:eastAsia="Times New Roman"/>
-                <w:i/>
-                <w:sz w:val="20"/>
-              </w:rPr>
-              <w:t>cancelled</w:t>
-            </w:r>
-          </w:p>
-        </w:tc>
-      </w:tr>
-    </w:tbl>
-    <w:p>
-      <w:pPr>
-        <w:jc w:val="left"/>
-      </w:pPr>
-      <w:r>
-        <w:rPr>
-          <w:rFonts w:ascii="Times New Roman" w:hAnsi="Times New Roman" w:cs="Times New Roman" w:eastAsia="Times New Roman"/>
-          <w:sz w:val="20"/>
-        </w:rPr>
-        <w:t>Fonte: elaborado pelos autores (2026).</w:t>
-      </w:r>
-    </w:p>
-    <w:p>
-      <w:pPr>
-        <w:jc w:val="left"/>
-      </w:pPr>
-      <w:r>
-        <w:rPr>
-          <w:rFonts w:ascii="Times New Roman" w:hAnsi="Times New Roman" w:cs="Times New Roman" w:eastAsia="Times New Roman"/>
-          <w:b/>
-          <w:sz w:val="24"/>
-        </w:rPr>
-        <w:t xml:space="preserve">Tabela 17 — Tabela </w:t>
-      </w:r>
-      <w:r>
-        <w:rPr>
-          <w:rFonts w:ascii="Times New Roman" w:hAnsi="Times New Roman" w:cs="Times New Roman" w:eastAsia="Times New Roman"/>
-          <w:b/>
-          <w:i/>
-          <w:sz w:val="24"/>
-        </w:rPr>
-        <w:t>profiles</w:t>
-      </w:r>
-    </w:p>
-    <w:tbl>
-      <w:tblPr>
-        <w:tblW w:type="auto" w:w="0"/>
-        <w:jc w:val="center"/>
-        <w:tblLayout w:type="autofit"/>
-        <w:tblLook w:firstColumn="1" w:firstRow="1" w:lastColumn="0" w:lastRow="0" w:noHBand="0" w:noVBand="1" w:val="04A0"/>
-        <w:tblBorders>
-          <w:top w:val="single" w:sz="8" w:space="0" w:color="auto"/>
-          <w:bottom w:val="single" w:sz="8" w:space="0" w:color="auto"/>
-          <w:left w:val="none" w:sz="8" w:space="0" w:color="auto"/>
-          <w:right w:val="none" w:sz="8" w:space="0" w:color="auto"/>
-          <w:insideH w:val="none" w:sz="8" w:space="0" w:color="auto"/>
-          <w:insideV w:val="none" w:sz="8" w:space="0" w:color="auto"/>
-        </w:tblBorders>
-      </w:tblPr>
-      <w:tblGrid>
-        <w:gridCol w:w="2268"/>
-        <w:gridCol w:w="2268"/>
-        <w:gridCol w:w="2268"/>
-        <w:gridCol w:w="2268"/>
-      </w:tblGrid>
-      <w:tr>
-        <w:trPr>
-          <w:tblHeader w:val="true"/>
-        </w:trPr>
-        <w:tc>
-          <w:tcPr>
-            <w:tcW w:type="dxa" w:w="2268"/>
-            <w:tcBorders>
-              <w:bottom w:val="single" w:sz="8" w:space="0" w:color="auto"/>
-            </w:tcBorders>
-          </w:tcPr>
-          <w:p>
-            <w:pPr>
-              <w:jc w:val="left"/>
-            </w:pPr>
-            <w:r>
-              <w:rPr>
-                <w:rFonts w:ascii="Times New Roman" w:hAnsi="Times New Roman" w:cs="Times New Roman" w:eastAsia="Times New Roman"/>
-                <w:b/>
-                <w:sz w:val="20"/>
-              </w:rPr>
-              <w:t>Coluna</w:t>
-            </w:r>
-          </w:p>
-        </w:tc>
-        <w:tc>
-          <w:tcPr>
-            <w:tcW w:type="dxa" w:w="2268"/>
-            <w:tcBorders>
-              <w:bottom w:val="single" w:sz="8" w:space="0" w:color="auto"/>
-            </w:tcBorders>
-          </w:tcPr>
-          <w:p>
-            <w:pPr>
-              <w:jc w:val="left"/>
-            </w:pPr>
-            <w:r>
-              <w:rPr>
-                <w:rFonts w:ascii="Times New Roman" w:hAnsi="Times New Roman" w:cs="Times New Roman" w:eastAsia="Times New Roman"/>
-                <w:b/>
-                <w:sz w:val="20"/>
-              </w:rPr>
-              <w:t>Tipo</w:t>
-            </w:r>
-          </w:p>
-        </w:tc>
-        <w:tc>
-          <w:tcPr>
-            <w:tcW w:type="dxa" w:w="2268"/>
-            <w:tcBorders>
-              <w:bottom w:val="single" w:sz="8" w:space="0" w:color="auto"/>
-            </w:tcBorders>
-          </w:tcPr>
-          <w:p>
-            <w:pPr>
-              <w:jc w:val="left"/>
-            </w:pPr>
-            <w:r>
-              <w:rPr>
-                <w:rFonts w:ascii="Times New Roman" w:hAnsi="Times New Roman" w:cs="Times New Roman" w:eastAsia="Times New Roman"/>
-                <w:b/>
-                <w:sz w:val="20"/>
-              </w:rPr>
-              <w:t>Restrições</w:t>
-            </w:r>
-          </w:p>
-        </w:tc>
-        <w:tc>
-          <w:tcPr>
-            <w:tcW w:type="dxa" w:w="2268"/>
-            <w:tcBorders>
-              <w:bottom w:val="single" w:sz="8" w:space="0" w:color="auto"/>
-            </w:tcBorders>
-          </w:tcPr>
-          <w:p>
-            <w:pPr>
-              <w:jc w:val="left"/>
-            </w:pPr>
-            <w:r>
-              <w:rPr>
-                <w:rFonts w:ascii="Times New Roman" w:hAnsi="Times New Roman" w:cs="Times New Roman" w:eastAsia="Times New Roman"/>
-                <w:b/>
-                <w:sz w:val="20"/>
-              </w:rPr>
-              <w:t>Descrição</w:t>
-            </w:r>
-          </w:p>
-        </w:tc>
-      </w:tr>
-      <w:tr>
-        <w:tc>
-          <w:tcPr>
-            <w:tcW w:type="dxa" w:w="2268"/>
-          </w:tcPr>
-          <w:p>
-            <w:pPr>
-              <w:jc w:val="left"/>
-            </w:pPr>
-            <w:r>
-              <w:rPr>
-                <w:rFonts w:ascii="Times New Roman" w:hAnsi="Times New Roman" w:cs="Times New Roman" w:eastAsia="Times New Roman"/>
-                <w:i/>
-                <w:sz w:val="20"/>
-              </w:rPr>
-              <w:t>id</w:t>
-            </w:r>
-          </w:p>
-        </w:tc>
-        <w:tc>
-          <w:tcPr>
-            <w:tcW w:type="dxa" w:w="2268"/>
-          </w:tcPr>
-          <w:p>
-            <w:pPr>
-              <w:jc w:val="left"/>
-            </w:pPr>
-            <w:r>
-              <w:rPr>
-                <w:rFonts w:ascii="Times New Roman" w:hAnsi="Times New Roman" w:cs="Times New Roman" w:eastAsia="Times New Roman"/>
-                <w:sz w:val="20"/>
-              </w:rPr>
-              <w:t>uuid</w:t>
-            </w:r>
-          </w:p>
-        </w:tc>
-        <w:tc>
-          <w:tcPr>
-            <w:tcW w:type="dxa" w:w="2268"/>
-          </w:tcPr>
-          <w:p>
-            <w:pPr>
-              <w:jc w:val="left"/>
-            </w:pPr>
-            <w:r>
-              <w:rPr>
-                <w:rFonts w:ascii="Times New Roman" w:hAnsi="Times New Roman" w:cs="Times New Roman" w:eastAsia="Times New Roman"/>
-                <w:sz w:val="20"/>
-              </w:rPr>
-              <w:t xml:space="preserve">PK; FK para </w:t>
-            </w:r>
-            <w:r>
-              <w:rPr>
-                <w:rFonts w:ascii="Times New Roman" w:hAnsi="Times New Roman" w:cs="Times New Roman" w:eastAsia="Times New Roman"/>
-                <w:i/>
-                <w:sz w:val="20"/>
-              </w:rPr>
-              <w:t>auth.users(id)</w:t>
-            </w:r>
-            <w:r>
-              <w:rPr>
-                <w:rFonts w:ascii="Times New Roman" w:hAnsi="Times New Roman" w:cs="Times New Roman" w:eastAsia="Times New Roman"/>
-                <w:sz w:val="20"/>
-              </w:rPr>
-              <w:t xml:space="preserve"> ON DELETE CASCADE</w:t>
-            </w:r>
-          </w:p>
-        </w:tc>
-        <w:tc>
-          <w:tcPr>
-            <w:tcW w:type="dxa" w:w="2268"/>
-          </w:tcPr>
-          <w:p>
-            <w:pPr>
-              <w:jc w:val="left"/>
-            </w:pPr>
-            <w:r>
-              <w:rPr>
-                <w:rFonts w:ascii="Times New Roman" w:hAnsi="Times New Roman" w:cs="Times New Roman" w:eastAsia="Times New Roman"/>
-                <w:sz w:val="20"/>
-              </w:rPr>
-              <w:t>Identificador do usuário</w:t>
-            </w:r>
-          </w:p>
-        </w:tc>
-      </w:tr>
-      <w:tr>
-        <w:tc>
-          <w:tcPr>
-            <w:tcW w:type="dxa" w:w="2268"/>
-          </w:tcPr>
-          <w:p>
-            <w:pPr>
-              <w:jc w:val="left"/>
-            </w:pPr>
-            <w:r>
-              <w:rPr>
-                <w:rFonts w:ascii="Times New Roman" w:hAnsi="Times New Roman" w:cs="Times New Roman" w:eastAsia="Times New Roman"/>
-                <w:i/>
-                <w:sz w:val="20"/>
-              </w:rPr>
-              <w:t>email</w:t>
-            </w:r>
-          </w:p>
-        </w:tc>
-        <w:tc>
-          <w:tcPr>
-            <w:tcW w:type="dxa" w:w="2268"/>
-          </w:tcPr>
-          <w:p>
-            <w:pPr>
-              <w:jc w:val="left"/>
-            </w:pPr>
-            <w:r>
-              <w:rPr>
-                <w:rFonts w:ascii="Times New Roman" w:hAnsi="Times New Roman" w:cs="Times New Roman" w:eastAsia="Times New Roman"/>
-                <w:sz w:val="20"/>
-              </w:rPr>
-              <w:t>text</w:t>
-            </w:r>
-          </w:p>
-        </w:tc>
-        <w:tc>
-          <w:tcPr>
-            <w:tcW w:type="dxa" w:w="2268"/>
-          </w:tcPr>
-          <w:p>
-            <w:pPr>
-              <w:jc w:val="left"/>
-            </w:pPr>
-            <w:r>
-              <w:rPr>
-                <w:rFonts w:ascii="Times New Roman" w:hAnsi="Times New Roman" w:cs="Times New Roman" w:eastAsia="Times New Roman"/>
-                <w:sz w:val="20"/>
-              </w:rPr>
-              <w:t>UNIQUE, NOT NULL</w:t>
-            </w:r>
-          </w:p>
-        </w:tc>
-        <w:tc>
-          <w:tcPr>
-            <w:tcW w:type="dxa" w:w="2268"/>
-          </w:tcPr>
-          <w:p>
-            <w:pPr>
-              <w:jc w:val="left"/>
-            </w:pPr>
-            <w:r>
-              <w:rPr>
-                <w:rFonts w:ascii="Times New Roman" w:hAnsi="Times New Roman" w:cs="Times New Roman" w:eastAsia="Times New Roman"/>
-                <w:sz w:val="20"/>
-              </w:rPr>
-              <w:t xml:space="preserve">E-mail (sincronizado do Auth) — </w:t>
-            </w:r>
-            <w:r>
-              <w:rPr>
-                <w:rFonts w:ascii="Times New Roman" w:hAnsi="Times New Roman" w:cs="Times New Roman" w:eastAsia="Times New Roman"/>
-                <w:b/>
-                <w:sz w:val="20"/>
-              </w:rPr>
-              <w:t>PII</w:t>
-            </w:r>
-          </w:p>
-        </w:tc>
-      </w:tr>
-      <w:tr>
-        <w:tc>
-          <w:tcPr>
-            <w:tcW w:type="dxa" w:w="2268"/>
-          </w:tcPr>
-          <w:p>
-            <w:pPr>
-              <w:jc w:val="left"/>
-            </w:pPr>
-            <w:r>
-              <w:rPr>
-                <w:rFonts w:ascii="Times New Roman" w:hAnsi="Times New Roman" w:cs="Times New Roman" w:eastAsia="Times New Roman"/>
-                <w:i/>
-                <w:sz w:val="20"/>
-              </w:rPr>
-              <w:t>full_name</w:t>
-            </w:r>
-          </w:p>
-        </w:tc>
-        <w:tc>
-          <w:tcPr>
-            <w:tcW w:type="dxa" w:w="2268"/>
-          </w:tcPr>
-          <w:p>
-            <w:pPr>
-              <w:jc w:val="left"/>
-            </w:pPr>
-            <w:r>
-              <w:rPr>
-                <w:rFonts w:ascii="Times New Roman" w:hAnsi="Times New Roman" w:cs="Times New Roman" w:eastAsia="Times New Roman"/>
-                <w:sz w:val="20"/>
-              </w:rPr>
-              <w:t>text</w:t>
-            </w:r>
-          </w:p>
-        </w:tc>
-        <w:tc>
-          <w:tcPr>
-            <w:tcW w:type="dxa" w:w="2268"/>
-          </w:tcPr>
-          <w:p>
-            <w:pPr>
-              <w:jc w:val="left"/>
-            </w:pPr>
-            <w:r>
-              <w:rPr>
-                <w:rFonts w:ascii="Times New Roman" w:hAnsi="Times New Roman" w:cs="Times New Roman" w:eastAsia="Times New Roman"/>
-                <w:sz w:val="20"/>
-              </w:rPr>
-              <w:t>NOT NULL, DEFAULT ''</w:t>
-            </w:r>
-          </w:p>
-        </w:tc>
-        <w:tc>
-          <w:tcPr>
-            <w:tcW w:type="dxa" w:w="2268"/>
-          </w:tcPr>
-          <w:p>
-            <w:pPr>
-              <w:jc w:val="left"/>
-            </w:pPr>
-            <w:r>
-              <w:rPr>
-                <w:rFonts w:ascii="Times New Roman" w:hAnsi="Times New Roman" w:cs="Times New Roman" w:eastAsia="Times New Roman"/>
-                <w:sz w:val="20"/>
-              </w:rPr>
-              <w:t>Nome de exibição</w:t>
-            </w:r>
-          </w:p>
-        </w:tc>
-      </w:tr>
-      <w:tr>
-        <w:tc>
-          <w:tcPr>
-            <w:tcW w:type="dxa" w:w="2268"/>
-          </w:tcPr>
-          <w:p>
-            <w:pPr>
-              <w:jc w:val="left"/>
-            </w:pPr>
-            <w:r>
-              <w:rPr>
-                <w:rFonts w:ascii="Times New Roman" w:hAnsi="Times New Roman" w:cs="Times New Roman" w:eastAsia="Times New Roman"/>
-                <w:i/>
-                <w:sz w:val="20"/>
-              </w:rPr>
-              <w:t>phone</w:t>
-            </w:r>
-          </w:p>
-        </w:tc>
-        <w:tc>
-          <w:tcPr>
-            <w:tcW w:type="dxa" w:w="2268"/>
-          </w:tcPr>
-          <w:p>
-            <w:pPr>
-              <w:jc w:val="left"/>
-            </w:pPr>
-            <w:r>
-              <w:rPr>
-                <w:rFonts w:ascii="Times New Roman" w:hAnsi="Times New Roman" w:cs="Times New Roman" w:eastAsia="Times New Roman"/>
-                <w:sz w:val="20"/>
-              </w:rPr>
-              <w:t>text</w:t>
-            </w:r>
-          </w:p>
-        </w:tc>
-        <w:tc>
-          <w:tcPr>
-            <w:tcW w:type="dxa" w:w="2268"/>
-          </w:tcPr>
-          <w:p>
-            <w:pPr>
-              <w:jc w:val="left"/>
-            </w:pPr>
-            <w:r>
-              <w:rPr>
-                <w:rFonts w:ascii="Times New Roman" w:hAnsi="Times New Roman" w:cs="Times New Roman" w:eastAsia="Times New Roman"/>
-                <w:sz w:val="20"/>
-              </w:rPr>
-              <w:t>DEFAULT ''</w:t>
-            </w:r>
-          </w:p>
-        </w:tc>
-        <w:tc>
-          <w:tcPr>
-            <w:tcW w:type="dxa" w:w="2268"/>
-          </w:tcPr>
-          <w:p>
-            <w:pPr>
-              <w:jc w:val="left"/>
-            </w:pPr>
-            <w:r>
-              <w:rPr>
-                <w:rFonts w:ascii="Times New Roman" w:hAnsi="Times New Roman" w:cs="Times New Roman" w:eastAsia="Times New Roman"/>
-                <w:sz w:val="20"/>
-              </w:rPr>
-              <w:t xml:space="preserve">Telefone — </w:t>
-            </w:r>
-            <w:r>
-              <w:rPr>
-                <w:rFonts w:ascii="Times New Roman" w:hAnsi="Times New Roman" w:cs="Times New Roman" w:eastAsia="Times New Roman"/>
-                <w:b/>
-                <w:sz w:val="20"/>
-              </w:rPr>
-              <w:t>PII</w:t>
-            </w:r>
-          </w:p>
-        </w:tc>
-      </w:tr>
-      <w:tr>
-        <w:tc>
-          <w:tcPr>
-            <w:tcW w:type="dxa" w:w="2268"/>
-          </w:tcPr>
-          <w:p>
-            <w:pPr>
-              <w:jc w:val="left"/>
-            </w:pPr>
-            <w:r>
-              <w:rPr>
-                <w:rFonts w:ascii="Times New Roman" w:hAnsi="Times New Roman" w:cs="Times New Roman" w:eastAsia="Times New Roman"/>
-                <w:i/>
-                <w:sz w:val="20"/>
-              </w:rPr>
-              <w:t>avatar_url</w:t>
-            </w:r>
-          </w:p>
-        </w:tc>
-        <w:tc>
-          <w:tcPr>
-            <w:tcW w:type="dxa" w:w="2268"/>
-          </w:tcPr>
-          <w:p>
-            <w:pPr>
-              <w:jc w:val="left"/>
-            </w:pPr>
-            <w:r>
-              <w:rPr>
-                <w:rFonts w:ascii="Times New Roman" w:hAnsi="Times New Roman" w:cs="Times New Roman" w:eastAsia="Times New Roman"/>
-                <w:sz w:val="20"/>
-              </w:rPr>
-              <w:t>text</w:t>
-            </w:r>
-          </w:p>
-        </w:tc>
-        <w:tc>
-          <w:tcPr>
-            <w:tcW w:type="dxa" w:w="2268"/>
-          </w:tcPr>
-          <w:p>
-            <w:pPr>
-              <w:jc w:val="left"/>
-            </w:pPr>
-            <w:r>
-              <w:rPr>
-                <w:rFonts w:ascii="Times New Roman" w:hAnsi="Times New Roman" w:cs="Times New Roman" w:eastAsia="Times New Roman"/>
-                <w:sz w:val="20"/>
-              </w:rPr>
-              <w:t>DEFAULT ''</w:t>
-            </w:r>
-          </w:p>
-        </w:tc>
-        <w:tc>
-          <w:tcPr>
-            <w:tcW w:type="dxa" w:w="2268"/>
-          </w:tcPr>
-          <w:p>
-            <w:pPr>
-              <w:jc w:val="left"/>
-            </w:pPr>
-            <w:r>
-              <w:rPr>
-                <w:rFonts w:ascii="Times New Roman" w:hAnsi="Times New Roman" w:cs="Times New Roman" w:eastAsia="Times New Roman"/>
-                <w:sz w:val="20"/>
-              </w:rPr>
-              <w:t>URL do avatar</w:t>
-            </w:r>
-          </w:p>
-        </w:tc>
-      </w:tr>
-      <w:tr>
-        <w:tc>
-          <w:tcPr>
-            <w:tcW w:type="dxa" w:w="2268"/>
-          </w:tcPr>
-          <w:p>
-            <w:pPr>
-              <w:jc w:val="left"/>
-            </w:pPr>
-            <w:r>
-              <w:rPr>
-                <w:rFonts w:ascii="Times New Roman" w:hAnsi="Times New Roman" w:cs="Times New Roman" w:eastAsia="Times New Roman"/>
-                <w:i/>
-                <w:sz w:val="20"/>
-              </w:rPr>
-              <w:t>user_type</w:t>
-            </w:r>
-          </w:p>
-        </w:tc>
-        <w:tc>
-          <w:tcPr>
-            <w:tcW w:type="dxa" w:w="2268"/>
-          </w:tcPr>
-          <w:p>
-            <w:pPr>
-              <w:jc w:val="left"/>
-            </w:pPr>
-            <w:r>
-              <w:rPr>
-                <w:rFonts w:ascii="Times New Roman" w:hAnsi="Times New Roman" w:cs="Times New Roman" w:eastAsia="Times New Roman"/>
-                <w:sz w:val="20"/>
-              </w:rPr>
-              <w:t>user_type</w:t>
-            </w:r>
-          </w:p>
-        </w:tc>
-        <w:tc>
-          <w:tcPr>
-            <w:tcW w:type="dxa" w:w="2268"/>
-          </w:tcPr>
-          <w:p>
-            <w:pPr>
-              <w:jc w:val="left"/>
-            </w:pPr>
-            <w:r>
-              <w:rPr>
-                <w:rFonts w:ascii="Times New Roman" w:hAnsi="Times New Roman" w:cs="Times New Roman" w:eastAsia="Times New Roman"/>
-                <w:sz w:val="20"/>
-              </w:rPr>
-              <w:t>NOT NULL, DEFAULT 'client'; imutável (</w:t>
-            </w:r>
-            <w:r>
-              <w:rPr>
-                <w:rFonts w:ascii="Times New Roman" w:hAnsi="Times New Roman" w:cs="Times New Roman" w:eastAsia="Times New Roman"/>
-                <w:i/>
-                <w:sz w:val="20"/>
-              </w:rPr>
-              <w:t>trigger</w:t>
-            </w:r>
-            <w:r>
-              <w:rPr>
-                <w:rFonts w:ascii="Times New Roman" w:hAnsi="Times New Roman" w:cs="Times New Roman" w:eastAsia="Times New Roman"/>
-                <w:sz w:val="20"/>
-              </w:rPr>
-              <w:t>)</w:t>
-            </w:r>
-          </w:p>
-        </w:tc>
-        <w:tc>
-          <w:tcPr>
-            <w:tcW w:type="dxa" w:w="2268"/>
-          </w:tcPr>
-          <w:p>
-            <w:pPr>
-              <w:jc w:val="left"/>
-            </w:pPr>
-            <w:r>
-              <w:rPr>
-                <w:rFonts w:ascii="Times New Roman" w:hAnsi="Times New Roman" w:cs="Times New Roman" w:eastAsia="Times New Roman"/>
-                <w:sz w:val="20"/>
-              </w:rPr>
-              <w:t>Papel do usuário</w:t>
-            </w:r>
-          </w:p>
-        </w:tc>
-      </w:tr>
-      <w:tr>
-        <w:tc>
-          <w:tcPr>
-            <w:tcW w:type="dxa" w:w="2268"/>
-          </w:tcPr>
-          <w:p>
-            <w:pPr>
-              <w:jc w:val="left"/>
-            </w:pPr>
-            <w:r>
-              <w:rPr>
-                <w:rFonts w:ascii="Times New Roman" w:hAnsi="Times New Roman" w:cs="Times New Roman" w:eastAsia="Times New Roman"/>
-                <w:i/>
-                <w:sz w:val="20"/>
-              </w:rPr>
-              <w:t>created_at</w:t>
-            </w:r>
-          </w:p>
-        </w:tc>
-        <w:tc>
-          <w:tcPr>
-            <w:tcW w:type="dxa" w:w="2268"/>
-          </w:tcPr>
-          <w:p>
-            <w:pPr>
-              <w:jc w:val="left"/>
-            </w:pPr>
-            <w:r>
-              <w:rPr>
-                <w:rFonts w:ascii="Times New Roman" w:hAnsi="Times New Roman" w:cs="Times New Roman" w:eastAsia="Times New Roman"/>
-                <w:sz w:val="20"/>
-              </w:rPr>
-              <w:t>timestamptz</w:t>
-            </w:r>
-          </w:p>
-        </w:tc>
-        <w:tc>
-          <w:tcPr>
-            <w:tcW w:type="dxa" w:w="2268"/>
-          </w:tcPr>
-          <w:p>
-            <w:pPr>
-              <w:jc w:val="left"/>
-            </w:pPr>
-            <w:r>
-              <w:rPr>
-                <w:rFonts w:ascii="Times New Roman" w:hAnsi="Times New Roman" w:cs="Times New Roman" w:eastAsia="Times New Roman"/>
-                <w:sz w:val="20"/>
-              </w:rPr>
-              <w:t>NOT NULL, DEFAULT now()</w:t>
-            </w:r>
-          </w:p>
-        </w:tc>
-        <w:tc>
-          <w:tcPr>
-            <w:tcW w:type="dxa" w:w="2268"/>
-          </w:tcPr>
-          <w:p>
-            <w:pPr>
-              <w:jc w:val="left"/>
-            </w:pPr>
-            <w:r>
-              <w:rPr>
-                <w:rFonts w:ascii="Times New Roman" w:hAnsi="Times New Roman" w:cs="Times New Roman" w:eastAsia="Times New Roman"/>
-                <w:sz w:val="20"/>
-              </w:rPr>
-              <w:t>Criação</w:t>
-            </w:r>
-          </w:p>
-        </w:tc>
-      </w:tr>
-      <w:tr>
-        <w:tc>
-          <w:tcPr>
-            <w:tcW w:type="dxa" w:w="2268"/>
-          </w:tcPr>
-          <w:p>
-            <w:pPr>
-              <w:jc w:val="left"/>
-            </w:pPr>
-            <w:r>
-              <w:rPr>
-                <w:rFonts w:ascii="Times New Roman" w:hAnsi="Times New Roman" w:cs="Times New Roman" w:eastAsia="Times New Roman"/>
-                <w:i/>
-                <w:sz w:val="20"/>
-              </w:rPr>
-              <w:t>updated_at</w:t>
-            </w:r>
-          </w:p>
-        </w:tc>
-        <w:tc>
-          <w:tcPr>
-            <w:tcW w:type="dxa" w:w="2268"/>
-          </w:tcPr>
-          <w:p>
-            <w:pPr>
-              <w:jc w:val="left"/>
-            </w:pPr>
-            <w:r>
-              <w:rPr>
-                <w:rFonts w:ascii="Times New Roman" w:hAnsi="Times New Roman" w:cs="Times New Roman" w:eastAsia="Times New Roman"/>
-                <w:sz w:val="20"/>
-              </w:rPr>
-              <w:t>timestamptz</w:t>
-            </w:r>
-          </w:p>
-        </w:tc>
-        <w:tc>
-          <w:tcPr>
-            <w:tcW w:type="dxa" w:w="2268"/>
-          </w:tcPr>
-          <w:p>
-            <w:pPr>
-              <w:jc w:val="left"/>
-            </w:pPr>
-            <w:r>
-              <w:rPr>
-                <w:rFonts w:ascii="Times New Roman" w:hAnsi="Times New Roman" w:cs="Times New Roman" w:eastAsia="Times New Roman"/>
-                <w:sz w:val="20"/>
-              </w:rPr>
-              <w:t>NOT NULL, DEFAULT now()</w:t>
-            </w:r>
-          </w:p>
-        </w:tc>
-        <w:tc>
-          <w:tcPr>
-            <w:tcW w:type="dxa" w:w="2268"/>
-          </w:tcPr>
-          <w:p>
-            <w:pPr>
-              <w:jc w:val="left"/>
-            </w:pPr>
-            <w:r>
-              <w:rPr>
-                <w:rFonts w:ascii="Times New Roman" w:hAnsi="Times New Roman" w:cs="Times New Roman" w:eastAsia="Times New Roman"/>
-                <w:sz w:val="20"/>
-              </w:rPr>
-              <w:t>Atualização (</w:t>
-            </w:r>
-            <w:r>
-              <w:rPr>
-                <w:rFonts w:ascii="Times New Roman" w:hAnsi="Times New Roman" w:cs="Times New Roman" w:eastAsia="Times New Roman"/>
-                <w:i/>
-                <w:sz w:val="20"/>
-              </w:rPr>
-              <w:t>trigger</w:t>
-            </w:r>
-            <w:r>
-              <w:rPr>
-                <w:rFonts w:ascii="Times New Roman" w:hAnsi="Times New Roman" w:cs="Times New Roman" w:eastAsia="Times New Roman"/>
-                <w:sz w:val="20"/>
-              </w:rPr>
-              <w:t>)</w:t>
-            </w:r>
-          </w:p>
-        </w:tc>
-      </w:tr>
-    </w:tbl>
-    <w:p>
-      <w:pPr>
-        <w:jc w:val="left"/>
-      </w:pPr>
-      <w:r>
-        <w:rPr>
-          <w:rFonts w:ascii="Times New Roman" w:hAnsi="Times New Roman" w:cs="Times New Roman" w:eastAsia="Times New Roman"/>
-          <w:sz w:val="20"/>
-        </w:rPr>
-        <w:t>Fonte: elaborado pelos autores (2026).</w:t>
-      </w:r>
-    </w:p>
-    <w:p>
-      <w:pPr>
-        <w:jc w:val="left"/>
-      </w:pPr>
-      <w:r>
-        <w:rPr>
-          <w:rFonts w:ascii="Times New Roman" w:hAnsi="Times New Roman" w:cs="Times New Roman" w:eastAsia="Times New Roman"/>
-          <w:b/>
-          <w:sz w:val="24"/>
-        </w:rPr>
-        <w:t xml:space="preserve">Tabela 18 — Tabela </w:t>
-      </w:r>
-      <w:r>
-        <w:rPr>
-          <w:rFonts w:ascii="Times New Roman" w:hAnsi="Times New Roman" w:cs="Times New Roman" w:eastAsia="Times New Roman"/>
-          <w:b/>
-          <w:i/>
-          <w:sz w:val="24"/>
-        </w:rPr>
-        <w:t>categories</w:t>
-      </w:r>
-    </w:p>
-    <w:tbl>
-      <w:tblPr>
-        <w:tblW w:type="auto" w:w="0"/>
-        <w:jc w:val="center"/>
-        <w:tblLayout w:type="autofit"/>
-        <w:tblLook w:firstColumn="1" w:firstRow="1" w:lastColumn="0" w:lastRow="0" w:noHBand="0" w:noVBand="1" w:val="04A0"/>
-        <w:tblBorders>
-          <w:top w:val="single" w:sz="8" w:space="0" w:color="auto"/>
-          <w:bottom w:val="single" w:sz="8" w:space="0" w:color="auto"/>
-          <w:left w:val="none" w:sz="8" w:space="0" w:color="auto"/>
-          <w:right w:val="none" w:sz="8" w:space="0" w:color="auto"/>
-          <w:insideH w:val="none" w:sz="8" w:space="0" w:color="auto"/>
-          <w:insideV w:val="none" w:sz="8" w:space="0" w:color="auto"/>
-        </w:tblBorders>
-      </w:tblPr>
-      <w:tblGrid>
-        <w:gridCol w:w="2268"/>
-        <w:gridCol w:w="2268"/>
-        <w:gridCol w:w="2268"/>
-        <w:gridCol w:w="2268"/>
-      </w:tblGrid>
-      <w:tr>
-        <w:trPr>
-          <w:tblHeader w:val="true"/>
-        </w:trPr>
-        <w:tc>
-          <w:tcPr>
-            <w:tcW w:type="dxa" w:w="2268"/>
-            <w:tcBorders>
-              <w:bottom w:val="single" w:sz="8" w:space="0" w:color="auto"/>
-            </w:tcBorders>
-          </w:tcPr>
-          <w:p>
-            <w:pPr>
-              <w:jc w:val="left"/>
-            </w:pPr>
-            <w:r>
-              <w:rPr>
-                <w:rFonts w:ascii="Times New Roman" w:hAnsi="Times New Roman" w:cs="Times New Roman" w:eastAsia="Times New Roman"/>
-                <w:b/>
-                <w:sz w:val="20"/>
-              </w:rPr>
-              <w:t>Coluna</w:t>
-            </w:r>
-          </w:p>
-        </w:tc>
-        <w:tc>
-          <w:tcPr>
-            <w:tcW w:type="dxa" w:w="2268"/>
-            <w:tcBorders>
-              <w:bottom w:val="single" w:sz="8" w:space="0" w:color="auto"/>
-            </w:tcBorders>
-          </w:tcPr>
-          <w:p>
-            <w:pPr>
-              <w:jc w:val="left"/>
-            </w:pPr>
-            <w:r>
-              <w:rPr>
-                <w:rFonts w:ascii="Times New Roman" w:hAnsi="Times New Roman" w:cs="Times New Roman" w:eastAsia="Times New Roman"/>
-                <w:b/>
-                <w:sz w:val="20"/>
-              </w:rPr>
-              <w:t>Tipo</w:t>
-            </w:r>
-          </w:p>
-        </w:tc>
-        <w:tc>
-          <w:tcPr>
-            <w:tcW w:type="dxa" w:w="2268"/>
-            <w:tcBorders>
-              <w:bottom w:val="single" w:sz="8" w:space="0" w:color="auto"/>
-            </w:tcBorders>
-          </w:tcPr>
-          <w:p>
-            <w:pPr>
-              <w:jc w:val="left"/>
-            </w:pPr>
-            <w:r>
-              <w:rPr>
-                <w:rFonts w:ascii="Times New Roman" w:hAnsi="Times New Roman" w:cs="Times New Roman" w:eastAsia="Times New Roman"/>
-                <w:b/>
-                <w:sz w:val="20"/>
-              </w:rPr>
-              <w:t>Restrições</w:t>
-            </w:r>
-          </w:p>
-        </w:tc>
-        <w:tc>
-          <w:tcPr>
-            <w:tcW w:type="dxa" w:w="2268"/>
-            <w:tcBorders>
-              <w:bottom w:val="single" w:sz="8" w:space="0" w:color="auto"/>
-            </w:tcBorders>
-          </w:tcPr>
-          <w:p>
-            <w:pPr>
-              <w:jc w:val="left"/>
-            </w:pPr>
-            <w:r>
-              <w:rPr>
-                <w:rFonts w:ascii="Times New Roman" w:hAnsi="Times New Roman" w:cs="Times New Roman" w:eastAsia="Times New Roman"/>
-                <w:b/>
-                <w:sz w:val="20"/>
-              </w:rPr>
-              <w:t>Descrição</w:t>
-            </w:r>
-          </w:p>
-        </w:tc>
-      </w:tr>
-      <w:tr>
-        <w:tc>
-          <w:tcPr>
-            <w:tcW w:type="dxa" w:w="2268"/>
-          </w:tcPr>
-          <w:p>
-            <w:pPr>
-              <w:jc w:val="left"/>
-            </w:pPr>
-            <w:r>
-              <w:rPr>
-                <w:rFonts w:ascii="Times New Roman" w:hAnsi="Times New Roman" w:cs="Times New Roman" w:eastAsia="Times New Roman"/>
-                <w:i/>
-                <w:sz w:val="20"/>
-              </w:rPr>
-              <w:t>id</w:t>
-            </w:r>
-          </w:p>
-        </w:tc>
-        <w:tc>
-          <w:tcPr>
-            <w:tcW w:type="dxa" w:w="2268"/>
-          </w:tcPr>
-          <w:p>
-            <w:pPr>
-              <w:jc w:val="left"/>
-            </w:pPr>
-            <w:r>
-              <w:rPr>
-                <w:rFonts w:ascii="Times New Roman" w:hAnsi="Times New Roman" w:cs="Times New Roman" w:eastAsia="Times New Roman"/>
-                <w:sz w:val="20"/>
-              </w:rPr>
-              <w:t>uuid</w:t>
-            </w:r>
-          </w:p>
-        </w:tc>
-        <w:tc>
-          <w:tcPr>
-            <w:tcW w:type="dxa" w:w="2268"/>
-          </w:tcPr>
-          <w:p>
-            <w:pPr>
-              <w:jc w:val="left"/>
-            </w:pPr>
-            <w:r>
-              <w:rPr>
-                <w:rFonts w:ascii="Times New Roman" w:hAnsi="Times New Roman" w:cs="Times New Roman" w:eastAsia="Times New Roman"/>
-                <w:sz w:val="20"/>
-              </w:rPr>
-              <w:t>PK, DEFAULT gen_random_uuid()</w:t>
-            </w:r>
-          </w:p>
-        </w:tc>
-        <w:tc>
-          <w:tcPr>
-            <w:tcW w:type="dxa" w:w="2268"/>
-          </w:tcPr>
-          <w:p>
-            <w:pPr>
-              <w:jc w:val="left"/>
-            </w:pPr>
-            <w:r>
-              <w:rPr>
-                <w:rFonts w:ascii="Times New Roman" w:hAnsi="Times New Roman" w:cs="Times New Roman" w:eastAsia="Times New Roman"/>
-                <w:sz w:val="20"/>
-              </w:rPr>
-              <w:t>Identificador</w:t>
-            </w:r>
-          </w:p>
-        </w:tc>
-      </w:tr>
-      <w:tr>
-        <w:tc>
-          <w:tcPr>
-            <w:tcW w:type="dxa" w:w="2268"/>
-          </w:tcPr>
-          <w:p>
-            <w:pPr>
-              <w:jc w:val="left"/>
-            </w:pPr>
-            <w:r>
-              <w:rPr>
-                <w:rFonts w:ascii="Times New Roman" w:hAnsi="Times New Roman" w:cs="Times New Roman" w:eastAsia="Times New Roman"/>
-                <w:i/>
-                <w:sz w:val="20"/>
-              </w:rPr>
-              <w:t>name</w:t>
-            </w:r>
-          </w:p>
-        </w:tc>
-        <w:tc>
-          <w:tcPr>
-            <w:tcW w:type="dxa" w:w="2268"/>
-          </w:tcPr>
-          <w:p>
-            <w:pPr>
-              <w:jc w:val="left"/>
-            </w:pPr>
-            <w:r>
-              <w:rPr>
-                <w:rFonts w:ascii="Times New Roman" w:hAnsi="Times New Roman" w:cs="Times New Roman" w:eastAsia="Times New Roman"/>
-                <w:sz w:val="20"/>
-              </w:rPr>
-              <w:t>text</w:t>
-            </w:r>
-          </w:p>
-        </w:tc>
-        <w:tc>
-          <w:tcPr>
-            <w:tcW w:type="dxa" w:w="2268"/>
-          </w:tcPr>
-          <w:p>
-            <w:pPr>
-              <w:jc w:val="left"/>
-            </w:pPr>
-            <w:r>
-              <w:rPr>
-                <w:rFonts w:ascii="Times New Roman" w:hAnsi="Times New Roman" w:cs="Times New Roman" w:eastAsia="Times New Roman"/>
-                <w:sz w:val="20"/>
-              </w:rPr>
-              <w:t>UNIQUE, NOT NULL</w:t>
-            </w:r>
-          </w:p>
-        </w:tc>
-        <w:tc>
-          <w:tcPr>
-            <w:tcW w:type="dxa" w:w="2268"/>
-          </w:tcPr>
-          <w:p>
-            <w:pPr>
-              <w:jc w:val="left"/>
-            </w:pPr>
-            <w:r>
-              <w:rPr>
-                <w:rFonts w:ascii="Times New Roman" w:hAnsi="Times New Roman" w:cs="Times New Roman" w:eastAsia="Times New Roman"/>
-                <w:sz w:val="20"/>
-              </w:rPr>
-              <w:t>Nome da categoria</w:t>
-            </w:r>
-          </w:p>
-        </w:tc>
-      </w:tr>
-      <w:tr>
-        <w:tc>
-          <w:tcPr>
-            <w:tcW w:type="dxa" w:w="2268"/>
-          </w:tcPr>
-          <w:p>
-            <w:pPr>
-              <w:jc w:val="left"/>
-            </w:pPr>
-            <w:r>
-              <w:rPr>
-                <w:rFonts w:ascii="Times New Roman" w:hAnsi="Times New Roman" w:cs="Times New Roman" w:eastAsia="Times New Roman"/>
-                <w:i/>
-                <w:sz w:val="20"/>
-              </w:rPr>
-              <w:t>description</w:t>
-            </w:r>
-          </w:p>
-        </w:tc>
-        <w:tc>
-          <w:tcPr>
-            <w:tcW w:type="dxa" w:w="2268"/>
-          </w:tcPr>
-          <w:p>
-            <w:pPr>
-              <w:jc w:val="left"/>
-            </w:pPr>
-            <w:r>
-              <w:rPr>
-                <w:rFonts w:ascii="Times New Roman" w:hAnsi="Times New Roman" w:cs="Times New Roman" w:eastAsia="Times New Roman"/>
-                <w:sz w:val="20"/>
-              </w:rPr>
-              <w:t>text</w:t>
-            </w:r>
-          </w:p>
-        </w:tc>
-        <w:tc>
-          <w:tcPr>
-            <w:tcW w:type="dxa" w:w="2268"/>
-          </w:tcPr>
-          <w:p>
-            <w:pPr>
-              <w:jc w:val="left"/>
-            </w:pPr>
-            <w:r>
-              <w:rPr>
-                <w:rFonts w:ascii="Times New Roman" w:hAnsi="Times New Roman" w:cs="Times New Roman" w:eastAsia="Times New Roman"/>
-                <w:sz w:val="20"/>
-              </w:rPr>
-              <w:t>DEFAULT ''</w:t>
-            </w:r>
-          </w:p>
-        </w:tc>
-        <w:tc>
-          <w:tcPr>
-            <w:tcW w:type="dxa" w:w="2268"/>
-          </w:tcPr>
-          <w:p>
-            <w:pPr>
-              <w:jc w:val="left"/>
-            </w:pPr>
-            <w:r>
-              <w:rPr>
-                <w:rFonts w:ascii="Times New Roman" w:hAnsi="Times New Roman" w:cs="Times New Roman" w:eastAsia="Times New Roman"/>
-                <w:sz w:val="20"/>
-              </w:rPr>
-              <w:t>Descrição</w:t>
-            </w:r>
-          </w:p>
-        </w:tc>
-      </w:tr>
-      <w:tr>
-        <w:tc>
-          <w:tcPr>
-            <w:tcW w:type="dxa" w:w="2268"/>
-          </w:tcPr>
-          <w:p>
-            <w:pPr>
-              <w:jc w:val="left"/>
-            </w:pPr>
-            <w:r>
-              <w:rPr>
-                <w:rFonts w:ascii="Times New Roman" w:hAnsi="Times New Roman" w:cs="Times New Roman" w:eastAsia="Times New Roman"/>
-                <w:i/>
-                <w:sz w:val="20"/>
-              </w:rPr>
-              <w:t>icon</w:t>
-            </w:r>
-          </w:p>
-        </w:tc>
-        <w:tc>
-          <w:tcPr>
-            <w:tcW w:type="dxa" w:w="2268"/>
-          </w:tcPr>
-          <w:p>
-            <w:pPr>
-              <w:jc w:val="left"/>
-            </w:pPr>
-            <w:r>
-              <w:rPr>
-                <w:rFonts w:ascii="Times New Roman" w:hAnsi="Times New Roman" w:cs="Times New Roman" w:eastAsia="Times New Roman"/>
-                <w:sz w:val="20"/>
-              </w:rPr>
-              <w:t>text</w:t>
-            </w:r>
-          </w:p>
-        </w:tc>
-        <w:tc>
-          <w:tcPr>
-            <w:tcW w:type="dxa" w:w="2268"/>
-          </w:tcPr>
-          <w:p>
-            <w:pPr>
-              <w:jc w:val="left"/>
-            </w:pPr>
-            <w:r>
-              <w:rPr>
-                <w:rFonts w:ascii="Times New Roman" w:hAnsi="Times New Roman" w:cs="Times New Roman" w:eastAsia="Times New Roman"/>
-                <w:sz w:val="20"/>
-              </w:rPr>
-              <w:t>DEFAULT ''</w:t>
-            </w:r>
-          </w:p>
-        </w:tc>
-        <w:tc>
-          <w:tcPr>
-            <w:tcW w:type="dxa" w:w="2268"/>
-          </w:tcPr>
-          <w:p>
-            <w:pPr>
-              <w:jc w:val="left"/>
-            </w:pPr>
-            <w:r>
-              <w:rPr>
-                <w:rFonts w:ascii="Times New Roman" w:hAnsi="Times New Roman" w:cs="Times New Roman" w:eastAsia="Times New Roman"/>
-                <w:sz w:val="20"/>
-              </w:rPr>
-              <w:t>Ícone (UI)</w:t>
-            </w:r>
-          </w:p>
-        </w:tc>
-      </w:tr>
-      <w:tr>
-        <w:tc>
-          <w:tcPr>
-            <w:tcW w:type="dxa" w:w="2268"/>
-          </w:tcPr>
-          <w:p>
-            <w:pPr>
-              <w:jc w:val="left"/>
-            </w:pPr>
-            <w:r>
-              <w:rPr>
-                <w:rFonts w:ascii="Times New Roman" w:hAnsi="Times New Roman" w:cs="Times New Roman" w:eastAsia="Times New Roman"/>
-                <w:i/>
-                <w:sz w:val="20"/>
-              </w:rPr>
-              <w:t>created_at</w:t>
-            </w:r>
-          </w:p>
-        </w:tc>
-        <w:tc>
-          <w:tcPr>
-            <w:tcW w:type="dxa" w:w="2268"/>
-          </w:tcPr>
-          <w:p>
-            <w:pPr>
-              <w:jc w:val="left"/>
-            </w:pPr>
-            <w:r>
-              <w:rPr>
-                <w:rFonts w:ascii="Times New Roman" w:hAnsi="Times New Roman" w:cs="Times New Roman" w:eastAsia="Times New Roman"/>
-                <w:sz w:val="20"/>
-              </w:rPr>
-              <w:t>timestamptz</w:t>
-            </w:r>
-          </w:p>
-        </w:tc>
-        <w:tc>
-          <w:tcPr>
-            <w:tcW w:type="dxa" w:w="2268"/>
-          </w:tcPr>
-          <w:p>
-            <w:pPr>
-              <w:jc w:val="left"/>
-            </w:pPr>
-            <w:r>
-              <w:rPr>
-                <w:rFonts w:ascii="Times New Roman" w:hAnsi="Times New Roman" w:cs="Times New Roman" w:eastAsia="Times New Roman"/>
-                <w:sz w:val="20"/>
-              </w:rPr>
-              <w:t>NOT NULL, DEFAULT now()</w:t>
-            </w:r>
-          </w:p>
-        </w:tc>
-        <w:tc>
-          <w:tcPr>
-            <w:tcW w:type="dxa" w:w="2268"/>
-          </w:tcPr>
-          <w:p>
-            <w:pPr>
-              <w:jc w:val="left"/>
-            </w:pPr>
-            <w:r>
-              <w:rPr>
-                <w:rFonts w:ascii="Times New Roman" w:hAnsi="Times New Roman" w:cs="Times New Roman" w:eastAsia="Times New Roman"/>
-                <w:sz w:val="20"/>
-              </w:rPr>
-              <w:t>Criação</w:t>
-            </w:r>
-          </w:p>
-        </w:tc>
-      </w:tr>
-    </w:tbl>
-    <w:p>
-      <w:pPr>
-        <w:jc w:val="left"/>
-      </w:pPr>
-      <w:r>
-        <w:rPr>
-          <w:rFonts w:ascii="Times New Roman" w:hAnsi="Times New Roman" w:cs="Times New Roman" w:eastAsia="Times New Roman"/>
-          <w:sz w:val="20"/>
-        </w:rPr>
-        <w:t>Fonte: elaborado pelos autores (2026).</w:t>
-      </w:r>
-    </w:p>
-    <w:p>
-      <w:pPr>
-        <w:jc w:val="left"/>
-      </w:pPr>
-      <w:r>
-        <w:rPr>
-          <w:rFonts w:ascii="Times New Roman" w:hAnsi="Times New Roman" w:cs="Times New Roman" w:eastAsia="Times New Roman"/>
-          <w:b/>
-          <w:sz w:val="24"/>
-        </w:rPr>
-        <w:t xml:space="preserve">Tabela 19 — Tabela </w:t>
-      </w:r>
-      <w:r>
-        <w:rPr>
-          <w:rFonts w:ascii="Times New Roman" w:hAnsi="Times New Roman" w:cs="Times New Roman" w:eastAsia="Times New Roman"/>
-          <w:b/>
-          <w:i/>
-          <w:sz w:val="24"/>
-        </w:rPr>
-        <w:t>services</w:t>
-      </w:r>
-    </w:p>
-    <w:tbl>
-      <w:tblPr>
-        <w:tblW w:type="auto" w:w="0"/>
-        <w:jc w:val="center"/>
-        <w:tblLayout w:type="autofit"/>
-        <w:tblLook w:firstColumn="1" w:firstRow="1" w:lastColumn="0" w:lastRow="0" w:noHBand="0" w:noVBand="1" w:val="04A0"/>
-        <w:tblBorders>
-          <w:top w:val="single" w:sz="8" w:space="0" w:color="auto"/>
-          <w:bottom w:val="single" w:sz="8" w:space="0" w:color="auto"/>
-          <w:left w:val="none" w:sz="8" w:space="0" w:color="auto"/>
-          <w:right w:val="none" w:sz="8" w:space="0" w:color="auto"/>
-          <w:insideH w:val="none" w:sz="8" w:space="0" w:color="auto"/>
-          <w:insideV w:val="none" w:sz="8" w:space="0" w:color="auto"/>
-        </w:tblBorders>
-      </w:tblPr>
-      <w:tblGrid>
-        <w:gridCol w:w="2268"/>
-        <w:gridCol w:w="2268"/>
-        <w:gridCol w:w="2268"/>
-        <w:gridCol w:w="2268"/>
-      </w:tblGrid>
-      <w:tr>
-        <w:trPr>
-          <w:tblHeader w:val="true"/>
-        </w:trPr>
-        <w:tc>
-          <w:tcPr>
-            <w:tcW w:type="dxa" w:w="2268"/>
-            <w:tcBorders>
-              <w:bottom w:val="single" w:sz="8" w:space="0" w:color="auto"/>
-            </w:tcBorders>
-          </w:tcPr>
-          <w:p>
-            <w:pPr>
-              <w:jc w:val="left"/>
-            </w:pPr>
-            <w:r>
-              <w:rPr>
-                <w:rFonts w:ascii="Times New Roman" w:hAnsi="Times New Roman" w:cs="Times New Roman" w:eastAsia="Times New Roman"/>
-                <w:b/>
-                <w:sz w:val="20"/>
-              </w:rPr>
-              <w:t>Coluna</w:t>
-            </w:r>
-          </w:p>
-        </w:tc>
-        <w:tc>
-          <w:tcPr>
-            <w:tcW w:type="dxa" w:w="2268"/>
-            <w:tcBorders>
-              <w:bottom w:val="single" w:sz="8" w:space="0" w:color="auto"/>
-            </w:tcBorders>
-          </w:tcPr>
-          <w:p>
-            <w:pPr>
-              <w:jc w:val="left"/>
-            </w:pPr>
-            <w:r>
-              <w:rPr>
-                <w:rFonts w:ascii="Times New Roman" w:hAnsi="Times New Roman" w:cs="Times New Roman" w:eastAsia="Times New Roman"/>
-                <w:b/>
-                <w:sz w:val="20"/>
-              </w:rPr>
-              <w:t>Tipo</w:t>
-            </w:r>
-          </w:p>
-        </w:tc>
-        <w:tc>
-          <w:tcPr>
-            <w:tcW w:type="dxa" w:w="2268"/>
-            <w:tcBorders>
-              <w:bottom w:val="single" w:sz="8" w:space="0" w:color="auto"/>
-            </w:tcBorders>
-          </w:tcPr>
-          <w:p>
-            <w:pPr>
-              <w:jc w:val="left"/>
-            </w:pPr>
-            <w:r>
-              <w:rPr>
-                <w:rFonts w:ascii="Times New Roman" w:hAnsi="Times New Roman" w:cs="Times New Roman" w:eastAsia="Times New Roman"/>
-                <w:b/>
-                <w:sz w:val="20"/>
-              </w:rPr>
-              <w:t>Restrições</w:t>
-            </w:r>
-          </w:p>
-        </w:tc>
-        <w:tc>
-          <w:tcPr>
-            <w:tcW w:type="dxa" w:w="2268"/>
-            <w:tcBorders>
-              <w:bottom w:val="single" w:sz="8" w:space="0" w:color="auto"/>
-            </w:tcBorders>
-          </w:tcPr>
-          <w:p>
-            <w:pPr>
-              <w:jc w:val="left"/>
-            </w:pPr>
-            <w:r>
-              <w:rPr>
-                <w:rFonts w:ascii="Times New Roman" w:hAnsi="Times New Roman" w:cs="Times New Roman" w:eastAsia="Times New Roman"/>
-                <w:b/>
-                <w:sz w:val="20"/>
-              </w:rPr>
-              <w:t>Descrição</w:t>
-            </w:r>
-          </w:p>
-        </w:tc>
-      </w:tr>
-      <w:tr>
-        <w:tc>
-          <w:tcPr>
-            <w:tcW w:type="dxa" w:w="2268"/>
-          </w:tcPr>
-          <w:p>
-            <w:pPr>
-              <w:jc w:val="left"/>
-            </w:pPr>
-            <w:r>
-              <w:rPr>
-                <w:rFonts w:ascii="Times New Roman" w:hAnsi="Times New Roman" w:cs="Times New Roman" w:eastAsia="Times New Roman"/>
-                <w:i/>
-                <w:sz w:val="20"/>
-              </w:rPr>
-              <w:t>id</w:t>
-            </w:r>
-          </w:p>
-        </w:tc>
-        <w:tc>
-          <w:tcPr>
-            <w:tcW w:type="dxa" w:w="2268"/>
-          </w:tcPr>
-          <w:p>
-            <w:pPr>
-              <w:jc w:val="left"/>
-            </w:pPr>
-            <w:r>
-              <w:rPr>
-                <w:rFonts w:ascii="Times New Roman" w:hAnsi="Times New Roman" w:cs="Times New Roman" w:eastAsia="Times New Roman"/>
-                <w:sz w:val="20"/>
-              </w:rPr>
-              <w:t>uuid</w:t>
-            </w:r>
-          </w:p>
-        </w:tc>
-        <w:tc>
-          <w:tcPr>
-            <w:tcW w:type="dxa" w:w="2268"/>
-          </w:tcPr>
-          <w:p>
-            <w:pPr>
-              <w:jc w:val="left"/>
-            </w:pPr>
-            <w:r>
-              <w:rPr>
-                <w:rFonts w:ascii="Times New Roman" w:hAnsi="Times New Roman" w:cs="Times New Roman" w:eastAsia="Times New Roman"/>
-                <w:sz w:val="20"/>
-              </w:rPr>
-              <w:t>PK, DEFAULT gen_random_uuid()</w:t>
-            </w:r>
-          </w:p>
-        </w:tc>
-        <w:tc>
-          <w:tcPr>
-            <w:tcW w:type="dxa" w:w="2268"/>
-          </w:tcPr>
-          <w:p>
-            <w:pPr>
-              <w:jc w:val="left"/>
-            </w:pPr>
-            <w:r>
-              <w:rPr>
-                <w:rFonts w:ascii="Times New Roman" w:hAnsi="Times New Roman" w:cs="Times New Roman" w:eastAsia="Times New Roman"/>
-                <w:sz w:val="20"/>
-              </w:rPr>
-              <w:t>Identificador</w:t>
-            </w:r>
-          </w:p>
-        </w:tc>
-      </w:tr>
-      <w:tr>
-        <w:tc>
-          <w:tcPr>
-            <w:tcW w:type="dxa" w:w="2268"/>
-          </w:tcPr>
-          <w:p>
-            <w:pPr>
-              <w:jc w:val="left"/>
-            </w:pPr>
-            <w:r>
-              <w:rPr>
-                <w:rFonts w:ascii="Times New Roman" w:hAnsi="Times New Roman" w:cs="Times New Roman" w:eastAsia="Times New Roman"/>
-                <w:i/>
-                <w:sz w:val="20"/>
-              </w:rPr>
-              <w:t>provider_id</w:t>
-            </w:r>
-          </w:p>
-        </w:tc>
-        <w:tc>
-          <w:tcPr>
-            <w:tcW w:type="dxa" w:w="2268"/>
-          </w:tcPr>
-          <w:p>
-            <w:pPr>
-              <w:jc w:val="left"/>
-            </w:pPr>
-            <w:r>
-              <w:rPr>
-                <w:rFonts w:ascii="Times New Roman" w:hAnsi="Times New Roman" w:cs="Times New Roman" w:eastAsia="Times New Roman"/>
-                <w:sz w:val="20"/>
-              </w:rPr>
-              <w:t>uuid</w:t>
-            </w:r>
-          </w:p>
-        </w:tc>
-        <w:tc>
-          <w:tcPr>
-            <w:tcW w:type="dxa" w:w="2268"/>
-          </w:tcPr>
-          <w:p>
-            <w:pPr>
-              <w:jc w:val="left"/>
-            </w:pPr>
-            <w:r>
-              <w:rPr>
-                <w:rFonts w:ascii="Times New Roman" w:hAnsi="Times New Roman" w:cs="Times New Roman" w:eastAsia="Times New Roman"/>
-                <w:sz w:val="20"/>
-              </w:rPr>
-              <w:t xml:space="preserve">NOT NULL, FK para </w:t>
-            </w:r>
-            <w:r>
-              <w:rPr>
-                <w:rFonts w:ascii="Times New Roman" w:hAnsi="Times New Roman" w:cs="Times New Roman" w:eastAsia="Times New Roman"/>
-                <w:i/>
-                <w:sz w:val="20"/>
-              </w:rPr>
-              <w:t>profiles(id)</w:t>
-            </w:r>
-            <w:r>
-              <w:rPr>
-                <w:rFonts w:ascii="Times New Roman" w:hAnsi="Times New Roman" w:cs="Times New Roman" w:eastAsia="Times New Roman"/>
-                <w:sz w:val="20"/>
-              </w:rPr>
-              <w:t xml:space="preserve"> ON DELETE CASCADE</w:t>
-            </w:r>
-          </w:p>
-        </w:tc>
-        <w:tc>
-          <w:tcPr>
-            <w:tcW w:type="dxa" w:w="2268"/>
-          </w:tcPr>
-          <w:p>
-            <w:pPr>
-              <w:jc w:val="left"/>
-            </w:pPr>
-            <w:r>
-              <w:rPr>
-                <w:rFonts w:ascii="Times New Roman" w:hAnsi="Times New Roman" w:cs="Times New Roman" w:eastAsia="Times New Roman"/>
-                <w:sz w:val="20"/>
-              </w:rPr>
-              <w:t>Prestador dono</w:t>
-            </w:r>
-          </w:p>
-        </w:tc>
-      </w:tr>
-      <w:tr>
-        <w:tc>
-          <w:tcPr>
-            <w:tcW w:type="dxa" w:w="2268"/>
-          </w:tcPr>
-          <w:p>
-            <w:pPr>
-              <w:jc w:val="left"/>
-            </w:pPr>
-            <w:r>
-              <w:rPr>
-                <w:rFonts w:ascii="Times New Roman" w:hAnsi="Times New Roman" w:cs="Times New Roman" w:eastAsia="Times New Roman"/>
-                <w:i/>
-                <w:sz w:val="20"/>
-              </w:rPr>
-              <w:t>category_id</w:t>
-            </w:r>
-          </w:p>
-        </w:tc>
-        <w:tc>
-          <w:tcPr>
-            <w:tcW w:type="dxa" w:w="2268"/>
-          </w:tcPr>
-          <w:p>
-            <w:pPr>
-              <w:jc w:val="left"/>
-            </w:pPr>
-            <w:r>
-              <w:rPr>
-                <w:rFonts w:ascii="Times New Roman" w:hAnsi="Times New Roman" w:cs="Times New Roman" w:eastAsia="Times New Roman"/>
-                <w:sz w:val="20"/>
-              </w:rPr>
-              <w:t>uuid</w:t>
-            </w:r>
-          </w:p>
-        </w:tc>
-        <w:tc>
-          <w:tcPr>
-            <w:tcW w:type="dxa" w:w="2268"/>
-          </w:tcPr>
-          <w:p>
-            <w:pPr>
-              <w:jc w:val="left"/>
-            </w:pPr>
-            <w:r>
-              <w:rPr>
-                <w:rFonts w:ascii="Times New Roman" w:hAnsi="Times New Roman" w:cs="Times New Roman" w:eastAsia="Times New Roman"/>
-                <w:sz w:val="20"/>
-              </w:rPr>
-              <w:t xml:space="preserve">NOT NULL, FK para </w:t>
-            </w:r>
-            <w:r>
-              <w:rPr>
-                <w:rFonts w:ascii="Times New Roman" w:hAnsi="Times New Roman" w:cs="Times New Roman" w:eastAsia="Times New Roman"/>
-                <w:i/>
-                <w:sz w:val="20"/>
-              </w:rPr>
-              <w:t>categories(id)</w:t>
-            </w:r>
-            <w:r>
-              <w:rPr>
-                <w:rFonts w:ascii="Times New Roman" w:hAnsi="Times New Roman" w:cs="Times New Roman" w:eastAsia="Times New Roman"/>
-                <w:sz w:val="20"/>
-              </w:rPr>
-              <w:t xml:space="preserve"> ON DELETE RESTRICT</w:t>
-            </w:r>
-          </w:p>
-        </w:tc>
-        <w:tc>
-          <w:tcPr>
-            <w:tcW w:type="dxa" w:w="2268"/>
-          </w:tcPr>
-          <w:p>
-            <w:pPr>
-              <w:jc w:val="left"/>
-            </w:pPr>
-            <w:r>
-              <w:rPr>
-                <w:rFonts w:ascii="Times New Roman" w:hAnsi="Times New Roman" w:cs="Times New Roman" w:eastAsia="Times New Roman"/>
-                <w:sz w:val="20"/>
-              </w:rPr>
-              <w:t>Categoria</w:t>
-            </w:r>
-          </w:p>
-        </w:tc>
-      </w:tr>
-      <w:tr>
-        <w:tc>
-          <w:tcPr>
-            <w:tcW w:type="dxa" w:w="2268"/>
-          </w:tcPr>
-          <w:p>
-            <w:pPr>
-              <w:jc w:val="left"/>
-            </w:pPr>
-            <w:r>
-              <w:rPr>
-                <w:rFonts w:ascii="Times New Roman" w:hAnsi="Times New Roman" w:cs="Times New Roman" w:eastAsia="Times New Roman"/>
-                <w:i/>
-                <w:sz w:val="20"/>
-              </w:rPr>
-              <w:t>title</w:t>
-            </w:r>
-          </w:p>
-        </w:tc>
-        <w:tc>
-          <w:tcPr>
-            <w:tcW w:type="dxa" w:w="2268"/>
-          </w:tcPr>
-          <w:p>
-            <w:pPr>
-              <w:jc w:val="left"/>
-            </w:pPr>
-            <w:r>
-              <w:rPr>
-                <w:rFonts w:ascii="Times New Roman" w:hAnsi="Times New Roman" w:cs="Times New Roman" w:eastAsia="Times New Roman"/>
-                <w:sz w:val="20"/>
-              </w:rPr>
-              <w:t>text</w:t>
-            </w:r>
-          </w:p>
-        </w:tc>
-        <w:tc>
-          <w:tcPr>
-            <w:tcW w:type="dxa" w:w="2268"/>
-          </w:tcPr>
-          <w:p>
-            <w:pPr>
-              <w:jc w:val="left"/>
-            </w:pPr>
-            <w:r>
-              <w:rPr>
-                <w:rFonts w:ascii="Times New Roman" w:hAnsi="Times New Roman" w:cs="Times New Roman" w:eastAsia="Times New Roman"/>
-                <w:sz w:val="20"/>
-              </w:rPr>
-              <w:t>NOT NULL</w:t>
-            </w:r>
-          </w:p>
-        </w:tc>
-        <w:tc>
-          <w:tcPr>
-            <w:tcW w:type="dxa" w:w="2268"/>
-          </w:tcPr>
-          <w:p>
-            <w:pPr>
-              <w:jc w:val="left"/>
-            </w:pPr>
-            <w:r>
-              <w:rPr>
-                <w:rFonts w:ascii="Times New Roman" w:hAnsi="Times New Roman" w:cs="Times New Roman" w:eastAsia="Times New Roman"/>
-                <w:sz w:val="20"/>
-              </w:rPr>
-              <w:t>Título</w:t>
-            </w:r>
-          </w:p>
-        </w:tc>
-      </w:tr>
-      <w:tr>
-        <w:tc>
-          <w:tcPr>
-            <w:tcW w:type="dxa" w:w="2268"/>
-          </w:tcPr>
-          <w:p>
-            <w:pPr>
-              <w:jc w:val="left"/>
-            </w:pPr>
-            <w:r>
-              <w:rPr>
-                <w:rFonts w:ascii="Times New Roman" w:hAnsi="Times New Roman" w:cs="Times New Roman" w:eastAsia="Times New Roman"/>
-                <w:i/>
-                <w:sz w:val="20"/>
-              </w:rPr>
-              <w:t>description</w:t>
-            </w:r>
-          </w:p>
-        </w:tc>
-        <w:tc>
-          <w:tcPr>
-            <w:tcW w:type="dxa" w:w="2268"/>
-          </w:tcPr>
-          <w:p>
-            <w:pPr>
-              <w:jc w:val="left"/>
-            </w:pPr>
-            <w:r>
-              <w:rPr>
-                <w:rFonts w:ascii="Times New Roman" w:hAnsi="Times New Roman" w:cs="Times New Roman" w:eastAsia="Times New Roman"/>
-                <w:sz w:val="20"/>
-              </w:rPr>
-              <w:t>text</w:t>
-            </w:r>
-          </w:p>
-        </w:tc>
-        <w:tc>
-          <w:tcPr>
-            <w:tcW w:type="dxa" w:w="2268"/>
-          </w:tcPr>
-          <w:p>
-            <w:pPr>
-              <w:jc w:val="left"/>
-            </w:pPr>
-            <w:r>
-              <w:rPr>
-                <w:rFonts w:ascii="Times New Roman" w:hAnsi="Times New Roman" w:cs="Times New Roman" w:eastAsia="Times New Roman"/>
-                <w:sz w:val="20"/>
-              </w:rPr>
-              <w:t>NOT NULL, DEFAULT ''</w:t>
-            </w:r>
-          </w:p>
-        </w:tc>
-        <w:tc>
-          <w:tcPr>
-            <w:tcW w:type="dxa" w:w="2268"/>
-          </w:tcPr>
-          <w:p>
-            <w:pPr>
-              <w:jc w:val="left"/>
-            </w:pPr>
-            <w:r>
-              <w:rPr>
-                <w:rFonts w:ascii="Times New Roman" w:hAnsi="Times New Roman" w:cs="Times New Roman" w:eastAsia="Times New Roman"/>
-                <w:sz w:val="20"/>
-              </w:rPr>
-              <w:t>Descrição</w:t>
-            </w:r>
-          </w:p>
-        </w:tc>
-      </w:tr>
-      <w:tr>
-        <w:tc>
-          <w:tcPr>
-            <w:tcW w:type="dxa" w:w="2268"/>
-          </w:tcPr>
-          <w:p>
-            <w:pPr>
-              <w:jc w:val="left"/>
-            </w:pPr>
-            <w:r>
-              <w:rPr>
-                <w:rFonts w:ascii="Times New Roman" w:hAnsi="Times New Roman" w:cs="Times New Roman" w:eastAsia="Times New Roman"/>
-                <w:i/>
-                <w:sz w:val="20"/>
-              </w:rPr>
-              <w:t>price_min</w:t>
-            </w:r>
-          </w:p>
-        </w:tc>
-        <w:tc>
-          <w:tcPr>
-            <w:tcW w:type="dxa" w:w="2268"/>
-          </w:tcPr>
-          <w:p>
-            <w:pPr>
-              <w:jc w:val="left"/>
-            </w:pPr>
-            <w:r>
-              <w:rPr>
-                <w:rFonts w:ascii="Times New Roman" w:hAnsi="Times New Roman" w:cs="Times New Roman" w:eastAsia="Times New Roman"/>
-                <w:sz w:val="20"/>
-              </w:rPr>
-              <w:t>numeric(10,2)</w:t>
-            </w:r>
-          </w:p>
-        </w:tc>
-        <w:tc>
-          <w:tcPr>
-            <w:tcW w:type="dxa" w:w="2268"/>
-          </w:tcPr>
-          <w:p>
-            <w:pPr>
-              <w:jc w:val="left"/>
-            </w:pPr>
-            <w:r>
-              <w:rPr>
-                <w:rFonts w:ascii="Times New Roman" w:hAnsi="Times New Roman" w:cs="Times New Roman" w:eastAsia="Times New Roman"/>
-                <w:sz w:val="20"/>
-              </w:rPr>
-              <w:t>NOT NULL, DEFAULT 0</w:t>
-            </w:r>
-          </w:p>
-        </w:tc>
-        <w:tc>
-          <w:tcPr>
-            <w:tcW w:type="dxa" w:w="2268"/>
-          </w:tcPr>
-          <w:p>
-            <w:pPr>
-              <w:jc w:val="left"/>
-            </w:pPr>
-            <w:r>
-              <w:rPr>
-                <w:rFonts w:ascii="Times New Roman" w:hAnsi="Times New Roman" w:cs="Times New Roman" w:eastAsia="Times New Roman"/>
-                <w:sz w:val="20"/>
-              </w:rPr>
-              <w:t>Preço mínimo</w:t>
-            </w:r>
-          </w:p>
-        </w:tc>
-      </w:tr>
-      <w:tr>
-        <w:tc>
-          <w:tcPr>
-            <w:tcW w:type="dxa" w:w="2268"/>
-          </w:tcPr>
-          <w:p>
-            <w:pPr>
-              <w:jc w:val="left"/>
-            </w:pPr>
-            <w:r>
-              <w:rPr>
-                <w:rFonts w:ascii="Times New Roman" w:hAnsi="Times New Roman" w:cs="Times New Roman" w:eastAsia="Times New Roman"/>
-                <w:i/>
-                <w:sz w:val="20"/>
-              </w:rPr>
-              <w:t>price_max</w:t>
-            </w:r>
-          </w:p>
-        </w:tc>
-        <w:tc>
-          <w:tcPr>
-            <w:tcW w:type="dxa" w:w="2268"/>
-          </w:tcPr>
-          <w:p>
-            <w:pPr>
-              <w:jc w:val="left"/>
-            </w:pPr>
-            <w:r>
-              <w:rPr>
-                <w:rFonts w:ascii="Times New Roman" w:hAnsi="Times New Roman" w:cs="Times New Roman" w:eastAsia="Times New Roman"/>
-                <w:sz w:val="20"/>
-              </w:rPr>
-              <w:t>numeric(10,2)</w:t>
-            </w:r>
-          </w:p>
-        </w:tc>
-        <w:tc>
-          <w:tcPr>
-            <w:tcW w:type="dxa" w:w="2268"/>
-          </w:tcPr>
-          <w:p>
-            <w:pPr>
-              <w:jc w:val="left"/>
-            </w:pPr>
-            <w:r>
-              <w:rPr>
-                <w:rFonts w:ascii="Times New Roman" w:hAnsi="Times New Roman" w:cs="Times New Roman" w:eastAsia="Times New Roman"/>
-                <w:sz w:val="20"/>
-              </w:rPr>
-              <w:t>CHECK (</w:t>
-            </w:r>
-            <w:r>
-              <w:rPr>
-                <w:rFonts w:ascii="Times New Roman" w:hAnsi="Times New Roman" w:cs="Times New Roman" w:eastAsia="Times New Roman"/>
-                <w:i/>
-                <w:sz w:val="20"/>
-              </w:rPr>
-              <w:t>price_max</w:t>
-            </w:r>
-            <w:r>
-              <w:rPr>
-                <w:rFonts w:ascii="Times New Roman" w:hAnsi="Times New Roman" w:cs="Times New Roman" w:eastAsia="Times New Roman"/>
-                <w:sz w:val="20"/>
-              </w:rPr>
-              <w:t xml:space="preserve"> IS NULL OR </w:t>
-            </w:r>
-            <w:r>
-              <w:rPr>
-                <w:rFonts w:ascii="Times New Roman" w:hAnsi="Times New Roman" w:cs="Times New Roman" w:eastAsia="Times New Roman"/>
-                <w:i/>
-                <w:sz w:val="20"/>
-              </w:rPr>
-              <w:t>price_max</w:t>
-            </w:r>
-            <w:r>
-              <w:rPr>
-                <w:rFonts w:ascii="Times New Roman" w:hAnsi="Times New Roman" w:cs="Times New Roman" w:eastAsia="Times New Roman"/>
-                <w:sz w:val="20"/>
-              </w:rPr>
-              <w:t xml:space="preserve"> maior ou igual a </w:t>
-            </w:r>
-            <w:r>
-              <w:rPr>
-                <w:rFonts w:ascii="Times New Roman" w:hAnsi="Times New Roman" w:cs="Times New Roman" w:eastAsia="Times New Roman"/>
-                <w:i/>
-                <w:sz w:val="20"/>
-              </w:rPr>
-              <w:t>price_min</w:t>
-            </w:r>
-            <w:r>
-              <w:rPr>
-                <w:rFonts w:ascii="Times New Roman" w:hAnsi="Times New Roman" w:cs="Times New Roman" w:eastAsia="Times New Roman"/>
-                <w:sz w:val="20"/>
-              </w:rPr>
-              <w:t>)</w:t>
-            </w:r>
-          </w:p>
-        </w:tc>
-        <w:tc>
-          <w:tcPr>
-            <w:tcW w:type="dxa" w:w="2268"/>
-          </w:tcPr>
-          <w:p>
-            <w:pPr>
-              <w:jc w:val="left"/>
-            </w:pPr>
-            <w:r>
-              <w:rPr>
-                <w:rFonts w:ascii="Times New Roman" w:hAnsi="Times New Roman" w:cs="Times New Roman" w:eastAsia="Times New Roman"/>
-                <w:sz w:val="20"/>
-              </w:rPr>
-              <w:t>Preço máximo (opcional)</w:t>
-            </w:r>
-          </w:p>
-        </w:tc>
-      </w:tr>
-      <w:tr>
-        <w:tc>
-          <w:tcPr>
-            <w:tcW w:type="dxa" w:w="2268"/>
-          </w:tcPr>
-          <w:p>
-            <w:pPr>
-              <w:jc w:val="left"/>
-            </w:pPr>
-            <w:r>
-              <w:rPr>
-                <w:rFonts w:ascii="Times New Roman" w:hAnsi="Times New Roman" w:cs="Times New Roman" w:eastAsia="Times New Roman"/>
-                <w:i/>
-                <w:sz w:val="20"/>
-              </w:rPr>
-              <w:t>price_type</w:t>
-            </w:r>
-          </w:p>
-        </w:tc>
-        <w:tc>
-          <w:tcPr>
-            <w:tcW w:type="dxa" w:w="2268"/>
-          </w:tcPr>
-          <w:p>
-            <w:pPr>
-              <w:jc w:val="left"/>
-            </w:pPr>
-            <w:r>
-              <w:rPr>
-                <w:rFonts w:ascii="Times New Roman" w:hAnsi="Times New Roman" w:cs="Times New Roman" w:eastAsia="Times New Roman"/>
-                <w:sz w:val="20"/>
-              </w:rPr>
-              <w:t>price_type</w:t>
-            </w:r>
-          </w:p>
-        </w:tc>
-        <w:tc>
-          <w:tcPr>
-            <w:tcW w:type="dxa" w:w="2268"/>
-          </w:tcPr>
-          <w:p>
-            <w:pPr>
-              <w:jc w:val="left"/>
-            </w:pPr>
-            <w:r>
-              <w:rPr>
-                <w:rFonts w:ascii="Times New Roman" w:hAnsi="Times New Roman" w:cs="Times New Roman" w:eastAsia="Times New Roman"/>
-                <w:sz w:val="20"/>
-              </w:rPr>
-              <w:t>NOT NULL, DEFAULT 'fixed'</w:t>
-            </w:r>
-          </w:p>
-        </w:tc>
-        <w:tc>
-          <w:tcPr>
-            <w:tcW w:type="dxa" w:w="2268"/>
-          </w:tcPr>
-          <w:p>
-            <w:pPr>
-              <w:jc w:val="left"/>
-            </w:pPr>
-            <w:r>
-              <w:rPr>
-                <w:rFonts w:ascii="Times New Roman" w:hAnsi="Times New Roman" w:cs="Times New Roman" w:eastAsia="Times New Roman"/>
-                <w:sz w:val="20"/>
-              </w:rPr>
-              <w:t>Modelo de preço</w:t>
-            </w:r>
-          </w:p>
-        </w:tc>
-      </w:tr>
-      <w:tr>
-        <w:tc>
-          <w:tcPr>
-            <w:tcW w:type="dxa" w:w="2268"/>
-          </w:tcPr>
-          <w:p>
-            <w:pPr>
-              <w:jc w:val="left"/>
-            </w:pPr>
-            <w:r>
-              <w:rPr>
-                <w:rFonts w:ascii="Times New Roman" w:hAnsi="Times New Roman" w:cs="Times New Roman" w:eastAsia="Times New Roman"/>
-                <w:i/>
-                <w:sz w:val="20"/>
-              </w:rPr>
-              <w:t>location</w:t>
-            </w:r>
-          </w:p>
-        </w:tc>
-        <w:tc>
-          <w:tcPr>
-            <w:tcW w:type="dxa" w:w="2268"/>
-          </w:tcPr>
-          <w:p>
-            <w:pPr>
-              <w:jc w:val="left"/>
-            </w:pPr>
-            <w:r>
-              <w:rPr>
-                <w:rFonts w:ascii="Times New Roman" w:hAnsi="Times New Roman" w:cs="Times New Roman" w:eastAsia="Times New Roman"/>
-                <w:sz w:val="20"/>
-              </w:rPr>
-              <w:t>text</w:t>
-            </w:r>
-          </w:p>
-        </w:tc>
-        <w:tc>
-          <w:tcPr>
-            <w:tcW w:type="dxa" w:w="2268"/>
-          </w:tcPr>
-          <w:p>
-            <w:pPr>
-              <w:jc w:val="left"/>
-            </w:pPr>
-            <w:r>
-              <w:rPr>
-                <w:rFonts w:ascii="Times New Roman" w:hAnsi="Times New Roman" w:cs="Times New Roman" w:eastAsia="Times New Roman"/>
-                <w:sz w:val="20"/>
-              </w:rPr>
-              <w:t>DEFAULT ''</w:t>
-            </w:r>
-          </w:p>
-        </w:tc>
-        <w:tc>
-          <w:tcPr>
-            <w:tcW w:type="dxa" w:w="2268"/>
-          </w:tcPr>
-          <w:p>
-            <w:pPr>
-              <w:jc w:val="left"/>
-            </w:pPr>
-            <w:r>
-              <w:rPr>
-                <w:rFonts w:ascii="Times New Roman" w:hAnsi="Times New Roman" w:cs="Times New Roman" w:eastAsia="Times New Roman"/>
-                <w:sz w:val="20"/>
-              </w:rPr>
-              <w:t>Localidade</w:t>
-            </w:r>
-          </w:p>
-        </w:tc>
-      </w:tr>
-      <w:tr>
-        <w:tc>
-          <w:tcPr>
-            <w:tcW w:type="dxa" w:w="2268"/>
-          </w:tcPr>
-          <w:p>
-            <w:pPr>
-              <w:jc w:val="left"/>
-            </w:pPr>
-            <w:r>
-              <w:rPr>
-                <w:rFonts w:ascii="Times New Roman" w:hAnsi="Times New Roman" w:cs="Times New Roman" w:eastAsia="Times New Roman"/>
-                <w:i/>
-                <w:sz w:val="20"/>
-              </w:rPr>
-              <w:t>is_active</w:t>
-            </w:r>
-          </w:p>
-        </w:tc>
-        <w:tc>
-          <w:tcPr>
-            <w:tcW w:type="dxa" w:w="2268"/>
-          </w:tcPr>
-          <w:p>
-            <w:pPr>
-              <w:jc w:val="left"/>
-            </w:pPr>
-            <w:r>
-              <w:rPr>
-                <w:rFonts w:ascii="Times New Roman" w:hAnsi="Times New Roman" w:cs="Times New Roman" w:eastAsia="Times New Roman"/>
-                <w:sz w:val="20"/>
-              </w:rPr>
-              <w:t>boolean</w:t>
-            </w:r>
-          </w:p>
-        </w:tc>
-        <w:tc>
-          <w:tcPr>
-            <w:tcW w:type="dxa" w:w="2268"/>
-          </w:tcPr>
-          <w:p>
-            <w:pPr>
-              <w:jc w:val="left"/>
-            </w:pPr>
-            <w:r>
-              <w:rPr>
-                <w:rFonts w:ascii="Times New Roman" w:hAnsi="Times New Roman" w:cs="Times New Roman" w:eastAsia="Times New Roman"/>
-                <w:sz w:val="20"/>
-              </w:rPr>
-              <w:t>NOT NULL, DEFAULT true</w:t>
-            </w:r>
-          </w:p>
-        </w:tc>
-        <w:tc>
-          <w:tcPr>
-            <w:tcW w:type="dxa" w:w="2268"/>
-          </w:tcPr>
-          <w:p>
-            <w:pPr>
-              <w:jc w:val="left"/>
-            </w:pPr>
-            <w:r>
-              <w:rPr>
-                <w:rFonts w:ascii="Times New Roman" w:hAnsi="Times New Roman" w:cs="Times New Roman" w:eastAsia="Times New Roman"/>
-                <w:sz w:val="20"/>
-              </w:rPr>
-              <w:t>Visibilidade pública</w:t>
-            </w:r>
-          </w:p>
-        </w:tc>
-      </w:tr>
-      <w:tr>
-        <w:tc>
-          <w:tcPr>
-            <w:tcW w:type="dxa" w:w="2268"/>
-          </w:tcPr>
-          <w:p>
-            <w:pPr>
-              <w:jc w:val="left"/>
-            </w:pPr>
-            <w:r>
-              <w:rPr>
-                <w:rFonts w:ascii="Times New Roman" w:hAnsi="Times New Roman" w:cs="Times New Roman" w:eastAsia="Times New Roman"/>
-                <w:i/>
-                <w:sz w:val="20"/>
-              </w:rPr>
-              <w:t>created_at</w:t>
-            </w:r>
-          </w:p>
-        </w:tc>
-        <w:tc>
-          <w:tcPr>
-            <w:tcW w:type="dxa" w:w="2268"/>
-          </w:tcPr>
-          <w:p>
-            <w:pPr>
-              <w:jc w:val="left"/>
-            </w:pPr>
-            <w:r>
-              <w:rPr>
-                <w:rFonts w:ascii="Times New Roman" w:hAnsi="Times New Roman" w:cs="Times New Roman" w:eastAsia="Times New Roman"/>
-                <w:sz w:val="20"/>
-              </w:rPr>
-              <w:t>timestamptz</w:t>
-            </w:r>
-          </w:p>
-        </w:tc>
-        <w:tc>
-          <w:tcPr>
-            <w:tcW w:type="dxa" w:w="2268"/>
-          </w:tcPr>
-          <w:p>
-            <w:pPr>
-              <w:jc w:val="left"/>
-            </w:pPr>
-            <w:r>
-              <w:rPr>
-                <w:rFonts w:ascii="Times New Roman" w:hAnsi="Times New Roman" w:cs="Times New Roman" w:eastAsia="Times New Roman"/>
-                <w:sz w:val="20"/>
-              </w:rPr>
-              <w:t>NOT NULL, DEFAULT now()</w:t>
-            </w:r>
-          </w:p>
-        </w:tc>
-        <w:tc>
-          <w:tcPr>
-            <w:tcW w:type="dxa" w:w="2268"/>
-          </w:tcPr>
-          <w:p>
-            <w:pPr>
-              <w:jc w:val="left"/>
-            </w:pPr>
-            <w:r>
-              <w:rPr>
-                <w:rFonts w:ascii="Times New Roman" w:hAnsi="Times New Roman" w:cs="Times New Roman" w:eastAsia="Times New Roman"/>
-                <w:sz w:val="20"/>
-              </w:rPr>
-              <w:t>Criação</w:t>
-            </w:r>
-          </w:p>
-        </w:tc>
-      </w:tr>
-      <w:tr>
-        <w:tc>
-          <w:tcPr>
-            <w:tcW w:type="dxa" w:w="2268"/>
-          </w:tcPr>
-          <w:p>
-            <w:pPr>
-              <w:jc w:val="left"/>
-            </w:pPr>
-            <w:r>
-              <w:rPr>
-                <w:rFonts w:ascii="Times New Roman" w:hAnsi="Times New Roman" w:cs="Times New Roman" w:eastAsia="Times New Roman"/>
-                <w:i/>
-                <w:sz w:val="20"/>
-              </w:rPr>
-              <w:t>updated_at</w:t>
-            </w:r>
-          </w:p>
-        </w:tc>
-        <w:tc>
-          <w:tcPr>
-            <w:tcW w:type="dxa" w:w="2268"/>
-          </w:tcPr>
-          <w:p>
-            <w:pPr>
-              <w:jc w:val="left"/>
-            </w:pPr>
-            <w:r>
-              <w:rPr>
-                <w:rFonts w:ascii="Times New Roman" w:hAnsi="Times New Roman" w:cs="Times New Roman" w:eastAsia="Times New Roman"/>
-                <w:sz w:val="20"/>
-              </w:rPr>
-              <w:t>timestamptz</w:t>
-            </w:r>
-          </w:p>
-        </w:tc>
-        <w:tc>
-          <w:tcPr>
-            <w:tcW w:type="dxa" w:w="2268"/>
-          </w:tcPr>
-          <w:p>
-            <w:pPr>
-              <w:jc w:val="left"/>
-            </w:pPr>
-            <w:r>
-              <w:rPr>
-                <w:rFonts w:ascii="Times New Roman" w:hAnsi="Times New Roman" w:cs="Times New Roman" w:eastAsia="Times New Roman"/>
-                <w:sz w:val="20"/>
-              </w:rPr>
-              <w:t>NOT NULL, DEFAULT now()</w:t>
-            </w:r>
-          </w:p>
-        </w:tc>
-        <w:tc>
-          <w:tcPr>
-            <w:tcW w:type="dxa" w:w="2268"/>
-          </w:tcPr>
-          <w:p>
-            <w:pPr>
-              <w:jc w:val="left"/>
-            </w:pPr>
-            <w:r>
-              <w:rPr>
-                <w:rFonts w:ascii="Times New Roman" w:hAnsi="Times New Roman" w:cs="Times New Roman" w:eastAsia="Times New Roman"/>
-                <w:sz w:val="20"/>
-              </w:rPr>
-              <w:t>Atualização (</w:t>
-            </w:r>
-            <w:r>
-              <w:rPr>
-                <w:rFonts w:ascii="Times New Roman" w:hAnsi="Times New Roman" w:cs="Times New Roman" w:eastAsia="Times New Roman"/>
-                <w:i/>
-                <w:sz w:val="20"/>
-              </w:rPr>
-              <w:t>trigger</w:t>
-            </w:r>
-            <w:r>
-              <w:rPr>
-                <w:rFonts w:ascii="Times New Roman" w:hAnsi="Times New Roman" w:cs="Times New Roman" w:eastAsia="Times New Roman"/>
-                <w:sz w:val="20"/>
-              </w:rPr>
-              <w:t>)</w:t>
-            </w:r>
-          </w:p>
-        </w:tc>
-      </w:tr>
-    </w:tbl>
-    <w:p>
-      <w:pPr>
-        <w:jc w:val="left"/>
-      </w:pPr>
-      <w:r>
-        <w:rPr>
-          <w:rFonts w:ascii="Times New Roman" w:hAnsi="Times New Roman" w:cs="Times New Roman" w:eastAsia="Times New Roman"/>
-          <w:sz w:val="20"/>
-        </w:rPr>
-        <w:t>Fonte: elaborado pelos autores (2026).</w:t>
-      </w:r>
-    </w:p>
-    <w:p>
-      <w:pPr>
-        <w:ind w:firstLine="700"/>
-        <w:jc w:val="both"/>
-      </w:pPr>
-      <w:r>
-        <w:rPr>
-          <w:rFonts w:ascii="Times New Roman" w:hAnsi="Times New Roman" w:cs="Times New Roman" w:eastAsia="Times New Roman"/>
-          <w:sz w:val="24"/>
-        </w:rPr>
-        <w:t xml:space="preserve">Índices de </w:t>
-      </w:r>
-      <w:r>
-        <w:rPr>
-          <w:rFonts w:ascii="Times New Roman" w:hAnsi="Times New Roman" w:cs="Times New Roman" w:eastAsia="Times New Roman"/>
-          <w:i/>
-          <w:sz w:val="24"/>
-        </w:rPr>
-        <w:t>services</w:t>
-      </w:r>
-      <w:r>
-        <w:rPr>
-          <w:rFonts w:ascii="Times New Roman" w:hAnsi="Times New Roman" w:cs="Times New Roman" w:eastAsia="Times New Roman"/>
-          <w:sz w:val="24"/>
-        </w:rPr>
-        <w:t xml:space="preserve">: </w:t>
-      </w:r>
-      <w:r>
-        <w:rPr>
-          <w:rFonts w:ascii="Times New Roman" w:hAnsi="Times New Roman" w:cs="Times New Roman" w:eastAsia="Times New Roman"/>
-          <w:i/>
-          <w:sz w:val="24"/>
-        </w:rPr>
-        <w:t>provider_id</w:t>
-      </w:r>
-      <w:r>
-        <w:rPr>
-          <w:rFonts w:ascii="Times New Roman" w:hAnsi="Times New Roman" w:cs="Times New Roman" w:eastAsia="Times New Roman"/>
-          <w:sz w:val="24"/>
-        </w:rPr>
-        <w:t xml:space="preserve">, </w:t>
-      </w:r>
-      <w:r>
-        <w:rPr>
-          <w:rFonts w:ascii="Times New Roman" w:hAnsi="Times New Roman" w:cs="Times New Roman" w:eastAsia="Times New Roman"/>
-          <w:i/>
-          <w:sz w:val="24"/>
-        </w:rPr>
-        <w:t>category_id</w:t>
-      </w:r>
-      <w:r>
-        <w:rPr>
-          <w:rFonts w:ascii="Times New Roman" w:hAnsi="Times New Roman" w:cs="Times New Roman" w:eastAsia="Times New Roman"/>
-          <w:sz w:val="24"/>
-        </w:rPr>
-        <w:t xml:space="preserve">, </w:t>
-      </w:r>
-      <w:r>
-        <w:rPr>
-          <w:rFonts w:ascii="Times New Roman" w:hAnsi="Times New Roman" w:cs="Times New Roman" w:eastAsia="Times New Roman"/>
-          <w:i/>
-          <w:sz w:val="24"/>
-        </w:rPr>
-        <w:t>is_active</w:t>
-      </w:r>
-      <w:r>
-        <w:rPr>
-          <w:rFonts w:ascii="Times New Roman" w:hAnsi="Times New Roman" w:cs="Times New Roman" w:eastAsia="Times New Roman"/>
-          <w:sz w:val="24"/>
-        </w:rPr>
-        <w:t xml:space="preserve"> e índice GIN de busca textual sobre </w:t>
-      </w:r>
-      <w:r>
-        <w:rPr>
-          <w:rFonts w:ascii="Times New Roman" w:hAnsi="Times New Roman" w:cs="Times New Roman" w:eastAsia="Times New Roman"/>
-          <w:i/>
-          <w:sz w:val="24"/>
-        </w:rPr>
-        <w:t>title</w:t>
-      </w:r>
-      <w:r>
-        <w:rPr>
-          <w:rFonts w:ascii="Times New Roman" w:hAnsi="Times New Roman" w:cs="Times New Roman" w:eastAsia="Times New Roman"/>
-          <w:sz w:val="24"/>
-        </w:rPr>
-        <w:t>.</w:t>
-      </w:r>
-    </w:p>
-    <w:p>
-      <w:pPr>
-        <w:jc w:val="left"/>
-      </w:pPr>
-      <w:r>
-        <w:rPr>
-          <w:rFonts w:ascii="Times New Roman" w:hAnsi="Times New Roman" w:cs="Times New Roman" w:eastAsia="Times New Roman"/>
-          <w:b/>
-          <w:sz w:val="24"/>
-        </w:rPr>
-        <w:t xml:space="preserve">Tabela 20 — Tabela </w:t>
-      </w:r>
-      <w:r>
-        <w:rPr>
-          <w:rFonts w:ascii="Times New Roman" w:hAnsi="Times New Roman" w:cs="Times New Roman" w:eastAsia="Times New Roman"/>
-          <w:b/>
-          <w:i/>
-          <w:sz w:val="24"/>
-        </w:rPr>
-        <w:t>bookings</w:t>
-      </w:r>
-    </w:p>
-    <w:tbl>
-      <w:tblPr>
-        <w:tblW w:type="auto" w:w="0"/>
-        <w:jc w:val="center"/>
-        <w:tblLayout w:type="autofit"/>
-        <w:tblLook w:firstColumn="1" w:firstRow="1" w:lastColumn="0" w:lastRow="0" w:noHBand="0" w:noVBand="1" w:val="04A0"/>
-        <w:tblBorders>
-          <w:top w:val="single" w:sz="8" w:space="0" w:color="auto"/>
-          <w:bottom w:val="single" w:sz="8" w:space="0" w:color="auto"/>
-          <w:left w:val="none" w:sz="8" w:space="0" w:color="auto"/>
-          <w:right w:val="none" w:sz="8" w:space="0" w:color="auto"/>
-          <w:insideH w:val="none" w:sz="8" w:space="0" w:color="auto"/>
-          <w:insideV w:val="none" w:sz="8" w:space="0" w:color="auto"/>
-        </w:tblBorders>
-      </w:tblPr>
-      <w:tblGrid>
-        <w:gridCol w:w="2268"/>
-        <w:gridCol w:w="2268"/>
-        <w:gridCol w:w="2268"/>
-        <w:gridCol w:w="2268"/>
-      </w:tblGrid>
-      <w:tr>
-        <w:trPr>
-          <w:tblHeader w:val="true"/>
-        </w:trPr>
-        <w:tc>
-          <w:tcPr>
-            <w:tcW w:type="dxa" w:w="2268"/>
-            <w:tcBorders>
-              <w:bottom w:val="single" w:sz="8" w:space="0" w:color="auto"/>
-            </w:tcBorders>
-          </w:tcPr>
-          <w:p>
-            <w:pPr>
-              <w:jc w:val="left"/>
-            </w:pPr>
-            <w:r>
-              <w:rPr>
-                <w:rFonts w:ascii="Times New Roman" w:hAnsi="Times New Roman" w:cs="Times New Roman" w:eastAsia="Times New Roman"/>
-                <w:b/>
-                <w:sz w:val="20"/>
-              </w:rPr>
-              <w:t>Coluna</w:t>
-            </w:r>
-          </w:p>
-        </w:tc>
-        <w:tc>
-          <w:tcPr>
-            <w:tcW w:type="dxa" w:w="2268"/>
-            <w:tcBorders>
-              <w:bottom w:val="single" w:sz="8" w:space="0" w:color="auto"/>
-            </w:tcBorders>
-          </w:tcPr>
-          <w:p>
-            <w:pPr>
-              <w:jc w:val="left"/>
-            </w:pPr>
-            <w:r>
-              <w:rPr>
-                <w:rFonts w:ascii="Times New Roman" w:hAnsi="Times New Roman" w:cs="Times New Roman" w:eastAsia="Times New Roman"/>
-                <w:b/>
-                <w:sz w:val="20"/>
-              </w:rPr>
-              <w:t>Tipo</w:t>
-            </w:r>
-          </w:p>
-        </w:tc>
-        <w:tc>
-          <w:tcPr>
-            <w:tcW w:type="dxa" w:w="2268"/>
-            <w:tcBorders>
-              <w:bottom w:val="single" w:sz="8" w:space="0" w:color="auto"/>
-            </w:tcBorders>
-          </w:tcPr>
-          <w:p>
-            <w:pPr>
-              <w:jc w:val="left"/>
-            </w:pPr>
-            <w:r>
-              <w:rPr>
-                <w:rFonts w:ascii="Times New Roman" w:hAnsi="Times New Roman" w:cs="Times New Roman" w:eastAsia="Times New Roman"/>
-                <w:b/>
-                <w:sz w:val="20"/>
-              </w:rPr>
-              <w:t>Restrições</w:t>
-            </w:r>
-          </w:p>
-        </w:tc>
-        <w:tc>
-          <w:tcPr>
-            <w:tcW w:type="dxa" w:w="2268"/>
-            <w:tcBorders>
-              <w:bottom w:val="single" w:sz="8" w:space="0" w:color="auto"/>
-            </w:tcBorders>
-          </w:tcPr>
-          <w:p>
-            <w:pPr>
-              <w:jc w:val="left"/>
-            </w:pPr>
-            <w:r>
-              <w:rPr>
-                <w:rFonts w:ascii="Times New Roman" w:hAnsi="Times New Roman" w:cs="Times New Roman" w:eastAsia="Times New Roman"/>
-                <w:b/>
-                <w:sz w:val="20"/>
-              </w:rPr>
-              <w:t>Descrição</w:t>
-            </w:r>
-          </w:p>
-        </w:tc>
-      </w:tr>
-      <w:tr>
-        <w:tc>
-          <w:tcPr>
-            <w:tcW w:type="dxa" w:w="2268"/>
-          </w:tcPr>
-          <w:p>
-            <w:pPr>
-              <w:jc w:val="left"/>
-            </w:pPr>
-            <w:r>
-              <w:rPr>
-                <w:rFonts w:ascii="Times New Roman" w:hAnsi="Times New Roman" w:cs="Times New Roman" w:eastAsia="Times New Roman"/>
-                <w:i/>
-                <w:sz w:val="20"/>
-              </w:rPr>
-              <w:t>id</w:t>
-            </w:r>
-          </w:p>
-        </w:tc>
-        <w:tc>
-          <w:tcPr>
-            <w:tcW w:type="dxa" w:w="2268"/>
-          </w:tcPr>
-          <w:p>
-            <w:pPr>
-              <w:jc w:val="left"/>
-            </w:pPr>
-            <w:r>
-              <w:rPr>
-                <w:rFonts w:ascii="Times New Roman" w:hAnsi="Times New Roman" w:cs="Times New Roman" w:eastAsia="Times New Roman"/>
-                <w:sz w:val="20"/>
-              </w:rPr>
-              <w:t>uuid</w:t>
-            </w:r>
-          </w:p>
-        </w:tc>
-        <w:tc>
-          <w:tcPr>
-            <w:tcW w:type="dxa" w:w="2268"/>
-          </w:tcPr>
-          <w:p>
-            <w:pPr>
-              <w:jc w:val="left"/>
-            </w:pPr>
-            <w:r>
-              <w:rPr>
-                <w:rFonts w:ascii="Times New Roman" w:hAnsi="Times New Roman" w:cs="Times New Roman" w:eastAsia="Times New Roman"/>
-                <w:sz w:val="20"/>
-              </w:rPr>
-              <w:t>PK, DEFAULT gen_random_uuid()</w:t>
-            </w:r>
-          </w:p>
-        </w:tc>
-        <w:tc>
-          <w:tcPr>
-            <w:tcW w:type="dxa" w:w="2268"/>
-          </w:tcPr>
-          <w:p>
-            <w:pPr>
-              <w:jc w:val="left"/>
-            </w:pPr>
-            <w:r>
-              <w:rPr>
-                <w:rFonts w:ascii="Times New Roman" w:hAnsi="Times New Roman" w:cs="Times New Roman" w:eastAsia="Times New Roman"/>
-                <w:sz w:val="20"/>
-              </w:rPr>
-              <w:t>Identificador</w:t>
-            </w:r>
-          </w:p>
-        </w:tc>
-      </w:tr>
-      <w:tr>
-        <w:tc>
-          <w:tcPr>
-            <w:tcW w:type="dxa" w:w="2268"/>
-          </w:tcPr>
-          <w:p>
-            <w:pPr>
-              <w:jc w:val="left"/>
-            </w:pPr>
-            <w:r>
-              <w:rPr>
-                <w:rFonts w:ascii="Times New Roman" w:hAnsi="Times New Roman" w:cs="Times New Roman" w:eastAsia="Times New Roman"/>
-                <w:i/>
-                <w:sz w:val="20"/>
-              </w:rPr>
-              <w:t>service_id</w:t>
-            </w:r>
-          </w:p>
-        </w:tc>
-        <w:tc>
-          <w:tcPr>
-            <w:tcW w:type="dxa" w:w="2268"/>
-          </w:tcPr>
-          <w:p>
-            <w:pPr>
-              <w:jc w:val="left"/>
-            </w:pPr>
-            <w:r>
-              <w:rPr>
-                <w:rFonts w:ascii="Times New Roman" w:hAnsi="Times New Roman" w:cs="Times New Roman" w:eastAsia="Times New Roman"/>
-                <w:sz w:val="20"/>
-              </w:rPr>
-              <w:t>uuid</w:t>
-            </w:r>
-          </w:p>
-        </w:tc>
-        <w:tc>
-          <w:tcPr>
-            <w:tcW w:type="dxa" w:w="2268"/>
-          </w:tcPr>
-          <w:p>
-            <w:pPr>
-              <w:jc w:val="left"/>
-            </w:pPr>
-            <w:r>
-              <w:rPr>
-                <w:rFonts w:ascii="Times New Roman" w:hAnsi="Times New Roman" w:cs="Times New Roman" w:eastAsia="Times New Roman"/>
-                <w:sz w:val="20"/>
-              </w:rPr>
-              <w:t xml:space="preserve">NOT NULL, FK para </w:t>
-            </w:r>
-            <w:r>
-              <w:rPr>
-                <w:rFonts w:ascii="Times New Roman" w:hAnsi="Times New Roman" w:cs="Times New Roman" w:eastAsia="Times New Roman"/>
-                <w:i/>
-                <w:sz w:val="20"/>
-              </w:rPr>
-              <w:t>services(id)</w:t>
-            </w:r>
-            <w:r>
-              <w:rPr>
-                <w:rFonts w:ascii="Times New Roman" w:hAnsi="Times New Roman" w:cs="Times New Roman" w:eastAsia="Times New Roman"/>
-                <w:sz w:val="20"/>
-              </w:rPr>
-              <w:t xml:space="preserve"> ON DELETE CASCADE</w:t>
-            </w:r>
-          </w:p>
-        </w:tc>
-        <w:tc>
-          <w:tcPr>
-            <w:tcW w:type="dxa" w:w="2268"/>
-          </w:tcPr>
-          <w:p>
-            <w:pPr>
-              <w:jc w:val="left"/>
-            </w:pPr>
-            <w:r>
-              <w:rPr>
-                <w:rFonts w:ascii="Times New Roman" w:hAnsi="Times New Roman" w:cs="Times New Roman" w:eastAsia="Times New Roman"/>
-                <w:sz w:val="20"/>
-              </w:rPr>
-              <w:t>Serviço</w:t>
-            </w:r>
-          </w:p>
-        </w:tc>
-      </w:tr>
-      <w:tr>
-        <w:tc>
-          <w:tcPr>
-            <w:tcW w:type="dxa" w:w="2268"/>
-          </w:tcPr>
-          <w:p>
-            <w:pPr>
-              <w:jc w:val="left"/>
-            </w:pPr>
-            <w:r>
-              <w:rPr>
-                <w:rFonts w:ascii="Times New Roman" w:hAnsi="Times New Roman" w:cs="Times New Roman" w:eastAsia="Times New Roman"/>
-                <w:i/>
-                <w:sz w:val="20"/>
-              </w:rPr>
-              <w:t>client_id</w:t>
-            </w:r>
-          </w:p>
-        </w:tc>
-        <w:tc>
-          <w:tcPr>
-            <w:tcW w:type="dxa" w:w="2268"/>
-          </w:tcPr>
-          <w:p>
-            <w:pPr>
-              <w:jc w:val="left"/>
-            </w:pPr>
-            <w:r>
-              <w:rPr>
-                <w:rFonts w:ascii="Times New Roman" w:hAnsi="Times New Roman" w:cs="Times New Roman" w:eastAsia="Times New Roman"/>
-                <w:sz w:val="20"/>
-              </w:rPr>
-              <w:t>uuid</w:t>
-            </w:r>
-          </w:p>
-        </w:tc>
-        <w:tc>
-          <w:tcPr>
-            <w:tcW w:type="dxa" w:w="2268"/>
-          </w:tcPr>
-          <w:p>
-            <w:pPr>
-              <w:jc w:val="left"/>
-            </w:pPr>
-            <w:r>
-              <w:rPr>
-                <w:rFonts w:ascii="Times New Roman" w:hAnsi="Times New Roman" w:cs="Times New Roman" w:eastAsia="Times New Roman"/>
-                <w:sz w:val="20"/>
-              </w:rPr>
-              <w:t xml:space="preserve">NOT NULL, FK para </w:t>
-            </w:r>
-            <w:r>
-              <w:rPr>
-                <w:rFonts w:ascii="Times New Roman" w:hAnsi="Times New Roman" w:cs="Times New Roman" w:eastAsia="Times New Roman"/>
-                <w:i/>
-                <w:sz w:val="20"/>
-              </w:rPr>
-              <w:t>profiles(id)</w:t>
-            </w:r>
-            <w:r>
-              <w:rPr>
-                <w:rFonts w:ascii="Times New Roman" w:hAnsi="Times New Roman" w:cs="Times New Roman" w:eastAsia="Times New Roman"/>
-                <w:sz w:val="20"/>
-              </w:rPr>
-              <w:t xml:space="preserve"> ON DELETE CASCADE</w:t>
-            </w:r>
-          </w:p>
-        </w:tc>
-        <w:tc>
-          <w:tcPr>
-            <w:tcW w:type="dxa" w:w="2268"/>
-          </w:tcPr>
-          <w:p>
-            <w:pPr>
-              <w:jc w:val="left"/>
-            </w:pPr>
-            <w:r>
-              <w:rPr>
-                <w:rFonts w:ascii="Times New Roman" w:hAnsi="Times New Roman" w:cs="Times New Roman" w:eastAsia="Times New Roman"/>
-                <w:sz w:val="20"/>
-              </w:rPr>
-              <w:t>Cliente</w:t>
-            </w:r>
-          </w:p>
-        </w:tc>
-      </w:tr>
-      <w:tr>
-        <w:tc>
-          <w:tcPr>
-            <w:tcW w:type="dxa" w:w="2268"/>
-          </w:tcPr>
-          <w:p>
-            <w:pPr>
-              <w:jc w:val="left"/>
-            </w:pPr>
-            <w:r>
-              <w:rPr>
-                <w:rFonts w:ascii="Times New Roman" w:hAnsi="Times New Roman" w:cs="Times New Roman" w:eastAsia="Times New Roman"/>
-                <w:i/>
-                <w:sz w:val="20"/>
-              </w:rPr>
-              <w:t>provider_id</w:t>
-            </w:r>
-          </w:p>
-        </w:tc>
-        <w:tc>
-          <w:tcPr>
-            <w:tcW w:type="dxa" w:w="2268"/>
-          </w:tcPr>
-          <w:p>
-            <w:pPr>
-              <w:jc w:val="left"/>
-            </w:pPr>
-            <w:r>
-              <w:rPr>
-                <w:rFonts w:ascii="Times New Roman" w:hAnsi="Times New Roman" w:cs="Times New Roman" w:eastAsia="Times New Roman"/>
-                <w:sz w:val="20"/>
-              </w:rPr>
-              <w:t>uuid</w:t>
-            </w:r>
-          </w:p>
-        </w:tc>
-        <w:tc>
-          <w:tcPr>
-            <w:tcW w:type="dxa" w:w="2268"/>
-          </w:tcPr>
-          <w:p>
-            <w:pPr>
-              <w:jc w:val="left"/>
-            </w:pPr>
-            <w:r>
-              <w:rPr>
-                <w:rFonts w:ascii="Times New Roman" w:hAnsi="Times New Roman" w:cs="Times New Roman" w:eastAsia="Times New Roman"/>
-                <w:sz w:val="20"/>
-              </w:rPr>
-              <w:t xml:space="preserve">NOT NULL, FK para </w:t>
-            </w:r>
-            <w:r>
-              <w:rPr>
-                <w:rFonts w:ascii="Times New Roman" w:hAnsi="Times New Roman" w:cs="Times New Roman" w:eastAsia="Times New Roman"/>
-                <w:i/>
-                <w:sz w:val="20"/>
-              </w:rPr>
-              <w:t>profiles(id)</w:t>
-            </w:r>
-            <w:r>
-              <w:rPr>
-                <w:rFonts w:ascii="Times New Roman" w:hAnsi="Times New Roman" w:cs="Times New Roman" w:eastAsia="Times New Roman"/>
-                <w:sz w:val="20"/>
-              </w:rPr>
-              <w:t xml:space="preserve"> ON DELETE CASCADE</w:t>
-            </w:r>
-          </w:p>
-        </w:tc>
-        <w:tc>
-          <w:tcPr>
-            <w:tcW w:type="dxa" w:w="2268"/>
-          </w:tcPr>
-          <w:p>
-            <w:pPr>
-              <w:jc w:val="left"/>
-            </w:pPr>
-            <w:r>
-              <w:rPr>
-                <w:rFonts w:ascii="Times New Roman" w:hAnsi="Times New Roman" w:cs="Times New Roman" w:eastAsia="Times New Roman"/>
-                <w:sz w:val="20"/>
-              </w:rPr>
-              <w:t xml:space="preserve">Prestador (deve coincidir com o dono do serviço — </w:t>
-            </w:r>
-            <w:r>
-              <w:rPr>
-                <w:rFonts w:ascii="Times New Roman" w:hAnsi="Times New Roman" w:cs="Times New Roman" w:eastAsia="Times New Roman"/>
-                <w:i/>
-                <w:sz w:val="20"/>
-              </w:rPr>
-              <w:t>trigger</w:t>
-            </w:r>
-            <w:r>
-              <w:rPr>
-                <w:rFonts w:ascii="Times New Roman" w:hAnsi="Times New Roman" w:cs="Times New Roman" w:eastAsia="Times New Roman"/>
-                <w:sz w:val="20"/>
-              </w:rPr>
-              <w:t>)</w:t>
-            </w:r>
-          </w:p>
-        </w:tc>
-      </w:tr>
-      <w:tr>
-        <w:tc>
-          <w:tcPr>
-            <w:tcW w:type="dxa" w:w="2268"/>
-          </w:tcPr>
-          <w:p>
-            <w:pPr>
-              <w:jc w:val="left"/>
-            </w:pPr>
-            <w:r>
-              <w:rPr>
-                <w:rFonts w:ascii="Times New Roman" w:hAnsi="Times New Roman" w:cs="Times New Roman" w:eastAsia="Times New Roman"/>
-                <w:i/>
-                <w:sz w:val="20"/>
-              </w:rPr>
-              <w:t>status</w:t>
-            </w:r>
-          </w:p>
-        </w:tc>
-        <w:tc>
-          <w:tcPr>
-            <w:tcW w:type="dxa" w:w="2268"/>
-          </w:tcPr>
-          <w:p>
-            <w:pPr>
-              <w:jc w:val="left"/>
-            </w:pPr>
-            <w:r>
-              <w:rPr>
-                <w:rFonts w:ascii="Times New Roman" w:hAnsi="Times New Roman" w:cs="Times New Roman" w:eastAsia="Times New Roman"/>
-                <w:sz w:val="20"/>
-              </w:rPr>
-              <w:t>booking_status</w:t>
-            </w:r>
-          </w:p>
-        </w:tc>
-        <w:tc>
-          <w:tcPr>
-            <w:tcW w:type="dxa" w:w="2268"/>
-          </w:tcPr>
-          <w:p>
-            <w:pPr>
-              <w:jc w:val="left"/>
-            </w:pPr>
-            <w:r>
-              <w:rPr>
-                <w:rFonts w:ascii="Times New Roman" w:hAnsi="Times New Roman" w:cs="Times New Roman" w:eastAsia="Times New Roman"/>
-                <w:sz w:val="20"/>
-              </w:rPr>
-              <w:t>NOT NULL, DEFAULT 'pending'; transições validadas (</w:t>
-            </w:r>
-            <w:r>
-              <w:rPr>
-                <w:rFonts w:ascii="Times New Roman" w:hAnsi="Times New Roman" w:cs="Times New Roman" w:eastAsia="Times New Roman"/>
-                <w:i/>
-                <w:sz w:val="20"/>
-              </w:rPr>
-              <w:t>trigger</w:t>
-            </w:r>
-            <w:r>
-              <w:rPr>
-                <w:rFonts w:ascii="Times New Roman" w:hAnsi="Times New Roman" w:cs="Times New Roman" w:eastAsia="Times New Roman"/>
-                <w:sz w:val="20"/>
-              </w:rPr>
-              <w:t>)</w:t>
-            </w:r>
-          </w:p>
-        </w:tc>
-        <w:tc>
-          <w:tcPr>
-            <w:tcW w:type="dxa" w:w="2268"/>
-          </w:tcPr>
-          <w:p>
-            <w:pPr>
-              <w:jc w:val="left"/>
-            </w:pPr>
-            <w:r>
-              <w:rPr>
-                <w:rFonts w:ascii="Times New Roman" w:hAnsi="Times New Roman" w:cs="Times New Roman" w:eastAsia="Times New Roman"/>
-                <w:sz w:val="20"/>
-              </w:rPr>
-              <w:t>Estado</w:t>
-            </w:r>
-          </w:p>
-        </w:tc>
-      </w:tr>
-      <w:tr>
-        <w:tc>
-          <w:tcPr>
-            <w:tcW w:type="dxa" w:w="2268"/>
-          </w:tcPr>
-          <w:p>
-            <w:pPr>
-              <w:jc w:val="left"/>
-            </w:pPr>
-            <w:r>
-              <w:rPr>
-                <w:rFonts w:ascii="Times New Roman" w:hAnsi="Times New Roman" w:cs="Times New Roman" w:eastAsia="Times New Roman"/>
-                <w:i/>
-                <w:sz w:val="20"/>
-              </w:rPr>
-              <w:t>message</w:t>
-            </w:r>
-          </w:p>
-        </w:tc>
-        <w:tc>
-          <w:tcPr>
-            <w:tcW w:type="dxa" w:w="2268"/>
-          </w:tcPr>
-          <w:p>
-            <w:pPr>
-              <w:jc w:val="left"/>
-            </w:pPr>
-            <w:r>
-              <w:rPr>
-                <w:rFonts w:ascii="Times New Roman" w:hAnsi="Times New Roman" w:cs="Times New Roman" w:eastAsia="Times New Roman"/>
-                <w:sz w:val="20"/>
-              </w:rPr>
-              <w:t>text</w:t>
-            </w:r>
-          </w:p>
-        </w:tc>
-        <w:tc>
-          <w:tcPr>
-            <w:tcW w:type="dxa" w:w="2268"/>
-          </w:tcPr>
-          <w:p>
-            <w:pPr>
-              <w:jc w:val="left"/>
-            </w:pPr>
-            <w:r>
-              <w:rPr>
-                <w:rFonts w:ascii="Times New Roman" w:hAnsi="Times New Roman" w:cs="Times New Roman" w:eastAsia="Times New Roman"/>
-                <w:sz w:val="20"/>
-              </w:rPr>
-              <w:t>DEFAULT ''</w:t>
-            </w:r>
-          </w:p>
-        </w:tc>
-        <w:tc>
-          <w:tcPr>
-            <w:tcW w:type="dxa" w:w="2268"/>
-          </w:tcPr>
-          <w:p>
-            <w:pPr>
-              <w:jc w:val="left"/>
-            </w:pPr>
-            <w:r>
-              <w:rPr>
-                <w:rFonts w:ascii="Times New Roman" w:hAnsi="Times New Roman" w:cs="Times New Roman" w:eastAsia="Times New Roman"/>
-                <w:sz w:val="20"/>
-              </w:rPr>
-              <w:t>Mensagem da solicitação</w:t>
-            </w:r>
-          </w:p>
-        </w:tc>
-      </w:tr>
-      <w:tr>
-        <w:tc>
-          <w:tcPr>
-            <w:tcW w:type="dxa" w:w="2268"/>
-          </w:tcPr>
-          <w:p>
-            <w:pPr>
-              <w:jc w:val="left"/>
-            </w:pPr>
-            <w:r>
-              <w:rPr>
-                <w:rFonts w:ascii="Times New Roman" w:hAnsi="Times New Roman" w:cs="Times New Roman" w:eastAsia="Times New Roman"/>
-                <w:i/>
-                <w:sz w:val="20"/>
-              </w:rPr>
-              <w:t>scheduled_date</w:t>
-            </w:r>
-          </w:p>
-        </w:tc>
-        <w:tc>
-          <w:tcPr>
-            <w:tcW w:type="dxa" w:w="2268"/>
-          </w:tcPr>
-          <w:p>
-            <w:pPr>
-              <w:jc w:val="left"/>
-            </w:pPr>
-            <w:r>
-              <w:rPr>
-                <w:rFonts w:ascii="Times New Roman" w:hAnsi="Times New Roman" w:cs="Times New Roman" w:eastAsia="Times New Roman"/>
-                <w:sz w:val="20"/>
-              </w:rPr>
-              <w:t>timestamptz</w:t>
-            </w:r>
-          </w:p>
-        </w:tc>
-        <w:tc>
-          <w:tcPr>
-            <w:tcW w:type="dxa" w:w="2268"/>
-          </w:tcPr>
-          <w:p>
-            <w:pPr>
-              <w:jc w:val="left"/>
-            </w:pPr>
-            <w:r>
-              <w:rPr>
-                <w:rFonts w:ascii="Times New Roman" w:hAnsi="Times New Roman" w:cs="Times New Roman" w:eastAsia="Times New Roman"/>
-                <w:sz w:val="20"/>
-              </w:rPr>
-              <w:t>NULL</w:t>
-            </w:r>
-          </w:p>
-        </w:tc>
-        <w:tc>
-          <w:tcPr>
-            <w:tcW w:type="dxa" w:w="2268"/>
-          </w:tcPr>
-          <w:p>
-            <w:pPr>
-              <w:jc w:val="left"/>
-            </w:pPr>
-            <w:r>
-              <w:rPr>
-                <w:rFonts w:ascii="Times New Roman" w:hAnsi="Times New Roman" w:cs="Times New Roman" w:eastAsia="Times New Roman"/>
-                <w:sz w:val="20"/>
-              </w:rPr>
-              <w:t>Data agendada</w:t>
-            </w:r>
-          </w:p>
-        </w:tc>
-      </w:tr>
-      <w:tr>
-        <w:tc>
-          <w:tcPr>
-            <w:tcW w:type="dxa" w:w="2268"/>
-          </w:tcPr>
-          <w:p>
-            <w:pPr>
-              <w:jc w:val="left"/>
-            </w:pPr>
-            <w:r>
-              <w:rPr>
-                <w:rFonts w:ascii="Times New Roman" w:hAnsi="Times New Roman" w:cs="Times New Roman" w:eastAsia="Times New Roman"/>
-                <w:i/>
-                <w:sz w:val="20"/>
-              </w:rPr>
-              <w:t>created_at</w:t>
-            </w:r>
-          </w:p>
-        </w:tc>
-        <w:tc>
-          <w:tcPr>
-            <w:tcW w:type="dxa" w:w="2268"/>
-          </w:tcPr>
-          <w:p>
-            <w:pPr>
-              <w:jc w:val="left"/>
-            </w:pPr>
-            <w:r>
-              <w:rPr>
-                <w:rFonts w:ascii="Times New Roman" w:hAnsi="Times New Roman" w:cs="Times New Roman" w:eastAsia="Times New Roman"/>
-                <w:sz w:val="20"/>
-              </w:rPr>
-              <w:t>timestamptz</w:t>
-            </w:r>
-          </w:p>
-        </w:tc>
-        <w:tc>
-          <w:tcPr>
-            <w:tcW w:type="dxa" w:w="2268"/>
-          </w:tcPr>
-          <w:p>
-            <w:pPr>
-              <w:jc w:val="left"/>
-            </w:pPr>
-            <w:r>
-              <w:rPr>
-                <w:rFonts w:ascii="Times New Roman" w:hAnsi="Times New Roman" w:cs="Times New Roman" w:eastAsia="Times New Roman"/>
-                <w:sz w:val="20"/>
-              </w:rPr>
-              <w:t>NOT NULL, DEFAULT now()</w:t>
-            </w:r>
-          </w:p>
-        </w:tc>
-        <w:tc>
-          <w:tcPr>
-            <w:tcW w:type="dxa" w:w="2268"/>
-          </w:tcPr>
-          <w:p>
-            <w:pPr>
-              <w:jc w:val="left"/>
-            </w:pPr>
-            <w:r>
-              <w:rPr>
-                <w:rFonts w:ascii="Times New Roman" w:hAnsi="Times New Roman" w:cs="Times New Roman" w:eastAsia="Times New Roman"/>
-                <w:sz w:val="20"/>
-              </w:rPr>
-              <w:t>Criação</w:t>
-            </w:r>
-          </w:p>
-        </w:tc>
-      </w:tr>
-      <w:tr>
-        <w:tc>
-          <w:tcPr>
-            <w:tcW w:type="dxa" w:w="2268"/>
-          </w:tcPr>
-          <w:p>
-            <w:pPr>
-              <w:jc w:val="left"/>
-            </w:pPr>
-            <w:r>
-              <w:rPr>
-                <w:rFonts w:ascii="Times New Roman" w:hAnsi="Times New Roman" w:cs="Times New Roman" w:eastAsia="Times New Roman"/>
-                <w:i/>
-                <w:sz w:val="20"/>
-              </w:rPr>
-              <w:t>updated_at</w:t>
-            </w:r>
-          </w:p>
-        </w:tc>
-        <w:tc>
-          <w:tcPr>
-            <w:tcW w:type="dxa" w:w="2268"/>
-          </w:tcPr>
-          <w:p>
-            <w:pPr>
-              <w:jc w:val="left"/>
-            </w:pPr>
-            <w:r>
-              <w:rPr>
-                <w:rFonts w:ascii="Times New Roman" w:hAnsi="Times New Roman" w:cs="Times New Roman" w:eastAsia="Times New Roman"/>
-                <w:sz w:val="20"/>
-              </w:rPr>
-              <w:t>timestamptz</w:t>
-            </w:r>
-          </w:p>
-        </w:tc>
-        <w:tc>
-          <w:tcPr>
-            <w:tcW w:type="dxa" w:w="2268"/>
-          </w:tcPr>
-          <w:p>
-            <w:pPr>
-              <w:jc w:val="left"/>
-            </w:pPr>
-            <w:r>
-              <w:rPr>
-                <w:rFonts w:ascii="Times New Roman" w:hAnsi="Times New Roman" w:cs="Times New Roman" w:eastAsia="Times New Roman"/>
-                <w:sz w:val="20"/>
-              </w:rPr>
-              <w:t>NOT NULL, DEFAULT now()</w:t>
-            </w:r>
-          </w:p>
-        </w:tc>
-        <w:tc>
-          <w:tcPr>
-            <w:tcW w:type="dxa" w:w="2268"/>
-          </w:tcPr>
-          <w:p>
-            <w:pPr>
-              <w:jc w:val="left"/>
-            </w:pPr>
-            <w:r>
-              <w:rPr>
-                <w:rFonts w:ascii="Times New Roman" w:hAnsi="Times New Roman" w:cs="Times New Roman" w:eastAsia="Times New Roman"/>
-                <w:sz w:val="20"/>
-              </w:rPr>
-              <w:t>Atualização (</w:t>
-            </w:r>
-            <w:r>
-              <w:rPr>
-                <w:rFonts w:ascii="Times New Roman" w:hAnsi="Times New Roman" w:cs="Times New Roman" w:eastAsia="Times New Roman"/>
-                <w:i/>
-                <w:sz w:val="20"/>
-              </w:rPr>
-              <w:t>trigger</w:t>
-            </w:r>
-            <w:r>
-              <w:rPr>
-                <w:rFonts w:ascii="Times New Roman" w:hAnsi="Times New Roman" w:cs="Times New Roman" w:eastAsia="Times New Roman"/>
-                <w:sz w:val="20"/>
-              </w:rPr>
-              <w:t>)</w:t>
-            </w:r>
-          </w:p>
-        </w:tc>
-      </w:tr>
-    </w:tbl>
-    <w:p>
-      <w:pPr>
-        <w:jc w:val="left"/>
-      </w:pPr>
-      <w:r>
-        <w:rPr>
-          <w:rFonts w:ascii="Times New Roman" w:hAnsi="Times New Roman" w:cs="Times New Roman" w:eastAsia="Times New Roman"/>
-          <w:sz w:val="20"/>
-        </w:rPr>
-        <w:t>Fonte: elaborado pelos autores (2026).</w:t>
-      </w:r>
-    </w:p>
-    <w:p>
-      <w:pPr>
-        <w:ind w:firstLine="700"/>
-        <w:jc w:val="both"/>
-      </w:pPr>
-      <w:r>
-        <w:rPr>
-          <w:rFonts w:ascii="Times New Roman" w:hAnsi="Times New Roman" w:cs="Times New Roman" w:eastAsia="Times New Roman"/>
-          <w:sz w:val="24"/>
-        </w:rPr>
-        <w:t xml:space="preserve">Índices de </w:t>
-      </w:r>
-      <w:r>
-        <w:rPr>
-          <w:rFonts w:ascii="Times New Roman" w:hAnsi="Times New Roman" w:cs="Times New Roman" w:eastAsia="Times New Roman"/>
-          <w:i/>
-          <w:sz w:val="24"/>
-        </w:rPr>
-        <w:t>bookings</w:t>
-      </w:r>
-      <w:r>
-        <w:rPr>
-          <w:rFonts w:ascii="Times New Roman" w:hAnsi="Times New Roman" w:cs="Times New Roman" w:eastAsia="Times New Roman"/>
-          <w:sz w:val="24"/>
-        </w:rPr>
-        <w:t xml:space="preserve">: </w:t>
-      </w:r>
-      <w:r>
-        <w:rPr>
-          <w:rFonts w:ascii="Times New Roman" w:hAnsi="Times New Roman" w:cs="Times New Roman" w:eastAsia="Times New Roman"/>
-          <w:i/>
-          <w:sz w:val="24"/>
-        </w:rPr>
-        <w:t>client_id</w:t>
-      </w:r>
-      <w:r>
-        <w:rPr>
-          <w:rFonts w:ascii="Times New Roman" w:hAnsi="Times New Roman" w:cs="Times New Roman" w:eastAsia="Times New Roman"/>
-          <w:sz w:val="24"/>
-        </w:rPr>
-        <w:t xml:space="preserve">, </w:t>
-      </w:r>
-      <w:r>
-        <w:rPr>
-          <w:rFonts w:ascii="Times New Roman" w:hAnsi="Times New Roman" w:cs="Times New Roman" w:eastAsia="Times New Roman"/>
-          <w:i/>
-          <w:sz w:val="24"/>
-        </w:rPr>
-        <w:t>provider_id</w:t>
-      </w:r>
-      <w:r>
-        <w:rPr>
-          <w:rFonts w:ascii="Times New Roman" w:hAnsi="Times New Roman" w:cs="Times New Roman" w:eastAsia="Times New Roman"/>
-          <w:sz w:val="24"/>
-        </w:rPr>
-        <w:t xml:space="preserve"> e </w:t>
-      </w:r>
-      <w:r>
-        <w:rPr>
-          <w:rFonts w:ascii="Times New Roman" w:hAnsi="Times New Roman" w:cs="Times New Roman" w:eastAsia="Times New Roman"/>
-          <w:i/>
-          <w:sz w:val="24"/>
-        </w:rPr>
-        <w:t>service_id</w:t>
-      </w:r>
-      <w:r>
-        <w:rPr>
-          <w:rFonts w:ascii="Times New Roman" w:hAnsi="Times New Roman" w:cs="Times New Roman" w:eastAsia="Times New Roman"/>
-          <w:sz w:val="24"/>
-        </w:rPr>
-        <w:t>.</w:t>
-      </w:r>
-    </w:p>
-    <w:p>
-      <w:pPr>
-        <w:jc w:val="left"/>
-      </w:pPr>
-      <w:r>
-        <w:rPr>
-          <w:rFonts w:ascii="Times New Roman" w:hAnsi="Times New Roman" w:cs="Times New Roman" w:eastAsia="Times New Roman"/>
-          <w:b/>
-          <w:sz w:val="24"/>
-        </w:rPr>
-        <w:t xml:space="preserve">Tabela 21 — Tabela </w:t>
-      </w:r>
-      <w:r>
-        <w:rPr>
-          <w:rFonts w:ascii="Times New Roman" w:hAnsi="Times New Roman" w:cs="Times New Roman" w:eastAsia="Times New Roman"/>
-          <w:b/>
-          <w:i/>
-          <w:sz w:val="24"/>
-        </w:rPr>
-        <w:t>reviews</w:t>
-      </w:r>
-    </w:p>
-    <w:tbl>
-      <w:tblPr>
-        <w:tblW w:type="auto" w:w="0"/>
-        <w:jc w:val="center"/>
-        <w:tblLayout w:type="autofit"/>
-        <w:tblLook w:firstColumn="1" w:firstRow="1" w:lastColumn="0" w:lastRow="0" w:noHBand="0" w:noVBand="1" w:val="04A0"/>
-        <w:tblBorders>
-          <w:top w:val="single" w:sz="8" w:space="0" w:color="auto"/>
-          <w:bottom w:val="single" w:sz="8" w:space="0" w:color="auto"/>
-          <w:left w:val="none" w:sz="8" w:space="0" w:color="auto"/>
-          <w:right w:val="none" w:sz="8" w:space="0" w:color="auto"/>
-          <w:insideH w:val="none" w:sz="8" w:space="0" w:color="auto"/>
-          <w:insideV w:val="none" w:sz="8" w:space="0" w:color="auto"/>
-        </w:tblBorders>
-      </w:tblPr>
-      <w:tblGrid>
-        <w:gridCol w:w="2268"/>
-        <w:gridCol w:w="2268"/>
-        <w:gridCol w:w="2268"/>
-        <w:gridCol w:w="2268"/>
-      </w:tblGrid>
-      <w:tr>
-        <w:trPr>
-          <w:tblHeader w:val="true"/>
-        </w:trPr>
-        <w:tc>
-          <w:tcPr>
-            <w:tcW w:type="dxa" w:w="2268"/>
-            <w:tcBorders>
-              <w:bottom w:val="single" w:sz="8" w:space="0" w:color="auto"/>
-            </w:tcBorders>
-          </w:tcPr>
-          <w:p>
-            <w:pPr>
-              <w:jc w:val="left"/>
-            </w:pPr>
-            <w:r>
-              <w:rPr>
-                <w:rFonts w:ascii="Times New Roman" w:hAnsi="Times New Roman" w:cs="Times New Roman" w:eastAsia="Times New Roman"/>
-                <w:b/>
-                <w:sz w:val="20"/>
-              </w:rPr>
-              <w:t>Coluna</w:t>
-            </w:r>
-          </w:p>
-        </w:tc>
-        <w:tc>
-          <w:tcPr>
-            <w:tcW w:type="dxa" w:w="2268"/>
-            <w:tcBorders>
-              <w:bottom w:val="single" w:sz="8" w:space="0" w:color="auto"/>
-            </w:tcBorders>
-          </w:tcPr>
-          <w:p>
-            <w:pPr>
-              <w:jc w:val="left"/>
-            </w:pPr>
-            <w:r>
-              <w:rPr>
-                <w:rFonts w:ascii="Times New Roman" w:hAnsi="Times New Roman" w:cs="Times New Roman" w:eastAsia="Times New Roman"/>
-                <w:b/>
-                <w:sz w:val="20"/>
-              </w:rPr>
-              <w:t>Tipo</w:t>
-            </w:r>
-          </w:p>
-        </w:tc>
-        <w:tc>
-          <w:tcPr>
-            <w:tcW w:type="dxa" w:w="2268"/>
-            <w:tcBorders>
-              <w:bottom w:val="single" w:sz="8" w:space="0" w:color="auto"/>
-            </w:tcBorders>
-          </w:tcPr>
-          <w:p>
-            <w:pPr>
-              <w:jc w:val="left"/>
-            </w:pPr>
-            <w:r>
-              <w:rPr>
-                <w:rFonts w:ascii="Times New Roman" w:hAnsi="Times New Roman" w:cs="Times New Roman" w:eastAsia="Times New Roman"/>
-                <w:b/>
-                <w:sz w:val="20"/>
-              </w:rPr>
-              <w:t>Restrições</w:t>
-            </w:r>
-          </w:p>
-        </w:tc>
-        <w:tc>
-          <w:tcPr>
-            <w:tcW w:type="dxa" w:w="2268"/>
-            <w:tcBorders>
-              <w:bottom w:val="single" w:sz="8" w:space="0" w:color="auto"/>
-            </w:tcBorders>
-          </w:tcPr>
-          <w:p>
-            <w:pPr>
-              <w:jc w:val="left"/>
-            </w:pPr>
-            <w:r>
-              <w:rPr>
-                <w:rFonts w:ascii="Times New Roman" w:hAnsi="Times New Roman" w:cs="Times New Roman" w:eastAsia="Times New Roman"/>
-                <w:b/>
-                <w:sz w:val="20"/>
-              </w:rPr>
-              <w:t>Descrição</w:t>
-            </w:r>
-          </w:p>
-        </w:tc>
-      </w:tr>
-      <w:tr>
-        <w:tc>
-          <w:tcPr>
-            <w:tcW w:type="dxa" w:w="2268"/>
-          </w:tcPr>
-          <w:p>
-            <w:pPr>
-              <w:jc w:val="left"/>
-            </w:pPr>
-            <w:r>
-              <w:rPr>
-                <w:rFonts w:ascii="Times New Roman" w:hAnsi="Times New Roman" w:cs="Times New Roman" w:eastAsia="Times New Roman"/>
-                <w:i/>
-                <w:sz w:val="20"/>
-              </w:rPr>
-              <w:t>id</w:t>
-            </w:r>
-          </w:p>
-        </w:tc>
-        <w:tc>
-          <w:tcPr>
-            <w:tcW w:type="dxa" w:w="2268"/>
-          </w:tcPr>
-          <w:p>
-            <w:pPr>
-              <w:jc w:val="left"/>
-            </w:pPr>
-            <w:r>
-              <w:rPr>
-                <w:rFonts w:ascii="Times New Roman" w:hAnsi="Times New Roman" w:cs="Times New Roman" w:eastAsia="Times New Roman"/>
-                <w:sz w:val="20"/>
-              </w:rPr>
-              <w:t>uuid</w:t>
-            </w:r>
-          </w:p>
-        </w:tc>
-        <w:tc>
-          <w:tcPr>
-            <w:tcW w:type="dxa" w:w="2268"/>
-          </w:tcPr>
-          <w:p>
-            <w:pPr>
-              <w:jc w:val="left"/>
-            </w:pPr>
-            <w:r>
-              <w:rPr>
-                <w:rFonts w:ascii="Times New Roman" w:hAnsi="Times New Roman" w:cs="Times New Roman" w:eastAsia="Times New Roman"/>
-                <w:sz w:val="20"/>
-              </w:rPr>
-              <w:t>PK, DEFAULT gen_random_uuid()</w:t>
-            </w:r>
-          </w:p>
-        </w:tc>
-        <w:tc>
-          <w:tcPr>
-            <w:tcW w:type="dxa" w:w="2268"/>
-          </w:tcPr>
-          <w:p>
-            <w:pPr>
-              <w:jc w:val="left"/>
-            </w:pPr>
-            <w:r>
-              <w:rPr>
-                <w:rFonts w:ascii="Times New Roman" w:hAnsi="Times New Roman" w:cs="Times New Roman" w:eastAsia="Times New Roman"/>
-                <w:sz w:val="20"/>
-              </w:rPr>
-              <w:t>Identificador</w:t>
-            </w:r>
-          </w:p>
-        </w:tc>
-      </w:tr>
-      <w:tr>
-        <w:tc>
-          <w:tcPr>
-            <w:tcW w:type="dxa" w:w="2268"/>
-          </w:tcPr>
-          <w:p>
-            <w:pPr>
-              <w:jc w:val="left"/>
-            </w:pPr>
-            <w:r>
-              <w:rPr>
-                <w:rFonts w:ascii="Times New Roman" w:hAnsi="Times New Roman" w:cs="Times New Roman" w:eastAsia="Times New Roman"/>
-                <w:i/>
-                <w:sz w:val="20"/>
-              </w:rPr>
-              <w:t>service_id</w:t>
-            </w:r>
-          </w:p>
-        </w:tc>
-        <w:tc>
-          <w:tcPr>
-            <w:tcW w:type="dxa" w:w="2268"/>
-          </w:tcPr>
-          <w:p>
-            <w:pPr>
-              <w:jc w:val="left"/>
-            </w:pPr>
-            <w:r>
-              <w:rPr>
-                <w:rFonts w:ascii="Times New Roman" w:hAnsi="Times New Roman" w:cs="Times New Roman" w:eastAsia="Times New Roman"/>
-                <w:sz w:val="20"/>
-              </w:rPr>
-              <w:t>uuid</w:t>
-            </w:r>
-          </w:p>
-        </w:tc>
-        <w:tc>
-          <w:tcPr>
-            <w:tcW w:type="dxa" w:w="2268"/>
-          </w:tcPr>
-          <w:p>
-            <w:pPr>
-              <w:jc w:val="left"/>
-            </w:pPr>
-            <w:r>
-              <w:rPr>
-                <w:rFonts w:ascii="Times New Roman" w:hAnsi="Times New Roman" w:cs="Times New Roman" w:eastAsia="Times New Roman"/>
-                <w:sz w:val="20"/>
-              </w:rPr>
-              <w:t xml:space="preserve">NOT NULL, FK para </w:t>
-            </w:r>
-            <w:r>
-              <w:rPr>
-                <w:rFonts w:ascii="Times New Roman" w:hAnsi="Times New Roman" w:cs="Times New Roman" w:eastAsia="Times New Roman"/>
-                <w:i/>
-                <w:sz w:val="20"/>
-              </w:rPr>
-              <w:t>services(id)</w:t>
-            </w:r>
-            <w:r>
-              <w:rPr>
-                <w:rFonts w:ascii="Times New Roman" w:hAnsi="Times New Roman" w:cs="Times New Roman" w:eastAsia="Times New Roman"/>
-                <w:sz w:val="20"/>
-              </w:rPr>
-              <w:t xml:space="preserve"> ON DELETE CASCADE</w:t>
-            </w:r>
-          </w:p>
-        </w:tc>
-        <w:tc>
-          <w:tcPr>
-            <w:tcW w:type="dxa" w:w="2268"/>
-          </w:tcPr>
-          <w:p>
-            <w:pPr>
-              <w:jc w:val="left"/>
-            </w:pPr>
-            <w:r>
-              <w:rPr>
-                <w:rFonts w:ascii="Times New Roman" w:hAnsi="Times New Roman" w:cs="Times New Roman" w:eastAsia="Times New Roman"/>
-                <w:sz w:val="20"/>
-              </w:rPr>
-              <w:t>Serviço avaliado</w:t>
-            </w:r>
-          </w:p>
-        </w:tc>
-      </w:tr>
-      <w:tr>
-        <w:tc>
-          <w:tcPr>
-            <w:tcW w:type="dxa" w:w="2268"/>
-          </w:tcPr>
-          <w:p>
-            <w:pPr>
-              <w:jc w:val="left"/>
-            </w:pPr>
-            <w:r>
-              <w:rPr>
-                <w:rFonts w:ascii="Times New Roman" w:hAnsi="Times New Roman" w:cs="Times New Roman" w:eastAsia="Times New Roman"/>
-                <w:i/>
-                <w:sz w:val="20"/>
-              </w:rPr>
-              <w:t>client_id</w:t>
-            </w:r>
-          </w:p>
-        </w:tc>
-        <w:tc>
-          <w:tcPr>
-            <w:tcW w:type="dxa" w:w="2268"/>
-          </w:tcPr>
-          <w:p>
-            <w:pPr>
-              <w:jc w:val="left"/>
-            </w:pPr>
-            <w:r>
-              <w:rPr>
-                <w:rFonts w:ascii="Times New Roman" w:hAnsi="Times New Roman" w:cs="Times New Roman" w:eastAsia="Times New Roman"/>
-                <w:sz w:val="20"/>
-              </w:rPr>
-              <w:t>uuid</w:t>
-            </w:r>
-          </w:p>
-        </w:tc>
-        <w:tc>
-          <w:tcPr>
-            <w:tcW w:type="dxa" w:w="2268"/>
-          </w:tcPr>
-          <w:p>
-            <w:pPr>
-              <w:jc w:val="left"/>
-            </w:pPr>
-            <w:r>
-              <w:rPr>
-                <w:rFonts w:ascii="Times New Roman" w:hAnsi="Times New Roman" w:cs="Times New Roman" w:eastAsia="Times New Roman"/>
-                <w:sz w:val="20"/>
-              </w:rPr>
-              <w:t xml:space="preserve">NOT NULL, FK para </w:t>
-            </w:r>
-            <w:r>
-              <w:rPr>
-                <w:rFonts w:ascii="Times New Roman" w:hAnsi="Times New Roman" w:cs="Times New Roman" w:eastAsia="Times New Roman"/>
-                <w:i/>
-                <w:sz w:val="20"/>
-              </w:rPr>
-              <w:t>profiles(id)</w:t>
-            </w:r>
-            <w:r>
-              <w:rPr>
-                <w:rFonts w:ascii="Times New Roman" w:hAnsi="Times New Roman" w:cs="Times New Roman" w:eastAsia="Times New Roman"/>
-                <w:sz w:val="20"/>
-              </w:rPr>
-              <w:t xml:space="preserve"> ON DELETE CASCADE</w:t>
-            </w:r>
-          </w:p>
-        </w:tc>
-        <w:tc>
-          <w:tcPr>
-            <w:tcW w:type="dxa" w:w="2268"/>
-          </w:tcPr>
-          <w:p>
-            <w:pPr>
-              <w:jc w:val="left"/>
-            </w:pPr>
-            <w:r>
-              <w:rPr>
-                <w:rFonts w:ascii="Times New Roman" w:hAnsi="Times New Roman" w:cs="Times New Roman" w:eastAsia="Times New Roman"/>
-                <w:sz w:val="20"/>
-              </w:rPr>
-              <w:t>Autor (cliente)</w:t>
-            </w:r>
-          </w:p>
-        </w:tc>
-      </w:tr>
-      <w:tr>
-        <w:tc>
-          <w:tcPr>
-            <w:tcW w:type="dxa" w:w="2268"/>
-          </w:tcPr>
-          <w:p>
-            <w:pPr>
-              <w:jc w:val="left"/>
-            </w:pPr>
-            <w:r>
-              <w:rPr>
-                <w:rFonts w:ascii="Times New Roman" w:hAnsi="Times New Roman" w:cs="Times New Roman" w:eastAsia="Times New Roman"/>
-                <w:i/>
-                <w:sz w:val="20"/>
-              </w:rPr>
-              <w:t>provider_id</w:t>
-            </w:r>
-          </w:p>
-        </w:tc>
-        <w:tc>
-          <w:tcPr>
-            <w:tcW w:type="dxa" w:w="2268"/>
-          </w:tcPr>
-          <w:p>
-            <w:pPr>
-              <w:jc w:val="left"/>
-            </w:pPr>
-            <w:r>
-              <w:rPr>
-                <w:rFonts w:ascii="Times New Roman" w:hAnsi="Times New Roman" w:cs="Times New Roman" w:eastAsia="Times New Roman"/>
-                <w:sz w:val="20"/>
-              </w:rPr>
-              <w:t>uuid</w:t>
-            </w:r>
-          </w:p>
-        </w:tc>
-        <w:tc>
-          <w:tcPr>
-            <w:tcW w:type="dxa" w:w="2268"/>
-          </w:tcPr>
-          <w:p>
-            <w:pPr>
-              <w:jc w:val="left"/>
-            </w:pPr>
-            <w:r>
-              <w:rPr>
-                <w:rFonts w:ascii="Times New Roman" w:hAnsi="Times New Roman" w:cs="Times New Roman" w:eastAsia="Times New Roman"/>
-                <w:sz w:val="20"/>
-              </w:rPr>
-              <w:t xml:space="preserve">NOT NULL, FK para </w:t>
-            </w:r>
-            <w:r>
-              <w:rPr>
-                <w:rFonts w:ascii="Times New Roman" w:hAnsi="Times New Roman" w:cs="Times New Roman" w:eastAsia="Times New Roman"/>
-                <w:i/>
-                <w:sz w:val="20"/>
-              </w:rPr>
-              <w:t>profiles(id)</w:t>
-            </w:r>
-            <w:r>
-              <w:rPr>
-                <w:rFonts w:ascii="Times New Roman" w:hAnsi="Times New Roman" w:cs="Times New Roman" w:eastAsia="Times New Roman"/>
-                <w:sz w:val="20"/>
-              </w:rPr>
-              <w:t xml:space="preserve"> ON DELETE CASCADE</w:t>
-            </w:r>
-          </w:p>
-        </w:tc>
-        <w:tc>
-          <w:tcPr>
-            <w:tcW w:type="dxa" w:w="2268"/>
-          </w:tcPr>
-          <w:p>
-            <w:pPr>
-              <w:jc w:val="left"/>
-            </w:pPr>
-            <w:r>
-              <w:rPr>
-                <w:rFonts w:ascii="Times New Roman" w:hAnsi="Times New Roman" w:cs="Times New Roman" w:eastAsia="Times New Roman"/>
-                <w:sz w:val="20"/>
-              </w:rPr>
-              <w:t xml:space="preserve">Prestador avaliado (validado por </w:t>
-            </w:r>
-            <w:r>
-              <w:rPr>
-                <w:rFonts w:ascii="Times New Roman" w:hAnsi="Times New Roman" w:cs="Times New Roman" w:eastAsia="Times New Roman"/>
-                <w:i/>
-                <w:sz w:val="20"/>
-              </w:rPr>
-              <w:t>trigger</w:t>
-            </w:r>
-            <w:r>
-              <w:rPr>
-                <w:rFonts w:ascii="Times New Roman" w:hAnsi="Times New Roman" w:cs="Times New Roman" w:eastAsia="Times New Roman"/>
-                <w:sz w:val="20"/>
-              </w:rPr>
-              <w:t>)</w:t>
-            </w:r>
-          </w:p>
-        </w:tc>
-      </w:tr>
-      <w:tr>
-        <w:tc>
-          <w:tcPr>
-            <w:tcW w:type="dxa" w:w="2268"/>
-          </w:tcPr>
-          <w:p>
-            <w:pPr>
-              <w:jc w:val="left"/>
-            </w:pPr>
-            <w:r>
-              <w:rPr>
-                <w:rFonts w:ascii="Times New Roman" w:hAnsi="Times New Roman" w:cs="Times New Roman" w:eastAsia="Times New Roman"/>
-                <w:i/>
-                <w:sz w:val="20"/>
-              </w:rPr>
-              <w:t>rating</w:t>
-            </w:r>
-          </w:p>
-        </w:tc>
-        <w:tc>
-          <w:tcPr>
-            <w:tcW w:type="dxa" w:w="2268"/>
-          </w:tcPr>
-          <w:p>
-            <w:pPr>
-              <w:jc w:val="left"/>
-            </w:pPr>
-            <w:r>
-              <w:rPr>
-                <w:rFonts w:ascii="Times New Roman" w:hAnsi="Times New Roman" w:cs="Times New Roman" w:eastAsia="Times New Roman"/>
-                <w:sz w:val="20"/>
-              </w:rPr>
-              <w:t>integer</w:t>
-            </w:r>
-          </w:p>
-        </w:tc>
-        <w:tc>
-          <w:tcPr>
-            <w:tcW w:type="dxa" w:w="2268"/>
-          </w:tcPr>
-          <w:p>
-            <w:pPr>
-              <w:jc w:val="left"/>
-            </w:pPr>
-            <w:r>
-              <w:rPr>
-                <w:rFonts w:ascii="Times New Roman" w:hAnsi="Times New Roman" w:cs="Times New Roman" w:eastAsia="Times New Roman"/>
-                <w:sz w:val="20"/>
-              </w:rPr>
-              <w:t>NOT NULL, CHECK (1 a 5)</w:t>
-            </w:r>
-          </w:p>
-        </w:tc>
-        <w:tc>
-          <w:tcPr>
-            <w:tcW w:type="dxa" w:w="2268"/>
-          </w:tcPr>
-          <w:p>
-            <w:pPr>
-              <w:jc w:val="left"/>
-            </w:pPr>
-            <w:r>
-              <w:rPr>
-                <w:rFonts w:ascii="Times New Roman" w:hAnsi="Times New Roman" w:cs="Times New Roman" w:eastAsia="Times New Roman"/>
-                <w:sz w:val="20"/>
-              </w:rPr>
-              <w:t>Nota</w:t>
-            </w:r>
-          </w:p>
-        </w:tc>
-      </w:tr>
-      <w:tr>
-        <w:tc>
-          <w:tcPr>
-            <w:tcW w:type="dxa" w:w="2268"/>
-          </w:tcPr>
-          <w:p>
-            <w:pPr>
-              <w:jc w:val="left"/>
-            </w:pPr>
-            <w:r>
-              <w:rPr>
-                <w:rFonts w:ascii="Times New Roman" w:hAnsi="Times New Roman" w:cs="Times New Roman" w:eastAsia="Times New Roman"/>
-                <w:i/>
-                <w:sz w:val="20"/>
-              </w:rPr>
-              <w:t>comment</w:t>
-            </w:r>
-          </w:p>
-        </w:tc>
-        <w:tc>
-          <w:tcPr>
-            <w:tcW w:type="dxa" w:w="2268"/>
-          </w:tcPr>
-          <w:p>
-            <w:pPr>
-              <w:jc w:val="left"/>
-            </w:pPr>
-            <w:r>
-              <w:rPr>
-                <w:rFonts w:ascii="Times New Roman" w:hAnsi="Times New Roman" w:cs="Times New Roman" w:eastAsia="Times New Roman"/>
-                <w:sz w:val="20"/>
-              </w:rPr>
-              <w:t>text</w:t>
-            </w:r>
-          </w:p>
-        </w:tc>
-        <w:tc>
-          <w:tcPr>
-            <w:tcW w:type="dxa" w:w="2268"/>
-          </w:tcPr>
-          <w:p>
-            <w:pPr>
-              <w:jc w:val="left"/>
-            </w:pPr>
-            <w:r>
-              <w:rPr>
-                <w:rFonts w:ascii="Times New Roman" w:hAnsi="Times New Roman" w:cs="Times New Roman" w:eastAsia="Times New Roman"/>
-                <w:sz w:val="20"/>
-              </w:rPr>
-              <w:t>NOT NULL, DEFAULT ''</w:t>
-            </w:r>
-          </w:p>
-        </w:tc>
-        <w:tc>
-          <w:tcPr>
-            <w:tcW w:type="dxa" w:w="2268"/>
-          </w:tcPr>
-          <w:p>
-            <w:pPr>
-              <w:jc w:val="left"/>
-            </w:pPr>
-            <w:r>
-              <w:rPr>
-                <w:rFonts w:ascii="Times New Roman" w:hAnsi="Times New Roman" w:cs="Times New Roman" w:eastAsia="Times New Roman"/>
-                <w:sz w:val="20"/>
-              </w:rPr>
-              <w:t>Comentário</w:t>
-            </w:r>
-          </w:p>
-        </w:tc>
-      </w:tr>
-      <w:tr>
-        <w:tc>
-          <w:tcPr>
-            <w:tcW w:type="dxa" w:w="2268"/>
-          </w:tcPr>
-          <w:p>
-            <w:pPr>
-              <w:jc w:val="left"/>
-            </w:pPr>
-            <w:r>
-              <w:rPr>
-                <w:rFonts w:ascii="Times New Roman" w:hAnsi="Times New Roman" w:cs="Times New Roman" w:eastAsia="Times New Roman"/>
-                <w:i/>
-                <w:sz w:val="20"/>
-              </w:rPr>
-              <w:t>created_at</w:t>
-            </w:r>
-          </w:p>
-        </w:tc>
-        <w:tc>
-          <w:tcPr>
-            <w:tcW w:type="dxa" w:w="2268"/>
-          </w:tcPr>
-          <w:p>
-            <w:pPr>
-              <w:jc w:val="left"/>
-            </w:pPr>
-            <w:r>
-              <w:rPr>
-                <w:rFonts w:ascii="Times New Roman" w:hAnsi="Times New Roman" w:cs="Times New Roman" w:eastAsia="Times New Roman"/>
-                <w:sz w:val="20"/>
-              </w:rPr>
-              <w:t>timestamptz</w:t>
-            </w:r>
-          </w:p>
-        </w:tc>
-        <w:tc>
-          <w:tcPr>
-            <w:tcW w:type="dxa" w:w="2268"/>
-          </w:tcPr>
-          <w:p>
-            <w:pPr>
-              <w:jc w:val="left"/>
-            </w:pPr>
-            <w:r>
-              <w:rPr>
-                <w:rFonts w:ascii="Times New Roman" w:hAnsi="Times New Roman" w:cs="Times New Roman" w:eastAsia="Times New Roman"/>
-                <w:sz w:val="20"/>
-              </w:rPr>
-              <w:t>NOT NULL, DEFAULT now()</w:t>
-            </w:r>
-          </w:p>
-        </w:tc>
-        <w:tc>
-          <w:tcPr>
-            <w:tcW w:type="dxa" w:w="2268"/>
-          </w:tcPr>
-          <w:p>
-            <w:pPr>
-              <w:jc w:val="left"/>
-            </w:pPr>
-            <w:r>
-              <w:rPr>
-                <w:rFonts w:ascii="Times New Roman" w:hAnsi="Times New Roman" w:cs="Times New Roman" w:eastAsia="Times New Roman"/>
-                <w:sz w:val="20"/>
-              </w:rPr>
-              <w:t>Criação</w:t>
-            </w:r>
-          </w:p>
-        </w:tc>
-      </w:tr>
-      <w:tr>
-        <w:tc>
-          <w:tcPr>
-            <w:tcW w:type="dxa" w:w="2268"/>
-          </w:tcPr>
-          <w:p>
-            <w:pPr>
-              <w:jc w:val="left"/>
-            </w:pPr>
-            <w:r>
-              <w:rPr>
-                <w:rFonts w:ascii="Times New Roman" w:hAnsi="Times New Roman" w:cs="Times New Roman" w:eastAsia="Times New Roman"/>
-                <w:sz w:val="20"/>
-              </w:rPr>
-              <w:t>—</w:t>
-            </w:r>
-          </w:p>
-        </w:tc>
-        <w:tc>
-          <w:tcPr>
-            <w:tcW w:type="dxa" w:w="2268"/>
-          </w:tcPr>
-          <w:p>
-            <w:pPr>
-              <w:jc w:val="left"/>
-            </w:pPr>
-            <w:r>
-              <w:rPr>
-                <w:rFonts w:ascii="Times New Roman" w:hAnsi="Times New Roman" w:cs="Times New Roman" w:eastAsia="Times New Roman"/>
-                <w:sz w:val="20"/>
-              </w:rPr>
-              <w:t>—</w:t>
-            </w:r>
-          </w:p>
-        </w:tc>
-        <w:tc>
-          <w:tcPr>
-            <w:tcW w:type="dxa" w:w="2268"/>
-          </w:tcPr>
-          <w:p>
-            <w:pPr>
-              <w:jc w:val="left"/>
-            </w:pPr>
-            <w:r>
-              <w:rPr>
-                <w:rFonts w:ascii="Times New Roman" w:hAnsi="Times New Roman" w:cs="Times New Roman" w:eastAsia="Times New Roman"/>
-                <w:sz w:val="20"/>
-              </w:rPr>
-              <w:t>UNIQUE (</w:t>
-            </w:r>
-            <w:r>
-              <w:rPr>
-                <w:rFonts w:ascii="Times New Roman" w:hAnsi="Times New Roman" w:cs="Times New Roman" w:eastAsia="Times New Roman"/>
-                <w:i/>
-                <w:sz w:val="20"/>
-              </w:rPr>
-              <w:t>service_id</w:t>
-            </w:r>
-            <w:r>
-              <w:rPr>
-                <w:rFonts w:ascii="Times New Roman" w:hAnsi="Times New Roman" w:cs="Times New Roman" w:eastAsia="Times New Roman"/>
-                <w:sz w:val="20"/>
-              </w:rPr>
-              <w:t xml:space="preserve">, </w:t>
-            </w:r>
-            <w:r>
-              <w:rPr>
-                <w:rFonts w:ascii="Times New Roman" w:hAnsi="Times New Roman" w:cs="Times New Roman" w:eastAsia="Times New Roman"/>
-                <w:i/>
-                <w:sz w:val="20"/>
-              </w:rPr>
-              <w:t>client_id</w:t>
-            </w:r>
-            <w:r>
-              <w:rPr>
-                <w:rFonts w:ascii="Times New Roman" w:hAnsi="Times New Roman" w:cs="Times New Roman" w:eastAsia="Times New Roman"/>
-                <w:sz w:val="20"/>
-              </w:rPr>
-              <w:t>)</w:t>
-            </w:r>
-          </w:p>
-        </w:tc>
-        <w:tc>
-          <w:tcPr>
-            <w:tcW w:type="dxa" w:w="2268"/>
-          </w:tcPr>
-          <w:p>
-            <w:pPr>
-              <w:jc w:val="left"/>
-            </w:pPr>
-            <w:r>
-              <w:rPr>
-                <w:rFonts w:ascii="Times New Roman" w:hAnsi="Times New Roman" w:cs="Times New Roman" w:eastAsia="Times New Roman"/>
-                <w:sz w:val="20"/>
-              </w:rPr>
-              <w:t>Uma avaliação por cliente por serviço</w:t>
-            </w:r>
-          </w:p>
-        </w:tc>
-      </w:tr>
-    </w:tbl>
-    <w:p>
-      <w:pPr>
-        <w:jc w:val="left"/>
-      </w:pPr>
-      <w:r>
-        <w:rPr>
-          <w:rFonts w:ascii="Times New Roman" w:hAnsi="Times New Roman" w:cs="Times New Roman" w:eastAsia="Times New Roman"/>
-          <w:sz w:val="20"/>
-        </w:rPr>
-        <w:t>Fonte: elaborado pelos autores (2026).</w:t>
-      </w:r>
-    </w:p>
-    <w:p>
-      <w:pPr>
-        <w:ind w:firstLine="700"/>
-        <w:jc w:val="both"/>
-      </w:pPr>
-      <w:r>
-        <w:rPr>
-          <w:rFonts w:ascii="Times New Roman" w:hAnsi="Times New Roman" w:cs="Times New Roman" w:eastAsia="Times New Roman"/>
-          <w:sz w:val="24"/>
-        </w:rPr>
-        <w:t xml:space="preserve">Índices de </w:t>
-      </w:r>
-      <w:r>
-        <w:rPr>
-          <w:rFonts w:ascii="Times New Roman" w:hAnsi="Times New Roman" w:cs="Times New Roman" w:eastAsia="Times New Roman"/>
-          <w:i/>
-          <w:sz w:val="24"/>
-        </w:rPr>
-        <w:t>reviews</w:t>
-      </w:r>
-      <w:r>
-        <w:rPr>
-          <w:rFonts w:ascii="Times New Roman" w:hAnsi="Times New Roman" w:cs="Times New Roman" w:eastAsia="Times New Roman"/>
-          <w:sz w:val="24"/>
-        </w:rPr>
-        <w:t xml:space="preserve">: </w:t>
-      </w:r>
-      <w:r>
-        <w:rPr>
-          <w:rFonts w:ascii="Times New Roman" w:hAnsi="Times New Roman" w:cs="Times New Roman" w:eastAsia="Times New Roman"/>
-          <w:i/>
-          <w:sz w:val="24"/>
-        </w:rPr>
-        <w:t>service_id</w:t>
-      </w:r>
-      <w:r>
-        <w:rPr>
-          <w:rFonts w:ascii="Times New Roman" w:hAnsi="Times New Roman" w:cs="Times New Roman" w:eastAsia="Times New Roman"/>
-          <w:sz w:val="24"/>
-        </w:rPr>
-        <w:t xml:space="preserve"> e </w:t>
-      </w:r>
-      <w:r>
-        <w:rPr>
-          <w:rFonts w:ascii="Times New Roman" w:hAnsi="Times New Roman" w:cs="Times New Roman" w:eastAsia="Times New Roman"/>
-          <w:i/>
-          <w:sz w:val="24"/>
-        </w:rPr>
-        <w:t>client_id</w:t>
-      </w:r>
-      <w:r>
-        <w:rPr>
-          <w:rFonts w:ascii="Times New Roman" w:hAnsi="Times New Roman" w:cs="Times New Roman" w:eastAsia="Times New Roman"/>
-          <w:sz w:val="24"/>
-        </w:rPr>
-        <w:t>.</w:t>
-      </w:r>
-    </w:p>
-    <w:p>
-      <w:pPr>
-        <w:jc w:val="left"/>
-      </w:pPr>
-      <w:r>
-        <w:rPr>
-          <w:rFonts w:ascii="Times New Roman" w:hAnsi="Times New Roman" w:cs="Times New Roman" w:eastAsia="Times New Roman"/>
-          <w:b/>
-          <w:sz w:val="24"/>
-        </w:rPr>
-        <w:t>Tabela 22 — Views do esquema</w:t>
-      </w:r>
-    </w:p>
-    <w:tbl>
-      <w:tblPr>
-        <w:tblW w:type="auto" w:w="0"/>
-        <w:jc w:val="center"/>
-        <w:tblLayout w:type="autofit"/>
-        <w:tblLook w:firstColumn="1" w:firstRow="1" w:lastColumn="0" w:lastRow="0" w:noHBand="0" w:noVBand="1" w:val="04A0"/>
-        <w:tblBorders>
-          <w:top w:val="single" w:sz="8" w:space="0" w:color="auto"/>
-          <w:bottom w:val="single" w:sz="8" w:space="0" w:color="auto"/>
-          <w:left w:val="none" w:sz="8" w:space="0" w:color="auto"/>
-          <w:right w:val="none" w:sz="8" w:space="0" w:color="auto"/>
-          <w:insideH w:val="none" w:sz="8" w:space="0" w:color="auto"/>
-          <w:insideV w:val="none" w:sz="8" w:space="0" w:color="auto"/>
-        </w:tblBorders>
-      </w:tblPr>
-      <w:tblGrid>
-        <w:gridCol w:w="3024"/>
-        <w:gridCol w:w="3024"/>
-        <w:gridCol w:w="3024"/>
-      </w:tblGrid>
-      <w:tr>
-        <w:trPr>
-          <w:tblHeader w:val="true"/>
-        </w:trPr>
-        <w:tc>
-          <w:tcPr>
-            <w:tcW w:type="dxa" w:w="3024"/>
-            <w:tcBorders>
-              <w:bottom w:val="single" w:sz="8" w:space="0" w:color="auto"/>
-            </w:tcBorders>
-          </w:tcPr>
-          <w:p>
-            <w:pPr>
-              <w:jc w:val="left"/>
-            </w:pPr>
-            <w:r>
-              <w:rPr>
-                <w:rFonts w:ascii="Times New Roman" w:hAnsi="Times New Roman" w:cs="Times New Roman" w:eastAsia="Times New Roman"/>
-                <w:b/>
-                <w:sz w:val="20"/>
-              </w:rPr>
-              <w:t>View</w:t>
-            </w:r>
-          </w:p>
-        </w:tc>
-        <w:tc>
-          <w:tcPr>
-            <w:tcW w:type="dxa" w:w="3024"/>
-            <w:tcBorders>
-              <w:bottom w:val="single" w:sz="8" w:space="0" w:color="auto"/>
-            </w:tcBorders>
-          </w:tcPr>
-          <w:p>
-            <w:pPr>
-              <w:jc w:val="left"/>
-            </w:pPr>
-            <w:r>
-              <w:rPr>
-                <w:rFonts w:ascii="Times New Roman" w:hAnsi="Times New Roman" w:cs="Times New Roman" w:eastAsia="Times New Roman"/>
-                <w:b/>
-                <w:sz w:val="20"/>
-              </w:rPr>
-              <w:t>Colunas</w:t>
-            </w:r>
-          </w:p>
-        </w:tc>
-        <w:tc>
-          <w:tcPr>
-            <w:tcW w:type="dxa" w:w="3024"/>
-            <w:tcBorders>
-              <w:bottom w:val="single" w:sz="8" w:space="0" w:color="auto"/>
-            </w:tcBorders>
-          </w:tcPr>
-          <w:p>
-            <w:pPr>
-              <w:jc w:val="left"/>
-            </w:pPr>
-            <w:r>
-              <w:rPr>
-                <w:rFonts w:ascii="Times New Roman" w:hAnsi="Times New Roman" w:cs="Times New Roman" w:eastAsia="Times New Roman"/>
-                <w:b/>
-                <w:sz w:val="20"/>
-              </w:rPr>
-              <w:t>Descrição</w:t>
-            </w:r>
-          </w:p>
-        </w:tc>
-      </w:tr>
-      <w:tr>
-        <w:tc>
-          <w:tcPr>
-            <w:tcW w:type="dxa" w:w="3024"/>
-          </w:tcPr>
-          <w:p>
-            <w:pPr>
-              <w:jc w:val="left"/>
-            </w:pPr>
-            <w:r>
-              <w:rPr>
-                <w:rFonts w:ascii="Times New Roman" w:hAnsi="Times New Roman" w:cs="Times New Roman" w:eastAsia="Times New Roman"/>
-                <w:i/>
-                <w:sz w:val="20"/>
-              </w:rPr>
-              <w:t>service_stats</w:t>
-            </w:r>
-          </w:p>
-        </w:tc>
-        <w:tc>
-          <w:tcPr>
-            <w:tcW w:type="dxa" w:w="3024"/>
-          </w:tcPr>
-          <w:p>
-            <w:pPr>
-              <w:jc w:val="left"/>
-            </w:pPr>
-            <w:r>
-              <w:rPr>
-                <w:rFonts w:ascii="Times New Roman" w:hAnsi="Times New Roman" w:cs="Times New Roman" w:eastAsia="Times New Roman"/>
-                <w:i/>
-                <w:sz w:val="20"/>
-              </w:rPr>
-              <w:t>service_id</w:t>
-            </w:r>
-            <w:r>
-              <w:rPr>
-                <w:rFonts w:ascii="Times New Roman" w:hAnsi="Times New Roman" w:cs="Times New Roman" w:eastAsia="Times New Roman"/>
-                <w:sz w:val="20"/>
-              </w:rPr>
-              <w:t xml:space="preserve">, </w:t>
-            </w:r>
-            <w:r>
-              <w:rPr>
-                <w:rFonts w:ascii="Times New Roman" w:hAnsi="Times New Roman" w:cs="Times New Roman" w:eastAsia="Times New Roman"/>
-                <w:i/>
-                <w:sz w:val="20"/>
-              </w:rPr>
-              <w:t>review_count</w:t>
-            </w:r>
-            <w:r>
-              <w:rPr>
-                <w:rFonts w:ascii="Times New Roman" w:hAnsi="Times New Roman" w:cs="Times New Roman" w:eastAsia="Times New Roman"/>
-                <w:sz w:val="20"/>
-              </w:rPr>
-              <w:t xml:space="preserve"> (int), </w:t>
-            </w:r>
-            <w:r>
-              <w:rPr>
-                <w:rFonts w:ascii="Times New Roman" w:hAnsi="Times New Roman" w:cs="Times New Roman" w:eastAsia="Times New Roman"/>
-                <w:i/>
-                <w:sz w:val="20"/>
-              </w:rPr>
-              <w:t>average_rating</w:t>
-            </w:r>
-            <w:r>
-              <w:rPr>
-                <w:rFonts w:ascii="Times New Roman" w:hAnsi="Times New Roman" w:cs="Times New Roman" w:eastAsia="Times New Roman"/>
-                <w:sz w:val="20"/>
-              </w:rPr>
-              <w:t xml:space="preserve"> (numeric(3,2))</w:t>
-            </w:r>
-          </w:p>
-        </w:tc>
-        <w:tc>
-          <w:tcPr>
-            <w:tcW w:type="dxa" w:w="3024"/>
-          </w:tcPr>
-          <w:p>
-            <w:pPr>
-              <w:jc w:val="left"/>
-            </w:pPr>
-            <w:r>
-              <w:rPr>
-                <w:rFonts w:ascii="Times New Roman" w:hAnsi="Times New Roman" w:cs="Times New Roman" w:eastAsia="Times New Roman"/>
-                <w:sz w:val="20"/>
-              </w:rPr>
-              <w:t xml:space="preserve">Agregação de avaliações por serviço; </w:t>
-            </w:r>
-            <w:r>
-              <w:rPr>
-                <w:rFonts w:ascii="Times New Roman" w:hAnsi="Times New Roman" w:cs="Times New Roman" w:eastAsia="Times New Roman"/>
-                <w:i/>
-                <w:sz w:val="20"/>
-              </w:rPr>
-              <w:t>security_invoker = true</w:t>
-            </w:r>
-          </w:p>
-        </w:tc>
-      </w:tr>
-      <w:tr>
-        <w:tc>
-          <w:tcPr>
-            <w:tcW w:type="dxa" w:w="3024"/>
-          </w:tcPr>
-          <w:p>
-            <w:pPr>
-              <w:jc w:val="left"/>
-            </w:pPr>
-            <w:r>
-              <w:rPr>
-                <w:rFonts w:ascii="Times New Roman" w:hAnsi="Times New Roman" w:cs="Times New Roman" w:eastAsia="Times New Roman"/>
-                <w:i/>
-                <w:sz w:val="20"/>
-              </w:rPr>
-              <w:t>public_profiles</w:t>
-            </w:r>
-          </w:p>
-        </w:tc>
-        <w:tc>
-          <w:tcPr>
-            <w:tcW w:type="dxa" w:w="3024"/>
-          </w:tcPr>
-          <w:p>
-            <w:pPr>
-              <w:jc w:val="left"/>
-            </w:pPr>
-            <w:r>
-              <w:rPr>
-                <w:rFonts w:ascii="Times New Roman" w:hAnsi="Times New Roman" w:cs="Times New Roman" w:eastAsia="Times New Roman"/>
-                <w:i/>
-                <w:sz w:val="20"/>
-              </w:rPr>
-              <w:t>id</w:t>
-            </w:r>
-            <w:r>
-              <w:rPr>
-                <w:rFonts w:ascii="Times New Roman" w:hAnsi="Times New Roman" w:cs="Times New Roman" w:eastAsia="Times New Roman"/>
-                <w:sz w:val="20"/>
-              </w:rPr>
-              <w:t xml:space="preserve">, </w:t>
-            </w:r>
-            <w:r>
-              <w:rPr>
-                <w:rFonts w:ascii="Times New Roman" w:hAnsi="Times New Roman" w:cs="Times New Roman" w:eastAsia="Times New Roman"/>
-                <w:i/>
-                <w:sz w:val="20"/>
-              </w:rPr>
-              <w:t>full_name</w:t>
-            </w:r>
-            <w:r>
-              <w:rPr>
-                <w:rFonts w:ascii="Times New Roman" w:hAnsi="Times New Roman" w:cs="Times New Roman" w:eastAsia="Times New Roman"/>
-                <w:sz w:val="20"/>
-              </w:rPr>
-              <w:t xml:space="preserve">, </w:t>
-            </w:r>
-            <w:r>
-              <w:rPr>
-                <w:rFonts w:ascii="Times New Roman" w:hAnsi="Times New Roman" w:cs="Times New Roman" w:eastAsia="Times New Roman"/>
-                <w:i/>
-                <w:sz w:val="20"/>
-              </w:rPr>
-              <w:t>avatar_url</w:t>
-            </w:r>
-            <w:r>
-              <w:rPr>
-                <w:rFonts w:ascii="Times New Roman" w:hAnsi="Times New Roman" w:cs="Times New Roman" w:eastAsia="Times New Roman"/>
-                <w:sz w:val="20"/>
-              </w:rPr>
-              <w:t xml:space="preserve">, </w:t>
-            </w:r>
-            <w:r>
-              <w:rPr>
-                <w:rFonts w:ascii="Times New Roman" w:hAnsi="Times New Roman" w:cs="Times New Roman" w:eastAsia="Times New Roman"/>
-                <w:i/>
-                <w:sz w:val="20"/>
-              </w:rPr>
-              <w:t>user_type</w:t>
-            </w:r>
-            <w:r>
-              <w:rPr>
-                <w:rFonts w:ascii="Times New Roman" w:hAnsi="Times New Roman" w:cs="Times New Roman" w:eastAsia="Times New Roman"/>
-                <w:sz w:val="20"/>
-              </w:rPr>
-              <w:t xml:space="preserve">, </w:t>
-            </w:r>
-            <w:r>
-              <w:rPr>
-                <w:rFonts w:ascii="Times New Roman" w:hAnsi="Times New Roman" w:cs="Times New Roman" w:eastAsia="Times New Roman"/>
-                <w:i/>
-                <w:sz w:val="20"/>
-              </w:rPr>
-              <w:t>created_at</w:t>
-            </w:r>
-          </w:p>
-        </w:tc>
-        <w:tc>
-          <w:tcPr>
-            <w:tcW w:type="dxa" w:w="3024"/>
-          </w:tcPr>
-          <w:p>
-            <w:pPr>
-              <w:jc w:val="left"/>
-            </w:pPr>
-            <w:r>
-              <w:rPr>
-                <w:rFonts w:ascii="Times New Roman" w:hAnsi="Times New Roman" w:cs="Times New Roman" w:eastAsia="Times New Roman"/>
-                <w:sz w:val="20"/>
-              </w:rPr>
-              <w:t xml:space="preserve">Projeção sem PII (omite </w:t>
-            </w:r>
-            <w:r>
-              <w:rPr>
-                <w:rFonts w:ascii="Times New Roman" w:hAnsi="Times New Roman" w:cs="Times New Roman" w:eastAsia="Times New Roman"/>
-                <w:i/>
-                <w:sz w:val="20"/>
-              </w:rPr>
-              <w:t>email</w:t>
-            </w:r>
-            <w:r>
-              <w:rPr>
-                <w:rFonts w:ascii="Times New Roman" w:hAnsi="Times New Roman" w:cs="Times New Roman" w:eastAsia="Times New Roman"/>
-                <w:sz w:val="20"/>
-              </w:rPr>
-              <w:t xml:space="preserve"> e </w:t>
-            </w:r>
-            <w:r>
-              <w:rPr>
-                <w:rFonts w:ascii="Times New Roman" w:hAnsi="Times New Roman" w:cs="Times New Roman" w:eastAsia="Times New Roman"/>
-                <w:i/>
-                <w:sz w:val="20"/>
-              </w:rPr>
-              <w:t>phone</w:t>
-            </w:r>
-            <w:r>
-              <w:rPr>
-                <w:rFonts w:ascii="Times New Roman" w:hAnsi="Times New Roman" w:cs="Times New Roman" w:eastAsia="Times New Roman"/>
-                <w:sz w:val="20"/>
-              </w:rPr>
-              <w:t>) para consumo anônimo</w:t>
-            </w:r>
-          </w:p>
-        </w:tc>
-      </w:tr>
-    </w:tbl>
-    <w:p>
-      <w:pPr>
-        <w:jc w:val="left"/>
-      </w:pPr>
-      <w:r>
-        <w:rPr>
-          <w:rFonts w:ascii="Times New Roman" w:hAnsi="Times New Roman" w:cs="Times New Roman" w:eastAsia="Times New Roman"/>
-          <w:sz w:val="20"/>
-        </w:rPr>
-        <w:t>Fonte: elaborado pelos autores (2026).</w:t>
+      <w:r>
+        <w:br/>
+      </w:r>
+      <w:r>
+        <w:rPr>
+          <w:rFonts w:ascii="Times New Roman" w:hAnsi="Times New Roman" w:cs="Times New Roman" w:eastAsia="Times New Roman"/>
+          <w:sz w:val="24"/>
+        </w:rPr>
+        <w:t xml:space="preserve">VIEIRA, Pedro Conrado Fernandes; COSTA, Richardy Gabriel Rodrigues da. </w:t>
+      </w:r>
+      <w:r>
+        <w:rPr>
+          <w:rFonts w:ascii="Times New Roman" w:hAnsi="Times New Roman" w:cs="Times New Roman" w:eastAsia="Times New Roman"/>
+          <w:b/>
+          <w:sz w:val="24"/>
+        </w:rPr>
+        <w:t>Apêndice A — Diagramas (UML, BPMN e DER) e dicionário de dados</w:t>
+      </w:r>
+      <w:r>
+        <w:rPr>
+          <w:rFonts w:ascii="Times New Roman" w:hAnsi="Times New Roman" w:cs="Times New Roman" w:eastAsia="Times New Roman"/>
+          <w:sz w:val="24"/>
+        </w:rPr>
+        <w:t>: material suplementar. Franca: Uni-FACEF, 2026a. Disponível em: https://github.com/Richardy-Rodrigues/hubservi/blob/tcc-v1/docs/tcc/apendice-a-diagramas.md. Acesso em: 20 ago. 2026.</w:t>
+      </w:r>
+      <w:r>
+        <w:br/>
+      </w:r>
+      <w:r>
+        <w:rPr>
+          <w:rFonts w:ascii="Times New Roman" w:hAnsi="Times New Roman" w:cs="Times New Roman" w:eastAsia="Times New Roman"/>
+          <w:sz w:val="24"/>
+        </w:rPr>
+        <w:t xml:space="preserve">VIEIRA, Pedro Conrado Fernandes; COSTA, Richardy Gabriel Rodrigues da. </w:t>
+      </w:r>
+      <w:r>
+        <w:rPr>
+          <w:rFonts w:ascii="Times New Roman" w:hAnsi="Times New Roman" w:cs="Times New Roman" w:eastAsia="Times New Roman"/>
+          <w:b/>
+          <w:sz w:val="24"/>
+        </w:rPr>
+        <w:t>Apêndice B — Reprodução das medições</w:t>
+      </w:r>
+      <w:r>
+        <w:rPr>
+          <w:rFonts w:ascii="Times New Roman" w:hAnsi="Times New Roman" w:cs="Times New Roman" w:eastAsia="Times New Roman"/>
+          <w:sz w:val="24"/>
+        </w:rPr>
+        <w:t>: material suplementar. Franca: Uni-FACEF, 2026b. Disponível em: https://github.com/Richardy-Rodrigues/hubservi/blob/tcc-v1/docs/tcc/apendice-b-reproducao.md. Acesso em: 20 ago. 2026.</w:t>
       </w:r>
     </w:p>
     <w:sectPr>

--- a/docs/Artigo_PedroConrado_RichardyRodrigues_ATUALIZADO.docx
+++ b/docs/Artigo_PedroConrado_RichardyRodrigues_ATUALIZADO.docx
@@ -1305,7 +1305,7 @@
           <w:rFonts w:ascii="Times New Roman" w:hAnsi="Times New Roman" w:cs="Times New Roman" w:eastAsia="Times New Roman"/>
           <w:sz w:val="24"/>
         </w:rPr>
-        <w:t>O restante do artigo está organizado da seguinte forma. A Seção 2 apresenta o referencial teórico sobre arquitetura de software, avaliação arquitetural, qualidade de software e arquiteturas BaaS/Serverless. A Seção 3 descreve a metodologia adotada. A Seção 4 documenta a arquitetura da plataforma Hubservi. A Seção 5 detalha o planejamento experimental e o plano de métricas. A Seção 6 apresenta a avaliação arquitetural com base no ATAM. A Seção 7 consolida os resultados das medições executadas. A Seção 8 expõe o cronograma. A Seção 9 apresenta a conclusão e, por fim, são listadas as referências.</w:t>
+        <w:t>O restante do artigo está organizado da seguinte forma. A Seção 2 apresenta o referencial teórico sobre arquitetura de software, avaliação arquitetural, qualidade de software e arquiteturas BaaS/Serverless. A Seção 3 descreve a metodologia adotada. A Seção 4 documenta a arquitetura da plataforma Hubservi. A Seção 5 detalha o planejamento experimental e o plano de métricas. A Seção 6 apresenta a avaliação arquitetural com base no ATAM. A Seção 7 consolida os resultados das medições executadas. A Seção 8 apresenta a conclusão, as limitações e os trabalhos futuros e, por fim, são listadas as referências.</w:t>
       </w:r>
     </w:p>
     <w:p>
@@ -1359,7 +1359,7 @@
           <w:rFonts w:ascii="Times New Roman" w:hAnsi="Times New Roman" w:cs="Times New Roman" w:eastAsia="Times New Roman"/>
           <w:sz w:val="24"/>
         </w:rPr>
-        <w:t xml:space="preserve">Dois documentos são publicados como </w:t>
+        <w:t xml:space="preserve">Três documentos são publicados como </w:t>
       </w:r>
       <w:r>
         <w:rPr>
@@ -1389,7 +1389,7 @@
           <w:rFonts w:ascii="Times New Roman" w:hAnsi="Times New Roman" w:cs="Times New Roman" w:eastAsia="Times New Roman"/>
           <w:sz w:val="24"/>
         </w:rPr>
-        <w:t xml:space="preserve"> são reproduzíveis e por quê — informação que a Seção 5.4 trata como parte das ameaças à validade, e não como omissão.</w:t>
+        <w:t xml:space="preserve"> são reproduzíveis e por quê — informação que a Seção 5.5 trata como parte das ameaças à validade, e não como omissão. O terceiro (VIEIRA; COSTA, 2026c) reúne as capturas de tela de todas as execuções de ferramenta que sustentam a Seção 7, das quais as mais relevantes são reproduzidas no próprio corpo do artigo.</w:t>
       </w:r>
     </w:p>
     <w:p>
@@ -3610,22 +3610,7 @@
           <w:rFonts w:ascii="Times New Roman" w:hAnsi="Times New Roman" w:cs="Times New Roman" w:eastAsia="Times New Roman"/>
           <w:sz w:val="24"/>
         </w:rPr>
-        <w:t xml:space="preserve">, medindo as mesmas métricas; cada substituição está registrada em </w:t>
-      </w:r>
-      <w:r>
-        <w:rPr>
-          <w:rFonts w:ascii="Times New Roman" w:hAnsi="Times New Roman" w:cs="Times New Roman" w:eastAsia="Times New Roman"/>
-          <w:i/>
-          <w:sz w:val="24"/>
-        </w:rPr>
-        <w:t>docs/tcc/medicoes/</w:t>
-      </w:r>
-      <w:r>
-        <w:rPr>
-          <w:rFonts w:ascii="Times New Roman" w:hAnsi="Times New Roman" w:cs="Times New Roman" w:eastAsia="Times New Roman"/>
-          <w:sz w:val="24"/>
-        </w:rPr>
-        <w:t>.</w:t>
+        <w:t>, medindo as mesmas métricas; cada substituição está registrada no registro de medições (https://github.com/Richardy-Rodrigues/hubservi/blob/tcc-v2/docs/tcc/medicoes/registro-medicoes.md).</w:t>
       </w:r>
     </w:p>
     <w:p>
@@ -3945,22 +3930,7 @@
           <w:rFonts w:ascii="Times New Roman" w:hAnsi="Times New Roman" w:cs="Times New Roman" w:eastAsia="Times New Roman"/>
           <w:sz w:val="24"/>
         </w:rPr>
-        <w:t xml:space="preserve"> Toda medição registra ferramenta e versão, ambiente, configuração, data, valor obtido e veredito, com o artefato bruto correspondente arquivado em </w:t>
-      </w:r>
-      <w:r>
-        <w:rPr>
-          <w:rFonts w:ascii="Times New Roman" w:hAnsi="Times New Roman" w:cs="Times New Roman" w:eastAsia="Times New Roman"/>
-          <w:i/>
-          <w:sz w:val="24"/>
-        </w:rPr>
-        <w:t>docs/tcc/medicoes/evidencias/</w:t>
-      </w:r>
-      <w:r>
-        <w:rPr>
-          <w:rFonts w:ascii="Times New Roman" w:hAnsi="Times New Roman" w:cs="Times New Roman" w:eastAsia="Times New Roman"/>
-          <w:sz w:val="24"/>
-        </w:rPr>
-        <w:t>. Nenhum valor é reportado sem evidência associada, e os resultados desfavoráveis são registrados com o mesmo rigor que os favoráveis (Seção 7).</w:t>
+        <w:t xml:space="preserve"> Toda medição registra ferramenta e versão, ambiente, configuração, data, valor obtido e veredito, com o artefato bruto correspondente arquivado publicamente (https://github.com/Richardy-Rodrigues/hubservi/tree/tcc-v2/docs/tcc/medicoes/evidencias) e reproduzido como captura de tela no Apêndice C (VIEIRA; COSTA, 2026c). Nenhum valor é reportado sem evidência associada, e os resultados desfavoráveis são registrados com o mesmo rigor que os favoráveis (Seção 7).</w:t>
       </w:r>
     </w:p>
     <w:p>
@@ -13184,7 +13154,709 @@
           <w:b/>
           <w:sz w:val="24"/>
         </w:rPr>
-        <w:t>5.4 Ambiente experimental e ameaças à validade</w:t>
+        <w:t>5.4 Ambiente experimental</w:t>
+      </w:r>
+    </w:p>
+    <w:p>
+      <w:pPr>
+        <w:ind w:firstLine="700"/>
+        <w:jc w:val="both"/>
+      </w:pPr>
+      <w:r>
+        <w:rPr>
+          <w:rFonts w:ascii="Times New Roman" w:hAnsi="Times New Roman" w:cs="Times New Roman" w:eastAsia="Times New Roman"/>
+          <w:sz w:val="24"/>
+        </w:rPr>
+        <w:t xml:space="preserve">Uma medição só é reprodutível se o ambiente em que ocorreu for conhecido. A Tabela 13 caracteriza o ambiente único em que toda a coleta foi realizada, nas datas de 15 e 16 de julho de 2026, sobre o estado do repositório fixado pelo </w:t>
+      </w:r>
+      <w:r>
+        <w:rPr>
+          <w:rFonts w:ascii="Times New Roman" w:hAnsi="Times New Roman" w:cs="Times New Roman" w:eastAsia="Times New Roman"/>
+          <w:i/>
+          <w:sz w:val="24"/>
+        </w:rPr>
+        <w:t>commit</w:t>
+      </w:r>
+      <w:r>
+        <w:rPr>
+          <w:rFonts w:ascii="Times New Roman" w:hAnsi="Times New Roman" w:cs="Times New Roman" w:eastAsia="Times New Roman"/>
+          <w:sz w:val="24"/>
+        </w:rPr>
+        <w:t xml:space="preserve"> </w:t>
+      </w:r>
+      <w:r>
+        <w:rPr>
+          <w:rFonts w:ascii="Times New Roman" w:hAnsi="Times New Roman" w:cs="Times New Roman" w:eastAsia="Times New Roman"/>
+          <w:i/>
+          <w:sz w:val="24"/>
+        </w:rPr>
+        <w:t>ad89e6c</w:t>
+      </w:r>
+      <w:r>
+        <w:rPr>
+          <w:rFonts w:ascii="Times New Roman" w:hAnsi="Times New Roman" w:cs="Times New Roman" w:eastAsia="Times New Roman"/>
+          <w:sz w:val="24"/>
+        </w:rPr>
+        <w:t xml:space="preserve">. Os testes de desempenho de carregamento utilizaram o </w:t>
+      </w:r>
+      <w:r>
+        <w:rPr>
+          <w:rFonts w:ascii="Times New Roman" w:hAnsi="Times New Roman" w:cs="Times New Roman" w:eastAsia="Times New Roman"/>
+          <w:i/>
+          <w:sz w:val="24"/>
+        </w:rPr>
+        <w:t>build</w:t>
+      </w:r>
+      <w:r>
+        <w:rPr>
+          <w:rFonts w:ascii="Times New Roman" w:hAnsi="Times New Roman" w:cs="Times New Roman" w:eastAsia="Times New Roman"/>
+          <w:sz w:val="24"/>
+        </w:rPr>
+        <w:t xml:space="preserve"> de produção (</w:t>
+      </w:r>
+      <w:r>
+        <w:rPr>
+          <w:rFonts w:ascii="Times New Roman" w:hAnsi="Times New Roman" w:cs="Times New Roman" w:eastAsia="Times New Roman"/>
+          <w:i/>
+          <w:sz w:val="24"/>
+        </w:rPr>
+        <w:t>vite build</w:t>
+      </w:r>
+      <w:r>
+        <w:rPr>
+          <w:rFonts w:ascii="Times New Roman" w:hAnsi="Times New Roman" w:cs="Times New Roman" w:eastAsia="Times New Roman"/>
+          <w:sz w:val="24"/>
+        </w:rPr>
+        <w:t xml:space="preserve">); as medições de segurança, de autorização (RLS) e de confiabilidade ocorreram contra uma instância Supabase local em contêiner, reconstruída do zero a cada execução por </w:t>
+      </w:r>
+      <w:r>
+        <w:rPr>
+          <w:rFonts w:ascii="Times New Roman" w:hAnsi="Times New Roman" w:cs="Times New Roman" w:eastAsia="Times New Roman"/>
+          <w:i/>
+          <w:sz w:val="24"/>
+        </w:rPr>
+        <w:t>supabase db reset</w:t>
+      </w:r>
+      <w:r>
+        <w:rPr>
+          <w:rFonts w:ascii="Times New Roman" w:hAnsi="Times New Roman" w:cs="Times New Roman" w:eastAsia="Times New Roman"/>
+          <w:sz w:val="24"/>
+        </w:rPr>
+        <w:t xml:space="preserve">, o que elimina qualquer contato com dados reais de produção. Os valores da tabela são transcritos dos arquivos </w:t>
+      </w:r>
+      <w:r>
+        <w:rPr>
+          <w:rFonts w:ascii="Times New Roman" w:hAnsi="Times New Roman" w:cs="Times New Roman" w:eastAsia="Times New Roman"/>
+          <w:i/>
+          <w:sz w:val="24"/>
+        </w:rPr>
+        <w:t>ambiente.txt</w:t>
+      </w:r>
+      <w:r>
+        <w:rPr>
+          <w:rFonts w:ascii="Times New Roman" w:hAnsi="Times New Roman" w:cs="Times New Roman" w:eastAsia="Times New Roman"/>
+          <w:sz w:val="24"/>
+        </w:rPr>
+        <w:t xml:space="preserve"> arquivados com as evidências (https://github.com/Richardy-Rodrigues/hubservi/tree/tcc-v2/docs/tcc/medicoes/evidencias).</w:t>
+      </w:r>
+    </w:p>
+    <w:p>
+      <w:pPr>
+        <w:jc w:val="left"/>
+      </w:pPr>
+      <w:r>
+        <w:rPr>
+          <w:rFonts w:ascii="Times New Roman" w:hAnsi="Times New Roman" w:cs="Times New Roman" w:eastAsia="Times New Roman"/>
+          <w:b/>
+          <w:sz w:val="24"/>
+        </w:rPr>
+        <w:t>Tabela 13 — Caracterização do ambiente experimental</w:t>
+      </w:r>
+    </w:p>
+    <w:tbl>
+      <w:tblPr>
+        <w:tblW w:type="auto" w:w="0"/>
+        <w:jc w:val="center"/>
+        <w:tblLayout w:type="autofit"/>
+        <w:tblLook w:firstColumn="1" w:firstRow="1" w:lastColumn="0" w:lastRow="0" w:noHBand="0" w:noVBand="1" w:val="04A0"/>
+        <w:tblBorders>
+          <w:top w:val="single" w:sz="8" w:space="0" w:color="auto"/>
+          <w:bottom w:val="single" w:sz="8" w:space="0" w:color="auto"/>
+          <w:left w:val="none" w:sz="8" w:space="0" w:color="auto"/>
+          <w:right w:val="none" w:sz="8" w:space="0" w:color="auto"/>
+          <w:insideH w:val="none" w:sz="8" w:space="0" w:color="auto"/>
+          <w:insideV w:val="none" w:sz="8" w:space="0" w:color="auto"/>
+        </w:tblBorders>
+      </w:tblPr>
+      <w:tblGrid>
+        <w:gridCol w:w="4535"/>
+        <w:gridCol w:w="4535"/>
+      </w:tblGrid>
+      <w:tr>
+        <w:trPr>
+          <w:tblHeader w:val="true"/>
+        </w:trPr>
+        <w:tc>
+          <w:tcPr>
+            <w:tcW w:type="dxa" w:w="4535"/>
+            <w:tcBorders>
+              <w:bottom w:val="single" w:sz="8" w:space="0" w:color="auto"/>
+            </w:tcBorders>
+          </w:tcPr>
+          <w:p>
+            <w:pPr>
+              <w:jc w:val="left"/>
+            </w:pPr>
+            <w:r>
+              <w:rPr>
+                <w:rFonts w:ascii="Times New Roman" w:hAnsi="Times New Roman" w:cs="Times New Roman" w:eastAsia="Times New Roman"/>
+                <w:b/>
+                <w:sz w:val="20"/>
+              </w:rPr>
+              <w:t>Dimensão</w:t>
+            </w:r>
+          </w:p>
+        </w:tc>
+        <w:tc>
+          <w:tcPr>
+            <w:tcW w:type="dxa" w:w="4535"/>
+            <w:tcBorders>
+              <w:bottom w:val="single" w:sz="8" w:space="0" w:color="auto"/>
+            </w:tcBorders>
+          </w:tcPr>
+          <w:p>
+            <w:pPr>
+              <w:jc w:val="left"/>
+            </w:pPr>
+            <w:r>
+              <w:rPr>
+                <w:rFonts w:ascii="Times New Roman" w:hAnsi="Times New Roman" w:cs="Times New Roman" w:eastAsia="Times New Roman"/>
+                <w:b/>
+                <w:sz w:val="20"/>
+              </w:rPr>
+              <w:t>Configuração registrada</w:t>
+            </w:r>
+          </w:p>
+        </w:tc>
+      </w:tr>
+      <w:tr>
+        <w:tc>
+          <w:tcPr>
+            <w:tcW w:type="dxa" w:w="4535"/>
+          </w:tcPr>
+          <w:p>
+            <w:pPr>
+              <w:jc w:val="left"/>
+            </w:pPr>
+            <w:r>
+              <w:rPr>
+                <w:rFonts w:ascii="Times New Roman" w:hAnsi="Times New Roman" w:cs="Times New Roman" w:eastAsia="Times New Roman"/>
+                <w:i/>
+                <w:sz w:val="20"/>
+              </w:rPr>
+              <w:t>Host</w:t>
+            </w:r>
+          </w:p>
+        </w:tc>
+        <w:tc>
+          <w:tcPr>
+            <w:tcW w:type="dxa" w:w="4535"/>
+          </w:tcPr>
+          <w:p>
+            <w:pPr>
+              <w:jc w:val="left"/>
+            </w:pPr>
+            <w:r>
+              <w:rPr>
+                <w:rFonts w:ascii="Times New Roman" w:hAnsi="Times New Roman" w:cs="Times New Roman" w:eastAsia="Times New Roman"/>
+                <w:sz w:val="20"/>
+              </w:rPr>
+              <w:t xml:space="preserve">Microsoft Windows 11 Pro for Workstations, </w:t>
+            </w:r>
+            <w:r>
+              <w:rPr>
+                <w:rFonts w:ascii="Times New Roman" w:hAnsi="Times New Roman" w:cs="Times New Roman" w:eastAsia="Times New Roman"/>
+                <w:i/>
+                <w:sz w:val="20"/>
+              </w:rPr>
+              <w:t>build</w:t>
+            </w:r>
+            <w:r>
+              <w:rPr>
+                <w:rFonts w:ascii="Times New Roman" w:hAnsi="Times New Roman" w:cs="Times New Roman" w:eastAsia="Times New Roman"/>
+                <w:sz w:val="20"/>
+              </w:rPr>
+              <w:t xml:space="preserve"> 26200; processador AMD Ryzen 5 PRO 230; 15,2 GB de memória RAM</w:t>
+            </w:r>
+          </w:p>
+        </w:tc>
+      </w:tr>
+      <w:tr>
+        <w:tc>
+          <w:tcPr>
+            <w:tcW w:type="dxa" w:w="4535"/>
+          </w:tcPr>
+          <w:p>
+            <w:pPr>
+              <w:jc w:val="left"/>
+            </w:pPr>
+            <w:r>
+              <w:rPr>
+                <w:rFonts w:ascii="Times New Roman" w:hAnsi="Times New Roman" w:cs="Times New Roman" w:eastAsia="Times New Roman"/>
+                <w:sz w:val="20"/>
+              </w:rPr>
+              <w:t>Tempo de execução</w:t>
+            </w:r>
+          </w:p>
+        </w:tc>
+        <w:tc>
+          <w:tcPr>
+            <w:tcW w:type="dxa" w:w="4535"/>
+          </w:tcPr>
+          <w:p>
+            <w:pPr>
+              <w:jc w:val="left"/>
+            </w:pPr>
+            <w:r>
+              <w:rPr>
+                <w:rFonts w:ascii="Times New Roman" w:hAnsi="Times New Roman" w:cs="Times New Roman" w:eastAsia="Times New Roman"/>
+                <w:sz w:val="20"/>
+              </w:rPr>
+              <w:t xml:space="preserve">Node.js 24.14.0; npm 11.9.0 (versão fixada em </w:t>
+            </w:r>
+            <w:r>
+              <w:rPr>
+                <w:rFonts w:ascii="Times New Roman" w:hAnsi="Times New Roman" w:cs="Times New Roman" w:eastAsia="Times New Roman"/>
+                <w:i/>
+                <w:sz w:val="20"/>
+              </w:rPr>
+              <w:t>packageManager</w:t>
+            </w:r>
+            <w:r>
+              <w:rPr>
+                <w:rFonts w:ascii="Times New Roman" w:hAnsi="Times New Roman" w:cs="Times New Roman" w:eastAsia="Times New Roman"/>
+                <w:sz w:val="20"/>
+              </w:rPr>
+              <w:t xml:space="preserve">); dependências instaladas por </w:t>
+            </w:r>
+            <w:r>
+              <w:rPr>
+                <w:rFonts w:ascii="Times New Roman" w:hAnsi="Times New Roman" w:cs="Times New Roman" w:eastAsia="Times New Roman"/>
+                <w:i/>
+                <w:sz w:val="20"/>
+              </w:rPr>
+              <w:t>npm ci</w:t>
+            </w:r>
+            <w:r>
+              <w:rPr>
+                <w:rFonts w:ascii="Times New Roman" w:hAnsi="Times New Roman" w:cs="Times New Roman" w:eastAsia="Times New Roman"/>
+                <w:sz w:val="20"/>
+              </w:rPr>
+              <w:t xml:space="preserve">, a partir do </w:t>
+            </w:r>
+            <w:r>
+              <w:rPr>
+                <w:rFonts w:ascii="Times New Roman" w:hAnsi="Times New Roman" w:cs="Times New Roman" w:eastAsia="Times New Roman"/>
+                <w:i/>
+                <w:sz w:val="20"/>
+              </w:rPr>
+              <w:t>package-lock.json</w:t>
+            </w:r>
+          </w:p>
+        </w:tc>
+      </w:tr>
+      <w:tr>
+        <w:tc>
+          <w:tcPr>
+            <w:tcW w:type="dxa" w:w="4535"/>
+          </w:tcPr>
+          <w:p>
+            <w:pPr>
+              <w:jc w:val="left"/>
+            </w:pPr>
+            <w:r>
+              <w:rPr>
+                <w:rFonts w:ascii="Times New Roman" w:hAnsi="Times New Roman" w:cs="Times New Roman" w:eastAsia="Times New Roman"/>
+                <w:sz w:val="20"/>
+              </w:rPr>
+              <w:t>Aplicação avaliada</w:t>
+            </w:r>
+          </w:p>
+        </w:tc>
+        <w:tc>
+          <w:tcPr>
+            <w:tcW w:type="dxa" w:w="4535"/>
+          </w:tcPr>
+          <w:p>
+            <w:pPr>
+              <w:jc w:val="left"/>
+            </w:pPr>
+            <w:r>
+              <w:rPr>
+                <w:rFonts w:ascii="Times New Roman" w:hAnsi="Times New Roman" w:cs="Times New Roman" w:eastAsia="Times New Roman"/>
+                <w:i/>
+                <w:sz w:val="20"/>
+              </w:rPr>
+              <w:t>Build</w:t>
+            </w:r>
+            <w:r>
+              <w:rPr>
+                <w:rFonts w:ascii="Times New Roman" w:hAnsi="Times New Roman" w:cs="Times New Roman" w:eastAsia="Times New Roman"/>
+                <w:sz w:val="20"/>
+              </w:rPr>
+              <w:t xml:space="preserve"> de produção gerado por Vite 5.4.19; servido localmente para as execuções do Lighthouse</w:t>
+            </w:r>
+          </w:p>
+        </w:tc>
+      </w:tr>
+      <w:tr>
+        <w:tc>
+          <w:tcPr>
+            <w:tcW w:type="dxa" w:w="4535"/>
+          </w:tcPr>
+          <w:p>
+            <w:pPr>
+              <w:jc w:val="left"/>
+            </w:pPr>
+            <w:r>
+              <w:rPr>
+                <w:rFonts w:ascii="Times New Roman" w:hAnsi="Times New Roman" w:cs="Times New Roman" w:eastAsia="Times New Roman"/>
+                <w:sz w:val="20"/>
+              </w:rPr>
+              <w:t>Banco de dados e API</w:t>
+            </w:r>
+          </w:p>
+        </w:tc>
+        <w:tc>
+          <w:tcPr>
+            <w:tcW w:type="dxa" w:w="4535"/>
+          </w:tcPr>
+          <w:p>
+            <w:pPr>
+              <w:jc w:val="left"/>
+            </w:pPr>
+            <w:r>
+              <w:rPr>
+                <w:rFonts w:ascii="Times New Roman" w:hAnsi="Times New Roman" w:cs="Times New Roman" w:eastAsia="Times New Roman"/>
+                <w:sz w:val="20"/>
+              </w:rPr>
+              <w:t xml:space="preserve">Supabase CLI 2.109.1, invocada por </w:t>
+            </w:r>
+            <w:r>
+              <w:rPr>
+                <w:rFonts w:ascii="Times New Roman" w:hAnsi="Times New Roman" w:cs="Times New Roman" w:eastAsia="Times New Roman"/>
+                <w:i/>
+                <w:sz w:val="20"/>
+              </w:rPr>
+              <w:t>npx</w:t>
+            </w:r>
+            <w:r>
+              <w:rPr>
+                <w:rFonts w:ascii="Times New Roman" w:hAnsi="Times New Roman" w:cs="Times New Roman" w:eastAsia="Times New Roman"/>
+                <w:sz w:val="20"/>
+              </w:rPr>
+              <w:t xml:space="preserve"> com versão fixada; imagem de contêiner </w:t>
+            </w:r>
+            <w:r>
+              <w:rPr>
+                <w:rFonts w:ascii="Times New Roman" w:hAnsi="Times New Roman" w:cs="Times New Roman" w:eastAsia="Times New Roman"/>
+                <w:i/>
+                <w:sz w:val="20"/>
+              </w:rPr>
+              <w:t>supabase/postgres:15.8.1.085</w:t>
+            </w:r>
+            <w:r>
+              <w:rPr>
+                <w:rFonts w:ascii="Times New Roman" w:hAnsi="Times New Roman" w:cs="Times New Roman" w:eastAsia="Times New Roman"/>
+                <w:sz w:val="20"/>
+              </w:rPr>
+              <w:t xml:space="preserve"> (PostgreSQL 15.8), executada em Docker Desktop sobre WSL 2; API PostgREST exposta em </w:t>
+            </w:r>
+            <w:r>
+              <w:rPr>
+                <w:rFonts w:ascii="Times New Roman" w:hAnsi="Times New Roman" w:cs="Times New Roman" w:eastAsia="Times New Roman"/>
+                <w:i/>
+                <w:sz w:val="20"/>
+              </w:rPr>
+              <w:t>127.0.0.1:54321</w:t>
+            </w:r>
+          </w:p>
+        </w:tc>
+      </w:tr>
+      <w:tr>
+        <w:tc>
+          <w:tcPr>
+            <w:tcW w:type="dxa" w:w="4535"/>
+          </w:tcPr>
+          <w:p>
+            <w:pPr>
+              <w:jc w:val="left"/>
+            </w:pPr>
+            <w:r>
+              <w:rPr>
+                <w:rFonts w:ascii="Times New Roman" w:hAnsi="Times New Roman" w:cs="Times New Roman" w:eastAsia="Times New Roman"/>
+                <w:sz w:val="20"/>
+              </w:rPr>
+              <w:t>Versões das ferramentas (Tabela 12)</w:t>
+            </w:r>
+          </w:p>
+        </w:tc>
+        <w:tc>
+          <w:tcPr>
+            <w:tcW w:type="dxa" w:w="4535"/>
+          </w:tcPr>
+          <w:p>
+            <w:pPr>
+              <w:jc w:val="left"/>
+            </w:pPr>
+            <w:r>
+              <w:rPr>
+                <w:rFonts w:ascii="Times New Roman" w:hAnsi="Times New Roman" w:cs="Times New Roman" w:eastAsia="Times New Roman"/>
+                <w:sz w:val="20"/>
+              </w:rPr>
+              <w:t xml:space="preserve">Vitest 3.2.7 com </w:t>
+            </w:r>
+            <w:r>
+              <w:rPr>
+                <w:rFonts w:ascii="Times New Roman" w:hAnsi="Times New Roman" w:cs="Times New Roman" w:eastAsia="Times New Roman"/>
+                <w:i/>
+                <w:sz w:val="20"/>
+              </w:rPr>
+              <w:t>@vitest/coverage-v8</w:t>
+            </w:r>
+            <w:r>
+              <w:rPr>
+                <w:rFonts w:ascii="Times New Roman" w:hAnsi="Times New Roman" w:cs="Times New Roman" w:eastAsia="Times New Roman"/>
+                <w:sz w:val="20"/>
+              </w:rPr>
+              <w:t xml:space="preserve">; ESLint 9.32 com </w:t>
+            </w:r>
+            <w:r>
+              <w:rPr>
+                <w:rFonts w:ascii="Times New Roman" w:hAnsi="Times New Roman" w:cs="Times New Roman" w:eastAsia="Times New Roman"/>
+                <w:i/>
+                <w:sz w:val="20"/>
+              </w:rPr>
+              <w:t>typescript-eslint</w:t>
+            </w:r>
+            <w:r>
+              <w:rPr>
+                <w:rFonts w:ascii="Times New Roman" w:hAnsi="Times New Roman" w:cs="Times New Roman" w:eastAsia="Times New Roman"/>
+                <w:sz w:val="20"/>
+              </w:rPr>
+              <w:t xml:space="preserve"> 8.38 e </w:t>
+            </w:r>
+            <w:r>
+              <w:rPr>
+                <w:rFonts w:ascii="Times New Roman" w:hAnsi="Times New Roman" w:cs="Times New Roman" w:eastAsia="Times New Roman"/>
+                <w:i/>
+                <w:sz w:val="20"/>
+              </w:rPr>
+              <w:t>eslint-plugin-sonarjs</w:t>
+            </w:r>
+            <w:r>
+              <w:rPr>
+                <w:rFonts w:ascii="Times New Roman" w:hAnsi="Times New Roman" w:cs="Times New Roman" w:eastAsia="Times New Roman"/>
+                <w:sz w:val="20"/>
+              </w:rPr>
+              <w:t xml:space="preserve"> 3; jscpd 4; Madge 8; dependency-cruiser 16.10.4; Lighthouse 12.8.2 (perfil móvel, com limitação de CPU e de rede); autocannon 8; </w:t>
+            </w:r>
+            <w:r>
+              <w:rPr>
+                <w:rFonts w:ascii="Times New Roman" w:hAnsi="Times New Roman" w:cs="Times New Roman" w:eastAsia="Times New Roman"/>
+                <w:i/>
+                <w:sz w:val="20"/>
+              </w:rPr>
+              <w:t>npm audit</w:t>
+            </w:r>
+            <w:r>
+              <w:rPr>
+                <w:rFonts w:ascii="Times New Roman" w:hAnsi="Times New Roman" w:cs="Times New Roman" w:eastAsia="Times New Roman"/>
+                <w:sz w:val="20"/>
+              </w:rPr>
+              <w:t xml:space="preserve">; </w:t>
+            </w:r>
+            <w:r>
+              <w:rPr>
+                <w:rFonts w:ascii="Times New Roman" w:hAnsi="Times New Roman" w:cs="Times New Roman" w:eastAsia="Times New Roman"/>
+                <w:i/>
+                <w:sz w:val="20"/>
+              </w:rPr>
+              <w:t>supabase db lint</w:t>
+            </w:r>
+            <w:r>
+              <w:rPr>
+                <w:rFonts w:ascii="Times New Roman" w:hAnsi="Times New Roman" w:cs="Times New Roman" w:eastAsia="Times New Roman"/>
+                <w:sz w:val="20"/>
+              </w:rPr>
+              <w:t xml:space="preserve"> 2.109.1</w:t>
+            </w:r>
+          </w:p>
+        </w:tc>
+      </w:tr>
+      <w:tr>
+        <w:tc>
+          <w:tcPr>
+            <w:tcW w:type="dxa" w:w="4535"/>
+          </w:tcPr>
+          <w:p>
+            <w:pPr>
+              <w:jc w:val="left"/>
+            </w:pPr>
+            <w:r>
+              <w:rPr>
+                <w:rFonts w:ascii="Times New Roman" w:hAnsi="Times New Roman" w:cs="Times New Roman" w:eastAsia="Times New Roman"/>
+                <w:sz w:val="20"/>
+              </w:rPr>
+              <w:t>Volume de dados</w:t>
+            </w:r>
+          </w:p>
+        </w:tc>
+        <w:tc>
+          <w:tcPr>
+            <w:tcW w:type="dxa" w:w="4535"/>
+          </w:tcPr>
+          <w:p>
+            <w:pPr>
+              <w:jc w:val="left"/>
+            </w:pPr>
+            <w:r>
+              <w:rPr>
+                <w:rFonts w:ascii="Times New Roman" w:hAnsi="Times New Roman" w:cs="Times New Roman" w:eastAsia="Times New Roman"/>
+                <w:sz w:val="20"/>
+              </w:rPr>
+              <w:t xml:space="preserve">Base reconstruída do zero (10 </w:t>
+            </w:r>
+            <w:r>
+              <w:rPr>
+                <w:rFonts w:ascii="Times New Roman" w:hAnsi="Times New Roman" w:cs="Times New Roman" w:eastAsia="Times New Roman"/>
+                <w:i/>
+                <w:sz w:val="20"/>
+              </w:rPr>
+              <w:t>migrations</w:t>
+            </w:r>
+            <w:r>
+              <w:rPr>
+                <w:rFonts w:ascii="Times New Roman" w:hAnsi="Times New Roman" w:cs="Times New Roman" w:eastAsia="Times New Roman"/>
+                <w:sz w:val="20"/>
+              </w:rPr>
+              <w:t xml:space="preserve"> e </w:t>
+            </w:r>
+            <w:r>
+              <w:rPr>
+                <w:rFonts w:ascii="Times New Roman" w:hAnsi="Times New Roman" w:cs="Times New Roman" w:eastAsia="Times New Roman"/>
+                <w:i/>
+                <w:sz w:val="20"/>
+              </w:rPr>
+              <w:t>seed</w:t>
+            </w:r>
+            <w:r>
+              <w:rPr>
+                <w:rFonts w:ascii="Times New Roman" w:hAnsi="Times New Roman" w:cs="Times New Roman" w:eastAsia="Times New Roman"/>
+                <w:sz w:val="20"/>
+              </w:rPr>
+              <w:t xml:space="preserve">), com 11 categorias e nenhum usuário pré-existente; as suítes de integração criam e descartam os próprios usuários e registros a cada execução; o teste de carga foi semeado com 50 serviços ativos de um prestador, consultados com </w:t>
+            </w:r>
+            <w:r>
+              <w:rPr>
+                <w:rFonts w:ascii="Times New Roman" w:hAnsi="Times New Roman" w:cs="Times New Roman" w:eastAsia="Times New Roman"/>
+                <w:i/>
+                <w:sz w:val="20"/>
+              </w:rPr>
+              <w:t>limit=20</w:t>
+            </w:r>
+            <w:r>
+              <w:rPr>
+                <w:rFonts w:ascii="Times New Roman" w:hAnsi="Times New Roman" w:cs="Times New Roman" w:eastAsia="Times New Roman"/>
+                <w:sz w:val="20"/>
+              </w:rPr>
+              <w:t xml:space="preserve"> por requisição</w:t>
+            </w:r>
+          </w:p>
+        </w:tc>
+      </w:tr>
+    </w:tbl>
+    <w:p>
+      <w:pPr>
+        <w:jc w:val="left"/>
+      </w:pPr>
+      <w:r>
+        <w:rPr>
+          <w:rFonts w:ascii="Times New Roman" w:hAnsi="Times New Roman" w:cs="Times New Roman" w:eastAsia="Times New Roman"/>
+          <w:sz w:val="20"/>
+        </w:rPr>
+        <w:t>Fonte: elaborado pelos autores (2026), a partir dos registros de ambiente das coletas de 15 e 16 de julho de 2026.</w:t>
+      </w:r>
+    </w:p>
+    <w:p>
+      <w:pPr>
+        <w:ind w:firstLine="700"/>
+        <w:jc w:val="both"/>
+      </w:pPr>
+      <w:r>
+        <w:rPr>
+          <w:rFonts w:ascii="Times New Roman" w:hAnsi="Times New Roman" w:cs="Times New Roman" w:eastAsia="Times New Roman"/>
+          <w:sz w:val="24"/>
+        </w:rPr>
+        <w:t xml:space="preserve">Uma dimensão do ambiente </w:t>
+      </w:r>
+      <w:r>
+        <w:rPr>
+          <w:rFonts w:ascii="Times New Roman" w:hAnsi="Times New Roman" w:cs="Times New Roman" w:eastAsia="Times New Roman"/>
+          <w:b/>
+          <w:sz w:val="24"/>
+        </w:rPr>
+        <w:t>não foi registrada</w:t>
+      </w:r>
+      <w:r>
+        <w:rPr>
+          <w:rFonts w:ascii="Times New Roman" w:hAnsi="Times New Roman" w:cs="Times New Roman" w:eastAsia="Times New Roman"/>
+          <w:sz w:val="24"/>
+        </w:rPr>
+        <w:t xml:space="preserve"> na coleta: a versão do Docker Desktop. Registra-se a omissão em vez de preenchê-la com a versão instalada hoje, que não seria a da medição. O impacto é considerado baixo, porque o que determina o comportamento do banco é a imagem de contêiner, essa sim fixada por </w:t>
+      </w:r>
+      <w:r>
+        <w:rPr>
+          <w:rFonts w:ascii="Times New Roman" w:hAnsi="Times New Roman" w:cs="Times New Roman" w:eastAsia="Times New Roman"/>
+          <w:i/>
+          <w:sz w:val="24"/>
+        </w:rPr>
+        <w:t>tag</w:t>
+      </w:r>
+      <w:r>
+        <w:rPr>
+          <w:rFonts w:ascii="Times New Roman" w:hAnsi="Times New Roman" w:cs="Times New Roman" w:eastAsia="Times New Roman"/>
+          <w:sz w:val="24"/>
+        </w:rPr>
+        <w:t xml:space="preserve"> (</w:t>
+      </w:r>
+      <w:r>
+        <w:rPr>
+          <w:rFonts w:ascii="Times New Roman" w:hAnsi="Times New Roman" w:cs="Times New Roman" w:eastAsia="Times New Roman"/>
+          <w:i/>
+          <w:sz w:val="24"/>
+        </w:rPr>
+        <w:t>15.8.1.085</w:t>
+      </w:r>
+      <w:r>
+        <w:rPr>
+          <w:rFonts w:ascii="Times New Roman" w:hAnsi="Times New Roman" w:cs="Times New Roman" w:eastAsia="Times New Roman"/>
+          <w:sz w:val="24"/>
+        </w:rPr>
+        <w:t>), e não o programa que a executa.</w:t>
+      </w:r>
+    </w:p>
+    <w:p>
+      <w:pPr>
+        <w:jc w:val="left"/>
+      </w:pPr>
+      <w:r>
+        <w:rPr>
+          <w:rFonts w:ascii="Times New Roman" w:hAnsi="Times New Roman" w:cs="Times New Roman" w:eastAsia="Times New Roman"/>
+          <w:b/>
+          <w:sz w:val="24"/>
+        </w:rPr>
+        <w:t>5.5 Ameaças à validade</w:t>
       </w:r>
     </w:p>
     <w:p>
@@ -13205,44 +13877,44 @@
           <w:b/>
           <w:sz w:val="24"/>
         </w:rPr>
-        <w:t>Ambiente:</w:t>
-      </w:r>
-      <w:r>
-        <w:rPr>
-          <w:rFonts w:ascii="Times New Roman" w:hAnsi="Times New Roman" w:cs="Times New Roman" w:eastAsia="Times New Roman"/>
-          <w:sz w:val="24"/>
-        </w:rPr>
-        <w:t xml:space="preserve"> os testes de desempenho utilizaram o </w:t>
-      </w:r>
-      <w:r>
-        <w:rPr>
-          <w:rFonts w:ascii="Times New Roman" w:hAnsi="Times New Roman" w:cs="Times New Roman" w:eastAsia="Times New Roman"/>
-          <w:i/>
-          <w:sz w:val="24"/>
-        </w:rPr>
-        <w:t>build</w:t>
-      </w:r>
-      <w:r>
-        <w:rPr>
-          <w:rFonts w:ascii="Times New Roman" w:hAnsi="Times New Roman" w:cs="Times New Roman" w:eastAsia="Times New Roman"/>
-          <w:sz w:val="24"/>
-        </w:rPr>
-        <w:t xml:space="preserve"> de produção (</w:t>
-      </w:r>
-      <w:r>
-        <w:rPr>
-          <w:rFonts w:ascii="Times New Roman" w:hAnsi="Times New Roman" w:cs="Times New Roman" w:eastAsia="Times New Roman"/>
-          <w:i/>
-          <w:sz w:val="24"/>
-        </w:rPr>
-        <w:t>vite build</w:t>
-      </w:r>
-      <w:r>
-        <w:rPr>
-          <w:rFonts w:ascii="Times New Roman" w:hAnsi="Times New Roman" w:cs="Times New Roman" w:eastAsia="Times New Roman"/>
-          <w:sz w:val="24"/>
-        </w:rPr>
-        <w:t>), e as medições de segurança e de RLS ocorreram contra uma instância Supabase local em contêiner, evitando dados reais de produção.</w:t>
+        <w:t>Ambiente local em vez de produção (validade externa).</w:t>
+      </w:r>
+      <w:r>
+        <w:rPr>
+          <w:rFonts w:ascii="Times New Roman" w:hAnsi="Times New Roman" w:cs="Times New Roman" w:eastAsia="Times New Roman"/>
+          <w:sz w:val="24"/>
+        </w:rPr>
+        <w:t xml:space="preserve"> As medições de API e de banco correm contra a instância local, sem latência de rede real nem os limites do plano de serviço gerenciado. Os números de desempenho de </w:t>
+      </w:r>
+      <w:r>
+        <w:rPr>
+          <w:rFonts w:ascii="Times New Roman" w:hAnsi="Times New Roman" w:cs="Times New Roman" w:eastAsia="Times New Roman"/>
+          <w:i/>
+          <w:sz w:val="24"/>
+        </w:rPr>
+        <w:t>backend</w:t>
+      </w:r>
+      <w:r>
+        <w:rPr>
+          <w:rFonts w:ascii="Times New Roman" w:hAnsi="Times New Roman" w:cs="Times New Roman" w:eastAsia="Times New Roman"/>
+          <w:sz w:val="24"/>
+        </w:rPr>
+        <w:t xml:space="preserve"> devem ser lidos como um </w:t>
+      </w:r>
+      <w:r>
+        <w:rPr>
+          <w:rFonts w:ascii="Times New Roman" w:hAnsi="Times New Roman" w:cs="Times New Roman" w:eastAsia="Times New Roman"/>
+          <w:b/>
+          <w:sz w:val="24"/>
+        </w:rPr>
+        <w:t>piso</w:t>
+      </w:r>
+      <w:r>
+        <w:rPr>
+          <w:rFonts w:ascii="Times New Roman" w:hAnsi="Times New Roman" w:cs="Times New Roman" w:eastAsia="Times New Roman"/>
+          <w:sz w:val="24"/>
+        </w:rPr>
+        <w:t xml:space="preserve"> — uma execução contra a instância gerenciada tende a apresentar latência maior.</w:t>
       </w:r>
     </w:p>
     <w:p>
@@ -13263,29 +13935,171 @@
           <w:b/>
           <w:sz w:val="24"/>
         </w:rPr>
-        <w:t>Ameaças à validade:</w:t>
-      </w:r>
-      <w:r>
-        <w:rPr>
-          <w:rFonts w:ascii="Times New Roman" w:hAnsi="Times New Roman" w:cs="Times New Roman" w:eastAsia="Times New Roman"/>
-          <w:sz w:val="24"/>
-        </w:rPr>
-        <w:t xml:space="preserve"> variabilidade de rede e do plano de serviço gerenciado (validade externa); dependência da configuração do ambiente de carga (validade de conclusão); representatividade dos cenários frente ao uso real (validade de construção). Tais ameaças foram mitigadas pela repetição das medições (mediana de três execuções, no caso do Lighthouse), pela fixação de parâmetros e pelo registro das condições de cada execução em </w:t>
-      </w:r>
-      <w:r>
-        <w:rPr>
-          <w:rFonts w:ascii="Times New Roman" w:hAnsi="Times New Roman" w:cs="Times New Roman" w:eastAsia="Times New Roman"/>
-          <w:i/>
-          <w:sz w:val="24"/>
-        </w:rPr>
-        <w:t>docs/tcc/medicoes/evidencias/</w:t>
-      </w:r>
-      <w:r>
-        <w:rPr>
-          <w:rFonts w:ascii="Times New Roman" w:hAnsi="Times New Roman" w:cs="Times New Roman" w:eastAsia="Times New Roman"/>
-          <w:sz w:val="24"/>
-        </w:rPr>
-        <w:t>.</w:t>
+        <w:t>Volume de dados reduzido (validade de construção).</w:t>
+      </w:r>
+      <w:r>
+        <w:rPr>
+          <w:rFonts w:ascii="Times New Roman" w:hAnsi="Times New Roman" w:cs="Times New Roman" w:eastAsia="Times New Roman"/>
+          <w:sz w:val="24"/>
+        </w:rPr>
+        <w:t xml:space="preserve"> O teste de carga exercita uma tabela com 50 serviços, muito abaixo de qualquer operação real. O resultado atesta que a camada de dados responde sob concorrência, não que se mantenha sob volume; latência de leitura é sensível ao tamanho da relação e à seletividade dos índices, e essa dimensão permanece fora do escopo desta avaliação.</w:t>
+      </w:r>
+    </w:p>
+    <w:p>
+      <w:pPr>
+        <w:ind w:left="700" w:firstLine="0"/>
+        <w:jc w:val="both"/>
+      </w:pPr>
+      <w:r>
+        <w:rPr>
+          <w:rFonts w:ascii="Times New Roman" w:hAnsi="Times New Roman" w:cs="Times New Roman" w:eastAsia="Times New Roman"/>
+          <w:sz w:val="24"/>
+        </w:rPr>
+        <w:t xml:space="preserve">• </w:t>
+      </w:r>
+      <w:r>
+        <w:rPr>
+          <w:rFonts w:ascii="Times New Roman" w:hAnsi="Times New Roman" w:cs="Times New Roman" w:eastAsia="Times New Roman"/>
+          <w:b/>
+          <w:sz w:val="24"/>
+        </w:rPr>
+        <w:t>Máquina única e não dedicada (validade de conclusão).</w:t>
+      </w:r>
+      <w:r>
+        <w:rPr>
+          <w:rFonts w:ascii="Times New Roman" w:hAnsi="Times New Roman" w:cs="Times New Roman" w:eastAsia="Times New Roman"/>
+          <w:sz w:val="24"/>
+        </w:rPr>
+        <w:t xml:space="preserve"> Toda a coleta ocorreu em um só </w:t>
+      </w:r>
+      <w:r>
+        <w:rPr>
+          <w:rFonts w:ascii="Times New Roman" w:hAnsi="Times New Roman" w:cs="Times New Roman" w:eastAsia="Times New Roman"/>
+          <w:i/>
+          <w:sz w:val="24"/>
+        </w:rPr>
+        <w:t>host</w:t>
+      </w:r>
+      <w:r>
+        <w:rPr>
+          <w:rFonts w:ascii="Times New Roman" w:hAnsi="Times New Roman" w:cs="Times New Roman" w:eastAsia="Times New Roman"/>
+          <w:sz w:val="24"/>
+        </w:rPr>
+        <w:t>, compartilhado com o sistema operacional do usuário. Mitigou-se pela repetição das execuções sensíveis a ruído — o Lighthouse é reportado pela mediana de três execuções — e pela fixação dos parâmetros de cada ferramenta.</w:t>
+      </w:r>
+    </w:p>
+    <w:p>
+      <w:pPr>
+        <w:ind w:left="700" w:firstLine="0"/>
+        <w:jc w:val="both"/>
+      </w:pPr>
+      <w:r>
+        <w:rPr>
+          <w:rFonts w:ascii="Times New Roman" w:hAnsi="Times New Roman" w:cs="Times New Roman" w:eastAsia="Times New Roman"/>
+          <w:sz w:val="24"/>
+        </w:rPr>
+        <w:t xml:space="preserve">• </w:t>
+      </w:r>
+      <w:r>
+        <w:rPr>
+          <w:rFonts w:ascii="Times New Roman" w:hAnsi="Times New Roman" w:cs="Times New Roman" w:eastAsia="Times New Roman"/>
+          <w:b/>
+          <w:sz w:val="24"/>
+        </w:rPr>
+        <w:t>Representatividade dos cenários (validade de construção).</w:t>
+      </w:r>
+      <w:r>
+        <w:rPr>
+          <w:rFonts w:ascii="Times New Roman" w:hAnsi="Times New Roman" w:cs="Times New Roman" w:eastAsia="Times New Roman"/>
+          <w:sz w:val="24"/>
+        </w:rPr>
+        <w:t xml:space="preserve"> Os cenários derivam da árvore de utilidade do ATAM (Seção 6) e não de dados de uso real, inexistentes para uma plataforma ainda não operada em produção.</w:t>
+      </w:r>
+    </w:p>
+    <w:p>
+      <w:pPr>
+        <w:ind w:left="700" w:firstLine="0"/>
+        <w:jc w:val="both"/>
+      </w:pPr>
+      <w:r>
+        <w:rPr>
+          <w:rFonts w:ascii="Times New Roman" w:hAnsi="Times New Roman" w:cs="Times New Roman" w:eastAsia="Times New Roman"/>
+          <w:sz w:val="24"/>
+        </w:rPr>
+        <w:t xml:space="preserve">• </w:t>
+      </w:r>
+      <w:r>
+        <w:rPr>
+          <w:rFonts w:ascii="Times New Roman" w:hAnsi="Times New Roman" w:cs="Times New Roman" w:eastAsia="Times New Roman"/>
+          <w:b/>
+          <w:sz w:val="24"/>
+        </w:rPr>
+        <w:t>Avaliação conduzida pela equipe desenvolvedora (viés do avaliador).</w:t>
+      </w:r>
+      <w:r>
+        <w:rPr>
+          <w:rFonts w:ascii="Times New Roman" w:hAnsi="Times New Roman" w:cs="Times New Roman" w:eastAsia="Times New Roman"/>
+          <w:sz w:val="24"/>
+        </w:rPr>
+        <w:t xml:space="preserve"> Mitigou-se pela fixação dos critérios de aceitação </w:t>
+      </w:r>
+      <w:r>
+        <w:rPr>
+          <w:rFonts w:ascii="Times New Roman" w:hAnsi="Times New Roman" w:cs="Times New Roman" w:eastAsia="Times New Roman"/>
+          <w:b/>
+          <w:sz w:val="24"/>
+        </w:rPr>
+        <w:t>antes</w:t>
+      </w:r>
+      <w:r>
+        <w:rPr>
+          <w:rFonts w:ascii="Times New Roman" w:hAnsi="Times New Roman" w:cs="Times New Roman" w:eastAsia="Times New Roman"/>
+          <w:sz w:val="24"/>
+        </w:rPr>
+        <w:t xml:space="preserve"> da coleta (Seção 5.2) e pela regra de registro anti-fabricação (Seção 3.5), que obriga a reportar o resultado desfavorável com o mesmo rigor do favorável.</w:t>
+      </w:r>
+    </w:p>
+    <w:p>
+      <w:pPr>
+        <w:ind w:firstLine="700"/>
+        <w:jc w:val="both"/>
+      </w:pPr>
+      <w:r>
+        <w:rPr>
+          <w:rFonts w:ascii="Times New Roman" w:hAnsi="Times New Roman" w:cs="Times New Roman" w:eastAsia="Times New Roman"/>
+          <w:sz w:val="24"/>
+        </w:rPr>
+        <w:t xml:space="preserve">Nem toda medição planejada é igualmente reproduzível por terceiros, e o Apêndice B (VIEIRA; COSTA, 2026b) classifica cada uma quanto a isso, explicitando as que </w:t>
+      </w:r>
+      <w:r>
+        <w:rPr>
+          <w:rFonts w:ascii="Times New Roman" w:hAnsi="Times New Roman" w:cs="Times New Roman" w:eastAsia="Times New Roman"/>
+          <w:b/>
+          <w:sz w:val="24"/>
+        </w:rPr>
+        <w:t>não</w:t>
+      </w:r>
+      <w:r>
+        <w:rPr>
+          <w:rFonts w:ascii="Times New Roman" w:hAnsi="Times New Roman" w:cs="Times New Roman" w:eastAsia="Times New Roman"/>
+          <w:sz w:val="24"/>
+        </w:rPr>
+        <w:t xml:space="preserve"> reproduzem e por quê — a cobertura do </w:t>
+      </w:r>
+      <w:r>
+        <w:rPr>
+          <w:rFonts w:ascii="Times New Roman" w:hAnsi="Times New Roman" w:cs="Times New Roman" w:eastAsia="Times New Roman"/>
+          <w:i/>
+          <w:sz w:val="24"/>
+        </w:rPr>
+        <w:t>baseline</w:t>
+      </w:r>
+      <w:r>
+        <w:rPr>
+          <w:rFonts w:ascii="Times New Roman" w:hAnsi="Times New Roman" w:cs="Times New Roman" w:eastAsia="Times New Roman"/>
+          <w:sz w:val="24"/>
+        </w:rPr>
+        <w:t>, por depender de um estado de árvore anterior às correções, e as medições de tempo, que reproduzem a faixa e o veredito, não o valor exato.</w:t>
       </w:r>
     </w:p>
     <w:p>
@@ -14822,7 +15636,7 @@
           <w:b/>
           <w:sz w:val="24"/>
         </w:rPr>
-        <w:t>Tabela 13 — Pontos de sensibilidade, pontos de compromisso, riscos e não riscos identificados</w:t>
+        <w:t>Tabela 14 — Pontos de sensibilidade, pontos de compromisso, riscos e não riscos identificados</w:t>
       </w:r>
     </w:p>
     <w:tbl>
@@ -15340,7 +16154,7 @@
           <w:rFonts w:ascii="Times New Roman" w:hAnsi="Times New Roman" w:cs="Times New Roman" w:eastAsia="Times New Roman"/>
           <w:sz w:val="24"/>
         </w:rPr>
-        <w:t>, antecipando o cronograma original (Seção 8): as medições são apresentadas em 7.3, e a síntese por atributo de qualidade em 7.4.</w:t>
+        <w:t xml:space="preserve"> em julho de 2026: as medições são apresentadas em 7.3, e a síntese por atributo de qualidade em 7.4.</w:t>
       </w:r>
     </w:p>
     <w:p>
@@ -15353,22 +16167,7 @@
           <w:rFonts w:ascii="Times New Roman" w:hAnsi="Times New Roman" w:cs="Times New Roman" w:eastAsia="Times New Roman"/>
           <w:sz w:val="24"/>
         </w:rPr>
-        <w:t xml:space="preserve">Todos os valores quantitativos aqui reportados derivam de execuções registradas de forma reprodutível em </w:t>
-      </w:r>
-      <w:r>
-        <w:rPr>
-          <w:rFonts w:ascii="Times New Roman" w:hAnsi="Times New Roman" w:cs="Times New Roman" w:eastAsia="Times New Roman"/>
-          <w:i/>
-          <w:sz w:val="24"/>
-        </w:rPr>
-        <w:t>docs/tcc/medicoes/</w:t>
-      </w:r>
-      <w:r>
-        <w:rPr>
-          <w:rFonts w:ascii="Times New Roman" w:hAnsi="Times New Roman" w:cs="Times New Roman" w:eastAsia="Times New Roman"/>
-          <w:sz w:val="24"/>
-        </w:rPr>
-        <w:t>, onde cada medição remete a uma ferramenta e versão, ao ambiente, à data e a um arquivo de evidência (conforme a Seção 5.1). Nenhum número é apresentado sem evidência correspondente.</w:t>
+        <w:t>Todos os valores quantitativos aqui reportados derivam de execuções registradas de forma reprodutível, no ambiente caracterizado na Seção 5.4, onde cada medição remete a uma ferramenta e versão, ao ambiente, à data e a um arquivo de evidência (conforme a Seção 5.1). Nenhum número é apresentado sem evidência correspondente. O registro completo está em https://github.com/Richardy-Rodrigues/hubservi/blob/tcc-v2/docs/tcc/medicoes/registro-medicoes.md e as saídas brutas de cada execução, em https://github.com/Richardy-Rodrigues/hubservi/tree/tcc-v2/docs/tcc/medicoes/evidencias; as capturas de tela dessas execuções compõem o Apêndice C (VIEIRA; COSTA, 2026c), ao qual cada subseção a seguir remete.</w:t>
       </w:r>
     </w:p>
     <w:p>
@@ -15971,7 +16770,150 @@
           <w:rFonts w:ascii="Times New Roman" w:hAnsi="Times New Roman" w:cs="Times New Roman" w:eastAsia="Times New Roman"/>
           <w:sz w:val="24"/>
         </w:rPr>
-        <w:t xml:space="preserve"> que torna o histórico auto-suficiente, sem alterar políticas de segurança. É um resultado característico do paradigma BaaS — parte da configuração vive no serviço gerenciado e escapa ao controle de versão — e só se revela sob uma avaliação conduzida em ambiente limpo e reprodutível.</w:t>
+        <w:t xml:space="preserve"> que torna o histórico auto-suficiente, sem alterar políticas de segurança. É um resultado característico do paradigma BaaS — parte da configuração vive no serviço gerenciado e escapa ao controle de versão — e só se revela sob uma avaliação conduzida em ambiente limpo e reprodutível. A Figura 4 mostra os privilégios já concedidos após a correção (ver também Apêndice C, Figura C.8).</w:t>
+      </w:r>
+    </w:p>
+    <w:p>
+      <w:pPr>
+        <w:jc w:val="center"/>
+      </w:pPr>
+      <w:r>
+        <w:rPr>
+          <w:rFonts w:ascii="Times New Roman" w:hAnsi="Times New Roman" w:cs="Times New Roman" w:eastAsia="Times New Roman"/>
+          <w:b/>
+          <w:sz w:val="24"/>
+        </w:rPr>
+        <w:t xml:space="preserve">Figura 4 — Privilégios de API sobre </w:t>
+      </w:r>
+      <w:r>
+        <w:rPr>
+          <w:rFonts w:ascii="Times New Roman" w:hAnsi="Times New Roman" w:cs="Times New Roman" w:eastAsia="Times New Roman"/>
+          <w:b/>
+          <w:i/>
+          <w:sz w:val="24"/>
+        </w:rPr>
+        <w:t>profiles</w:t>
+      </w:r>
+      <w:r>
+        <w:rPr>
+          <w:rFonts w:ascii="Times New Roman" w:hAnsi="Times New Roman" w:cs="Times New Roman" w:eastAsia="Times New Roman"/>
+          <w:b/>
+          <w:sz w:val="24"/>
+        </w:rPr>
+        <w:t xml:space="preserve"> após a </w:t>
+      </w:r>
+      <w:r>
+        <w:rPr>
+          <w:rFonts w:ascii="Times New Roman" w:hAnsi="Times New Roman" w:cs="Times New Roman" w:eastAsia="Times New Roman"/>
+          <w:b/>
+          <w:i/>
+          <w:sz w:val="24"/>
+        </w:rPr>
+        <w:t>migration</w:t>
+      </w:r>
+      <w:r>
+        <w:rPr>
+          <w:rFonts w:ascii="Times New Roman" w:hAnsi="Times New Roman" w:cs="Times New Roman" w:eastAsia="Times New Roman"/>
+          <w:b/>
+          <w:sz w:val="24"/>
+        </w:rPr>
+        <w:t xml:space="preserve"> corretiva, verificados no banco reconstruído do zero</w:t>
+      </w:r>
+    </w:p>
+    <w:p>
+      <w:pPr>
+        <w:jc w:val="center"/>
+      </w:pPr>
+      <w:r>
+        <w:drawing>
+          <wp:inline xmlns:a="http://schemas.openxmlformats.org/drawingml/2006/main" xmlns:pic="http://schemas.openxmlformats.org/drawingml/2006/picture">
+            <wp:extent cx="5580000" cy="892981"/>
+            <wp:docPr id="4" name="Picture 4"/>
+            <wp:cNvGraphicFramePr>
+              <a:graphicFrameLocks noChangeAspect="1"/>
+            </wp:cNvGraphicFramePr>
+            <a:graphic>
+              <a:graphicData uri="http://schemas.openxmlformats.org/drawingml/2006/picture">
+                <pic:pic>
+                  <pic:nvPicPr>
+                    <pic:cNvPr id="0" name="P-13-F-01-privilegio-api-public-profile.png"/>
+                    <pic:cNvPicPr/>
+                  </pic:nvPicPr>
+                  <pic:blipFill>
+                    <a:blip r:embed="rId24"/>
+                    <a:stretch>
+                      <a:fillRect/>
+                    </a:stretch>
+                  </pic:blipFill>
+                  <pic:spPr>
+                    <a:xfrm>
+                      <a:off x="0" y="0"/>
+                      <a:ext cx="5580000" cy="892981"/>
+                    </a:xfrm>
+                    <a:prstGeom prst="rect"/>
+                  </pic:spPr>
+                </pic:pic>
+              </a:graphicData>
+            </a:graphic>
+          </wp:inline>
+        </w:drawing>
+      </w:r>
+    </w:p>
+    <w:p>
+      <w:pPr>
+        <w:jc w:val="center"/>
+      </w:pPr>
+      <w:r>
+        <w:rPr>
+          <w:rFonts w:ascii="Times New Roman" w:hAnsi="Times New Roman" w:cs="Times New Roman" w:eastAsia="Times New Roman"/>
+          <w:sz w:val="20"/>
+        </w:rPr>
+        <w:t xml:space="preserve">Fonte: </w:t>
+      </w:r>
+      <w:r>
+        <w:rPr>
+          <w:rFonts w:ascii="Times New Roman" w:hAnsi="Times New Roman" w:cs="Times New Roman" w:eastAsia="Times New Roman"/>
+          <w:i/>
+          <w:sz w:val="20"/>
+        </w:rPr>
+        <w:t>psql</w:t>
+      </w:r>
+      <w:r>
+        <w:rPr>
+          <w:rFonts w:ascii="Times New Roman" w:hAnsi="Times New Roman" w:cs="Times New Roman" w:eastAsia="Times New Roman"/>
+          <w:sz w:val="20"/>
+        </w:rPr>
+        <w:t xml:space="preserve"> sobre o </w:t>
+      </w:r>
+      <w:r>
+        <w:rPr>
+          <w:rFonts w:ascii="Times New Roman" w:hAnsi="Times New Roman" w:cs="Times New Roman" w:eastAsia="Times New Roman"/>
+          <w:i/>
+          <w:sz w:val="20"/>
+        </w:rPr>
+        <w:t>stack</w:t>
+      </w:r>
+      <w:r>
+        <w:rPr>
+          <w:rFonts w:ascii="Times New Roman" w:hAnsi="Times New Roman" w:cs="Times New Roman" w:eastAsia="Times New Roman"/>
+          <w:sz w:val="20"/>
+        </w:rPr>
+        <w:t xml:space="preserve"> local; execução de 16 jul. 2026; saída bruta preservada em </w:t>
+      </w:r>
+      <w:r>
+        <w:rPr>
+          <w:rFonts w:ascii="Times New Roman" w:hAnsi="Times New Roman" w:cs="Times New Roman" w:eastAsia="Times New Roman"/>
+          <w:i/>
+          <w:sz w:val="20"/>
+        </w:rPr>
+        <w:t>evidencias/2026-07-16/grants-profiles-depois.txt</w:t>
+      </w:r>
+      <w:r>
+        <w:rPr>
+          <w:rFonts w:ascii="Times New Roman" w:hAnsi="Times New Roman" w:cs="Times New Roman" w:eastAsia="Times New Roman"/>
+          <w:sz w:val="20"/>
+        </w:rPr>
+        <w:t>.</w:t>
       </w:r>
     </w:p>
     <w:p>
@@ -16246,215 +17188,195 @@
           <w:rFonts w:ascii="Times New Roman" w:hAnsi="Times New Roman" w:cs="Times New Roman" w:eastAsia="Times New Roman"/>
           <w:sz w:val="24"/>
         </w:rPr>
-        <w:t xml:space="preserve">Após as correções, a suíte de segurança (isolamento de perfis, serviços e </w:t>
-      </w:r>
-      <w:r>
-        <w:rPr>
-          <w:rFonts w:ascii="Times New Roman" w:hAnsi="Times New Roman" w:cs="Times New Roman" w:eastAsia="Times New Roman"/>
-          <w:i/>
-          <w:sz w:val="24"/>
-        </w:rPr>
-        <w:t>bookings</w:t>
-      </w:r>
-      <w:r>
-        <w:rPr>
-          <w:rFonts w:ascii="Times New Roman" w:hAnsi="Times New Roman" w:cs="Times New Roman" w:eastAsia="Times New Roman"/>
-          <w:sz w:val="24"/>
-        </w:rPr>
-        <w:t xml:space="preserve">; bloqueio de escalonamento de </w:t>
-      </w:r>
-      <w:r>
-        <w:rPr>
-          <w:rFonts w:ascii="Times New Roman" w:hAnsi="Times New Roman" w:cs="Times New Roman" w:eastAsia="Times New Roman"/>
-          <w:i/>
-          <w:sz w:val="24"/>
-        </w:rPr>
-        <w:t>user_type</w:t>
-      </w:r>
-      <w:r>
-        <w:rPr>
-          <w:rFonts w:ascii="Times New Roman" w:hAnsi="Times New Roman" w:cs="Times New Roman" w:eastAsia="Times New Roman"/>
-          <w:sz w:val="24"/>
-        </w:rPr>
-        <w:t xml:space="preserve">; regras de </w:t>
-      </w:r>
-      <w:r>
-        <w:rPr>
-          <w:rFonts w:ascii="Times New Roman" w:hAnsi="Times New Roman" w:cs="Times New Roman" w:eastAsia="Times New Roman"/>
-          <w:i/>
-          <w:sz w:val="24"/>
-        </w:rPr>
-        <w:t>review</w:t>
-      </w:r>
-      <w:r>
-        <w:rPr>
-          <w:rFonts w:ascii="Times New Roman" w:hAnsi="Times New Roman" w:cs="Times New Roman" w:eastAsia="Times New Roman"/>
-          <w:sz w:val="24"/>
-        </w:rPr>
-        <w:t xml:space="preserve">) passa integralmente — </w:t>
-      </w:r>
-      <w:r>
-        <w:rPr>
-          <w:rFonts w:ascii="Times New Roman" w:hAnsi="Times New Roman" w:cs="Times New Roman" w:eastAsia="Times New Roman"/>
-          <w:b/>
-          <w:sz w:val="24"/>
-        </w:rPr>
-        <w:t>0 acessos indevidos nos cenários testados</w:t>
-      </w:r>
-      <w:r>
-        <w:rPr>
-          <w:rFonts w:ascii="Times New Roman" w:hAnsi="Times New Roman" w:cs="Times New Roman" w:eastAsia="Times New Roman"/>
-          <w:sz w:val="24"/>
-        </w:rPr>
-        <w:t>, em 30 testes de integração distribuídos por nove arquivos. A análise de composição de dependências (</w:t>
-      </w:r>
-      <w:r>
-        <w:rPr>
-          <w:rFonts w:ascii="Times New Roman" w:hAnsi="Times New Roman" w:cs="Times New Roman" w:eastAsia="Times New Roman"/>
-          <w:i/>
-          <w:sz w:val="24"/>
-        </w:rPr>
-        <w:t>npm audit</w:t>
-      </w:r>
-      <w:r>
-        <w:rPr>
-          <w:rFonts w:ascii="Times New Roman" w:hAnsi="Times New Roman" w:cs="Times New Roman" w:eastAsia="Times New Roman"/>
-          <w:sz w:val="24"/>
-        </w:rPr>
-        <w:t xml:space="preserve">) reportou 12 vulnerabilidades de severidade alta e 8 de severidade moderada, nenhuma crítica; destas, </w:t>
-      </w:r>
-      <w:r>
-        <w:rPr>
-          <w:rFonts w:ascii="Times New Roman" w:hAnsi="Times New Roman" w:cs="Times New Roman" w:eastAsia="Times New Roman"/>
-          <w:b/>
-          <w:sz w:val="24"/>
-        </w:rPr>
-        <w:t>apenas uma é de produção</w:t>
-      </w:r>
-      <w:r>
-        <w:rPr>
-          <w:rFonts w:ascii="Times New Roman" w:hAnsi="Times New Roman" w:cs="Times New Roman" w:eastAsia="Times New Roman"/>
-          <w:sz w:val="24"/>
-        </w:rPr>
-        <w:t xml:space="preserve"> (</w:t>
-      </w:r>
-      <w:r>
-        <w:rPr>
-          <w:rFonts w:ascii="Times New Roman" w:hAnsi="Times New Roman" w:cs="Times New Roman" w:eastAsia="Times New Roman"/>
-          <w:i/>
-          <w:sz w:val="24"/>
-        </w:rPr>
-        <w:t>react-router-dom</w:t>
-      </w:r>
-      <w:r>
-        <w:rPr>
-          <w:rFonts w:ascii="Times New Roman" w:hAnsi="Times New Roman" w:cs="Times New Roman" w:eastAsia="Times New Roman"/>
-          <w:sz w:val="24"/>
-        </w:rPr>
-        <w:t xml:space="preserve">, </w:t>
-      </w:r>
-      <w:r>
-        <w:rPr>
-          <w:rFonts w:ascii="Times New Roman" w:hAnsi="Times New Roman" w:cs="Times New Roman" w:eastAsia="Times New Roman"/>
-          <w:i/>
-          <w:sz w:val="24"/>
-        </w:rPr>
-        <w:t>XSS via open redirect</w:t>
-      </w:r>
-      <w:r>
-        <w:rPr>
-          <w:rFonts w:ascii="Times New Roman" w:hAnsi="Times New Roman" w:cs="Times New Roman" w:eastAsia="Times New Roman"/>
-          <w:sz w:val="24"/>
-        </w:rPr>
-        <w:t xml:space="preserve">, com correção disponível), sendo as demais ferramentas de </w:t>
-      </w:r>
-      <w:r>
-        <w:rPr>
-          <w:rFonts w:ascii="Times New Roman" w:hAnsi="Times New Roman" w:cs="Times New Roman" w:eastAsia="Times New Roman"/>
-          <w:i/>
-          <w:sz w:val="24"/>
-        </w:rPr>
-        <w:t>build</w:t>
-      </w:r>
-      <w:r>
-        <w:rPr>
-          <w:rFonts w:ascii="Times New Roman" w:hAnsi="Times New Roman" w:cs="Times New Roman" w:eastAsia="Times New Roman"/>
-          <w:sz w:val="24"/>
-        </w:rPr>
-        <w:t xml:space="preserve"> e de desenvolvimento, sem superfície de ataque em produção. O </w:t>
-      </w:r>
-      <w:r>
-        <w:rPr>
-          <w:rFonts w:ascii="Times New Roman" w:hAnsi="Times New Roman" w:cs="Times New Roman" w:eastAsia="Times New Roman"/>
-          <w:i/>
-          <w:sz w:val="24"/>
-        </w:rPr>
-        <w:t>supabase db lint</w:t>
-      </w:r>
-      <w:r>
-        <w:rPr>
-          <w:rFonts w:ascii="Times New Roman" w:hAnsi="Times New Roman" w:cs="Times New Roman" w:eastAsia="Times New Roman"/>
-          <w:sz w:val="24"/>
-        </w:rPr>
-        <w:t xml:space="preserve"> não acusou erros de </w:t>
-      </w:r>
-      <w:r>
-        <w:rPr>
-          <w:rFonts w:ascii="Times New Roman" w:hAnsi="Times New Roman" w:cs="Times New Roman" w:eastAsia="Times New Roman"/>
-          <w:i/>
-          <w:sz w:val="24"/>
-        </w:rPr>
-        <w:t>schema</w:t>
-      </w:r>
-      <w:r>
-        <w:rPr>
-          <w:rFonts w:ascii="Times New Roman" w:hAnsi="Times New Roman" w:cs="Times New Roman" w:eastAsia="Times New Roman"/>
-          <w:sz w:val="24"/>
-        </w:rPr>
-        <w:t xml:space="preserve">. A varredura dinâmica (DAST/OWASP ZAP) permanece </w:t>
-      </w:r>
-      <w:r>
-        <w:rPr>
-          <w:rFonts w:ascii="Times New Roman" w:hAnsi="Times New Roman" w:cs="Times New Roman" w:eastAsia="Times New Roman"/>
-          <w:b/>
-          <w:sz w:val="24"/>
-        </w:rPr>
-        <w:t>pendente</w:t>
-      </w:r>
-      <w:r>
-        <w:rPr>
-          <w:rFonts w:ascii="Times New Roman" w:hAnsi="Times New Roman" w:cs="Times New Roman" w:eastAsia="Times New Roman"/>
-          <w:sz w:val="24"/>
-        </w:rPr>
-        <w:t xml:space="preserve"> de execução contra a URL de produção, por depender do ambiente de </w:t>
-      </w:r>
-      <w:r>
-        <w:rPr>
-          <w:rFonts w:ascii="Times New Roman" w:hAnsi="Times New Roman" w:cs="Times New Roman" w:eastAsia="Times New Roman"/>
-          <w:i/>
-          <w:sz w:val="24"/>
-        </w:rPr>
-        <w:t>hosting</w:t>
-      </w:r>
-      <w:r>
-        <w:rPr>
-          <w:rFonts w:ascii="Times New Roman" w:hAnsi="Times New Roman" w:cs="Times New Roman" w:eastAsia="Times New Roman"/>
-          <w:sz w:val="24"/>
-        </w:rPr>
-        <w:t xml:space="preserve"> real.</w:t>
-      </w:r>
-    </w:p>
-    <w:p>
-      <w:pPr>
-        <w:jc w:val="left"/>
-      </w:pPr>
-      <w:r>
-        <w:rPr>
-          <w:rFonts w:ascii="Times New Roman" w:hAnsi="Times New Roman" w:cs="Times New Roman" w:eastAsia="Times New Roman"/>
-          <w:b/>
-          <w:sz w:val="24"/>
-        </w:rPr>
-        <w:t>7.3.3 Confiabilidade</w:t>
+        <w:t xml:space="preserve">As Figuras 5 e 6 registram o par antes/depois desses dois defeitos. Na primeira, os testes falham e a saída exibe o vazamento literal — o campo </w:t>
+      </w:r>
+      <w:r>
+        <w:rPr>
+          <w:rFonts w:ascii="Times New Roman" w:hAnsi="Times New Roman" w:cs="Times New Roman" w:eastAsia="Times New Roman"/>
+          <w:i/>
+          <w:sz w:val="24"/>
+        </w:rPr>
+        <w:t>email</w:t>
+      </w:r>
+      <w:r>
+        <w:rPr>
+          <w:rFonts w:ascii="Times New Roman" w:hAnsi="Times New Roman" w:cs="Times New Roman" w:eastAsia="Times New Roman"/>
+          <w:sz w:val="24"/>
+        </w:rPr>
+        <w:t xml:space="preserve"> de outro usuário devolvido pela API a um cliente que não deveria vê-lo; na segunda, os mesmos testes passam, contra o mesmo cenário, após as </w:t>
+      </w:r>
+      <w:r>
+        <w:rPr>
+          <w:rFonts w:ascii="Times New Roman" w:hAnsi="Times New Roman" w:cs="Times New Roman" w:eastAsia="Times New Roman"/>
+          <w:i/>
+          <w:sz w:val="24"/>
+        </w:rPr>
+        <w:t>migrations</w:t>
+      </w:r>
+      <w:r>
+        <w:rPr>
+          <w:rFonts w:ascii="Times New Roman" w:hAnsi="Times New Roman" w:cs="Times New Roman" w:eastAsia="Times New Roman"/>
+          <w:sz w:val="24"/>
+        </w:rPr>
+        <w:t xml:space="preserve"> corretivas. Preservar os dois estados é o que distingue um defeito detectado de uma suíte que nunca reprovou nada (Seção 3.5).</w:t>
+      </w:r>
+    </w:p>
+    <w:p>
+      <w:pPr>
+        <w:jc w:val="center"/>
+      </w:pPr>
+      <w:r>
+        <w:rPr>
+          <w:rFonts w:ascii="Times New Roman" w:hAnsi="Times New Roman" w:cs="Times New Roman" w:eastAsia="Times New Roman"/>
+          <w:b/>
+          <w:sz w:val="24"/>
+        </w:rPr>
+        <w:t>Figura 5 — Antes da correção: falha dos testes de isolamento, com o vazamento de PII na saída</w:t>
+      </w:r>
+    </w:p>
+    <w:p>
+      <w:pPr>
+        <w:jc w:val="center"/>
+      </w:pPr>
+      <w:r>
+        <w:drawing>
+          <wp:inline xmlns:a="http://schemas.openxmlformats.org/drawingml/2006/main" xmlns:pic="http://schemas.openxmlformats.org/drawingml/2006/picture">
+            <wp:extent cx="5580000" cy="4787079"/>
+            <wp:docPr id="5" name="Picture 5"/>
+            <wp:cNvGraphicFramePr>
+              <a:graphicFrameLocks noChangeAspect="1"/>
+            </wp:cNvGraphicFramePr>
+            <a:graphic>
+              <a:graphicData uri="http://schemas.openxmlformats.org/drawingml/2006/picture">
+                <pic:pic>
+                  <pic:nvPicPr>
+                    <pic:cNvPr id="0" name="P-11-F02-03-antes-correcao.png"/>
+                    <pic:cNvPicPr/>
+                  </pic:nvPicPr>
+                  <pic:blipFill>
+                    <a:blip r:embed="rId25"/>
+                    <a:stretch>
+                      <a:fillRect/>
+                    </a:stretch>
+                  </pic:blipFill>
+                  <pic:spPr>
+                    <a:xfrm>
+                      <a:off x="0" y="0"/>
+                      <a:ext cx="5580000" cy="4787079"/>
+                    </a:xfrm>
+                    <a:prstGeom prst="rect"/>
+                  </pic:spPr>
+                </pic:pic>
+              </a:graphicData>
+            </a:graphic>
+          </wp:inline>
+        </w:drawing>
+      </w:r>
+    </w:p>
+    <w:p>
+      <w:pPr>
+        <w:jc w:val="center"/>
+      </w:pPr>
+      <w:r>
+        <w:rPr>
+          <w:rFonts w:ascii="Times New Roman" w:hAnsi="Times New Roman" w:cs="Times New Roman" w:eastAsia="Times New Roman"/>
+          <w:sz w:val="20"/>
+        </w:rPr>
+        <w:t xml:space="preserve">Fonte: Vitest (integração); execução de 16 jul. 2026; saída bruta preservada em </w:t>
+      </w:r>
+      <w:r>
+        <w:rPr>
+          <w:rFonts w:ascii="Times New Roman" w:hAnsi="Times New Roman" w:cs="Times New Roman" w:eastAsia="Times New Roman"/>
+          <w:i/>
+          <w:sz w:val="20"/>
+        </w:rPr>
+        <w:t>evidencias/2026-07-16/rls-furos-ANTES.log</w:t>
+      </w:r>
+      <w:r>
+        <w:rPr>
+          <w:rFonts w:ascii="Times New Roman" w:hAnsi="Times New Roman" w:cs="Times New Roman" w:eastAsia="Times New Roman"/>
+          <w:sz w:val="20"/>
+        </w:rPr>
+        <w:t>.</w:t>
+      </w:r>
+    </w:p>
+    <w:p>
+      <w:pPr>
+        <w:jc w:val="center"/>
+      </w:pPr>
+      <w:r>
+        <w:rPr>
+          <w:rFonts w:ascii="Times New Roman" w:hAnsi="Times New Roman" w:cs="Times New Roman" w:eastAsia="Times New Roman"/>
+          <w:b/>
+          <w:sz w:val="24"/>
+        </w:rPr>
+        <w:t>Figura 6 — Depois da correção: os mesmos testes aprovados, sem alteração no cenário</w:t>
+      </w:r>
+    </w:p>
+    <w:p>
+      <w:pPr>
+        <w:jc w:val="center"/>
+      </w:pPr>
+      <w:r>
+        <w:drawing>
+          <wp:inline xmlns:a="http://schemas.openxmlformats.org/drawingml/2006/main" xmlns:pic="http://schemas.openxmlformats.org/drawingml/2006/picture">
+            <wp:extent cx="5580000" cy="1903967"/>
+            <wp:docPr id="6" name="Picture 6"/>
+            <wp:cNvGraphicFramePr>
+              <a:graphicFrameLocks noChangeAspect="1"/>
+            </wp:cNvGraphicFramePr>
+            <a:graphic>
+              <a:graphicData uri="http://schemas.openxmlformats.org/drawingml/2006/picture">
+                <pic:pic>
+                  <pic:nvPicPr>
+                    <pic:cNvPr id="0" name="P-12-F-02-03-depois-correcao.png"/>
+                    <pic:cNvPicPr/>
+                  </pic:nvPicPr>
+                  <pic:blipFill>
+                    <a:blip r:embed="rId26"/>
+                    <a:stretch>
+                      <a:fillRect/>
+                    </a:stretch>
+                  </pic:blipFill>
+                  <pic:spPr>
+                    <a:xfrm>
+                      <a:off x="0" y="0"/>
+                      <a:ext cx="5580000" cy="1903967"/>
+                    </a:xfrm>
+                    <a:prstGeom prst="rect"/>
+                  </pic:spPr>
+                </pic:pic>
+              </a:graphicData>
+            </a:graphic>
+          </wp:inline>
+        </w:drawing>
+      </w:r>
+    </w:p>
+    <w:p>
+      <w:pPr>
+        <w:jc w:val="center"/>
+      </w:pPr>
+      <w:r>
+        <w:rPr>
+          <w:rFonts w:ascii="Times New Roman" w:hAnsi="Times New Roman" w:cs="Times New Roman" w:eastAsia="Times New Roman"/>
+          <w:sz w:val="20"/>
+        </w:rPr>
+        <w:t xml:space="preserve">Fonte: Vitest (integração); execução de 16 jul. 2026; saída bruta preservada em </w:t>
+      </w:r>
+      <w:r>
+        <w:rPr>
+          <w:rFonts w:ascii="Times New Roman" w:hAnsi="Times New Roman" w:cs="Times New Roman" w:eastAsia="Times New Roman"/>
+          <w:i/>
+          <w:sz w:val="20"/>
+        </w:rPr>
+        <w:t>evidencias/2026-07-16/rls-furos-DEPOIS.log</w:t>
+      </w:r>
+      <w:r>
+        <w:rPr>
+          <w:rFonts w:ascii="Times New Roman" w:hAnsi="Times New Roman" w:cs="Times New Roman" w:eastAsia="Times New Roman"/>
+          <w:sz w:val="20"/>
+        </w:rPr>
+        <w:t>.</w:t>
       </w:r>
     </w:p>
     <w:p>
@@ -16467,62 +17389,202 @@
           <w:rFonts w:ascii="Times New Roman" w:hAnsi="Times New Roman" w:cs="Times New Roman" w:eastAsia="Times New Roman"/>
           <w:sz w:val="24"/>
         </w:rPr>
-        <w:t xml:space="preserve">Verificados por testes de integração: a </w:t>
-      </w:r>
-      <w:r>
-        <w:rPr>
-          <w:rFonts w:ascii="Times New Roman" w:hAnsi="Times New Roman" w:cs="Times New Roman" w:eastAsia="Times New Roman"/>
-          <w:b/>
-          <w:sz w:val="24"/>
-        </w:rPr>
-        <w:t>máquina de estados do *booking</w:t>
-      </w:r>
-      <w:r>
-        <w:rPr>
-          <w:rFonts w:ascii="Times New Roman" w:hAnsi="Times New Roman" w:cs="Times New Roman" w:eastAsia="Times New Roman"/>
-          <w:i/>
-          <w:sz w:val="24"/>
-        </w:rPr>
-        <w:t xml:space="preserve"> rejeita transições inválidas (0 transições inválidas aceitas); a </w:t>
-      </w:r>
-      <w:r>
-        <w:rPr>
-          <w:rFonts w:ascii="Times New Roman" w:hAnsi="Times New Roman" w:cs="Times New Roman" w:eastAsia="Times New Roman"/>
-          <w:i/>
-          <w:sz w:val="24"/>
-        </w:rPr>
-        <w:t>integridade referencial</w:t>
-      </w:r>
-      <w:r>
-        <w:rPr>
-          <w:rFonts w:ascii="Times New Roman" w:hAnsi="Times New Roman" w:cs="Times New Roman" w:eastAsia="Times New Roman"/>
-          <w:i/>
-          <w:sz w:val="24"/>
-        </w:rPr>
-        <w:t xml:space="preserve"> em exclusão de serviço não deixa registros órfãos (cascata); e o </w:t>
-      </w:r>
-      <w:r>
-        <w:rPr>
-          <w:rFonts w:ascii="Times New Roman" w:hAnsi="Times New Roman" w:cs="Times New Roman" w:eastAsia="Times New Roman"/>
-          <w:i/>
-          <w:sz w:val="24"/>
-        </w:rPr>
-        <w:t>fluxo crítico ponta a ponta</w:t>
-      </w:r>
-      <w:r>
-        <w:rPr>
-          <w:rFonts w:ascii="Times New Roman" w:hAnsi="Times New Roman" w:cs="Times New Roman" w:eastAsia="Times New Roman"/>
-          <w:i/>
-          <w:sz w:val="24"/>
-        </w:rPr>
-        <w:t xml:space="preserve"> (autenticação, serviço, </w:t>
-      </w:r>
-      <w:r>
-        <w:rPr>
-          <w:rFonts w:ascii="Times New Roman" w:hAnsi="Times New Roman" w:cs="Times New Roman" w:eastAsia="Times New Roman"/>
-          <w:sz w:val="24"/>
-        </w:rPr>
-        <w:t>booking* e avaliação) completa com sucesso no caso válido. Atende aos critérios da Seção 5.2.5.</w:t>
+        <w:t xml:space="preserve">Após as correções, a suíte de segurança (isolamento de perfis, serviços e </w:t>
+      </w:r>
+      <w:r>
+        <w:rPr>
+          <w:rFonts w:ascii="Times New Roman" w:hAnsi="Times New Roman" w:cs="Times New Roman" w:eastAsia="Times New Roman"/>
+          <w:i/>
+          <w:sz w:val="24"/>
+        </w:rPr>
+        <w:t>bookings</w:t>
+      </w:r>
+      <w:r>
+        <w:rPr>
+          <w:rFonts w:ascii="Times New Roman" w:hAnsi="Times New Roman" w:cs="Times New Roman" w:eastAsia="Times New Roman"/>
+          <w:sz w:val="24"/>
+        </w:rPr>
+        <w:t xml:space="preserve">; bloqueio de escalonamento de </w:t>
+      </w:r>
+      <w:r>
+        <w:rPr>
+          <w:rFonts w:ascii="Times New Roman" w:hAnsi="Times New Roman" w:cs="Times New Roman" w:eastAsia="Times New Roman"/>
+          <w:i/>
+          <w:sz w:val="24"/>
+        </w:rPr>
+        <w:t>user_type</w:t>
+      </w:r>
+      <w:r>
+        <w:rPr>
+          <w:rFonts w:ascii="Times New Roman" w:hAnsi="Times New Roman" w:cs="Times New Roman" w:eastAsia="Times New Roman"/>
+          <w:sz w:val="24"/>
+        </w:rPr>
+        <w:t xml:space="preserve">; regras de </w:t>
+      </w:r>
+      <w:r>
+        <w:rPr>
+          <w:rFonts w:ascii="Times New Roman" w:hAnsi="Times New Roman" w:cs="Times New Roman" w:eastAsia="Times New Roman"/>
+          <w:i/>
+          <w:sz w:val="24"/>
+        </w:rPr>
+        <w:t>review</w:t>
+      </w:r>
+      <w:r>
+        <w:rPr>
+          <w:rFonts w:ascii="Times New Roman" w:hAnsi="Times New Roman" w:cs="Times New Roman" w:eastAsia="Times New Roman"/>
+          <w:sz w:val="24"/>
+        </w:rPr>
+        <w:t xml:space="preserve">) passa integralmente — </w:t>
+      </w:r>
+      <w:r>
+        <w:rPr>
+          <w:rFonts w:ascii="Times New Roman" w:hAnsi="Times New Roman" w:cs="Times New Roman" w:eastAsia="Times New Roman"/>
+          <w:b/>
+          <w:sz w:val="24"/>
+        </w:rPr>
+        <w:t>0 acessos indevidos nos cenários testados</w:t>
+      </w:r>
+      <w:r>
+        <w:rPr>
+          <w:rFonts w:ascii="Times New Roman" w:hAnsi="Times New Roman" w:cs="Times New Roman" w:eastAsia="Times New Roman"/>
+          <w:sz w:val="24"/>
+        </w:rPr>
+        <w:t>, em 30 testes de integração distribuídos por nove arquivos. A análise de composição de dependências (</w:t>
+      </w:r>
+      <w:r>
+        <w:rPr>
+          <w:rFonts w:ascii="Times New Roman" w:hAnsi="Times New Roman" w:cs="Times New Roman" w:eastAsia="Times New Roman"/>
+          <w:i/>
+          <w:sz w:val="24"/>
+        </w:rPr>
+        <w:t>npm audit</w:t>
+      </w:r>
+      <w:r>
+        <w:rPr>
+          <w:rFonts w:ascii="Times New Roman" w:hAnsi="Times New Roman" w:cs="Times New Roman" w:eastAsia="Times New Roman"/>
+          <w:sz w:val="24"/>
+        </w:rPr>
+        <w:t xml:space="preserve">) reportou 12 vulnerabilidades de severidade alta e 8 de severidade moderada, nenhuma crítica; destas, </w:t>
+      </w:r>
+      <w:r>
+        <w:rPr>
+          <w:rFonts w:ascii="Times New Roman" w:hAnsi="Times New Roman" w:cs="Times New Roman" w:eastAsia="Times New Roman"/>
+          <w:b/>
+          <w:sz w:val="24"/>
+        </w:rPr>
+        <w:t>apenas uma é de produção</w:t>
+      </w:r>
+      <w:r>
+        <w:rPr>
+          <w:rFonts w:ascii="Times New Roman" w:hAnsi="Times New Roman" w:cs="Times New Roman" w:eastAsia="Times New Roman"/>
+          <w:sz w:val="24"/>
+        </w:rPr>
+        <w:t xml:space="preserve"> (</w:t>
+      </w:r>
+      <w:r>
+        <w:rPr>
+          <w:rFonts w:ascii="Times New Roman" w:hAnsi="Times New Roman" w:cs="Times New Roman" w:eastAsia="Times New Roman"/>
+          <w:i/>
+          <w:sz w:val="24"/>
+        </w:rPr>
+        <w:t>react-router-dom</w:t>
+      </w:r>
+      <w:r>
+        <w:rPr>
+          <w:rFonts w:ascii="Times New Roman" w:hAnsi="Times New Roman" w:cs="Times New Roman" w:eastAsia="Times New Roman"/>
+          <w:sz w:val="24"/>
+        </w:rPr>
+        <w:t xml:space="preserve">, </w:t>
+      </w:r>
+      <w:r>
+        <w:rPr>
+          <w:rFonts w:ascii="Times New Roman" w:hAnsi="Times New Roman" w:cs="Times New Roman" w:eastAsia="Times New Roman"/>
+          <w:i/>
+          <w:sz w:val="24"/>
+        </w:rPr>
+        <w:t>XSS via open redirect</w:t>
+      </w:r>
+      <w:r>
+        <w:rPr>
+          <w:rFonts w:ascii="Times New Roman" w:hAnsi="Times New Roman" w:cs="Times New Roman" w:eastAsia="Times New Roman"/>
+          <w:sz w:val="24"/>
+        </w:rPr>
+        <w:t xml:space="preserve">, com correção disponível), sendo as demais ferramentas de </w:t>
+      </w:r>
+      <w:r>
+        <w:rPr>
+          <w:rFonts w:ascii="Times New Roman" w:hAnsi="Times New Roman" w:cs="Times New Roman" w:eastAsia="Times New Roman"/>
+          <w:i/>
+          <w:sz w:val="24"/>
+        </w:rPr>
+        <w:t>build</w:t>
+      </w:r>
+      <w:r>
+        <w:rPr>
+          <w:rFonts w:ascii="Times New Roman" w:hAnsi="Times New Roman" w:cs="Times New Roman" w:eastAsia="Times New Roman"/>
+          <w:sz w:val="24"/>
+        </w:rPr>
+        <w:t xml:space="preserve"> e de desenvolvimento, sem superfície de ataque em produção. O </w:t>
+      </w:r>
+      <w:r>
+        <w:rPr>
+          <w:rFonts w:ascii="Times New Roman" w:hAnsi="Times New Roman" w:cs="Times New Roman" w:eastAsia="Times New Roman"/>
+          <w:i/>
+          <w:sz w:val="24"/>
+        </w:rPr>
+        <w:t>supabase db lint</w:t>
+      </w:r>
+      <w:r>
+        <w:rPr>
+          <w:rFonts w:ascii="Times New Roman" w:hAnsi="Times New Roman" w:cs="Times New Roman" w:eastAsia="Times New Roman"/>
+          <w:sz w:val="24"/>
+        </w:rPr>
+        <w:t xml:space="preserve"> não acusou erros de </w:t>
+      </w:r>
+      <w:r>
+        <w:rPr>
+          <w:rFonts w:ascii="Times New Roman" w:hAnsi="Times New Roman" w:cs="Times New Roman" w:eastAsia="Times New Roman"/>
+          <w:i/>
+          <w:sz w:val="24"/>
+        </w:rPr>
+        <w:t>schema</w:t>
+      </w:r>
+      <w:r>
+        <w:rPr>
+          <w:rFonts w:ascii="Times New Roman" w:hAnsi="Times New Roman" w:cs="Times New Roman" w:eastAsia="Times New Roman"/>
+          <w:sz w:val="24"/>
+        </w:rPr>
+        <w:t xml:space="preserve">. A varredura dinâmica (DAST/OWASP ZAP) permanece </w:t>
+      </w:r>
+      <w:r>
+        <w:rPr>
+          <w:rFonts w:ascii="Times New Roman" w:hAnsi="Times New Roman" w:cs="Times New Roman" w:eastAsia="Times New Roman"/>
+          <w:b/>
+          <w:sz w:val="24"/>
+        </w:rPr>
+        <w:t>pendente</w:t>
+      </w:r>
+      <w:r>
+        <w:rPr>
+          <w:rFonts w:ascii="Times New Roman" w:hAnsi="Times New Roman" w:cs="Times New Roman" w:eastAsia="Times New Roman"/>
+          <w:sz w:val="24"/>
+        </w:rPr>
+        <w:t xml:space="preserve"> de execução contra a URL de produção, por depender do ambiente de </w:t>
+      </w:r>
+      <w:r>
+        <w:rPr>
+          <w:rFonts w:ascii="Times New Roman" w:hAnsi="Times New Roman" w:cs="Times New Roman" w:eastAsia="Times New Roman"/>
+          <w:i/>
+          <w:sz w:val="24"/>
+        </w:rPr>
+        <w:t>hosting</w:t>
+      </w:r>
+      <w:r>
+        <w:rPr>
+          <w:rFonts w:ascii="Times New Roman" w:hAnsi="Times New Roman" w:cs="Times New Roman" w:eastAsia="Times New Roman"/>
+          <w:sz w:val="24"/>
+        </w:rPr>
+        <w:t xml:space="preserve"> real. As execuções correspondentes estão no Apêndice C (Figuras C.9, C.16 e C.17).</w:t>
       </w:r>
     </w:p>
     <w:p>
@@ -16535,7 +17597,7 @@
           <w:b/>
           <w:sz w:val="24"/>
         </w:rPr>
-        <w:t>7.3.4 Testabilidade</w:t>
+        <w:t>7.3.3 Confiabilidade</w:t>
       </w:r>
     </w:p>
     <w:p>
@@ -16548,97 +17610,62 @@
           <w:rFonts w:ascii="Times New Roman" w:hAnsi="Times New Roman" w:cs="Times New Roman" w:eastAsia="Times New Roman"/>
           <w:sz w:val="24"/>
         </w:rPr>
-        <w:t xml:space="preserve">A suíte automatizada foi ampliada de 11 para </w:t>
-      </w:r>
-      <w:r>
-        <w:rPr>
-          <w:rFonts w:ascii="Times New Roman" w:hAnsi="Times New Roman" w:cs="Times New Roman" w:eastAsia="Times New Roman"/>
-          <w:b/>
-          <w:sz w:val="24"/>
-        </w:rPr>
-        <w:t>44 testes unitários e de componente</w:t>
-      </w:r>
-      <w:r>
-        <w:rPr>
-          <w:rFonts w:ascii="Times New Roman" w:hAnsi="Times New Roman" w:cs="Times New Roman" w:eastAsia="Times New Roman"/>
-          <w:sz w:val="24"/>
-        </w:rPr>
-        <w:t xml:space="preserve">, além de 30 testes de integração. A </w:t>
-      </w:r>
-      <w:r>
-        <w:rPr>
-          <w:rFonts w:ascii="Times New Roman" w:hAnsi="Times New Roman" w:cs="Times New Roman" w:eastAsia="Times New Roman"/>
-          <w:b/>
-          <w:sz w:val="24"/>
-        </w:rPr>
-        <w:t>cobertura de linhas subiu de 18,0% para 32,0%</w:t>
-      </w:r>
-      <w:r>
-        <w:rPr>
-          <w:rFonts w:ascii="Times New Roman" w:hAnsi="Times New Roman" w:cs="Times New Roman" w:eastAsia="Times New Roman"/>
-          <w:sz w:val="24"/>
-        </w:rPr>
-        <w:t xml:space="preserve"> no agregado, concentrada nos módulos críticos, que passaram a </w:t>
-      </w:r>
-      <w:r>
-        <w:rPr>
-          <w:rFonts w:ascii="Times New Roman" w:hAnsi="Times New Roman" w:cs="Times New Roman" w:eastAsia="Times New Roman"/>
-          <w:b/>
-          <w:sz w:val="24"/>
-        </w:rPr>
-        <w:t>82% a 100%</w:t>
-      </w:r>
-      <w:r>
-        <w:rPr>
-          <w:rFonts w:ascii="Times New Roman" w:hAnsi="Times New Roman" w:cs="Times New Roman" w:eastAsia="Times New Roman"/>
-          <w:sz w:val="24"/>
-        </w:rPr>
-        <w:t xml:space="preserve"> (contexto de autenticação, formulários, camada de acesso a dados e </w:t>
-      </w:r>
-      <w:r>
-        <w:rPr>
-          <w:rFonts w:ascii="Times New Roman" w:hAnsi="Times New Roman" w:cs="Times New Roman" w:eastAsia="Times New Roman"/>
-          <w:i/>
-          <w:sz w:val="24"/>
-        </w:rPr>
-        <w:t>schemas</w:t>
-      </w:r>
-      <w:r>
-        <w:rPr>
-          <w:rFonts w:ascii="Times New Roman" w:hAnsi="Times New Roman" w:cs="Times New Roman" w:eastAsia="Times New Roman"/>
-          <w:sz w:val="24"/>
-        </w:rPr>
-        <w:t xml:space="preserve"> de validação). Definiu-se o limiar antes em aberto (Seção 5.2.3): piso global anti-regressão de 30% e piso de 75% nos módulos críticos, enumerados nominalmente e verificados automaticamente. Introduziu-se uma </w:t>
-      </w:r>
-      <w:r>
-        <w:rPr>
-          <w:rFonts w:ascii="Times New Roman" w:hAnsi="Times New Roman" w:cs="Times New Roman" w:eastAsia="Times New Roman"/>
-          <w:i/>
-          <w:sz w:val="24"/>
-        </w:rPr>
-        <w:t>factory</w:t>
-      </w:r>
-      <w:r>
-        <w:rPr>
-          <w:rFonts w:ascii="Times New Roman" w:hAnsi="Times New Roman" w:cs="Times New Roman" w:eastAsia="Times New Roman"/>
-          <w:sz w:val="24"/>
-        </w:rPr>
-        <w:t xml:space="preserve"> de </w:t>
-      </w:r>
-      <w:r>
-        <w:rPr>
-          <w:rFonts w:ascii="Times New Roman" w:hAnsi="Times New Roman" w:cs="Times New Roman" w:eastAsia="Times New Roman"/>
-          <w:i/>
-          <w:sz w:val="24"/>
-        </w:rPr>
-        <w:t>mock</w:t>
-      </w:r>
-      <w:r>
-        <w:rPr>
-          <w:rFonts w:ascii="Times New Roman" w:hAnsi="Times New Roman" w:cs="Times New Roman" w:eastAsia="Times New Roman"/>
-          <w:sz w:val="24"/>
-        </w:rPr>
-        <w:t xml:space="preserve"> compartilhada, reduzindo o esforço de escrever novos testes — evidência de que a testabilidade da arquitetura, atributo sob avaliação, melhorou.</w:t>
+        <w:t xml:space="preserve">Verificados por testes de integração: a </w:t>
+      </w:r>
+      <w:r>
+        <w:rPr>
+          <w:rFonts w:ascii="Times New Roman" w:hAnsi="Times New Roman" w:cs="Times New Roman" w:eastAsia="Times New Roman"/>
+          <w:b/>
+          <w:sz w:val="24"/>
+        </w:rPr>
+        <w:t>máquina de estados do *booking</w:t>
+      </w:r>
+      <w:r>
+        <w:rPr>
+          <w:rFonts w:ascii="Times New Roman" w:hAnsi="Times New Roman" w:cs="Times New Roman" w:eastAsia="Times New Roman"/>
+          <w:i/>
+          <w:sz w:val="24"/>
+        </w:rPr>
+        <w:t xml:space="preserve"> rejeita transições inválidas (0 transições inválidas aceitas); a </w:t>
+      </w:r>
+      <w:r>
+        <w:rPr>
+          <w:rFonts w:ascii="Times New Roman" w:hAnsi="Times New Roman" w:cs="Times New Roman" w:eastAsia="Times New Roman"/>
+          <w:i/>
+          <w:sz w:val="24"/>
+        </w:rPr>
+        <w:t>integridade referencial</w:t>
+      </w:r>
+      <w:r>
+        <w:rPr>
+          <w:rFonts w:ascii="Times New Roman" w:hAnsi="Times New Roman" w:cs="Times New Roman" w:eastAsia="Times New Roman"/>
+          <w:i/>
+          <w:sz w:val="24"/>
+        </w:rPr>
+        <w:t xml:space="preserve"> em exclusão de serviço não deixa registros órfãos (cascata); e o </w:t>
+      </w:r>
+      <w:r>
+        <w:rPr>
+          <w:rFonts w:ascii="Times New Roman" w:hAnsi="Times New Roman" w:cs="Times New Roman" w:eastAsia="Times New Roman"/>
+          <w:i/>
+          <w:sz w:val="24"/>
+        </w:rPr>
+        <w:t>fluxo crítico ponta a ponta</w:t>
+      </w:r>
+      <w:r>
+        <w:rPr>
+          <w:rFonts w:ascii="Times New Roman" w:hAnsi="Times New Roman" w:cs="Times New Roman" w:eastAsia="Times New Roman"/>
+          <w:i/>
+          <w:sz w:val="24"/>
+        </w:rPr>
+        <w:t xml:space="preserve"> (autenticação, serviço, </w:t>
+      </w:r>
+      <w:r>
+        <w:rPr>
+          <w:rFonts w:ascii="Times New Roman" w:hAnsi="Times New Roman" w:cs="Times New Roman" w:eastAsia="Times New Roman"/>
+          <w:sz w:val="24"/>
+        </w:rPr>
+        <w:t>booking* e avaliação) completa com sucesso no caso válido. Atende aos critérios da Seção 5.2.5 (ver Apêndice C, Figura C.9).</w:t>
       </w:r>
     </w:p>
     <w:p>
@@ -16651,7 +17678,7 @@
           <w:b/>
           <w:sz w:val="24"/>
         </w:rPr>
-        <w:t>7.3.5 Eficiência de desempenho</w:t>
+        <w:t>7.3.4 Testabilidade</w:t>
       </w:r>
     </w:p>
     <w:p>
@@ -16664,6 +17691,276 @@
           <w:rFonts w:ascii="Times New Roman" w:hAnsi="Times New Roman" w:cs="Times New Roman" w:eastAsia="Times New Roman"/>
           <w:sz w:val="24"/>
         </w:rPr>
+        <w:t xml:space="preserve">A suíte automatizada foi ampliada de 11 para </w:t>
+      </w:r>
+      <w:r>
+        <w:rPr>
+          <w:rFonts w:ascii="Times New Roman" w:hAnsi="Times New Roman" w:cs="Times New Roman" w:eastAsia="Times New Roman"/>
+          <w:b/>
+          <w:sz w:val="24"/>
+        </w:rPr>
+        <w:t>44 testes unitários e de componente</w:t>
+      </w:r>
+      <w:r>
+        <w:rPr>
+          <w:rFonts w:ascii="Times New Roman" w:hAnsi="Times New Roman" w:cs="Times New Roman" w:eastAsia="Times New Roman"/>
+          <w:sz w:val="24"/>
+        </w:rPr>
+        <w:t xml:space="preserve">, além de 30 testes de integração. A </w:t>
+      </w:r>
+      <w:r>
+        <w:rPr>
+          <w:rFonts w:ascii="Times New Roman" w:hAnsi="Times New Roman" w:cs="Times New Roman" w:eastAsia="Times New Roman"/>
+          <w:b/>
+          <w:sz w:val="24"/>
+        </w:rPr>
+        <w:t>cobertura de linhas subiu de 18,0% para 32,0%</w:t>
+      </w:r>
+      <w:r>
+        <w:rPr>
+          <w:rFonts w:ascii="Times New Roman" w:hAnsi="Times New Roman" w:cs="Times New Roman" w:eastAsia="Times New Roman"/>
+          <w:sz w:val="24"/>
+        </w:rPr>
+        <w:t xml:space="preserve"> no agregado, concentrada nos módulos críticos, que passaram a </w:t>
+      </w:r>
+      <w:r>
+        <w:rPr>
+          <w:rFonts w:ascii="Times New Roman" w:hAnsi="Times New Roman" w:cs="Times New Roman" w:eastAsia="Times New Roman"/>
+          <w:b/>
+          <w:sz w:val="24"/>
+        </w:rPr>
+        <w:t>82% a 100%</w:t>
+      </w:r>
+      <w:r>
+        <w:rPr>
+          <w:rFonts w:ascii="Times New Roman" w:hAnsi="Times New Roman" w:cs="Times New Roman" w:eastAsia="Times New Roman"/>
+          <w:sz w:val="24"/>
+        </w:rPr>
+        <w:t xml:space="preserve"> (contexto de autenticação, formulários, camada de acesso a dados e </w:t>
+      </w:r>
+      <w:r>
+        <w:rPr>
+          <w:rFonts w:ascii="Times New Roman" w:hAnsi="Times New Roman" w:cs="Times New Roman" w:eastAsia="Times New Roman"/>
+          <w:i/>
+          <w:sz w:val="24"/>
+        </w:rPr>
+        <w:t>schemas</w:t>
+      </w:r>
+      <w:r>
+        <w:rPr>
+          <w:rFonts w:ascii="Times New Roman" w:hAnsi="Times New Roman" w:cs="Times New Roman" w:eastAsia="Times New Roman"/>
+          <w:sz w:val="24"/>
+        </w:rPr>
+        <w:t xml:space="preserve"> de validação). Definiu-se o limiar antes em aberto (Seção 5.2.3): piso global anti-regressão de 30% e piso de 75% nos módulos críticos, enumerados nominalmente e verificados automaticamente. Introduziu-se uma </w:t>
+      </w:r>
+      <w:r>
+        <w:rPr>
+          <w:rFonts w:ascii="Times New Roman" w:hAnsi="Times New Roman" w:cs="Times New Roman" w:eastAsia="Times New Roman"/>
+          <w:i/>
+          <w:sz w:val="24"/>
+        </w:rPr>
+        <w:t>factory</w:t>
+      </w:r>
+      <w:r>
+        <w:rPr>
+          <w:rFonts w:ascii="Times New Roman" w:hAnsi="Times New Roman" w:cs="Times New Roman" w:eastAsia="Times New Roman"/>
+          <w:sz w:val="24"/>
+        </w:rPr>
+        <w:t xml:space="preserve"> de </w:t>
+      </w:r>
+      <w:r>
+        <w:rPr>
+          <w:rFonts w:ascii="Times New Roman" w:hAnsi="Times New Roman" w:cs="Times New Roman" w:eastAsia="Times New Roman"/>
+          <w:i/>
+          <w:sz w:val="24"/>
+        </w:rPr>
+        <w:t>mock</w:t>
+      </w:r>
+      <w:r>
+        <w:rPr>
+          <w:rFonts w:ascii="Times New Roman" w:hAnsi="Times New Roman" w:cs="Times New Roman" w:eastAsia="Times New Roman"/>
+          <w:sz w:val="24"/>
+        </w:rPr>
+        <w:t xml:space="preserve"> compartilhada, reduzindo o esforço de escrever novos testes — evidência de que a testabilidade da arquitetura, atributo sob avaliação, melhorou.</w:t>
+      </w:r>
+    </w:p>
+    <w:p>
+      <w:pPr>
+        <w:jc w:val="center"/>
+      </w:pPr>
+      <w:r>
+        <w:rPr>
+          <w:rFonts w:ascii="Times New Roman" w:hAnsi="Times New Roman" w:cs="Times New Roman" w:eastAsia="Times New Roman"/>
+          <w:b/>
+          <w:sz w:val="24"/>
+        </w:rPr>
+        <w:t>Figura 7 — Cobertura de testes ao final da ampliação da suíte</w:t>
+      </w:r>
+    </w:p>
+    <w:p>
+      <w:pPr>
+        <w:jc w:val="center"/>
+      </w:pPr>
+      <w:r>
+        <w:drawing>
+          <wp:inline xmlns:a="http://schemas.openxmlformats.org/drawingml/2006/main" xmlns:pic="http://schemas.openxmlformats.org/drawingml/2006/picture">
+            <wp:extent cx="4450080" cy="5583936"/>
+            <wp:docPr id="7" name="Picture 7"/>
+            <wp:cNvGraphicFramePr>
+              <a:graphicFrameLocks noChangeAspect="1"/>
+            </wp:cNvGraphicFramePr>
+            <a:graphic>
+              <a:graphicData uri="http://schemas.openxmlformats.org/drawingml/2006/picture">
+                <pic:pic>
+                  <pic:nvPicPr>
+                    <pic:cNvPr id="0" name="P-03-cobertura-testes.png"/>
+                    <pic:cNvPicPr/>
+                  </pic:nvPicPr>
+                  <pic:blipFill>
+                    <a:blip r:embed="rId27"/>
+                    <a:stretch>
+                      <a:fillRect/>
+                    </a:stretch>
+                  </pic:blipFill>
+                  <pic:spPr>
+                    <a:xfrm>
+                      <a:off x="0" y="0"/>
+                      <a:ext cx="4450080" cy="5583936"/>
+                    </a:xfrm>
+                    <a:prstGeom prst="rect"/>
+                  </pic:spPr>
+                </pic:pic>
+              </a:graphicData>
+            </a:graphic>
+          </wp:inline>
+        </w:drawing>
+      </w:r>
+    </w:p>
+    <w:p>
+      <w:pPr>
+        <w:jc w:val="center"/>
+      </w:pPr>
+      <w:r>
+        <w:rPr>
+          <w:rFonts w:ascii="Times New Roman" w:hAnsi="Times New Roman" w:cs="Times New Roman" w:eastAsia="Times New Roman"/>
+          <w:sz w:val="20"/>
+        </w:rPr>
+        <w:t xml:space="preserve">Fonte: Vitest com </w:t>
+      </w:r>
+      <w:r>
+        <w:rPr>
+          <w:rFonts w:ascii="Times New Roman" w:hAnsi="Times New Roman" w:cs="Times New Roman" w:eastAsia="Times New Roman"/>
+          <w:i/>
+          <w:sz w:val="20"/>
+        </w:rPr>
+        <w:t>@vitest/coverage-v8</w:t>
+      </w:r>
+      <w:r>
+        <w:rPr>
+          <w:rFonts w:ascii="Times New Roman" w:hAnsi="Times New Roman" w:cs="Times New Roman" w:eastAsia="Times New Roman"/>
+          <w:sz w:val="20"/>
+        </w:rPr>
+        <w:t xml:space="preserve">; execução de 16 jul. 2026; saída bruta preservada em </w:t>
+      </w:r>
+      <w:r>
+        <w:rPr>
+          <w:rFonts w:ascii="Times New Roman" w:hAnsi="Times New Roman" w:cs="Times New Roman" w:eastAsia="Times New Roman"/>
+          <w:i/>
+          <w:sz w:val="20"/>
+        </w:rPr>
+        <w:t>evidencias/2026-07-16/coverage-semana5.txt</w:t>
+      </w:r>
+      <w:r>
+        <w:rPr>
+          <w:rFonts w:ascii="Times New Roman" w:hAnsi="Times New Roman" w:cs="Times New Roman" w:eastAsia="Times New Roman"/>
+          <w:sz w:val="20"/>
+        </w:rPr>
+        <w:t>.</w:t>
+      </w:r>
+    </w:p>
+    <w:p>
+      <w:pPr>
+        <w:ind w:firstLine="700"/>
+        <w:jc w:val="both"/>
+      </w:pPr>
+      <w:r>
+        <w:rPr>
+          <w:rFonts w:ascii="Times New Roman" w:hAnsi="Times New Roman" w:cs="Times New Roman" w:eastAsia="Times New Roman"/>
+          <w:sz w:val="24"/>
+        </w:rPr>
+        <w:t xml:space="preserve">O estado inicial não dispõe de captura equivalente, e a assimetria é registrada em vez de contornada: a cobertura de 18,03% foi medida sobre uma árvore de trabalho anterior às correções e é, conforme o Apêndice B (VIEIRA; COSTA, 2026b), a única medição do trabalho que </w:t>
+      </w:r>
+      <w:r>
+        <w:rPr>
+          <w:rFonts w:ascii="Times New Roman" w:hAnsi="Times New Roman" w:cs="Times New Roman" w:eastAsia="Times New Roman"/>
+          <w:b/>
+          <w:sz w:val="24"/>
+        </w:rPr>
+        <w:t xml:space="preserve">não se reproduz em </w:t>
+      </w:r>
+      <w:r>
+        <w:rPr>
+          <w:rFonts w:ascii="Times New Roman" w:hAnsi="Times New Roman" w:cs="Times New Roman" w:eastAsia="Times New Roman"/>
+          <w:b/>
+          <w:i/>
+          <w:sz w:val="24"/>
+        </w:rPr>
+        <w:t>commit</w:t>
+      </w:r>
+      <w:r>
+        <w:rPr>
+          <w:rFonts w:ascii="Times New Roman" w:hAnsi="Times New Roman" w:cs="Times New Roman" w:eastAsia="Times New Roman"/>
+          <w:b/>
+          <w:sz w:val="24"/>
+        </w:rPr>
+        <w:t xml:space="preserve"> algum</w:t>
+      </w:r>
+      <w:r>
+        <w:rPr>
+          <w:rFonts w:ascii="Times New Roman" w:hAnsi="Times New Roman" w:cs="Times New Roman" w:eastAsia="Times New Roman"/>
+          <w:sz w:val="24"/>
+        </w:rPr>
+        <w:t xml:space="preserve">. O que se preserva do estado inicial é a suíte do </w:t>
+      </w:r>
+      <w:r>
+        <w:rPr>
+          <w:rFonts w:ascii="Times New Roman" w:hAnsi="Times New Roman" w:cs="Times New Roman" w:eastAsia="Times New Roman"/>
+          <w:i/>
+          <w:sz w:val="24"/>
+        </w:rPr>
+        <w:t>baseline</w:t>
+      </w:r>
+      <w:r>
+        <w:rPr>
+          <w:rFonts w:ascii="Times New Roman" w:hAnsi="Times New Roman" w:cs="Times New Roman" w:eastAsia="Times New Roman"/>
+          <w:sz w:val="24"/>
+        </w:rPr>
+        <w:t>, com seus 11 testes (Apêndice C, Figura C.2), não o percentual.</w:t>
+      </w:r>
+    </w:p>
+    <w:p>
+      <w:pPr>
+        <w:jc w:val="left"/>
+      </w:pPr>
+      <w:r>
+        <w:rPr>
+          <w:rFonts w:ascii="Times New Roman" w:hAnsi="Times New Roman" w:cs="Times New Roman" w:eastAsia="Times New Roman"/>
+          <w:b/>
+          <w:sz w:val="24"/>
+        </w:rPr>
+        <w:t>7.3.5 Eficiência de desempenho</w:t>
+      </w:r>
+    </w:p>
+    <w:p>
+      <w:pPr>
+        <w:ind w:firstLine="700"/>
+        <w:jc w:val="both"/>
+      </w:pPr>
+      <w:r>
+        <w:rPr>
+          <w:rFonts w:ascii="Times New Roman" w:hAnsi="Times New Roman" w:cs="Times New Roman" w:eastAsia="Times New Roman"/>
+          <w:sz w:val="24"/>
+        </w:rPr>
         <w:t>Distinguem-se duas camadas:</w:t>
       </w:r>
     </w:p>
@@ -16868,65 +18165,248 @@
           <w:rFonts w:ascii="Times New Roman" w:hAnsi="Times New Roman" w:cs="Times New Roman" w:eastAsia="Times New Roman"/>
           <w:sz w:val="24"/>
         </w:rPr>
-        <w:t xml:space="preserve">O contraste entre a API rápida e o carregamento lento localiza o gargalo de desempenho no </w:t>
-      </w:r>
-      <w:r>
-        <w:rPr>
-          <w:rFonts w:ascii="Times New Roman" w:hAnsi="Times New Roman" w:cs="Times New Roman" w:eastAsia="Times New Roman"/>
-          <w:i/>
-          <w:sz w:val="24"/>
-        </w:rPr>
-        <w:t>frontend</w:t>
-      </w:r>
-      <w:r>
-        <w:rPr>
-          <w:rFonts w:ascii="Times New Roman" w:hAnsi="Times New Roman" w:cs="Times New Roman" w:eastAsia="Times New Roman"/>
-          <w:sz w:val="24"/>
-        </w:rPr>
-        <w:t xml:space="preserve"> (peso do </w:t>
-      </w:r>
-      <w:r>
-        <w:rPr>
-          <w:rFonts w:ascii="Times New Roman" w:hAnsi="Times New Roman" w:cs="Times New Roman" w:eastAsia="Times New Roman"/>
-          <w:i/>
-          <w:sz w:val="24"/>
-        </w:rPr>
-        <w:t>bundle</w:t>
-      </w:r>
-      <w:r>
-        <w:rPr>
-          <w:rFonts w:ascii="Times New Roman" w:hAnsi="Times New Roman" w:cs="Times New Roman" w:eastAsia="Times New Roman"/>
-          <w:sz w:val="24"/>
-        </w:rPr>
-        <w:t xml:space="preserve">), e não no </w:t>
-      </w:r>
-      <w:r>
-        <w:rPr>
-          <w:rFonts w:ascii="Times New Roman" w:hAnsi="Times New Roman" w:cs="Times New Roman" w:eastAsia="Times New Roman"/>
-          <w:i/>
-          <w:sz w:val="24"/>
-        </w:rPr>
-        <w:t>backend</w:t>
-      </w:r>
-      <w:r>
-        <w:rPr>
-          <w:rFonts w:ascii="Times New Roman" w:hAnsi="Times New Roman" w:cs="Times New Roman" w:eastAsia="Times New Roman"/>
-          <w:sz w:val="24"/>
+        <w:t xml:space="preserve">As Figuras 8 e 9 apresentam os relatórios do Lighthouse antes e depois do </w:t>
+      </w:r>
+      <w:r>
+        <w:rPr>
+          <w:rFonts w:ascii="Times New Roman" w:hAnsi="Times New Roman" w:cs="Times New Roman" w:eastAsia="Times New Roman"/>
+          <w:i/>
+          <w:sz w:val="24"/>
+        </w:rPr>
+        <w:t>code-splitting</w:t>
+      </w:r>
+      <w:r>
+        <w:rPr>
+          <w:rFonts w:ascii="Times New Roman" w:hAnsi="Times New Roman" w:cs="Times New Roman" w:eastAsia="Times New Roman"/>
+          <w:sz w:val="24"/>
+        </w:rPr>
+        <w:t>, na execução mediana de cada rodada de três. A comparação torna visível tanto o ganho quanto o seu limite: os indicadores melhoram na direção esperada, e ainda assim o LCP permanece acima do critério de 2,5 s.</w:t>
+      </w:r>
+    </w:p>
+    <w:p>
+      <w:pPr>
+        <w:jc w:val="center"/>
+      </w:pPr>
+      <w:r>
+        <w:rPr>
+          <w:rFonts w:ascii="Times New Roman" w:hAnsi="Times New Roman" w:cs="Times New Roman" w:eastAsia="Times New Roman"/>
+          <w:b/>
+          <w:sz w:val="24"/>
+        </w:rPr>
+        <w:t xml:space="preserve">Figura 8 — Carregamento inicial antes do </w:t>
+      </w:r>
+      <w:r>
+        <w:rPr>
+          <w:rFonts w:ascii="Times New Roman" w:hAnsi="Times New Roman" w:cs="Times New Roman" w:eastAsia="Times New Roman"/>
+          <w:b/>
+          <w:i/>
+          <w:sz w:val="24"/>
+        </w:rPr>
+        <w:t>code-splitting</w:t>
+      </w:r>
+      <w:r>
+        <w:rPr>
+          <w:rFonts w:ascii="Times New Roman" w:hAnsi="Times New Roman" w:cs="Times New Roman" w:eastAsia="Times New Roman"/>
+          <w:b/>
+          <w:sz w:val="24"/>
+        </w:rPr>
+        <w:t xml:space="preserve">: </w:t>
+      </w:r>
+      <w:r>
+        <w:rPr>
+          <w:rFonts w:ascii="Times New Roman" w:hAnsi="Times New Roman" w:cs="Times New Roman" w:eastAsia="Times New Roman"/>
+          <w:b/>
+          <w:i/>
+          <w:sz w:val="24"/>
+        </w:rPr>
+        <w:t>score</w:t>
+      </w:r>
+      <w:r>
+        <w:rPr>
+          <w:rFonts w:ascii="Times New Roman" w:hAnsi="Times New Roman" w:cs="Times New Roman" w:eastAsia="Times New Roman"/>
+          <w:b/>
+          <w:sz w:val="24"/>
+        </w:rPr>
+        <w:t xml:space="preserve"> de 85 e LCP de 3,49 s</w:t>
+      </w:r>
+    </w:p>
+    <w:p>
+      <w:pPr>
+        <w:jc w:val="center"/>
+      </w:pPr>
+      <w:r>
+        <w:drawing>
+          <wp:inline xmlns:a="http://schemas.openxmlformats.org/drawingml/2006/main" xmlns:pic="http://schemas.openxmlformats.org/drawingml/2006/picture">
+            <wp:extent cx="5580000" cy="4004217"/>
+            <wp:docPr id="8" name="Picture 8"/>
+            <wp:cNvGraphicFramePr>
+              <a:graphicFrameLocks noChangeAspect="1"/>
+            </wp:cNvGraphicFramePr>
+            <a:graphic>
+              <a:graphicData uri="http://schemas.openxmlformats.org/drawingml/2006/picture">
+                <pic:pic>
+                  <pic:nvPicPr>
+                    <pic:cNvPr id="0" name="P-14-M-14-17-lighthouse-antes.png"/>
+                    <pic:cNvPicPr/>
+                  </pic:nvPicPr>
+                  <pic:blipFill>
+                    <a:blip r:embed="rId28"/>
+                    <a:stretch>
+                      <a:fillRect/>
+                    </a:stretch>
+                  </pic:blipFill>
+                  <pic:spPr>
+                    <a:xfrm>
+                      <a:off x="0" y="0"/>
+                      <a:ext cx="5580000" cy="4004217"/>
+                    </a:xfrm>
+                    <a:prstGeom prst="rect"/>
+                  </pic:spPr>
+                </pic:pic>
+              </a:graphicData>
+            </a:graphic>
+          </wp:inline>
+        </w:drawing>
+      </w:r>
+    </w:p>
+    <w:p>
+      <w:pPr>
+        <w:jc w:val="center"/>
+      </w:pPr>
+      <w:r>
+        <w:rPr>
+          <w:rFonts w:ascii="Times New Roman" w:hAnsi="Times New Roman" w:cs="Times New Roman" w:eastAsia="Times New Roman"/>
+          <w:sz w:val="20"/>
+        </w:rPr>
+        <w:t xml:space="preserve">Fonte: Lighthouse 12.8.2, perfil móvel; execução de 16 jul. 2026; saída bruta preservada em </w:t>
+      </w:r>
+      <w:r>
+        <w:rPr>
+          <w:rFonts w:ascii="Times New Roman" w:hAnsi="Times New Roman" w:cs="Times New Roman" w:eastAsia="Times New Roman"/>
+          <w:i/>
+          <w:sz w:val="20"/>
+        </w:rPr>
+        <w:t>evidencias/2026-07-16/lighthouse-3.json</w:t>
+      </w:r>
+      <w:r>
+        <w:rPr>
+          <w:rFonts w:ascii="Times New Roman" w:hAnsi="Times New Roman" w:cs="Times New Roman" w:eastAsia="Times New Roman"/>
+          <w:sz w:val="20"/>
         </w:rPr>
         <w:t>.</w:t>
       </w:r>
     </w:p>
     <w:p>
       <w:pPr>
-        <w:jc w:val="left"/>
-      </w:pPr>
-      <w:r>
-        <w:rPr>
-          <w:rFonts w:ascii="Times New Roman" w:hAnsi="Times New Roman" w:cs="Times New Roman" w:eastAsia="Times New Roman"/>
-          <w:b/>
-          <w:sz w:val="24"/>
-        </w:rPr>
-        <w:t>7.3.6 Manutenibilidade</w:t>
+        <w:jc w:val="center"/>
+      </w:pPr>
+      <w:r>
+        <w:rPr>
+          <w:rFonts w:ascii="Times New Roman" w:hAnsi="Times New Roman" w:cs="Times New Roman" w:eastAsia="Times New Roman"/>
+          <w:b/>
+          <w:sz w:val="24"/>
+        </w:rPr>
+        <w:t xml:space="preserve">Figura 9 — Carregamento inicial depois do </w:t>
+      </w:r>
+      <w:r>
+        <w:rPr>
+          <w:rFonts w:ascii="Times New Roman" w:hAnsi="Times New Roman" w:cs="Times New Roman" w:eastAsia="Times New Roman"/>
+          <w:b/>
+          <w:i/>
+          <w:sz w:val="24"/>
+        </w:rPr>
+        <w:t>code-splitting</w:t>
+      </w:r>
+      <w:r>
+        <w:rPr>
+          <w:rFonts w:ascii="Times New Roman" w:hAnsi="Times New Roman" w:cs="Times New Roman" w:eastAsia="Times New Roman"/>
+          <w:b/>
+          <w:sz w:val="24"/>
+        </w:rPr>
+        <w:t xml:space="preserve">: </w:t>
+      </w:r>
+      <w:r>
+        <w:rPr>
+          <w:rFonts w:ascii="Times New Roman" w:hAnsi="Times New Roman" w:cs="Times New Roman" w:eastAsia="Times New Roman"/>
+          <w:b/>
+          <w:i/>
+          <w:sz w:val="24"/>
+        </w:rPr>
+        <w:t>score</w:t>
+      </w:r>
+      <w:r>
+        <w:rPr>
+          <w:rFonts w:ascii="Times New Roman" w:hAnsi="Times New Roman" w:cs="Times New Roman" w:eastAsia="Times New Roman"/>
+          <w:b/>
+          <w:sz w:val="24"/>
+        </w:rPr>
+        <w:t xml:space="preserve"> de 88 e LCP de 3,17 s</w:t>
+      </w:r>
+    </w:p>
+    <w:p>
+      <w:pPr>
+        <w:jc w:val="center"/>
+      </w:pPr>
+      <w:r>
+        <w:drawing>
+          <wp:inline xmlns:a="http://schemas.openxmlformats.org/drawingml/2006/main" xmlns:pic="http://schemas.openxmlformats.org/drawingml/2006/picture">
+            <wp:extent cx="5580000" cy="4060114"/>
+            <wp:docPr id="9" name="Picture 9"/>
+            <wp:cNvGraphicFramePr>
+              <a:graphicFrameLocks noChangeAspect="1"/>
+            </wp:cNvGraphicFramePr>
+            <a:graphic>
+              <a:graphicData uri="http://schemas.openxmlformats.org/drawingml/2006/picture">
+                <pic:pic>
+                  <pic:nvPicPr>
+                    <pic:cNvPr id="0" name="P-15-M-14-17-lighthouse-depois.png"/>
+                    <pic:cNvPicPr/>
+                  </pic:nvPicPr>
+                  <pic:blipFill>
+                    <a:blip r:embed="rId29"/>
+                    <a:stretch>
+                      <a:fillRect/>
+                    </a:stretch>
+                  </pic:blipFill>
+                  <pic:spPr>
+                    <a:xfrm>
+                      <a:off x="0" y="0"/>
+                      <a:ext cx="5580000" cy="4060114"/>
+                    </a:xfrm>
+                    <a:prstGeom prst="rect"/>
+                  </pic:spPr>
+                </pic:pic>
+              </a:graphicData>
+            </a:graphic>
+          </wp:inline>
+        </w:drawing>
+      </w:r>
+    </w:p>
+    <w:p>
+      <w:pPr>
+        <w:jc w:val="center"/>
+      </w:pPr>
+      <w:r>
+        <w:rPr>
+          <w:rFonts w:ascii="Times New Roman" w:hAnsi="Times New Roman" w:cs="Times New Roman" w:eastAsia="Times New Roman"/>
+          <w:sz w:val="20"/>
+        </w:rPr>
+        <w:t xml:space="preserve">Fonte: Lighthouse 12.8.2, perfil móvel; execução de 16 jul. 2026; saída bruta preservada em </w:t>
+      </w:r>
+      <w:r>
+        <w:rPr>
+          <w:rFonts w:ascii="Times New Roman" w:hAnsi="Times New Roman" w:cs="Times New Roman" w:eastAsia="Times New Roman"/>
+          <w:i/>
+          <w:sz w:val="20"/>
+        </w:rPr>
+        <w:t>evidencias/2026-07-16/lighthouse-split-2.json</w:t>
+      </w:r>
+      <w:r>
+        <w:rPr>
+          <w:rFonts w:ascii="Times New Roman" w:hAnsi="Times New Roman" w:cs="Times New Roman" w:eastAsia="Times New Roman"/>
+          <w:sz w:val="20"/>
+        </w:rPr>
+        <w:t>.</w:t>
       </w:r>
     </w:p>
     <w:p>
@@ -16939,82 +18419,67 @@
           <w:rFonts w:ascii="Times New Roman" w:hAnsi="Times New Roman" w:cs="Times New Roman" w:eastAsia="Times New Roman"/>
           <w:sz w:val="24"/>
         </w:rPr>
-        <w:t xml:space="preserve">A </w:t>
-      </w:r>
-      <w:r>
-        <w:rPr>
-          <w:rFonts w:ascii="Times New Roman" w:hAnsi="Times New Roman" w:cs="Times New Roman" w:eastAsia="Times New Roman"/>
-          <w:b/>
-          <w:sz w:val="24"/>
-        </w:rPr>
-        <w:t>modularização é sólida</w:t>
-      </w:r>
-      <w:r>
-        <w:rPr>
-          <w:rFonts w:ascii="Times New Roman" w:hAnsi="Times New Roman" w:cs="Times New Roman" w:eastAsia="Times New Roman"/>
-          <w:sz w:val="24"/>
-        </w:rPr>
-        <w:t xml:space="preserve">: </w:t>
-      </w:r>
-      <w:r>
-        <w:rPr>
-          <w:rFonts w:ascii="Times New Roman" w:hAnsi="Times New Roman" w:cs="Times New Roman" w:eastAsia="Times New Roman"/>
-          <w:b/>
-          <w:sz w:val="24"/>
-        </w:rPr>
-        <w:t>0 dependências circulares</w:t>
-      </w:r>
-      <w:r>
-        <w:rPr>
-          <w:rFonts w:ascii="Times New Roman" w:hAnsi="Times New Roman" w:cs="Times New Roman" w:eastAsia="Times New Roman"/>
-          <w:sz w:val="24"/>
-        </w:rPr>
-        <w:t xml:space="preserve">, confirmado por duas ferramentas independentes (Madge, sobre 85 arquivos, e dependency-cruiser, sobre 93 módulos), com grafo de acoplamento saudável (núcleo estável e folhas voláteis). A </w:t>
-      </w:r>
-      <w:r>
-        <w:rPr>
-          <w:rFonts w:ascii="Times New Roman" w:hAnsi="Times New Roman" w:cs="Times New Roman" w:eastAsia="Times New Roman"/>
-          <w:b/>
-          <w:sz w:val="24"/>
-        </w:rPr>
-        <w:t>higiene de código está abaixo do ideal</w:t>
-      </w:r>
-      <w:r>
-        <w:rPr>
-          <w:rFonts w:ascii="Times New Roman" w:hAnsi="Times New Roman" w:cs="Times New Roman" w:eastAsia="Times New Roman"/>
-          <w:sz w:val="24"/>
-        </w:rPr>
-        <w:t xml:space="preserve">: o </w:t>
-      </w:r>
-      <w:r>
-        <w:rPr>
-          <w:rFonts w:ascii="Times New Roman" w:hAnsi="Times New Roman" w:cs="Times New Roman" w:eastAsia="Times New Roman"/>
-          <w:i/>
-          <w:sz w:val="24"/>
-        </w:rPr>
-        <w:t>lint</w:t>
-      </w:r>
-      <w:r>
-        <w:rPr>
-          <w:rFonts w:ascii="Times New Roman" w:hAnsi="Times New Roman" w:cs="Times New Roman" w:eastAsia="Times New Roman"/>
-          <w:sz w:val="24"/>
-        </w:rPr>
-        <w:t xml:space="preserve"> não está zerado (19 violações na configuração atual e 25 sob configuração recomendada, incluindo funções com complexidade ciclomática elevada), e a </w:t>
-      </w:r>
-      <w:r>
-        <w:rPr>
-          <w:rFonts w:ascii="Times New Roman" w:hAnsi="Times New Roman" w:cs="Times New Roman" w:eastAsia="Times New Roman"/>
-          <w:b/>
-          <w:sz w:val="24"/>
-        </w:rPr>
-        <w:t>duplicação na camada de interface é de 4,55%</w:t>
-      </w:r>
-      <w:r>
-        <w:rPr>
-          <w:rFonts w:ascii="Times New Roman" w:hAnsi="Times New Roman" w:cs="Times New Roman" w:eastAsia="Times New Roman"/>
-          <w:sz w:val="24"/>
-        </w:rPr>
-        <w:t xml:space="preserve"> (acima da meta de 3%), com causa localizada — os dois painéis, de cliente e de prestador, compartilham 61 linhas quase idênticas.</w:t>
+        <w:t xml:space="preserve">O contraste entre a API rápida e o carregamento lento localiza o gargalo de desempenho no </w:t>
+      </w:r>
+      <w:r>
+        <w:rPr>
+          <w:rFonts w:ascii="Times New Roman" w:hAnsi="Times New Roman" w:cs="Times New Roman" w:eastAsia="Times New Roman"/>
+          <w:i/>
+          <w:sz w:val="24"/>
+        </w:rPr>
+        <w:t>frontend</w:t>
+      </w:r>
+      <w:r>
+        <w:rPr>
+          <w:rFonts w:ascii="Times New Roman" w:hAnsi="Times New Roman" w:cs="Times New Roman" w:eastAsia="Times New Roman"/>
+          <w:sz w:val="24"/>
+        </w:rPr>
+        <w:t xml:space="preserve"> (peso do </w:t>
+      </w:r>
+      <w:r>
+        <w:rPr>
+          <w:rFonts w:ascii="Times New Roman" w:hAnsi="Times New Roman" w:cs="Times New Roman" w:eastAsia="Times New Roman"/>
+          <w:i/>
+          <w:sz w:val="24"/>
+        </w:rPr>
+        <w:t>bundle</w:t>
+      </w:r>
+      <w:r>
+        <w:rPr>
+          <w:rFonts w:ascii="Times New Roman" w:hAnsi="Times New Roman" w:cs="Times New Roman" w:eastAsia="Times New Roman"/>
+          <w:sz w:val="24"/>
+        </w:rPr>
+        <w:t xml:space="preserve">), e não no </w:t>
+      </w:r>
+      <w:r>
+        <w:rPr>
+          <w:rFonts w:ascii="Times New Roman" w:hAnsi="Times New Roman" w:cs="Times New Roman" w:eastAsia="Times New Roman"/>
+          <w:i/>
+          <w:sz w:val="24"/>
+        </w:rPr>
+        <w:t>backend</w:t>
+      </w:r>
+      <w:r>
+        <w:rPr>
+          <w:rFonts w:ascii="Times New Roman" w:hAnsi="Times New Roman" w:cs="Times New Roman" w:eastAsia="Times New Roman"/>
+          <w:sz w:val="24"/>
+        </w:rPr>
+        <w:t xml:space="preserve">. O ensaio de carga que sustenta o resultado de </w:t>
+      </w:r>
+      <w:r>
+        <w:rPr>
+          <w:rFonts w:ascii="Times New Roman" w:hAnsi="Times New Roman" w:cs="Times New Roman" w:eastAsia="Times New Roman"/>
+          <w:i/>
+          <w:sz w:val="24"/>
+        </w:rPr>
+        <w:t>backend</w:t>
+      </w:r>
+      <w:r>
+        <w:rPr>
+          <w:rFonts w:ascii="Times New Roman" w:hAnsi="Times New Roman" w:cs="Times New Roman" w:eastAsia="Times New Roman"/>
+          <w:sz w:val="24"/>
+        </w:rPr>
+        <w:t xml:space="preserve"> consta do Apêndice C, Figura C.15; note-se que ele corre sobre o volume de dados declarado na Seção 5.4, e vale como piso, não como projeção de operação real (Seção 5.5).</w:t>
       </w:r>
     </w:p>
     <w:p>
@@ -17027,7 +18492,7 @@
           <w:b/>
           <w:sz w:val="24"/>
         </w:rPr>
-        <w:t>7.4 Síntese dos resultados</w:t>
+        <w:t>7.3.6 Manutenibilidade</w:t>
       </w:r>
     </w:p>
     <w:p>
@@ -17040,6 +18505,107 @@
           <w:rFonts w:ascii="Times New Roman" w:hAnsi="Times New Roman" w:cs="Times New Roman" w:eastAsia="Times New Roman"/>
           <w:sz w:val="24"/>
         </w:rPr>
+        <w:t xml:space="preserve">A </w:t>
+      </w:r>
+      <w:r>
+        <w:rPr>
+          <w:rFonts w:ascii="Times New Roman" w:hAnsi="Times New Roman" w:cs="Times New Roman" w:eastAsia="Times New Roman"/>
+          <w:b/>
+          <w:sz w:val="24"/>
+        </w:rPr>
+        <w:t>modularização é sólida</w:t>
+      </w:r>
+      <w:r>
+        <w:rPr>
+          <w:rFonts w:ascii="Times New Roman" w:hAnsi="Times New Roman" w:cs="Times New Roman" w:eastAsia="Times New Roman"/>
+          <w:sz w:val="24"/>
+        </w:rPr>
+        <w:t xml:space="preserve">: </w:t>
+      </w:r>
+      <w:r>
+        <w:rPr>
+          <w:rFonts w:ascii="Times New Roman" w:hAnsi="Times New Roman" w:cs="Times New Roman" w:eastAsia="Times New Roman"/>
+          <w:b/>
+          <w:sz w:val="24"/>
+        </w:rPr>
+        <w:t>0 dependências circulares</w:t>
+      </w:r>
+      <w:r>
+        <w:rPr>
+          <w:rFonts w:ascii="Times New Roman" w:hAnsi="Times New Roman" w:cs="Times New Roman" w:eastAsia="Times New Roman"/>
+          <w:sz w:val="24"/>
+        </w:rPr>
+        <w:t xml:space="preserve">, confirmado por duas ferramentas independentes (Madge, sobre 85 arquivos, e dependency-cruiser, sobre 93 módulos), com grafo de acoplamento saudável (núcleo estável e folhas voláteis). A </w:t>
+      </w:r>
+      <w:r>
+        <w:rPr>
+          <w:rFonts w:ascii="Times New Roman" w:hAnsi="Times New Roman" w:cs="Times New Roman" w:eastAsia="Times New Roman"/>
+          <w:b/>
+          <w:sz w:val="24"/>
+        </w:rPr>
+        <w:t>higiene de código está abaixo do ideal</w:t>
+      </w:r>
+      <w:r>
+        <w:rPr>
+          <w:rFonts w:ascii="Times New Roman" w:hAnsi="Times New Roman" w:cs="Times New Roman" w:eastAsia="Times New Roman"/>
+          <w:sz w:val="24"/>
+        </w:rPr>
+        <w:t xml:space="preserve">: o </w:t>
+      </w:r>
+      <w:r>
+        <w:rPr>
+          <w:rFonts w:ascii="Times New Roman" w:hAnsi="Times New Roman" w:cs="Times New Roman" w:eastAsia="Times New Roman"/>
+          <w:i/>
+          <w:sz w:val="24"/>
+        </w:rPr>
+        <w:t>lint</w:t>
+      </w:r>
+      <w:r>
+        <w:rPr>
+          <w:rFonts w:ascii="Times New Roman" w:hAnsi="Times New Roman" w:cs="Times New Roman" w:eastAsia="Times New Roman"/>
+          <w:sz w:val="24"/>
+        </w:rPr>
+        <w:t xml:space="preserve"> não está zerado (19 violações na configuração atual e 25 sob configuração recomendada, incluindo funções com complexidade ciclomática elevada), e a </w:t>
+      </w:r>
+      <w:r>
+        <w:rPr>
+          <w:rFonts w:ascii="Times New Roman" w:hAnsi="Times New Roman" w:cs="Times New Roman" w:eastAsia="Times New Roman"/>
+          <w:b/>
+          <w:sz w:val="24"/>
+        </w:rPr>
+        <w:t>duplicação na camada de interface é de 4,55%</w:t>
+      </w:r>
+      <w:r>
+        <w:rPr>
+          <w:rFonts w:ascii="Times New Roman" w:hAnsi="Times New Roman" w:cs="Times New Roman" w:eastAsia="Times New Roman"/>
+          <w:sz w:val="24"/>
+        </w:rPr>
+        <w:t xml:space="preserve"> (acima da meta de 3%), com causa localizada — os dois painéis, de cliente e de prestador, compartilham 61 linhas quase idênticas. As execuções constam do Apêndice C (Figuras C.4, C.5, C.6 e C.7).</w:t>
+      </w:r>
+    </w:p>
+    <w:p>
+      <w:pPr>
+        <w:jc w:val="left"/>
+      </w:pPr>
+      <w:r>
+        <w:rPr>
+          <w:rFonts w:ascii="Times New Roman" w:hAnsi="Times New Roman" w:cs="Times New Roman" w:eastAsia="Times New Roman"/>
+          <w:b/>
+          <w:sz w:val="24"/>
+        </w:rPr>
+        <w:t>7.4 Síntese dos resultados</w:t>
+      </w:r>
+    </w:p>
+    <w:p>
+      <w:pPr>
+        <w:ind w:firstLine="700"/>
+        <w:jc w:val="both"/>
+      </w:pPr>
+      <w:r>
+        <w:rPr>
+          <w:rFonts w:ascii="Times New Roman" w:hAnsi="Times New Roman" w:cs="Times New Roman" w:eastAsia="Times New Roman"/>
+          <w:sz w:val="24"/>
+        </w:rPr>
         <w:t xml:space="preserve">A avaliação técnica foi conduzida de ponta a ponta sobre um ambiente reprodutível e emite vereditos </w:t>
       </w:r>
       <w:r>
@@ -17068,7 +18634,7 @@
           <w:b/>
           <w:sz w:val="24"/>
         </w:rPr>
-        <w:t>Tabela 14 — Síntese dos resultados por atributo de qualidade da ISO/IEC 25010</w:t>
+        <w:t>Tabela 15 — Síntese dos resultados por atributo de qualidade da ISO/IEC 25010</w:t>
       </w:r>
     </w:p>
     <w:tbl>
@@ -17572,7 +19138,7 @@
           <w:b/>
           <w:sz w:val="24"/>
         </w:rPr>
-        <w:t>8 CRONOGRAMA</w:t>
+        <w:t>8 CONCLUSÃO</w:t>
       </w:r>
     </w:p>
     <w:p>
@@ -17585,457 +19151,37 @@
           <w:rFonts w:ascii="Times New Roman" w:hAnsi="Times New Roman" w:cs="Times New Roman" w:eastAsia="Times New Roman"/>
           <w:sz w:val="24"/>
         </w:rPr>
-        <w:t xml:space="preserve">O trabalho está organizado em quatro etapas mensais, com entrega final prevista para </w:t>
-      </w:r>
-      <w:r>
-        <w:rPr>
-          <w:rFonts w:ascii="Times New Roman" w:hAnsi="Times New Roman" w:cs="Times New Roman" w:eastAsia="Times New Roman"/>
-          <w:b/>
-          <w:sz w:val="24"/>
-        </w:rPr>
-        <w:t>setembro de 2026</w:t>
-      </w:r>
-      <w:r>
-        <w:rPr>
-          <w:rFonts w:ascii="Times New Roman" w:hAnsi="Times New Roman" w:cs="Times New Roman" w:eastAsia="Times New Roman"/>
-          <w:sz w:val="24"/>
-        </w:rPr>
-        <w:t>.</w:t>
-      </w:r>
-    </w:p>
-    <w:p>
-      <w:pPr>
-        <w:jc w:val="left"/>
-      </w:pPr>
-      <w:r>
-        <w:rPr>
-          <w:rFonts w:ascii="Times New Roman" w:hAnsi="Times New Roman" w:cs="Times New Roman" w:eastAsia="Times New Roman"/>
-          <w:b/>
-          <w:sz w:val="24"/>
-        </w:rPr>
-        <w:t>Tabela 15 — Cronograma de execução do trabalho</w:t>
-      </w:r>
-    </w:p>
-    <w:tbl>
-      <w:tblPr>
-        <w:tblW w:type="auto" w:w="0"/>
-        <w:jc w:val="center"/>
-        <w:tblLayout w:type="autofit"/>
-        <w:tblLook w:firstColumn="1" w:firstRow="1" w:lastColumn="0" w:lastRow="0" w:noHBand="0" w:noVBand="1" w:val="04A0"/>
-        <w:tblBorders>
-          <w:top w:val="single" w:sz="8" w:space="0" w:color="auto"/>
-          <w:bottom w:val="single" w:sz="8" w:space="0" w:color="auto"/>
-          <w:left w:val="none" w:sz="8" w:space="0" w:color="auto"/>
-          <w:right w:val="none" w:sz="8" w:space="0" w:color="auto"/>
-          <w:insideH w:val="none" w:sz="8" w:space="0" w:color="auto"/>
-          <w:insideV w:val="none" w:sz="8" w:space="0" w:color="auto"/>
-        </w:tblBorders>
-      </w:tblPr>
-      <w:tblGrid>
-        <w:gridCol w:w="2268"/>
-        <w:gridCol w:w="2268"/>
-        <w:gridCol w:w="2268"/>
-        <w:gridCol w:w="2268"/>
-      </w:tblGrid>
-      <w:tr>
-        <w:trPr>
-          <w:tblHeader w:val="true"/>
-        </w:trPr>
-        <w:tc>
-          <w:tcPr>
-            <w:tcW w:type="dxa" w:w="2268"/>
-            <w:tcBorders>
-              <w:bottom w:val="single" w:sz="8" w:space="0" w:color="auto"/>
-            </w:tcBorders>
-          </w:tcPr>
-          <w:p>
-            <w:pPr>
-              <w:jc w:val="left"/>
-            </w:pPr>
-            <w:r>
-              <w:rPr>
-                <w:rFonts w:ascii="Times New Roman" w:hAnsi="Times New Roman" w:cs="Times New Roman" w:eastAsia="Times New Roman"/>
-                <w:b/>
-                <w:sz w:val="20"/>
-              </w:rPr>
-              <w:t>Mês (2026)</w:t>
-            </w:r>
-          </w:p>
-        </w:tc>
-        <w:tc>
-          <w:tcPr>
-            <w:tcW w:type="dxa" w:w="2268"/>
-            <w:tcBorders>
-              <w:bottom w:val="single" w:sz="8" w:space="0" w:color="auto"/>
-            </w:tcBorders>
-          </w:tcPr>
-          <w:p>
-            <w:pPr>
-              <w:jc w:val="left"/>
-            </w:pPr>
-            <w:r>
-              <w:rPr>
-                <w:rFonts w:ascii="Times New Roman" w:hAnsi="Times New Roman" w:cs="Times New Roman" w:eastAsia="Times New Roman"/>
-                <w:b/>
-                <w:sz w:val="20"/>
-              </w:rPr>
-              <w:t>Atividades</w:t>
-            </w:r>
-          </w:p>
-        </w:tc>
-        <w:tc>
-          <w:tcPr>
-            <w:tcW w:type="dxa" w:w="2268"/>
-            <w:tcBorders>
-              <w:bottom w:val="single" w:sz="8" w:space="0" w:color="auto"/>
-            </w:tcBorders>
-          </w:tcPr>
-          <w:p>
-            <w:pPr>
-              <w:jc w:val="left"/>
-            </w:pPr>
-            <w:r>
-              <w:rPr>
-                <w:rFonts w:ascii="Times New Roman" w:hAnsi="Times New Roman" w:cs="Times New Roman" w:eastAsia="Times New Roman"/>
-                <w:b/>
-                <w:sz w:val="20"/>
-              </w:rPr>
-              <w:t>Objetivos específicos</w:t>
-            </w:r>
-          </w:p>
-        </w:tc>
-        <w:tc>
-          <w:tcPr>
-            <w:tcW w:type="dxa" w:w="2268"/>
-            <w:tcBorders>
-              <w:bottom w:val="single" w:sz="8" w:space="0" w:color="auto"/>
-            </w:tcBorders>
-          </w:tcPr>
-          <w:p>
-            <w:pPr>
-              <w:jc w:val="left"/>
-            </w:pPr>
-            <w:r>
-              <w:rPr>
-                <w:rFonts w:ascii="Times New Roman" w:hAnsi="Times New Roman" w:cs="Times New Roman" w:eastAsia="Times New Roman"/>
-                <w:b/>
-                <w:sz w:val="20"/>
-              </w:rPr>
-              <w:t>Situação</w:t>
-            </w:r>
-          </w:p>
-        </w:tc>
-      </w:tr>
-      <w:tr>
-        <w:tc>
-          <w:tcPr>
-            <w:tcW w:type="dxa" w:w="2268"/>
-          </w:tcPr>
-          <w:p>
-            <w:pPr>
-              <w:jc w:val="left"/>
-            </w:pPr>
-            <w:r>
-              <w:rPr>
-                <w:rFonts w:ascii="Times New Roman" w:hAnsi="Times New Roman" w:cs="Times New Roman" w:eastAsia="Times New Roman"/>
-                <w:b/>
-                <w:sz w:val="20"/>
-              </w:rPr>
-              <w:t>Junho</w:t>
-            </w:r>
-          </w:p>
-        </w:tc>
-        <w:tc>
-          <w:tcPr>
-            <w:tcW w:type="dxa" w:w="2268"/>
-          </w:tcPr>
-          <w:p>
-            <w:pPr>
-              <w:jc w:val="left"/>
-            </w:pPr>
-            <w:r>
-              <w:rPr>
-                <w:rFonts w:ascii="Times New Roman" w:hAnsi="Times New Roman" w:cs="Times New Roman" w:eastAsia="Times New Roman"/>
-                <w:sz w:val="20"/>
-              </w:rPr>
-              <w:t>Revisão teórica; modelagem arquitetural; definição de métricas</w:t>
-            </w:r>
-          </w:p>
-        </w:tc>
-        <w:tc>
-          <w:tcPr>
-            <w:tcW w:type="dxa" w:w="2268"/>
-          </w:tcPr>
-          <w:p>
-            <w:pPr>
-              <w:jc w:val="left"/>
-            </w:pPr>
-            <w:r>
-              <w:rPr>
-                <w:rFonts w:ascii="Times New Roman" w:hAnsi="Times New Roman" w:cs="Times New Roman" w:eastAsia="Times New Roman"/>
-                <w:sz w:val="20"/>
-              </w:rPr>
-              <w:t>OE1, OE2, OE3, OE4</w:t>
-            </w:r>
-          </w:p>
-        </w:tc>
-        <w:tc>
-          <w:tcPr>
-            <w:tcW w:type="dxa" w:w="2268"/>
-          </w:tcPr>
-          <w:p>
-            <w:pPr>
-              <w:jc w:val="left"/>
-            </w:pPr>
-            <w:r>
-              <w:rPr>
-                <w:rFonts w:ascii="Times New Roman" w:hAnsi="Times New Roman" w:cs="Times New Roman" w:eastAsia="Times New Roman"/>
-                <w:sz w:val="20"/>
-              </w:rPr>
-              <w:t>Concluído</w:t>
-            </w:r>
-          </w:p>
-        </w:tc>
-      </w:tr>
-      <w:tr>
-        <w:tc>
-          <w:tcPr>
-            <w:tcW w:type="dxa" w:w="2268"/>
-          </w:tcPr>
-          <w:p>
-            <w:pPr>
-              <w:jc w:val="left"/>
-            </w:pPr>
-            <w:r>
-              <w:rPr>
-                <w:rFonts w:ascii="Times New Roman" w:hAnsi="Times New Roman" w:cs="Times New Roman" w:eastAsia="Times New Roman"/>
-                <w:b/>
-                <w:sz w:val="20"/>
-              </w:rPr>
-              <w:t>Julho</w:t>
-            </w:r>
-          </w:p>
-        </w:tc>
-        <w:tc>
-          <w:tcPr>
-            <w:tcW w:type="dxa" w:w="2268"/>
-          </w:tcPr>
-          <w:p>
-            <w:pPr>
-              <w:jc w:val="left"/>
-            </w:pPr>
-            <w:r>
-              <w:rPr>
-                <w:rFonts w:ascii="Times New Roman" w:hAnsi="Times New Roman" w:cs="Times New Roman" w:eastAsia="Times New Roman"/>
-                <w:sz w:val="20"/>
-              </w:rPr>
-              <w:t>Consolidação dos modelos UML, BPMN e DER; implementação e ajuste dos fluxos; execução antecipada das medições e ciclo de correção de defeitos</w:t>
-            </w:r>
-          </w:p>
-        </w:tc>
-        <w:tc>
-          <w:tcPr>
-            <w:tcW w:type="dxa" w:w="2268"/>
-          </w:tcPr>
-          <w:p>
-            <w:pPr>
-              <w:jc w:val="left"/>
-            </w:pPr>
-            <w:r>
-              <w:rPr>
-                <w:rFonts w:ascii="Times New Roman" w:hAnsi="Times New Roman" w:cs="Times New Roman" w:eastAsia="Times New Roman"/>
-                <w:sz w:val="20"/>
-              </w:rPr>
-              <w:t>OE2, OE3, OE5, OE6, OE7, OE8</w:t>
-            </w:r>
-          </w:p>
-        </w:tc>
-        <w:tc>
-          <w:tcPr>
-            <w:tcW w:type="dxa" w:w="2268"/>
-          </w:tcPr>
-          <w:p>
-            <w:pPr>
-              <w:jc w:val="left"/>
-            </w:pPr>
-            <w:r>
-              <w:rPr>
-                <w:rFonts w:ascii="Times New Roman" w:hAnsi="Times New Roman" w:cs="Times New Roman" w:eastAsia="Times New Roman"/>
-                <w:sz w:val="20"/>
-              </w:rPr>
-              <w:t>Concluído</w:t>
-            </w:r>
-          </w:p>
-        </w:tc>
-      </w:tr>
-      <w:tr>
-        <w:tc>
-          <w:tcPr>
-            <w:tcW w:type="dxa" w:w="2268"/>
-          </w:tcPr>
-          <w:p>
-            <w:pPr>
-              <w:jc w:val="left"/>
-            </w:pPr>
-            <w:r>
-              <w:rPr>
-                <w:rFonts w:ascii="Times New Roman" w:hAnsi="Times New Roman" w:cs="Times New Roman" w:eastAsia="Times New Roman"/>
-                <w:b/>
-                <w:sz w:val="20"/>
-              </w:rPr>
-              <w:t>Agosto</w:t>
-            </w:r>
-          </w:p>
-        </w:tc>
-        <w:tc>
-          <w:tcPr>
-            <w:tcW w:type="dxa" w:w="2268"/>
-          </w:tcPr>
-          <w:p>
-            <w:pPr>
-              <w:jc w:val="left"/>
-            </w:pPr>
-            <w:r>
-              <w:rPr>
-                <w:rFonts w:ascii="Times New Roman" w:hAnsi="Times New Roman" w:cs="Times New Roman" w:eastAsia="Times New Roman"/>
-                <w:sz w:val="20"/>
-              </w:rPr>
-              <w:t xml:space="preserve">Consolidação e revisão das medições; integração contínua com </w:t>
-            </w:r>
-            <w:r>
-              <w:rPr>
-                <w:rFonts w:ascii="Times New Roman" w:hAnsi="Times New Roman" w:cs="Times New Roman" w:eastAsia="Times New Roman"/>
-                <w:i/>
-                <w:sz w:val="20"/>
-              </w:rPr>
-              <w:t>gates</w:t>
-            </w:r>
-            <w:r>
-              <w:rPr>
-                <w:rFonts w:ascii="Times New Roman" w:hAnsi="Times New Roman" w:cs="Times New Roman" w:eastAsia="Times New Roman"/>
-                <w:sz w:val="20"/>
-              </w:rPr>
-              <w:t xml:space="preserve"> de qualidade; análise dos resultados</w:t>
-            </w:r>
-          </w:p>
-        </w:tc>
-        <w:tc>
-          <w:tcPr>
-            <w:tcW w:type="dxa" w:w="2268"/>
-          </w:tcPr>
-          <w:p>
-            <w:pPr>
-              <w:jc w:val="left"/>
-            </w:pPr>
-            <w:r>
-              <w:rPr>
-                <w:rFonts w:ascii="Times New Roman" w:hAnsi="Times New Roman" w:cs="Times New Roman" w:eastAsia="Times New Roman"/>
-                <w:sz w:val="20"/>
-              </w:rPr>
-              <w:t>OE5, OE6, OE7, OE8, OE9</w:t>
-            </w:r>
-          </w:p>
-        </w:tc>
-        <w:tc>
-          <w:tcPr>
-            <w:tcW w:type="dxa" w:w="2268"/>
-          </w:tcPr>
-          <w:p>
-            <w:pPr>
-              <w:jc w:val="left"/>
-            </w:pPr>
-            <w:r>
-              <w:rPr>
-                <w:rFonts w:ascii="Times New Roman" w:hAnsi="Times New Roman" w:cs="Times New Roman" w:eastAsia="Times New Roman"/>
-                <w:sz w:val="20"/>
-              </w:rPr>
-              <w:t>Em andamento</w:t>
-            </w:r>
-          </w:p>
-        </w:tc>
-      </w:tr>
-      <w:tr>
-        <w:tc>
-          <w:tcPr>
-            <w:tcW w:type="dxa" w:w="2268"/>
-          </w:tcPr>
-          <w:p>
-            <w:pPr>
-              <w:jc w:val="left"/>
-            </w:pPr>
-            <w:r>
-              <w:rPr>
-                <w:rFonts w:ascii="Times New Roman" w:hAnsi="Times New Roman" w:cs="Times New Roman" w:eastAsia="Times New Roman"/>
-                <w:b/>
-                <w:sz w:val="20"/>
-              </w:rPr>
-              <w:t>Setembro</w:t>
-            </w:r>
-          </w:p>
-        </w:tc>
-        <w:tc>
-          <w:tcPr>
-            <w:tcW w:type="dxa" w:w="2268"/>
-          </w:tcPr>
-          <w:p>
-            <w:pPr>
-              <w:jc w:val="left"/>
-            </w:pPr>
-            <w:r>
-              <w:rPr>
-                <w:rFonts w:ascii="Times New Roman" w:hAnsi="Times New Roman" w:cs="Times New Roman" w:eastAsia="Times New Roman"/>
-                <w:sz w:val="20"/>
-              </w:rPr>
-              <w:t>Redação final; revisão; apresentação; entrega</w:t>
-            </w:r>
-          </w:p>
-        </w:tc>
-        <w:tc>
-          <w:tcPr>
-            <w:tcW w:type="dxa" w:w="2268"/>
-          </w:tcPr>
-          <w:p>
-            <w:pPr>
-              <w:jc w:val="left"/>
-            </w:pPr>
-            <w:r>
-              <w:rPr>
-                <w:rFonts w:ascii="Times New Roman" w:hAnsi="Times New Roman" w:cs="Times New Roman" w:eastAsia="Times New Roman"/>
-                <w:sz w:val="20"/>
-              </w:rPr>
-              <w:t>OE9</w:t>
-            </w:r>
-          </w:p>
-        </w:tc>
-        <w:tc>
-          <w:tcPr>
-            <w:tcW w:type="dxa" w:w="2268"/>
-          </w:tcPr>
-          <w:p>
-            <w:pPr>
-              <w:jc w:val="left"/>
-            </w:pPr>
-            <w:r>
-              <w:rPr>
-                <w:rFonts w:ascii="Times New Roman" w:hAnsi="Times New Roman" w:cs="Times New Roman" w:eastAsia="Times New Roman"/>
-                <w:sz w:val="20"/>
-              </w:rPr>
-              <w:t>Planejado</w:t>
-            </w:r>
-          </w:p>
-        </w:tc>
-      </w:tr>
-    </w:tbl>
-    <w:p>
-      <w:pPr>
-        <w:jc w:val="left"/>
-      </w:pPr>
-      <w:r>
-        <w:rPr>
-          <w:rFonts w:ascii="Times New Roman" w:hAnsi="Times New Roman" w:cs="Times New Roman" w:eastAsia="Times New Roman"/>
-          <w:sz w:val="20"/>
-        </w:rPr>
-        <w:t>Fonte: elaborado pelos autores (2026).</w:t>
+        <w:t xml:space="preserve">Este trabalho investigou como avaliar tecnicamente uma arquitetura web baseada em BaaS e </w:t>
+      </w:r>
+      <w:r>
+        <w:rPr>
+          <w:rFonts w:ascii="Times New Roman" w:hAnsi="Times New Roman" w:cs="Times New Roman" w:eastAsia="Times New Roman"/>
+          <w:i/>
+          <w:sz w:val="24"/>
+        </w:rPr>
+        <w:t>Serverless</w:t>
+      </w:r>
+      <w:r>
+        <w:rPr>
+          <w:rFonts w:ascii="Times New Roman" w:hAnsi="Times New Roman" w:cs="Times New Roman" w:eastAsia="Times New Roman"/>
+          <w:sz w:val="24"/>
+        </w:rPr>
+        <w:t xml:space="preserve"> por meio de métricas e testes de Engenharia de Software. A resposta oferecida à questão de pesquisa é um </w:t>
+      </w:r>
+      <w:r>
+        <w:rPr>
+          <w:rFonts w:ascii="Times New Roman" w:hAnsi="Times New Roman" w:cs="Times New Roman" w:eastAsia="Times New Roman"/>
+          <w:b/>
+          <w:sz w:val="24"/>
+        </w:rPr>
+        <w:t>procedimento de avaliação arquitetural</w:t>
+      </w:r>
+      <w:r>
+        <w:rPr>
+          <w:rFonts w:ascii="Times New Roman" w:hAnsi="Times New Roman" w:cs="Times New Roman" w:eastAsia="Times New Roman"/>
+          <w:sz w:val="24"/>
+        </w:rPr>
+        <w:t xml:space="preserve"> que articula três elementos: o modelo de qualidade da ISO/IEC 25010 (2011), que fornece a taxonomia dos atributos; o método ATAM (CLEMENTS; KAZMAN; KLEIN, 2002), que organiza a análise qualitativa em cenários, riscos e pontos de compromisso; e um conjunto instrumentado de ferramentas de teste automatizado, análise estática, desempenho e segurança, que produz a evidência quantitativa. O procedimento foi aplicado integralmente à plataforma Hubservi, adotada como instrumento por permitir o acesso irrestrito ao código, ao esquema e ao ambiente que a avaliação exige.</w:t>
       </w:r>
     </w:p>
     <w:p>
@@ -18046,45 +19192,39 @@
       <w:r>
         <w:rPr>
           <w:rFonts w:ascii="Times New Roman" w:hAnsi="Times New Roman" w:cs="Times New Roman" w:eastAsia="Times New Roman"/>
-          <w:b/>
-          <w:sz w:val="24"/>
-        </w:rPr>
-        <w:t>Nota sobre a antecipação.</w:t>
-      </w:r>
-      <w:r>
-        <w:rPr>
-          <w:rFonts w:ascii="Times New Roman" w:hAnsi="Times New Roman" w:cs="Times New Roman" w:eastAsia="Times New Roman"/>
-          <w:sz w:val="24"/>
-        </w:rPr>
-        <w:t xml:space="preserve"> A coleta de resultados quantitativos, originalmente prevista para agosto de 2026, foi antecipada e executada em julho de 2026; os resultados constam da Seção 7 e o registro reprodutível correspondente, de </w:t>
-      </w:r>
-      <w:r>
-        <w:rPr>
-          <w:rFonts w:ascii="Times New Roman" w:hAnsi="Times New Roman" w:cs="Times New Roman" w:eastAsia="Times New Roman"/>
-          <w:i/>
-          <w:sz w:val="24"/>
-        </w:rPr>
-        <w:t>docs/tcc/medicoes/</w:t>
-      </w:r>
-      <w:r>
-        <w:rPr>
-          <w:rFonts w:ascii="Times New Roman" w:hAnsi="Times New Roman" w:cs="Times New Roman" w:eastAsia="Times New Roman"/>
-          <w:sz w:val="24"/>
-        </w:rPr>
-        <w:t>. A varredura dinâmica de segurança (DAST) permanece a única medição pendente, condicionada à publicação da URL de produção.</w:t>
-      </w:r>
-    </w:p>
-    <w:p>
-      <w:pPr>
-        <w:jc w:val="left"/>
-      </w:pPr>
-      <w:r>
-        <w:rPr>
-          <w:rFonts w:ascii="Times New Roman" w:hAnsi="Times New Roman" w:cs="Times New Roman" w:eastAsia="Times New Roman"/>
-          <w:b/>
-          <w:sz w:val="24"/>
-        </w:rPr>
-        <w:t>9 CONCLUSÃO</w:t>
+          <w:sz w:val="24"/>
+        </w:rPr>
+        <w:t xml:space="preserve">Os resultados demonstram que o procedimento é capaz de </w:t>
+      </w:r>
+      <w:r>
+        <w:rPr>
+          <w:rFonts w:ascii="Times New Roman" w:hAnsi="Times New Roman" w:cs="Times New Roman" w:eastAsia="Times New Roman"/>
+          <w:b/>
+          <w:sz w:val="24"/>
+        </w:rPr>
+        <w:t>localizar deficiências com precisão</w:t>
+      </w:r>
+      <w:r>
+        <w:rPr>
+          <w:rFonts w:ascii="Times New Roman" w:hAnsi="Times New Roman" w:cs="Times New Roman" w:eastAsia="Times New Roman"/>
+          <w:sz w:val="24"/>
+        </w:rPr>
+        <w:t xml:space="preserve">, e não apenas de emitir um juízo agregado. Três defeitos reais foram detectados, corrigidos e re-medidos: a exposição de dados pessoais a qualquer usuário autenticado, decorrente de política de RLS excessivamente permissiva; a ausência de validação do prestador na inserção de avaliações; e a incapacidade de o histórico de </w:t>
+      </w:r>
+      <w:r>
+        <w:rPr>
+          <w:rFonts w:ascii="Times New Roman" w:hAnsi="Times New Roman" w:cs="Times New Roman" w:eastAsia="Times New Roman"/>
+          <w:i/>
+          <w:sz w:val="24"/>
+        </w:rPr>
+        <w:t>migrations</w:t>
+      </w:r>
+      <w:r>
+        <w:rPr>
+          <w:rFonts w:ascii="Times New Roman" w:hAnsi="Times New Roman" w:cs="Times New Roman" w:eastAsia="Times New Roman"/>
+          <w:sz w:val="24"/>
+        </w:rPr>
+        <w:t xml:space="preserve"> reconstruir um sistema funcional do zero, por privilégios aplicados fora do controle de versão. Os três são achados característicos do paradigma BaaS — todos residem em configuração declarativa ou no serviço gerenciado, e nenhum se manifestava como erro funcional aparente na aplicação.</w:t>
       </w:r>
     </w:p>
     <w:p>
@@ -18097,37 +19237,67 @@
           <w:rFonts w:ascii="Times New Roman" w:hAnsi="Times New Roman" w:cs="Times New Roman" w:eastAsia="Times New Roman"/>
           <w:sz w:val="24"/>
         </w:rPr>
-        <w:t xml:space="preserve">Este trabalho investigou como avaliar tecnicamente uma arquitetura web baseada em BaaS e </w:t>
-      </w:r>
-      <w:r>
-        <w:rPr>
-          <w:rFonts w:ascii="Times New Roman" w:hAnsi="Times New Roman" w:cs="Times New Roman" w:eastAsia="Times New Roman"/>
-          <w:i/>
-          <w:sz w:val="24"/>
-        </w:rPr>
-        <w:t>Serverless</w:t>
-      </w:r>
-      <w:r>
-        <w:rPr>
-          <w:rFonts w:ascii="Times New Roman" w:hAnsi="Times New Roman" w:cs="Times New Roman" w:eastAsia="Times New Roman"/>
-          <w:sz w:val="24"/>
-        </w:rPr>
-        <w:t xml:space="preserve"> por meio de métricas e testes de Engenharia de Software. A resposta oferecida à questão de pesquisa é um </w:t>
-      </w:r>
-      <w:r>
-        <w:rPr>
-          <w:rFonts w:ascii="Times New Roman" w:hAnsi="Times New Roman" w:cs="Times New Roman" w:eastAsia="Times New Roman"/>
-          <w:b/>
-          <w:sz w:val="24"/>
-        </w:rPr>
-        <w:t>procedimento de avaliação arquitetural</w:t>
-      </w:r>
-      <w:r>
-        <w:rPr>
-          <w:rFonts w:ascii="Times New Roman" w:hAnsi="Times New Roman" w:cs="Times New Roman" w:eastAsia="Times New Roman"/>
-          <w:sz w:val="24"/>
-        </w:rPr>
-        <w:t xml:space="preserve"> que articula três elementos: o modelo de qualidade da ISO/IEC 25010 (2011), que fornece a taxonomia dos atributos; o método ATAM (CLEMENTS; KAZMAN; KLEIN, 2002), que organiza a análise qualitativa em cenários, riscos e pontos de compromisso; e um conjunto instrumentado de ferramentas de teste automatizado, análise estática, desempenho e segurança, que produz a evidência quantitativa. O procedimento foi aplicado integralmente à plataforma Hubservi, adotada como instrumento por permitir o acesso irrestrito ao código, ao esquema e ao ambiente que a avaliação exige.</w:t>
+        <w:t xml:space="preserve">A avaliação também evidenciou que vereditos por camada são mais informativos do que um veredito único: enquanto o </w:t>
+      </w:r>
+      <w:r>
+        <w:rPr>
+          <w:rFonts w:ascii="Times New Roman" w:hAnsi="Times New Roman" w:cs="Times New Roman" w:eastAsia="Times New Roman"/>
+          <w:i/>
+          <w:sz w:val="24"/>
+        </w:rPr>
+        <w:t>backend</w:t>
+      </w:r>
+      <w:r>
+        <w:rPr>
+          <w:rFonts w:ascii="Times New Roman" w:hAnsi="Times New Roman" w:cs="Times New Roman" w:eastAsia="Times New Roman"/>
+          <w:sz w:val="24"/>
+        </w:rPr>
+        <w:t xml:space="preserve"> atende folgadamente ao critério de desempenho, o carregamento inicial do </w:t>
+      </w:r>
+      <w:r>
+        <w:rPr>
+          <w:rFonts w:ascii="Times New Roman" w:hAnsi="Times New Roman" w:cs="Times New Roman" w:eastAsia="Times New Roman"/>
+          <w:i/>
+          <w:sz w:val="24"/>
+        </w:rPr>
+        <w:t>frontend</w:t>
+      </w:r>
+      <w:r>
+        <w:rPr>
+          <w:rFonts w:ascii="Times New Roman" w:hAnsi="Times New Roman" w:cs="Times New Roman" w:eastAsia="Times New Roman"/>
+          <w:sz w:val="24"/>
+        </w:rPr>
+        <w:t xml:space="preserve"> permanece abaixo da meta mesmo após otimização por </w:t>
+      </w:r>
+      <w:r>
+        <w:rPr>
+          <w:rFonts w:ascii="Times New Roman" w:hAnsi="Times New Roman" w:cs="Times New Roman" w:eastAsia="Times New Roman"/>
+          <w:i/>
+          <w:sz w:val="24"/>
+        </w:rPr>
+        <w:t>code-splitting</w:t>
+      </w:r>
+      <w:r>
+        <w:rPr>
+          <w:rFonts w:ascii="Times New Roman" w:hAnsi="Times New Roman" w:cs="Times New Roman" w:eastAsia="Times New Roman"/>
+          <w:sz w:val="24"/>
+        </w:rPr>
+        <w:t xml:space="preserve">, o que confirma quantitativamente o ponto de compromisso identificado na análise ATAM — a arquitetura SPA transfere ao cliente parte do desempenho percebido. De modo análogo, a manutenibilidade apresenta estrutura sólida, sem dependências circulares, convivendo com higiene de código abaixo do ideal em </w:t>
+      </w:r>
+      <w:r>
+        <w:rPr>
+          <w:rFonts w:ascii="Times New Roman" w:hAnsi="Times New Roman" w:cs="Times New Roman" w:eastAsia="Times New Roman"/>
+          <w:i/>
+          <w:sz w:val="24"/>
+        </w:rPr>
+        <w:t>lint</w:t>
+      </w:r>
+      <w:r>
+        <w:rPr>
+          <w:rFonts w:ascii="Times New Roman" w:hAnsi="Times New Roman" w:cs="Times New Roman" w:eastAsia="Times New Roman"/>
+          <w:sz w:val="24"/>
+        </w:rPr>
+        <w:t xml:space="preserve"> e duplicação.</w:t>
       </w:r>
     </w:p>
     <w:p>
@@ -18140,37 +19310,80 @@
           <w:rFonts w:ascii="Times New Roman" w:hAnsi="Times New Roman" w:cs="Times New Roman" w:eastAsia="Times New Roman"/>
           <w:sz w:val="24"/>
         </w:rPr>
-        <w:t xml:space="preserve">Os resultados demonstram que o procedimento é capaz de </w:t>
-      </w:r>
-      <w:r>
-        <w:rPr>
-          <w:rFonts w:ascii="Times New Roman" w:hAnsi="Times New Roman" w:cs="Times New Roman" w:eastAsia="Times New Roman"/>
-          <w:b/>
-          <w:sz w:val="24"/>
-        </w:rPr>
-        <w:t>localizar deficiências com precisão</w:t>
-      </w:r>
-      <w:r>
-        <w:rPr>
-          <w:rFonts w:ascii="Times New Roman" w:hAnsi="Times New Roman" w:cs="Times New Roman" w:eastAsia="Times New Roman"/>
-          <w:sz w:val="24"/>
-        </w:rPr>
-        <w:t xml:space="preserve">, e não apenas de emitir um juízo agregado. Três defeitos reais foram detectados, corrigidos e re-medidos: a exposição de dados pessoais a qualquer usuário autenticado, decorrente de política de RLS excessivamente permissiva; a ausência de validação do prestador na inserção de avaliações; e a incapacidade de o histórico de </w:t>
-      </w:r>
-      <w:r>
-        <w:rPr>
-          <w:rFonts w:ascii="Times New Roman" w:hAnsi="Times New Roman" w:cs="Times New Roman" w:eastAsia="Times New Roman"/>
-          <w:i/>
-          <w:sz w:val="24"/>
-        </w:rPr>
-        <w:t>migrations</w:t>
-      </w:r>
-      <w:r>
-        <w:rPr>
-          <w:rFonts w:ascii="Times New Roman" w:hAnsi="Times New Roman" w:cs="Times New Roman" w:eastAsia="Times New Roman"/>
-          <w:sz w:val="24"/>
-        </w:rPr>
-        <w:t xml:space="preserve"> reconstruir um sistema funcional do zero, por privilégios aplicados fora do controle de versão. Os três são achados característicos do paradigma BaaS — todos residem em configuração declarativa ou no serviço gerenciado, e nenhum se manifestava como erro funcional aparente na aplicação.</w:t>
+        <w:t xml:space="preserve">A principal contribuição é metodológica: um roteiro reprodutível, com registro de evidências e critérios fixados antes da coleta, transferível a outras aplicações que adotem o mesmo paradigma. A contribuição prática, para a plataforma avaliada, materializa-se nas correções aplicadas e nos </w:t>
+      </w:r>
+      <w:r>
+        <w:rPr>
+          <w:rFonts w:ascii="Times New Roman" w:hAnsi="Times New Roman" w:cs="Times New Roman" w:eastAsia="Times New Roman"/>
+          <w:i/>
+          <w:sz w:val="24"/>
+        </w:rPr>
+        <w:t>gates</w:t>
+      </w:r>
+      <w:r>
+        <w:rPr>
+          <w:rFonts w:ascii="Times New Roman" w:hAnsi="Times New Roman" w:cs="Times New Roman" w:eastAsia="Times New Roman"/>
+          <w:sz w:val="24"/>
+        </w:rPr>
+        <w:t xml:space="preserve"> automatizados incorporados à integração contínua. Como </w:t>
+      </w:r>
+      <w:r>
+        <w:rPr>
+          <w:rFonts w:ascii="Times New Roman" w:hAnsi="Times New Roman" w:cs="Times New Roman" w:eastAsia="Times New Roman"/>
+          <w:b/>
+          <w:sz w:val="24"/>
+        </w:rPr>
+        <w:t>limitações</w:t>
+      </w:r>
+      <w:r>
+        <w:rPr>
+          <w:rFonts w:ascii="Times New Roman" w:hAnsi="Times New Roman" w:cs="Times New Roman" w:eastAsia="Times New Roman"/>
+          <w:sz w:val="24"/>
+        </w:rPr>
+        <w:t xml:space="preserve">, registram-se a varredura dinâmica de segurança (DAST) ainda pendente de execução contra a URL de produção, a condução da avaliação pela própria equipe desenvolvedora — o que exigiu explicitar critérios previamente para mitigar viés — e a generalização restrita a um único caso. Como </w:t>
+      </w:r>
+      <w:r>
+        <w:rPr>
+          <w:rFonts w:ascii="Times New Roman" w:hAnsi="Times New Roman" w:cs="Times New Roman" w:eastAsia="Times New Roman"/>
+          <w:b/>
+          <w:sz w:val="24"/>
+        </w:rPr>
+        <w:t>trabalhos futuros</w:t>
+      </w:r>
+      <w:r>
+        <w:rPr>
+          <w:rFonts w:ascii="Times New Roman" w:hAnsi="Times New Roman" w:cs="Times New Roman" w:eastAsia="Times New Roman"/>
+          <w:sz w:val="24"/>
+        </w:rPr>
+        <w:t xml:space="preserve">, propõem-se a execução do DAST em ambiente publicado, a aplicação do mesmo procedimento a outras plataformas BaaS para avaliar sua transferibilidade, a redução da duplicação identificada entre os painéis e a continuidade da otimização de carregamento do </w:t>
+      </w:r>
+      <w:r>
+        <w:rPr>
+          <w:rFonts w:ascii="Times New Roman" w:hAnsi="Times New Roman" w:cs="Times New Roman" w:eastAsia="Times New Roman"/>
+          <w:i/>
+          <w:sz w:val="24"/>
+        </w:rPr>
+        <w:t>frontend</w:t>
+      </w:r>
+      <w:r>
+        <w:rPr>
+          <w:rFonts w:ascii="Times New Roman" w:hAnsi="Times New Roman" w:cs="Times New Roman" w:eastAsia="Times New Roman"/>
+          <w:sz w:val="24"/>
+        </w:rPr>
+        <w:t xml:space="preserve"> até o alcance da meta de LCP.</w:t>
+      </w:r>
+    </w:p>
+    <w:p>
+      <w:pPr>
+        <w:jc w:val="left"/>
+      </w:pPr>
+      <w:r>
+        <w:rPr>
+          <w:rFonts w:ascii="Times New Roman" w:hAnsi="Times New Roman" w:cs="Times New Roman" w:eastAsia="Times New Roman"/>
+          <w:b/>
+          <w:sz w:val="24"/>
+        </w:rPr>
+        <w:t>REFERÊNCIAS</w:t>
       </w:r>
     </w:p>
     <w:p>
@@ -18183,165 +19396,6 @@
           <w:rFonts w:ascii="Times New Roman" w:hAnsi="Times New Roman" w:cs="Times New Roman" w:eastAsia="Times New Roman"/>
           <w:sz w:val="24"/>
         </w:rPr>
-        <w:t xml:space="preserve">A avaliação também evidenciou que vereditos por camada são mais informativos do que um veredito único: enquanto o </w:t>
-      </w:r>
-      <w:r>
-        <w:rPr>
-          <w:rFonts w:ascii="Times New Roman" w:hAnsi="Times New Roman" w:cs="Times New Roman" w:eastAsia="Times New Roman"/>
-          <w:i/>
-          <w:sz w:val="24"/>
-        </w:rPr>
-        <w:t>backend</w:t>
-      </w:r>
-      <w:r>
-        <w:rPr>
-          <w:rFonts w:ascii="Times New Roman" w:hAnsi="Times New Roman" w:cs="Times New Roman" w:eastAsia="Times New Roman"/>
-          <w:sz w:val="24"/>
-        </w:rPr>
-        <w:t xml:space="preserve"> atende folgadamente ao critério de desempenho, o carregamento inicial do </w:t>
-      </w:r>
-      <w:r>
-        <w:rPr>
-          <w:rFonts w:ascii="Times New Roman" w:hAnsi="Times New Roman" w:cs="Times New Roman" w:eastAsia="Times New Roman"/>
-          <w:i/>
-          <w:sz w:val="24"/>
-        </w:rPr>
-        <w:t>frontend</w:t>
-      </w:r>
-      <w:r>
-        <w:rPr>
-          <w:rFonts w:ascii="Times New Roman" w:hAnsi="Times New Roman" w:cs="Times New Roman" w:eastAsia="Times New Roman"/>
-          <w:sz w:val="24"/>
-        </w:rPr>
-        <w:t xml:space="preserve"> permanece abaixo da meta mesmo após otimização por </w:t>
-      </w:r>
-      <w:r>
-        <w:rPr>
-          <w:rFonts w:ascii="Times New Roman" w:hAnsi="Times New Roman" w:cs="Times New Roman" w:eastAsia="Times New Roman"/>
-          <w:i/>
-          <w:sz w:val="24"/>
-        </w:rPr>
-        <w:t>code-splitting</w:t>
-      </w:r>
-      <w:r>
-        <w:rPr>
-          <w:rFonts w:ascii="Times New Roman" w:hAnsi="Times New Roman" w:cs="Times New Roman" w:eastAsia="Times New Roman"/>
-          <w:sz w:val="24"/>
-        </w:rPr>
-        <w:t xml:space="preserve">, o que confirma quantitativamente o ponto de compromisso identificado na análise ATAM — a arquitetura SPA transfere ao cliente parte do desempenho percebido. De modo análogo, a manutenibilidade apresenta estrutura sólida, sem dependências circulares, convivendo com higiene de código abaixo do ideal em </w:t>
-      </w:r>
-      <w:r>
-        <w:rPr>
-          <w:rFonts w:ascii="Times New Roman" w:hAnsi="Times New Roman" w:cs="Times New Roman" w:eastAsia="Times New Roman"/>
-          <w:i/>
-          <w:sz w:val="24"/>
-        </w:rPr>
-        <w:t>lint</w:t>
-      </w:r>
-      <w:r>
-        <w:rPr>
-          <w:rFonts w:ascii="Times New Roman" w:hAnsi="Times New Roman" w:cs="Times New Roman" w:eastAsia="Times New Roman"/>
-          <w:sz w:val="24"/>
-        </w:rPr>
-        <w:t xml:space="preserve"> e duplicação.</w:t>
-      </w:r>
-    </w:p>
-    <w:p>
-      <w:pPr>
-        <w:ind w:firstLine="700"/>
-        <w:jc w:val="both"/>
-      </w:pPr>
-      <w:r>
-        <w:rPr>
-          <w:rFonts w:ascii="Times New Roman" w:hAnsi="Times New Roman" w:cs="Times New Roman" w:eastAsia="Times New Roman"/>
-          <w:sz w:val="24"/>
-        </w:rPr>
-        <w:t xml:space="preserve">A principal contribuição é metodológica: um roteiro reprodutível, com registro de evidências e critérios fixados antes da coleta, transferível a outras aplicações que adotem o mesmo paradigma. A contribuição prática, para a plataforma avaliada, materializa-se nas correções aplicadas e nos </w:t>
-      </w:r>
-      <w:r>
-        <w:rPr>
-          <w:rFonts w:ascii="Times New Roman" w:hAnsi="Times New Roman" w:cs="Times New Roman" w:eastAsia="Times New Roman"/>
-          <w:i/>
-          <w:sz w:val="24"/>
-        </w:rPr>
-        <w:t>gates</w:t>
-      </w:r>
-      <w:r>
-        <w:rPr>
-          <w:rFonts w:ascii="Times New Roman" w:hAnsi="Times New Roman" w:cs="Times New Roman" w:eastAsia="Times New Roman"/>
-          <w:sz w:val="24"/>
-        </w:rPr>
-        <w:t xml:space="preserve"> automatizados incorporados à integração contínua. Como </w:t>
-      </w:r>
-      <w:r>
-        <w:rPr>
-          <w:rFonts w:ascii="Times New Roman" w:hAnsi="Times New Roman" w:cs="Times New Roman" w:eastAsia="Times New Roman"/>
-          <w:b/>
-          <w:sz w:val="24"/>
-        </w:rPr>
-        <w:t>limitações</w:t>
-      </w:r>
-      <w:r>
-        <w:rPr>
-          <w:rFonts w:ascii="Times New Roman" w:hAnsi="Times New Roman" w:cs="Times New Roman" w:eastAsia="Times New Roman"/>
-          <w:sz w:val="24"/>
-        </w:rPr>
-        <w:t xml:space="preserve">, registram-se a varredura dinâmica de segurança (DAST) ainda pendente de execução contra a URL de produção, a condução da avaliação pela própria equipe desenvolvedora — o que exigiu explicitar critérios previamente para mitigar viés — e a generalização restrita a um único caso. Como </w:t>
-      </w:r>
-      <w:r>
-        <w:rPr>
-          <w:rFonts w:ascii="Times New Roman" w:hAnsi="Times New Roman" w:cs="Times New Roman" w:eastAsia="Times New Roman"/>
-          <w:b/>
-          <w:sz w:val="24"/>
-        </w:rPr>
-        <w:t>trabalhos futuros</w:t>
-      </w:r>
-      <w:r>
-        <w:rPr>
-          <w:rFonts w:ascii="Times New Roman" w:hAnsi="Times New Roman" w:cs="Times New Roman" w:eastAsia="Times New Roman"/>
-          <w:sz w:val="24"/>
-        </w:rPr>
-        <w:t xml:space="preserve">, propõem-se a execução do DAST em ambiente publicado, a aplicação do mesmo procedimento a outras plataformas BaaS para avaliar sua transferibilidade, a redução da duplicação identificada entre os painéis e a continuidade da otimização de carregamento do </w:t>
-      </w:r>
-      <w:r>
-        <w:rPr>
-          <w:rFonts w:ascii="Times New Roman" w:hAnsi="Times New Roman" w:cs="Times New Roman" w:eastAsia="Times New Roman"/>
-          <w:i/>
-          <w:sz w:val="24"/>
-        </w:rPr>
-        <w:t>frontend</w:t>
-      </w:r>
-      <w:r>
-        <w:rPr>
-          <w:rFonts w:ascii="Times New Roman" w:hAnsi="Times New Roman" w:cs="Times New Roman" w:eastAsia="Times New Roman"/>
-          <w:sz w:val="24"/>
-        </w:rPr>
-        <w:t xml:space="preserve"> até o alcance da meta de LCP.</w:t>
-      </w:r>
-    </w:p>
-    <w:p>
-      <w:pPr>
-        <w:jc w:val="left"/>
-      </w:pPr>
-      <w:r>
-        <w:rPr>
-          <w:rFonts w:ascii="Times New Roman" w:hAnsi="Times New Roman" w:cs="Times New Roman" w:eastAsia="Times New Roman"/>
-          <w:b/>
-          <w:sz w:val="24"/>
-        </w:rPr>
-        <w:t>REFERÊNCIAS</w:t>
-      </w:r>
-    </w:p>
-    <w:p>
-      <w:pPr>
-        <w:ind w:firstLine="700"/>
-        <w:jc w:val="both"/>
-      </w:pPr>
-      <w:r>
-        <w:rPr>
-          <w:rFonts w:ascii="Times New Roman" w:hAnsi="Times New Roman" w:cs="Times New Roman" w:eastAsia="Times New Roman"/>
-          <w:sz w:val="24"/>
-        </w:rPr>
         <w:t xml:space="preserve">ASSOCIAÇÃO BRASILEIRA DE NORMAS TÉCNICAS. </w:t>
       </w:r>
       <w:r>
@@ -18532,7 +19586,7 @@
           <w:rFonts w:ascii="Times New Roman" w:hAnsi="Times New Roman" w:cs="Times New Roman" w:eastAsia="Times New Roman"/>
           <w:sz w:val="24"/>
         </w:rPr>
-        <w:t>: material suplementar. Franca: Uni-FACEF, 2026a. Disponível em: https://github.com/Richardy-Rodrigues/hubservi/blob/tcc-v1/docs/tcc/apendice-a-diagramas.md. Acesso em: 20 ago. 2026.</w:t>
+        <w:t>: material suplementar. Franca: Uni-FACEF, 2026a. Disponível em: https://github.com/Richardy-Rodrigues/hubservi/blob/tcc-v2/docs/tcc/apendice-a-diagramas.md. Acesso em: 20 ago. 2026.</w:t>
       </w:r>
       <w:r>
         <w:br/>
@@ -18557,7 +19611,32 @@
           <w:rFonts w:ascii="Times New Roman" w:hAnsi="Times New Roman" w:cs="Times New Roman" w:eastAsia="Times New Roman"/>
           <w:sz w:val="24"/>
         </w:rPr>
-        <w:t>: material suplementar. Franca: Uni-FACEF, 2026b. Disponível em: https://github.com/Richardy-Rodrigues/hubservi/blob/tcc-v1/docs/tcc/apendice-b-reproducao.md. Acesso em: 20 ago. 2026.</w:t>
+        <w:t>: material suplementar. Franca: Uni-FACEF, 2026b. Disponível em: https://github.com/Richardy-Rodrigues/hubservi/blob/tcc-v2/docs/tcc/apendice-b-reproducao.md. Acesso em: 20 ago. 2026.</w:t>
+      </w:r>
+      <w:r>
+        <w:br/>
+      </w:r>
+      <w:r>
+        <w:rPr>
+          <w:rFonts w:ascii="Times New Roman" w:hAnsi="Times New Roman" w:cs="Times New Roman" w:eastAsia="Times New Roman"/>
+          <w:sz w:val="24"/>
+        </w:rPr>
+        <w:t xml:space="preserve">VIEIRA, Pedro Conrado Fernandes; COSTA, Richardy Gabriel Rodrigues da. </w:t>
+      </w:r>
+      <w:r>
+        <w:rPr>
+          <w:rFonts w:ascii="Times New Roman" w:hAnsi="Times New Roman" w:cs="Times New Roman" w:eastAsia="Times New Roman"/>
+          <w:b/>
+          <w:sz w:val="24"/>
+        </w:rPr>
+        <w:t>Apêndice C — Evidências de execução</w:t>
+      </w:r>
+      <w:r>
+        <w:rPr>
+          <w:rFonts w:ascii="Times New Roman" w:hAnsi="Times New Roman" w:cs="Times New Roman" w:eastAsia="Times New Roman"/>
+          <w:sz w:val="24"/>
+        </w:rPr>
+        <w:t>: material suplementar. Franca: Uni-FACEF, 2026c. Disponível em: https://github.com/Richardy-Rodrigues/hubservi/blob/tcc-v2/docs/tcc/apendice-c-evidencias.md. Acesso em: 28 ago. 2026.</w:t>
       </w:r>
     </w:p>
     <w:sectPr>
